--- a/site/downloads/handbook-A2.docx
+++ b/site/downloads/handbook-A2.docx
@@ -2026,7 +2026,7 @@
           <w:b w:val="0"/>
           <w:i w:val="0"/>
         </w:rPr>
-        <w:t>Starter code:</w:t>
+        <w:t>Shape of the answer. The reference solution defines these names. Write the bodies yourself.</w:t>
       </w:r>
     </w:p>
     <w:tbl>
@@ -2064,7 +2064,7 @@
                 <w:b w:val="0"/>
                 <w:sz w:val="16"/>
               </w:rPr>
-              <w:t>from pyspark.sql import DataFrame</w:t>
+              <w:t># Add the four bronze audit columns to a delivery.</w:t>
             </w:r>
           </w:p>
           <w:p>
@@ -2087,7 +2087,7 @@
                 <w:b w:val="0"/>
                 <w:sz w:val="16"/>
               </w:rPr>
-              <w:t>from pyspark.sql import functions as F</w:t>
+              <w:t>def add_audit_columns(</w:t>
             </w:r>
           </w:p>
           <w:p>
@@ -2110,7 +2110,7 @@
                 <w:b w:val="0"/>
                 <w:sz w:val="16"/>
               </w:rPr>
-              <w:t xml:space="preserve"> </w:t>
+              <w:t xml:space="preserve">    df: DataFrame,</w:t>
             </w:r>
           </w:p>
           <w:p>
@@ -2133,7 +2133,7 @@
                 <w:b w:val="0"/>
                 <w:sz w:val="16"/>
               </w:rPr>
-              <w:t xml:space="preserve"> </w:t>
+              <w:t xml:space="preserve">    ingestion_id: str,</w:t>
             </w:r>
           </w:p>
           <w:p>
@@ -2156,7 +2156,7 @@
                 <w:b w:val="0"/>
                 <w:sz w:val="16"/>
               </w:rPr>
-              <w:t>def add_audit_columns(df: DataFrame, ingestion_id: str, source_file: str, delivery_version: int) -&gt; DataFrame:</w:t>
+              <w:t xml:space="preserve">    source_file: str,</w:t>
             </w:r>
           </w:p>
           <w:p>
@@ -2179,7 +2179,30 @@
                 <w:b w:val="0"/>
                 <w:sz w:val="16"/>
               </w:rPr>
-              <w:t xml:space="preserve">    ...</w:t>
+              <w:t xml:space="preserve">    delivery_version: int,</w:t>
+            </w:r>
+          </w:p>
+          <w:p>
+            <w:pPr>
+              <w:spacing w:before="0" w:after="0" w:line="240" w:lineRule="auto"/>
+              <w:ind w:left="567" w:hanging="567"/>
+            </w:pPr>
+            <w:r>
+              <w:rPr>
+                <w:rFonts w:ascii="Consolas" w:hAnsi="Consolas" w:eastAsia="Consolas"/>
+                <w:b w:val="0"/>
+                <w:color w:val="5B6875"/>
+                <w:sz w:val="16"/>
+              </w:rPr>
+              <w:t xml:space="preserve">   7  </w:t>
+            </w:r>
+            <w:r>
+              <w:rPr>
+                <w:rFonts w:ascii="Consolas" w:hAnsi="Consolas" w:eastAsia="Consolas"/>
+                <w:b w:val="0"/>
+                <w:sz w:val="16"/>
+              </w:rPr>
+              <w:t>) -&gt; DataFrame: ...</w:t>
             </w:r>
           </w:p>
         </w:tc>
@@ -2187,20 +2210,12 @@
     </w:tbl>
     <w:p/>
     <w:p>
-      <w:pPr>
-        <w:pStyle w:val="Heading5"/>
-      </w:pPr>
-      <w:r>
-        <w:t>Exercise 5. Spot the bug (level 4)</w:t>
-      </w:r>
-    </w:p>
-    <w:p>
-      <w:r>
-        <w:rPr>
-          <w:b w:val="0"/>
-          <w:i w:val="0"/>
-        </w:rPr>
-        <w:t>Run this job twice for two deliveries of the same wave. Bronze ends with only the second delivery. Tap the line, then fix the function.</w:t>
+      <w:r>
+        <w:rPr>
+          <w:b w:val="0"/>
+          <w:i w:val="0"/>
+        </w:rPr>
+        <w:t>Starter code:</w:t>
       </w:r>
     </w:p>
     <w:tbl>
@@ -2238,7 +2253,7 @@
                 <w:b w:val="0"/>
                 <w:sz w:val="16"/>
               </w:rPr>
-              <w:t>def ingest_to_bronze(spark: SparkSession, path: str, table: str, delivery_version: int) -&gt; None:</w:t>
+              <w:t>from pyspark.sql import DataFrame</w:t>
             </w:r>
           </w:p>
           <w:p>
@@ -2261,7 +2276,7 @@
                 <w:b w:val="0"/>
                 <w:sz w:val="16"/>
               </w:rPr>
-              <w:t xml:space="preserve">    """Append one delivery file to bronze as received."""</w:t>
+              <w:t>from pyspark.sql import functions as F</w:t>
             </w:r>
           </w:p>
           <w:p>
@@ -2284,7 +2299,7 @@
                 <w:b w:val="0"/>
                 <w:sz w:val="16"/>
               </w:rPr>
-              <w:t xml:space="preserve">    raw = spark.read.option("header", True).csv(path)</w:t>
+              <w:t xml:space="preserve"> </w:t>
             </w:r>
           </w:p>
           <w:p>
@@ -2307,7 +2322,7 @@
                 <w:b w:val="0"/>
                 <w:sz w:val="16"/>
               </w:rPr>
-              <w:t xml:space="preserve">    audited = add_audit_columns(raw, str(uuid.uuid4()), path, delivery_version)</w:t>
+              <w:t xml:space="preserve"> </w:t>
             </w:r>
           </w:p>
           <w:p>
@@ -2330,7 +2345,30 @@
                 <w:b w:val="0"/>
                 <w:sz w:val="16"/>
               </w:rPr>
-              <w:t xml:space="preserve">    audited.write.format("delta").mode("overwrite").saveAsTable(table)</w:t>
+              <w:t>def add_audit_columns(df: DataFrame, ingestion_id: str, source_file: str, delivery_version: int) -&gt; DataFrame:</w:t>
+            </w:r>
+          </w:p>
+          <w:p>
+            <w:pPr>
+              <w:spacing w:before="0" w:after="0" w:line="240" w:lineRule="auto"/>
+              <w:ind w:left="567" w:hanging="567"/>
+            </w:pPr>
+            <w:r>
+              <w:rPr>
+                <w:rFonts w:ascii="Consolas" w:hAnsi="Consolas" w:eastAsia="Consolas"/>
+                <w:b w:val="0"/>
+                <w:color w:val="5B6875"/>
+                <w:sz w:val="16"/>
+              </w:rPr>
+              <w:t xml:space="preserve">   6  </w:t>
+            </w:r>
+            <w:r>
+              <w:rPr>
+                <w:rFonts w:ascii="Consolas" w:hAnsi="Consolas" w:eastAsia="Consolas"/>
+                <w:b w:val="0"/>
+                <w:sz w:val="16"/>
+              </w:rPr>
+              <w:t xml:space="preserve">    ...</w:t>
             </w:r>
           </w:p>
         </w:tc>
@@ -2338,20 +2376,11 @@
     </w:tbl>
     <w:p/>
     <w:p>
-      <w:r>
-        <w:rPr>
-          <w:b w:val="0"/>
-          <w:i/>
-        </w:rPr>
-        <w:t>Write down the line number of the bug. Then write the fix.</w:t>
-      </w:r>
-    </w:p>
-    <w:p>
       <w:pPr>
         <w:pStyle w:val="Heading5"/>
       </w:pPr>
       <w:r>
-        <w:t>Exercise 6. Architecture design (level 5)</w:t>
+        <w:t>Exercise 5. Spot the bug (level 4)</w:t>
       </w:r>
     </w:p>
     <w:p>
@@ -2360,419 +2389,7 @@
           <w:b w:val="0"/>
           <w:i w:val="0"/>
         </w:rPr>
-        <w:t>Assign each piece of work to the layer that owns it.</w:t>
-      </w:r>
-    </w:p>
-    <w:p>
-      <w:r>
-        <w:rPr>
-          <w:b w:val="0"/>
-          <w:i w:val="0"/>
-        </w:rPr>
-        <w:t>Options: Bronze, Silver, Gold.</w:t>
-      </w:r>
-    </w:p>
-    <w:p>
-      <w:pPr>
-        <w:pStyle w:val="ListNumber"/>
-      </w:pPr>
-      <w:r>
-        <w:rPr>
-          <w:b w:val="0"/>
-          <w:i w:val="0"/>
-        </w:rPr>
-        <w:t>Store the supplier's CSV with every column as a string</w:t>
-      </w:r>
-    </w:p>
-    <w:p>
-      <w:pPr>
-        <w:pStyle w:val="ListNumber"/>
-      </w:pPr>
-      <w:r>
-        <w:rPr>
-          <w:b w:val="0"/>
-          <w:i w:val="0"/>
-        </w:rPr>
-        <w:t>Rename wgt to final_weight and cast it to DOUBLE</w:t>
-      </w:r>
-    </w:p>
-    <w:p>
-      <w:pPr>
-        <w:pStyle w:val="ListNumber"/>
-      </w:pPr>
-      <w:r>
-        <w:rPr>
-          <w:b w:val="0"/>
-          <w:i w:val="0"/>
-        </w:rPr>
-        <w:t>Keep only the newest delivery version per respondent and wave</w:t>
-      </w:r>
-    </w:p>
-    <w:p>
-      <w:pPr>
-        <w:pStyle w:val="ListNumber"/>
-      </w:pPr>
-      <w:r>
-        <w:rPr>
-          <w:b w:val="0"/>
-          <w:i w:val="0"/>
-        </w:rPr>
-        <w:t>Weighted reach by wave, age group and region for Power BI</w:t>
-      </w:r>
-    </w:p>
-    <w:p>
-      <w:pPr>
-        <w:pStyle w:val="Heading4"/>
-      </w:pPr>
-      <w:r>
-        <w:t>Practical: Build a bronze loader and prove it keeps every delivery</w:t>
-      </w:r>
-    </w:p>
-    <w:p>
-      <w:r>
-        <w:rPr>
-          <w:b w:val="0"/>
-          <w:i w:val="0"/>
-        </w:rPr>
-        <w:t xml:space="preserve">Platform: Databricks Free Edition. Run this in Databricks Free Edition. It builds two small deliveries of the same wave in memory, loads both into bronze, and shows them side by side. In production the rows come from </w:t>
-      </w:r>
-      <w:r>
-        <w:rPr>
-          <w:rFonts w:ascii="Consolas" w:hAnsi="Consolas" w:eastAsia="Consolas"/>
-          <w:b w:val="0"/>
-          <w:sz w:val="19"/>
-        </w:rPr>
-        <w:t>spark.read.option("header", True).csv(path)</w:t>
-      </w:r>
-      <w:r>
-        <w:rPr>
-          <w:b w:val="0"/>
-          <w:i w:val="0"/>
-        </w:rPr>
-        <w:t>.</w:t>
-      </w:r>
-    </w:p>
-    <w:p>
-      <w:r>
-        <w:rPr>
-          <w:b w:val="0"/>
-          <w:i w:val="0"/>
-        </w:rPr>
-        <w:t xml:space="preserve">Download the notebook </w:t>
-      </w:r>
-      <w:r>
-        <w:rPr>
-          <w:rFonts w:ascii="Consolas" w:hAnsi="Consolas" w:eastAsia="Consolas"/>
-          <w:b w:val="0"/>
-          <w:sz w:val="19"/>
-        </w:rPr>
-        <w:t>A2-L1.ipynb</w:t>
-      </w:r>
-      <w:r>
-        <w:rPr>
-          <w:b w:val="0"/>
-          <w:i w:val="0"/>
-        </w:rPr>
-        <w:t xml:space="preserve"> from the app.</w:t>
-      </w:r>
-    </w:p>
-    <w:p>
-      <w:pPr>
-        <w:pStyle w:val="Heading4"/>
-      </w:pPr>
-      <w:r>
-        <w:t>Sources</w:t>
-      </w:r>
-    </w:p>
-    <w:p>
-      <w:pPr>
-        <w:pStyle w:val="ListBullet"/>
-      </w:pPr>
-      <w:r>
-        <w:rPr>
-          <w:b w:val="0"/>
-          <w:i w:val="0"/>
-        </w:rPr>
-        <w:t>inferSchema turns 00123 into the integer 123. (verified: Run on PySpark 4.0.4 in this repository.)</w:t>
-      </w:r>
-    </w:p>
-    <w:p>
-      <w:pPr>
-        <w:pStyle w:val="ListBullet"/>
-      </w:pPr>
-      <w:r>
-        <w:rPr>
-          <w:b w:val="0"/>
-          <w:i w:val="0"/>
-        </w:rPr>
-        <w:t>Delta history operationMetrics holds numOutputRows for an append. (verified: Run on delta-spark 4.0.1 in this repository.)</w:t>
-      </w:r>
-    </w:p>
-    <w:p>
-      <w:pPr>
-        <w:pStyle w:val="ListBullet"/>
-      </w:pPr>
-      <w:r>
-        <w:rPr>
-          <w:b w:val="0"/>
-          <w:i w:val="0"/>
-        </w:rPr>
-        <w:t>DataFrame.withColumns exists (PySpark 3.3 and later). (verified: Checked on PySpark 4.0.4 in this repository.)</w:t>
-      </w:r>
-    </w:p>
-    <w:p>
-      <w:pPr>
-        <w:pStyle w:val="ListBullet"/>
-      </w:pPr>
-      <w:r>
-        <w:rPr>
-          <w:b w:val="0"/>
-          <w:i w:val="0"/>
-        </w:rPr>
-        <w:t>Open-source Spark defaults saveAsTable to Parquet; Databricks defaults to Delta. (verified: OSS behaviour run locally; Databricks default per docs (VERSIONS.md).)</w:t>
-      </w:r>
-    </w:p>
-    <w:p>
-      <w:pPr>
-        <w:pStyle w:val="Heading3"/>
-      </w:pPr>
-      <w:r>
-        <w:t>A2-L2 Silver: canonical names, checked types, one row per respondent per wave</w:t>
-      </w:r>
-    </w:p>
-    <w:p>
-      <w:pPr>
-        <w:pStyle w:val="Heading4"/>
-      </w:pPr>
-      <w:r>
-        <w:t>Concept</w:t>
-      </w:r>
-    </w:p>
-    <w:p>
-      <w:r>
-        <w:rPr>
-          <w:b w:val="0"/>
-          <w:i w:val="0"/>
-        </w:rPr>
-        <w:t>Silver turns deliveries into a dependable table. Its contract:</w:t>
-      </w:r>
-    </w:p>
-    <w:p>
-      <w:pPr>
-        <w:pStyle w:val="ListBullet"/>
-      </w:pPr>
-      <w:r>
-        <w:rPr>
-          <w:b/>
-          <w:i w:val="0"/>
-        </w:rPr>
-        <w:t>Canonical names.</w:t>
-      </w:r>
-      <w:r>
-        <w:rPr>
-          <w:b w:val="0"/>
-          <w:i w:val="0"/>
-        </w:rPr>
-        <w:t xml:space="preserve"> Rename supplier columns to the names in the Variable Registry, loaded at run time.</w:t>
-      </w:r>
-    </w:p>
-    <w:p>
-      <w:pPr>
-        <w:pStyle w:val="ListBullet"/>
-      </w:pPr>
-      <w:r>
-        <w:rPr>
-          <w:b/>
-          <w:i w:val="0"/>
-        </w:rPr>
-        <w:t>Declared types.</w:t>
-      </w:r>
-      <w:r>
-        <w:rPr>
-          <w:b w:val="0"/>
-          <w:i w:val="0"/>
-        </w:rPr>
-        <w:t xml:space="preserve"> Cast each column to the type in the registry.</w:t>
-      </w:r>
-    </w:p>
-    <w:p>
-      <w:pPr>
-        <w:pStyle w:val="ListBullet"/>
-      </w:pPr>
-      <w:r>
-        <w:rPr>
-          <w:b/>
-          <w:i w:val="0"/>
-        </w:rPr>
-        <w:t>Grain.</w:t>
-      </w:r>
-      <w:r>
-        <w:rPr>
-          <w:b w:val="0"/>
-          <w:i w:val="0"/>
-        </w:rPr>
-        <w:t xml:space="preserve"> One row per respondent per wave. Keep the newest delivery version per key, then MERGE (lesson A3-L1).</w:t>
-      </w:r>
-    </w:p>
-    <w:p>
-      <w:r>
-        <w:rPr>
-          <w:b w:val="0"/>
-          <w:i w:val="0"/>
-        </w:rPr>
-        <w:t>Two Spark behaviours make the first two steps fail silently or loudly, in the wrong place.</w:t>
-      </w:r>
-    </w:p>
-    <w:p>
-      <w:r>
-        <w:rPr>
-          <w:b/>
-          <w:i w:val="0"/>
-        </w:rPr>
-        <w:t>Renames skip missing columns.</w:t>
-      </w:r>
-      <w:r>
-        <w:rPr>
-          <w:b w:val="0"/>
-          <w:i w:val="0"/>
-        </w:rPr>
-        <w:t xml:space="preserve"> </w:t>
-      </w:r>
-      <w:r>
-        <w:rPr>
-          <w:rFonts w:ascii="Consolas" w:hAnsi="Consolas" w:eastAsia="Consolas"/>
-          <w:b w:val="0"/>
-          <w:sz w:val="19"/>
-        </w:rPr>
-        <w:t>withColumnRenamed("wgt", "final_weight")</w:t>
-      </w:r>
-      <w:r>
-        <w:rPr>
-          <w:b w:val="0"/>
-          <w:i w:val="0"/>
-        </w:rPr>
-        <w:t xml:space="preserve"> does nothing when </w:t>
-      </w:r>
-      <w:r>
-        <w:rPr>
-          <w:rFonts w:ascii="Consolas" w:hAnsi="Consolas" w:eastAsia="Consolas"/>
-          <w:b w:val="0"/>
-          <w:sz w:val="19"/>
-        </w:rPr>
-        <w:t>wgt</w:t>
-      </w:r>
-      <w:r>
-        <w:rPr>
-          <w:b w:val="0"/>
-          <w:i w:val="0"/>
-        </w:rPr>
-        <w:t xml:space="preserve"> is absent, and so does </w:t>
-      </w:r>
-      <w:r>
-        <w:rPr>
-          <w:rFonts w:ascii="Consolas" w:hAnsi="Consolas" w:eastAsia="Consolas"/>
-          <w:b w:val="0"/>
-          <w:sz w:val="19"/>
-        </w:rPr>
-        <w:t>withColumnsRenamed</w:t>
-      </w:r>
-      <w:r>
-        <w:rPr>
-          <w:b w:val="0"/>
-          <w:i w:val="0"/>
-        </w:rPr>
-        <w:t xml:space="preserve">. No error, no warning. If the supplier renames </w:t>
-      </w:r>
-      <w:r>
-        <w:rPr>
-          <w:rFonts w:ascii="Consolas" w:hAnsi="Consolas" w:eastAsia="Consolas"/>
-          <w:b w:val="0"/>
-          <w:sz w:val="19"/>
-        </w:rPr>
-        <w:t>wgt</w:t>
-      </w:r>
-      <w:r>
-        <w:rPr>
-          <w:b w:val="0"/>
-          <w:i w:val="0"/>
-        </w:rPr>
-        <w:t xml:space="preserve"> to </w:t>
-      </w:r>
-      <w:r>
-        <w:rPr>
-          <w:rFonts w:ascii="Consolas" w:hAnsi="Consolas" w:eastAsia="Consolas"/>
-          <w:b w:val="0"/>
-          <w:sz w:val="19"/>
-        </w:rPr>
-        <w:t>weight</w:t>
-      </w:r>
-      <w:r>
-        <w:rPr>
-          <w:b w:val="0"/>
-          <w:i w:val="0"/>
-        </w:rPr>
-        <w:t>, silver loses its weight column, and the failure surfaces hours later in gold. Check the source columns yourself before you rename, and raise one error that lists every missing column.</w:t>
-      </w:r>
-    </w:p>
-    <w:p>
-      <w:r>
-        <w:rPr>
-          <w:b/>
-          <w:i w:val="0"/>
-        </w:rPr>
-        <w:t>Casts under ANSI mode.</w:t>
-      </w:r>
-      <w:r>
-        <w:rPr>
-          <w:b w:val="0"/>
-          <w:i w:val="0"/>
-        </w:rPr>
-        <w:t xml:space="preserve"> Databricks Runtime 17.3 LTS runs Spark 4.0, which turns ANSI mode on by default. </w:t>
-      </w:r>
-      <w:r>
-        <w:rPr>
-          <w:rFonts w:ascii="Consolas" w:hAnsi="Consolas" w:eastAsia="Consolas"/>
-          <w:b w:val="0"/>
-          <w:sz w:val="19"/>
-        </w:rPr>
-        <w:t>cast("abc" as int)</w:t>
-      </w:r>
-      <w:r>
-        <w:rPr>
-          <w:b w:val="0"/>
-          <w:i w:val="0"/>
-        </w:rPr>
-        <w:t xml:space="preserve"> now raises </w:t>
-      </w:r>
-      <w:r>
-        <w:rPr>
-          <w:rFonts w:ascii="Consolas" w:hAnsi="Consolas" w:eastAsia="Consolas"/>
-          <w:b w:val="0"/>
-          <w:sz w:val="19"/>
-        </w:rPr>
-        <w:t>CAST_INVALID_INPUT</w:t>
-      </w:r>
-      <w:r>
-        <w:rPr>
-          <w:b w:val="0"/>
-          <w:i w:val="0"/>
-        </w:rPr>
-        <w:t xml:space="preserve"> and stops the job at the first bad value. Older runtimes returned NULL without a word. Neither is what you want in silver. Use </w:t>
-      </w:r>
-      <w:r>
-        <w:rPr>
-          <w:rFonts w:ascii="Consolas" w:hAnsi="Consolas" w:eastAsia="Consolas"/>
-          <w:b w:val="0"/>
-          <w:sz w:val="19"/>
-        </w:rPr>
-        <w:t>try_cast</w:t>
-      </w:r>
-      <w:r>
-        <w:rPr>
-          <w:b w:val="0"/>
-          <w:i w:val="0"/>
-        </w:rPr>
-        <w:t>, which returns NULL for a bad value, then count the new NULLs and let a data-quality check decide: under 0.1% is a WARN, above it is CRITICAL.</w:t>
+        <w:t>Run this job twice for two deliveries of the same wave. Bronze ends with only the second delivery. Tap the line, then fix the function.</w:t>
       </w:r>
     </w:p>
     <w:tbl>
@@ -2810,7 +2427,99 @@
                 <w:b w:val="0"/>
                 <w:sz w:val="16"/>
               </w:rPr>
-              <w:t>F.col("final_weight").try_cast("double")</w:t>
+              <w:t>def ingest_to_bronze(spark: SparkSession, path: str, table: str, delivery_version: int) -&gt; None:</w:t>
+            </w:r>
+          </w:p>
+          <w:p>
+            <w:pPr>
+              <w:spacing w:before="0" w:after="0" w:line="240" w:lineRule="auto"/>
+              <w:ind w:left="567" w:hanging="567"/>
+            </w:pPr>
+            <w:r>
+              <w:rPr>
+                <w:rFonts w:ascii="Consolas" w:hAnsi="Consolas" w:eastAsia="Consolas"/>
+                <w:b w:val="0"/>
+                <w:color w:val="5B6875"/>
+                <w:sz w:val="16"/>
+              </w:rPr>
+              <w:t xml:space="preserve">   2  </w:t>
+            </w:r>
+            <w:r>
+              <w:rPr>
+                <w:rFonts w:ascii="Consolas" w:hAnsi="Consolas" w:eastAsia="Consolas"/>
+                <w:b w:val="0"/>
+                <w:sz w:val="16"/>
+              </w:rPr>
+              <w:t xml:space="preserve">    """Append one delivery file to bronze as received."""</w:t>
+            </w:r>
+          </w:p>
+          <w:p>
+            <w:pPr>
+              <w:spacing w:before="0" w:after="0" w:line="240" w:lineRule="auto"/>
+              <w:ind w:left="567" w:hanging="567"/>
+            </w:pPr>
+            <w:r>
+              <w:rPr>
+                <w:rFonts w:ascii="Consolas" w:hAnsi="Consolas" w:eastAsia="Consolas"/>
+                <w:b w:val="0"/>
+                <w:color w:val="5B6875"/>
+                <w:sz w:val="16"/>
+              </w:rPr>
+              <w:t xml:space="preserve">   3  </w:t>
+            </w:r>
+            <w:r>
+              <w:rPr>
+                <w:rFonts w:ascii="Consolas" w:hAnsi="Consolas" w:eastAsia="Consolas"/>
+                <w:b w:val="0"/>
+                <w:sz w:val="16"/>
+              </w:rPr>
+              <w:t xml:space="preserve">    raw = spark.read.option("header", True).csv(path)</w:t>
+            </w:r>
+          </w:p>
+          <w:p>
+            <w:pPr>
+              <w:spacing w:before="0" w:after="0" w:line="240" w:lineRule="auto"/>
+              <w:ind w:left="567" w:hanging="567"/>
+            </w:pPr>
+            <w:r>
+              <w:rPr>
+                <w:rFonts w:ascii="Consolas" w:hAnsi="Consolas" w:eastAsia="Consolas"/>
+                <w:b w:val="0"/>
+                <w:color w:val="5B6875"/>
+                <w:sz w:val="16"/>
+              </w:rPr>
+              <w:t xml:space="preserve">   4  </w:t>
+            </w:r>
+            <w:r>
+              <w:rPr>
+                <w:rFonts w:ascii="Consolas" w:hAnsi="Consolas" w:eastAsia="Consolas"/>
+                <w:b w:val="0"/>
+                <w:sz w:val="16"/>
+              </w:rPr>
+              <w:t xml:space="preserve">    audited = add_audit_columns(raw, str(uuid.uuid4()), path, delivery_version)</w:t>
+            </w:r>
+          </w:p>
+          <w:p>
+            <w:pPr>
+              <w:spacing w:before="0" w:after="0" w:line="240" w:lineRule="auto"/>
+              <w:ind w:left="567" w:hanging="567"/>
+            </w:pPr>
+            <w:r>
+              <w:rPr>
+                <w:rFonts w:ascii="Consolas" w:hAnsi="Consolas" w:eastAsia="Consolas"/>
+                <w:b w:val="0"/>
+                <w:color w:val="5B6875"/>
+                <w:sz w:val="16"/>
+              </w:rPr>
+              <w:t xml:space="preserve">   5  </w:t>
+            </w:r>
+            <w:r>
+              <w:rPr>
+                <w:rFonts w:ascii="Consolas" w:hAnsi="Consolas" w:eastAsia="Consolas"/>
+                <w:b w:val="0"/>
+                <w:sz w:val="16"/>
+              </w:rPr>
+              <w:t xml:space="preserve">    audited.write.format("delta").mode("overwrite").saveAsTable(table)</w:t>
             </w:r>
           </w:p>
         </w:tc>
@@ -2821,24 +2530,83 @@
       <w:r>
         <w:rPr>
           <w:b w:val="0"/>
-          <w:i w:val="0"/>
-        </w:rPr>
-        <w:t xml:space="preserve">The pattern is: check columns, rename, </w:t>
-      </w:r>
-      <w:r>
-        <w:rPr>
-          <w:rFonts w:ascii="Consolas" w:hAnsi="Consolas" w:eastAsia="Consolas"/>
-          <w:b w:val="0"/>
-          <w:sz w:val="19"/>
-        </w:rPr>
-        <w:t>try_cast</w:t>
-      </w:r>
-      <w:r>
-        <w:rPr>
-          <w:b w:val="0"/>
-          <w:i w:val="0"/>
-        </w:rPr>
-        <w:t>, count cast failures, deduplicate, MERGE. Each step is a small function you can test.</w:t>
+          <w:i/>
+        </w:rPr>
+        <w:t>Write down the line number of the bug. Then write the fix.</w:t>
+      </w:r>
+    </w:p>
+    <w:p>
+      <w:pPr>
+        <w:pStyle w:val="Heading5"/>
+      </w:pPr>
+      <w:r>
+        <w:t>Exercise 6. Architecture design (level 5)</w:t>
+      </w:r>
+    </w:p>
+    <w:p>
+      <w:r>
+        <w:rPr>
+          <w:b w:val="0"/>
+          <w:i w:val="0"/>
+        </w:rPr>
+        <w:t>Assign each piece of work to the layer that owns it.</w:t>
+      </w:r>
+    </w:p>
+    <w:p>
+      <w:r>
+        <w:rPr>
+          <w:b w:val="0"/>
+          <w:i w:val="0"/>
+        </w:rPr>
+        <w:t>Options: Bronze, Silver, Gold.</w:t>
+      </w:r>
+    </w:p>
+    <w:p>
+      <w:pPr>
+        <w:pStyle w:val="ListNumber"/>
+      </w:pPr>
+      <w:r>
+        <w:rPr>
+          <w:b w:val="0"/>
+          <w:i w:val="0"/>
+        </w:rPr>
+        <w:t>Store the supplier's CSV with every column as a string</w:t>
+      </w:r>
+    </w:p>
+    <w:p>
+      <w:pPr>
+        <w:pStyle w:val="ListNumber"/>
+      </w:pPr>
+      <w:r>
+        <w:rPr>
+          <w:b w:val="0"/>
+          <w:i w:val="0"/>
+        </w:rPr>
+        <w:t>Rename wgt to final_weight and cast it to DOUBLE</w:t>
+      </w:r>
+    </w:p>
+    <w:p>
+      <w:pPr>
+        <w:pStyle w:val="ListNumber"/>
+      </w:pPr>
+      <w:r>
+        <w:rPr>
+          <w:b w:val="0"/>
+          <w:i w:val="0"/>
+        </w:rPr>
+        <w:t>Keep only the newest delivery version per respondent and wave</w:t>
+      </w:r>
+    </w:p>
+    <w:p>
+      <w:pPr>
+        <w:pStyle w:val="ListNumber"/>
+      </w:pPr>
+      <w:r>
+        <w:rPr>
+          <w:b w:val="0"/>
+          <w:i w:val="0"/>
+        </w:rPr>
+        <w:t>Weighted reach by wave, age group and region for Power BI</w:t>
       </w:r>
     </w:p>
     <w:p>
@@ -2846,7 +2614,7 @@
         <w:pStyle w:val="Heading4"/>
       </w:pPr>
       <w:r>
-        <w:t>Why it matters</w:t>
+        <w:t>Practical: Build a bronze loader and prove it keeps every delivery</w:t>
       </w:r>
     </w:p>
     <w:p>
@@ -2855,7 +2623,7 @@
           <w:b w:val="0"/>
           <w:i w:val="0"/>
         </w:rPr>
-        <w:t xml:space="preserve">A supplier renames </w:t>
+        <w:t xml:space="preserve">Platform: Databricks Free Edition. Run this in Databricks Free Edition. It builds two small deliveries of the same wave in memory, loads both into bronze, and shows them side by side. In production the rows come from </w:t>
       </w:r>
       <w:r>
         <w:rPr>
@@ -2863,74 +2631,14 @@
           <w:b w:val="0"/>
           <w:sz w:val="19"/>
         </w:rPr>
-        <w:t>wgt</w:t>
-      </w:r>
-      <w:r>
-        <w:rPr>
-          <w:b w:val="0"/>
-          <w:i w:val="0"/>
-        </w:rPr>
-        <w:t xml:space="preserve"> to </w:t>
-      </w:r>
-      <w:r>
-        <w:rPr>
-          <w:rFonts w:ascii="Consolas" w:hAnsi="Consolas" w:eastAsia="Consolas"/>
-          <w:b w:val="0"/>
-          <w:sz w:val="19"/>
-        </w:rPr>
-        <w:t>weight</w:t>
-      </w:r>
-      <w:r>
-        <w:rPr>
-          <w:b w:val="0"/>
-          <w:i w:val="0"/>
-        </w:rPr>
-        <w:t xml:space="preserve"> without notice. The silver job calls </w:t>
-      </w:r>
-      <w:r>
-        <w:rPr>
-          <w:rFonts w:ascii="Consolas" w:hAnsi="Consolas" w:eastAsia="Consolas"/>
-          <w:b w:val="0"/>
-          <w:sz w:val="19"/>
-        </w:rPr>
-        <w:t>withColumnRenamed("wgt", "final_weight")</w:t>
-      </w:r>
-      <w:r>
-        <w:rPr>
-          <w:b w:val="0"/>
-          <w:i w:val="0"/>
-        </w:rPr>
-        <w:t xml:space="preserve">, which silently does nothing. The type-casting loop skips </w:t>
-      </w:r>
-      <w:r>
-        <w:rPr>
-          <w:rFonts w:ascii="Consolas" w:hAnsi="Consolas" w:eastAsia="Consolas"/>
-          <w:b w:val="0"/>
-          <w:sz w:val="19"/>
-        </w:rPr>
-        <w:t>final_weight</w:t>
-      </w:r>
-      <w:r>
-        <w:rPr>
-          <w:b w:val="0"/>
-          <w:i w:val="0"/>
-        </w:rPr>
-        <w:t xml:space="preserve"> because the column is missing. Silver writes the wave with no weight column, since schema evolution is on. At 03:00 the gold job fails with </w:t>
-      </w:r>
-      <w:r>
-        <w:rPr>
-          <w:rFonts w:ascii="Consolas" w:hAnsi="Consolas" w:eastAsia="Consolas"/>
-          <w:b w:val="0"/>
-          <w:sz w:val="19"/>
-        </w:rPr>
-        <w:t>final_weight</w:t>
-      </w:r>
-      <w:r>
-        <w:rPr>
-          <w:b w:val="0"/>
-          <w:i w:val="0"/>
-        </w:rPr>
-        <w:t xml:space="preserve"> not found. The morning report shows nothing for the new wave.</w:t>
+        <w:t>spark.read.option("header", True).csv(path)</w:t>
+      </w:r>
+      <w:r>
+        <w:rPr>
+          <w:b w:val="0"/>
+          <w:i w:val="0"/>
+        </w:rPr>
+        <w:t>.</w:t>
       </w:r>
     </w:p>
     <w:p>
@@ -2939,7 +2647,22 @@
           <w:b w:val="0"/>
           <w:i w:val="0"/>
         </w:rPr>
-        <w:t>A column check before the rename fails the silver job at 01:00 with one clear message: "missing source columns: wgt". The on-call engineer knows exactly what to ask the supplier.</w:t>
+        <w:t xml:space="preserve">Download the notebook </w:t>
+      </w:r>
+      <w:r>
+        <w:rPr>
+          <w:rFonts w:ascii="Consolas" w:hAnsi="Consolas" w:eastAsia="Consolas"/>
+          <w:b w:val="0"/>
+          <w:sz w:val="19"/>
+        </w:rPr>
+        <w:t>A2-L1.ipynb</w:t>
+      </w:r>
+      <w:r>
+        <w:rPr>
+          <w:b w:val="0"/>
+          <w:i w:val="0"/>
+        </w:rPr>
+        <w:t xml:space="preserve"> from the app.</w:t>
       </w:r>
     </w:p>
     <w:p>
@@ -2947,7 +2670,298 @@
         <w:pStyle w:val="Heading4"/>
       </w:pPr>
       <w:r>
-        <w:t>Worked example: weak code</w:t>
+        <w:t>Sources</w:t>
+      </w:r>
+    </w:p>
+    <w:p>
+      <w:pPr>
+        <w:pStyle w:val="ListBullet"/>
+      </w:pPr>
+      <w:r>
+        <w:rPr>
+          <w:b w:val="0"/>
+          <w:i w:val="0"/>
+        </w:rPr>
+        <w:t>inferSchema turns 00123 into the integer 123. (verified: Run on PySpark 4.0.4 in this repository.)</w:t>
+      </w:r>
+    </w:p>
+    <w:p>
+      <w:pPr>
+        <w:pStyle w:val="ListBullet"/>
+      </w:pPr>
+      <w:r>
+        <w:rPr>
+          <w:b w:val="0"/>
+          <w:i w:val="0"/>
+        </w:rPr>
+        <w:t>Delta history operationMetrics holds numOutputRows for an append. (verified: Run on delta-spark 4.0.1 in this repository.)</w:t>
+      </w:r>
+    </w:p>
+    <w:p>
+      <w:pPr>
+        <w:pStyle w:val="ListBullet"/>
+      </w:pPr>
+      <w:r>
+        <w:rPr>
+          <w:b w:val="0"/>
+          <w:i w:val="0"/>
+        </w:rPr>
+        <w:t>DataFrame.withColumns exists (PySpark 3.3 and later). (verified: Checked on PySpark 4.0.4 in this repository.)</w:t>
+      </w:r>
+    </w:p>
+    <w:p>
+      <w:pPr>
+        <w:pStyle w:val="ListBullet"/>
+      </w:pPr>
+      <w:r>
+        <w:rPr>
+          <w:b w:val="0"/>
+          <w:i w:val="0"/>
+        </w:rPr>
+        <w:t>Open-source Spark defaults saveAsTable to Parquet; Databricks defaults to Delta. (verified: OSS behaviour run locally; Databricks default per docs (VERSIONS.md).)</w:t>
+      </w:r>
+    </w:p>
+    <w:p>
+      <w:pPr>
+        <w:pStyle w:val="Heading3"/>
+      </w:pPr>
+      <w:r>
+        <w:t>A2-L2 Silver: canonical names, checked types, one row per respondent per wave</w:t>
+      </w:r>
+    </w:p>
+    <w:p>
+      <w:pPr>
+        <w:pStyle w:val="Heading4"/>
+      </w:pPr>
+      <w:r>
+        <w:t>Concept</w:t>
+      </w:r>
+    </w:p>
+    <w:p>
+      <w:r>
+        <w:rPr>
+          <w:b w:val="0"/>
+          <w:i w:val="0"/>
+        </w:rPr>
+        <w:t>Silver turns deliveries into a dependable table. Its contract:</w:t>
+      </w:r>
+    </w:p>
+    <w:p>
+      <w:pPr>
+        <w:pStyle w:val="ListBullet"/>
+      </w:pPr>
+      <w:r>
+        <w:rPr>
+          <w:b/>
+          <w:i w:val="0"/>
+        </w:rPr>
+        <w:t>Canonical names.</w:t>
+      </w:r>
+      <w:r>
+        <w:rPr>
+          <w:b w:val="0"/>
+          <w:i w:val="0"/>
+        </w:rPr>
+        <w:t xml:space="preserve"> Rename supplier columns to the names in the Variable Registry, loaded at run time.</w:t>
+      </w:r>
+    </w:p>
+    <w:p>
+      <w:pPr>
+        <w:pStyle w:val="ListBullet"/>
+      </w:pPr>
+      <w:r>
+        <w:rPr>
+          <w:b/>
+          <w:i w:val="0"/>
+        </w:rPr>
+        <w:t>Declared types.</w:t>
+      </w:r>
+      <w:r>
+        <w:rPr>
+          <w:b w:val="0"/>
+          <w:i w:val="0"/>
+        </w:rPr>
+        <w:t xml:space="preserve"> Cast each column to the type in the registry.</w:t>
+      </w:r>
+    </w:p>
+    <w:p>
+      <w:pPr>
+        <w:pStyle w:val="ListBullet"/>
+      </w:pPr>
+      <w:r>
+        <w:rPr>
+          <w:b/>
+          <w:i w:val="0"/>
+        </w:rPr>
+        <w:t>Grain.</w:t>
+      </w:r>
+      <w:r>
+        <w:rPr>
+          <w:b w:val="0"/>
+          <w:i w:val="0"/>
+        </w:rPr>
+        <w:t xml:space="preserve"> One row per respondent per wave. Keep the newest delivery version per key, then MERGE (lesson A3-L1).</w:t>
+      </w:r>
+    </w:p>
+    <w:p>
+      <w:r>
+        <w:rPr>
+          <w:b w:val="0"/>
+          <w:i w:val="0"/>
+        </w:rPr>
+        <w:t>Two Spark behaviours make the first two steps fail silently or loudly, in the wrong place.</w:t>
+      </w:r>
+    </w:p>
+    <w:p>
+      <w:r>
+        <w:rPr>
+          <w:b/>
+          <w:i w:val="0"/>
+        </w:rPr>
+        <w:t>Renames skip missing columns.</w:t>
+      </w:r>
+      <w:r>
+        <w:rPr>
+          <w:b w:val="0"/>
+          <w:i w:val="0"/>
+        </w:rPr>
+        <w:t xml:space="preserve"> </w:t>
+      </w:r>
+      <w:r>
+        <w:rPr>
+          <w:rFonts w:ascii="Consolas" w:hAnsi="Consolas" w:eastAsia="Consolas"/>
+          <w:b w:val="0"/>
+          <w:sz w:val="19"/>
+        </w:rPr>
+        <w:t>withColumnRenamed("wgt", "final_weight")</w:t>
+      </w:r>
+      <w:r>
+        <w:rPr>
+          <w:b w:val="0"/>
+          <w:i w:val="0"/>
+        </w:rPr>
+        <w:t xml:space="preserve"> does nothing when </w:t>
+      </w:r>
+      <w:r>
+        <w:rPr>
+          <w:rFonts w:ascii="Consolas" w:hAnsi="Consolas" w:eastAsia="Consolas"/>
+          <w:b w:val="0"/>
+          <w:sz w:val="19"/>
+        </w:rPr>
+        <w:t>wgt</w:t>
+      </w:r>
+      <w:r>
+        <w:rPr>
+          <w:b w:val="0"/>
+          <w:i w:val="0"/>
+        </w:rPr>
+        <w:t xml:space="preserve"> is absent, and so does </w:t>
+      </w:r>
+      <w:r>
+        <w:rPr>
+          <w:rFonts w:ascii="Consolas" w:hAnsi="Consolas" w:eastAsia="Consolas"/>
+          <w:b w:val="0"/>
+          <w:sz w:val="19"/>
+        </w:rPr>
+        <w:t>withColumnsRenamed</w:t>
+      </w:r>
+      <w:r>
+        <w:rPr>
+          <w:b w:val="0"/>
+          <w:i w:val="0"/>
+        </w:rPr>
+        <w:t xml:space="preserve">. No error, no warning. If the supplier renames </w:t>
+      </w:r>
+      <w:r>
+        <w:rPr>
+          <w:rFonts w:ascii="Consolas" w:hAnsi="Consolas" w:eastAsia="Consolas"/>
+          <w:b w:val="0"/>
+          <w:sz w:val="19"/>
+        </w:rPr>
+        <w:t>wgt</w:t>
+      </w:r>
+      <w:r>
+        <w:rPr>
+          <w:b w:val="0"/>
+          <w:i w:val="0"/>
+        </w:rPr>
+        <w:t xml:space="preserve"> to </w:t>
+      </w:r>
+      <w:r>
+        <w:rPr>
+          <w:rFonts w:ascii="Consolas" w:hAnsi="Consolas" w:eastAsia="Consolas"/>
+          <w:b w:val="0"/>
+          <w:sz w:val="19"/>
+        </w:rPr>
+        <w:t>weight</w:t>
+      </w:r>
+      <w:r>
+        <w:rPr>
+          <w:b w:val="0"/>
+          <w:i w:val="0"/>
+        </w:rPr>
+        <w:t>, silver loses its weight column, and the failure surfaces hours later in gold. Check the source columns yourself before you rename, and raise one error that lists every missing column.</w:t>
+      </w:r>
+    </w:p>
+    <w:p>
+      <w:r>
+        <w:rPr>
+          <w:b/>
+          <w:i w:val="0"/>
+        </w:rPr>
+        <w:t>Casts under ANSI mode.</w:t>
+      </w:r>
+      <w:r>
+        <w:rPr>
+          <w:b w:val="0"/>
+          <w:i w:val="0"/>
+        </w:rPr>
+        <w:t xml:space="preserve"> Databricks Runtime 17.3 LTS runs Spark 4.0, which turns ANSI mode on by default. </w:t>
+      </w:r>
+      <w:r>
+        <w:rPr>
+          <w:rFonts w:ascii="Consolas" w:hAnsi="Consolas" w:eastAsia="Consolas"/>
+          <w:b w:val="0"/>
+          <w:sz w:val="19"/>
+        </w:rPr>
+        <w:t>cast("abc" as int)</w:t>
+      </w:r>
+      <w:r>
+        <w:rPr>
+          <w:b w:val="0"/>
+          <w:i w:val="0"/>
+        </w:rPr>
+        <w:t xml:space="preserve"> now raises </w:t>
+      </w:r>
+      <w:r>
+        <w:rPr>
+          <w:rFonts w:ascii="Consolas" w:hAnsi="Consolas" w:eastAsia="Consolas"/>
+          <w:b w:val="0"/>
+          <w:sz w:val="19"/>
+        </w:rPr>
+        <w:t>CAST_INVALID_INPUT</w:t>
+      </w:r>
+      <w:r>
+        <w:rPr>
+          <w:b w:val="0"/>
+          <w:i w:val="0"/>
+        </w:rPr>
+        <w:t xml:space="preserve"> and stops the job at the first bad value. Older runtimes returned NULL without a word. Neither is what you want in silver. Use </w:t>
+      </w:r>
+      <w:r>
+        <w:rPr>
+          <w:rFonts w:ascii="Consolas" w:hAnsi="Consolas" w:eastAsia="Consolas"/>
+          <w:b w:val="0"/>
+          <w:sz w:val="19"/>
+        </w:rPr>
+        <w:t>try_cast</w:t>
+      </w:r>
+      <w:r>
+        <w:rPr>
+          <w:b w:val="0"/>
+          <w:i w:val="0"/>
+        </w:rPr>
+        <w:t>, which returns NULL for a bad value, then count the new NULLs and let a data-quality check decide: under 0.1% is a WARN, above it is CRITICAL.</w:t>
       </w:r>
     </w:p>
     <w:tbl>
@@ -2985,202 +2999,35 @@
                 <w:b w:val="0"/>
                 <w:sz w:val="16"/>
               </w:rPr>
-              <w:t>def transform_to_silver(bronze_df, column_map, type_map, wave_id):</w:t>
-            </w:r>
-          </w:p>
-          <w:p>
-            <w:pPr>
-              <w:spacing w:before="0" w:after="0" w:line="240" w:lineRule="auto"/>
-              <w:ind w:left="567" w:hanging="567"/>
-            </w:pPr>
-            <w:r>
-              <w:rPr>
-                <w:rFonts w:ascii="Consolas" w:hAnsi="Consolas" w:eastAsia="Consolas"/>
-                <w:b w:val="0"/>
-                <w:color w:val="5B6875"/>
-                <w:sz w:val="16"/>
-              </w:rPr>
-              <w:t xml:space="preserve">   2  </w:t>
-            </w:r>
-            <w:r>
-              <w:rPr>
-                <w:rFonts w:ascii="Consolas" w:hAnsi="Consolas" w:eastAsia="Consolas"/>
-                <w:b w:val="0"/>
-                <w:sz w:val="16"/>
-              </w:rPr>
-              <w:t xml:space="preserve">    for src, tgt in column_map.items():</w:t>
-            </w:r>
-          </w:p>
-          <w:p>
-            <w:pPr>
-              <w:spacing w:before="0" w:after="0" w:line="240" w:lineRule="auto"/>
-              <w:ind w:left="567" w:hanging="567"/>
-            </w:pPr>
-            <w:r>
-              <w:rPr>
-                <w:rFonts w:ascii="Consolas" w:hAnsi="Consolas" w:eastAsia="Consolas"/>
-                <w:b/>
-                <w:color w:val="5B6875"/>
-                <w:sz w:val="16"/>
-              </w:rPr>
-              <w:t xml:space="preserve"> [1]  </w:t>
-            </w:r>
-            <w:r>
-              <w:rPr>
-                <w:rFonts w:ascii="Consolas" w:hAnsi="Consolas" w:eastAsia="Consolas"/>
-                <w:b w:val="0"/>
-                <w:sz w:val="16"/>
-              </w:rPr>
-              <w:t xml:space="preserve">        bronze_df = bronze_df.withColumnRenamed(src, tgt)</w:t>
-            </w:r>
-          </w:p>
-          <w:p>
-            <w:pPr>
-              <w:spacing w:before="0" w:after="0" w:line="240" w:lineRule="auto"/>
-              <w:ind w:left="567" w:hanging="567"/>
-            </w:pPr>
-            <w:r>
-              <w:rPr>
-                <w:rFonts w:ascii="Consolas" w:hAnsi="Consolas" w:eastAsia="Consolas"/>
-                <w:b w:val="0"/>
-                <w:color w:val="5B6875"/>
-                <w:sz w:val="16"/>
-              </w:rPr>
-              <w:t xml:space="preserve">   4  </w:t>
-            </w:r>
-            <w:r>
-              <w:rPr>
-                <w:rFonts w:ascii="Consolas" w:hAnsi="Consolas" w:eastAsia="Consolas"/>
-                <w:b w:val="0"/>
-                <w:sz w:val="16"/>
-              </w:rPr>
-              <w:t xml:space="preserve">    for col_name, col_type in type_map.items():</w:t>
-            </w:r>
-          </w:p>
-          <w:p>
-            <w:pPr>
-              <w:spacing w:before="0" w:after="0" w:line="240" w:lineRule="auto"/>
-              <w:ind w:left="567" w:hanging="567"/>
-            </w:pPr>
-            <w:r>
-              <w:rPr>
-                <w:rFonts w:ascii="Consolas" w:hAnsi="Consolas" w:eastAsia="Consolas"/>
-                <w:b/>
-                <w:color w:val="5B6875"/>
-                <w:sz w:val="16"/>
-              </w:rPr>
-              <w:t xml:space="preserve"> [2]  </w:t>
-            </w:r>
-            <w:r>
-              <w:rPr>
-                <w:rFonts w:ascii="Consolas" w:hAnsi="Consolas" w:eastAsia="Consolas"/>
-                <w:b w:val="0"/>
-                <w:sz w:val="16"/>
-              </w:rPr>
-              <w:t xml:space="preserve">        bronze_df = bronze_df.withColumn(col_name, col(col_name).cast(col_type))</w:t>
-            </w:r>
-          </w:p>
-          <w:p>
-            <w:pPr>
-              <w:spacing w:before="0" w:after="0" w:line="240" w:lineRule="auto"/>
-              <w:ind w:left="567" w:hanging="567"/>
-            </w:pPr>
-            <w:r>
-              <w:rPr>
-                <w:rFonts w:ascii="Consolas" w:hAnsi="Consolas" w:eastAsia="Consolas"/>
-                <w:b/>
-                <w:color w:val="5B6875"/>
-                <w:sz w:val="16"/>
-              </w:rPr>
-              <w:t xml:space="preserve"> [3]  </w:t>
-            </w:r>
-            <w:r>
-              <w:rPr>
-                <w:rFonts w:ascii="Consolas" w:hAnsi="Consolas" w:eastAsia="Consolas"/>
-                <w:b w:val="0"/>
-                <w:sz w:val="16"/>
-              </w:rPr>
-              <w:t xml:space="preserve">    bronze_df = bronze_df.withColumn("wave_id", lit(wave_id))</w:t>
-            </w:r>
-          </w:p>
-          <w:p>
-            <w:pPr>
-              <w:spacing w:before="0" w:after="0" w:line="240" w:lineRule="auto"/>
-              <w:ind w:left="567" w:hanging="567"/>
-            </w:pPr>
-            <w:r>
-              <w:rPr>
-                <w:rFonts w:ascii="Consolas" w:hAnsi="Consolas" w:eastAsia="Consolas"/>
-                <w:b w:val="0"/>
-                <w:color w:val="5B6875"/>
-                <w:sz w:val="16"/>
-              </w:rPr>
-              <w:t xml:space="preserve">   7  </w:t>
-            </w:r>
-            <w:r>
-              <w:rPr>
-                <w:rFonts w:ascii="Consolas" w:hAnsi="Consolas" w:eastAsia="Consolas"/>
-                <w:b w:val="0"/>
-                <w:sz w:val="16"/>
-              </w:rPr>
-              <w:t xml:space="preserve">    return bronze_df</w:t>
+              <w:t>F.col("final_weight").try_cast("double")</w:t>
             </w:r>
           </w:p>
         </w:tc>
       </w:tr>
     </w:tbl>
+    <w:p/>
     <w:p>
-      <w:pPr>
-        <w:pStyle w:val="ListNumber"/>
-      </w:pPr>
-      <w:r>
-        <w:rPr>
-          <w:b/>
-        </w:rPr>
-        <w:t xml:space="preserve">Line 3. </w:t>
-      </w:r>
-      <w:r>
-        <w:rPr>
-          <w:b w:val="0"/>
-          <w:i w:val="0"/>
-        </w:rPr>
-        <w:t>A missing source column is skipped without an error.</w:t>
-      </w:r>
-    </w:p>
-    <w:p>
-      <w:pPr>
-        <w:pStyle w:val="ListNumber"/>
-      </w:pPr>
-      <w:r>
-        <w:rPr>
-          <w:b/>
-        </w:rPr>
-        <w:t xml:space="preserve">Line 5. </w:t>
-      </w:r>
-      <w:r>
-        <w:rPr>
-          <w:b w:val="0"/>
-          <w:i w:val="0"/>
-        </w:rPr>
-        <w:t>Under ANSI mode one bad value stops the job. Without ANSI, bad values become NULL with no count.</w:t>
-      </w:r>
-    </w:p>
-    <w:p>
-      <w:pPr>
-        <w:pStyle w:val="ListNumber"/>
-      </w:pPr>
-      <w:r>
-        <w:rPr>
-          <w:b/>
-        </w:rPr>
-        <w:t xml:space="preserve">Line 6. </w:t>
-      </w:r>
-      <w:r>
-        <w:rPr>
-          <w:b w:val="0"/>
-          <w:i w:val="0"/>
-        </w:rPr>
-        <w:t>Overwrites the wave_id from the delivery, hiding a file loaded against the wrong wave.</w:t>
+      <w:r>
+        <w:rPr>
+          <w:b w:val="0"/>
+          <w:i w:val="0"/>
+        </w:rPr>
+        <w:t xml:space="preserve">The pattern is: check columns, rename, </w:t>
+      </w:r>
+      <w:r>
+        <w:rPr>
+          <w:rFonts w:ascii="Consolas" w:hAnsi="Consolas" w:eastAsia="Consolas"/>
+          <w:b w:val="0"/>
+          <w:sz w:val="19"/>
+        </w:rPr>
+        <w:t>try_cast</w:t>
+      </w:r>
+      <w:r>
+        <w:rPr>
+          <w:b w:val="0"/>
+          <w:i w:val="0"/>
+        </w:rPr>
+        <w:t>, count cast failures, deduplicate, MERGE. Each step is a small function you can test.</w:t>
       </w:r>
     </w:p>
     <w:p>
@@ -3188,7 +3035,108 @@
         <w:pStyle w:val="Heading4"/>
       </w:pPr>
       <w:r>
-        <w:t>Worked example: strong code</w:t>
+        <w:t>Why it matters</w:t>
+      </w:r>
+    </w:p>
+    <w:p>
+      <w:r>
+        <w:rPr>
+          <w:b w:val="0"/>
+          <w:i w:val="0"/>
+        </w:rPr>
+        <w:t xml:space="preserve">A supplier renames </w:t>
+      </w:r>
+      <w:r>
+        <w:rPr>
+          <w:rFonts w:ascii="Consolas" w:hAnsi="Consolas" w:eastAsia="Consolas"/>
+          <w:b w:val="0"/>
+          <w:sz w:val="19"/>
+        </w:rPr>
+        <w:t>wgt</w:t>
+      </w:r>
+      <w:r>
+        <w:rPr>
+          <w:b w:val="0"/>
+          <w:i w:val="0"/>
+        </w:rPr>
+        <w:t xml:space="preserve"> to </w:t>
+      </w:r>
+      <w:r>
+        <w:rPr>
+          <w:rFonts w:ascii="Consolas" w:hAnsi="Consolas" w:eastAsia="Consolas"/>
+          <w:b w:val="0"/>
+          <w:sz w:val="19"/>
+        </w:rPr>
+        <w:t>weight</w:t>
+      </w:r>
+      <w:r>
+        <w:rPr>
+          <w:b w:val="0"/>
+          <w:i w:val="0"/>
+        </w:rPr>
+        <w:t xml:space="preserve"> without notice. The silver job calls </w:t>
+      </w:r>
+      <w:r>
+        <w:rPr>
+          <w:rFonts w:ascii="Consolas" w:hAnsi="Consolas" w:eastAsia="Consolas"/>
+          <w:b w:val="0"/>
+          <w:sz w:val="19"/>
+        </w:rPr>
+        <w:t>withColumnRenamed("wgt", "final_weight")</w:t>
+      </w:r>
+      <w:r>
+        <w:rPr>
+          <w:b w:val="0"/>
+          <w:i w:val="0"/>
+        </w:rPr>
+        <w:t xml:space="preserve">, which silently does nothing. The type-casting loop skips </w:t>
+      </w:r>
+      <w:r>
+        <w:rPr>
+          <w:rFonts w:ascii="Consolas" w:hAnsi="Consolas" w:eastAsia="Consolas"/>
+          <w:b w:val="0"/>
+          <w:sz w:val="19"/>
+        </w:rPr>
+        <w:t>final_weight</w:t>
+      </w:r>
+      <w:r>
+        <w:rPr>
+          <w:b w:val="0"/>
+          <w:i w:val="0"/>
+        </w:rPr>
+        <w:t xml:space="preserve"> because the column is missing. Silver writes the wave with no weight column, since schema evolution is on. At 03:00 the gold job fails with </w:t>
+      </w:r>
+      <w:r>
+        <w:rPr>
+          <w:rFonts w:ascii="Consolas" w:hAnsi="Consolas" w:eastAsia="Consolas"/>
+          <w:b w:val="0"/>
+          <w:sz w:val="19"/>
+        </w:rPr>
+        <w:t>final_weight</w:t>
+      </w:r>
+      <w:r>
+        <w:rPr>
+          <w:b w:val="0"/>
+          <w:i w:val="0"/>
+        </w:rPr>
+        <w:t xml:space="preserve"> not found. The morning report shows nothing for the new wave.</w:t>
+      </w:r>
+    </w:p>
+    <w:p>
+      <w:r>
+        <w:rPr>
+          <w:b w:val="0"/>
+          <w:i w:val="0"/>
+        </w:rPr>
+        <w:t>A column check before the rename fails the silver job at 01:00 with one clear message: "missing source columns: wgt". The on-call engineer knows exactly what to ask the supplier.</w:t>
+      </w:r>
+    </w:p>
+    <w:p>
+      <w:pPr>
+        <w:pStyle w:val="Heading4"/>
+      </w:pPr>
+      <w:r>
+        <w:t>Worked example: weak code</w:t>
       </w:r>
     </w:p>
     <w:tbl>
@@ -3226,7 +3174,7 @@
                 <w:b w:val="0"/>
                 <w:sz w:val="16"/>
               </w:rPr>
-              <w:t>def require_columns(df: DataFrame, columns: list[str]) -&gt; None:</w:t>
+              <w:t>def transform_to_silver(bronze_df, column_map, type_map, wave_id):</w:t>
             </w:r>
           </w:p>
           <w:p>
@@ -3249,7 +3197,7 @@
                 <w:b w:val="0"/>
                 <w:sz w:val="16"/>
               </w:rPr>
-              <w:t xml:space="preserve">    """Raise ValueError listing every column missing from df."""</w:t>
+              <w:t xml:space="preserve">    for src, tgt in column_map.items():</w:t>
             </w:r>
           </w:p>
           <w:p>
@@ -3260,19 +3208,19 @@
             <w:r>
               <w:rPr>
                 <w:rFonts w:ascii="Consolas" w:hAnsi="Consolas" w:eastAsia="Consolas"/>
-                <w:b w:val="0"/>
+                <w:b/>
                 <w:color w:val="5B6875"/>
                 <w:sz w:val="16"/>
               </w:rPr>
-              <w:t xml:space="preserve">   3  </w:t>
-            </w:r>
-            <w:r>
-              <w:rPr>
-                <w:rFonts w:ascii="Consolas" w:hAnsi="Consolas" w:eastAsia="Consolas"/>
-                <w:b w:val="0"/>
-                <w:sz w:val="16"/>
-              </w:rPr>
-              <w:t xml:space="preserve">    missing = sorted(set(columns) - set(df.columns))</w:t>
+              <w:t xml:space="preserve"> [1]  </w:t>
+            </w:r>
+            <w:r>
+              <w:rPr>
+                <w:rFonts w:ascii="Consolas" w:hAnsi="Consolas" w:eastAsia="Consolas"/>
+                <w:b w:val="0"/>
+                <w:sz w:val="16"/>
+              </w:rPr>
+              <w:t xml:space="preserve">        bronze_df = bronze_df.withColumnRenamed(src, tgt)</w:t>
             </w:r>
           </w:p>
           <w:p>
@@ -3295,7 +3243,7 @@
                 <w:b w:val="0"/>
                 <w:sz w:val="16"/>
               </w:rPr>
-              <w:t xml:space="preserve">    if missing:</w:t>
+              <w:t xml:space="preserve">    for col_name, col_type in type_map.items():</w:t>
             </w:r>
           </w:p>
           <w:p>
@@ -3310,15 +3258,15 @@
                 <w:color w:val="5B6875"/>
                 <w:sz w:val="16"/>
               </w:rPr>
-              <w:t xml:space="preserve"> [1]  </w:t>
-            </w:r>
-            <w:r>
-              <w:rPr>
-                <w:rFonts w:ascii="Consolas" w:hAnsi="Consolas" w:eastAsia="Consolas"/>
-                <w:b w:val="0"/>
-                <w:sz w:val="16"/>
-              </w:rPr>
-              <w:t xml:space="preserve">        raise ValueError(f"missing source columns: {missing}")</w:t>
+              <w:t xml:space="preserve"> [2]  </w:t>
+            </w:r>
+            <w:r>
+              <w:rPr>
+                <w:rFonts w:ascii="Consolas" w:hAnsi="Consolas" w:eastAsia="Consolas"/>
+                <w:b w:val="0"/>
+                <w:sz w:val="16"/>
+              </w:rPr>
+              <w:t xml:space="preserve">        bronze_df = bronze_df.withColumn(col_name, col(col_name).cast(col_type))</w:t>
             </w:r>
           </w:p>
           <w:p>
@@ -3329,19 +3277,19 @@
             <w:r>
               <w:rPr>
                 <w:rFonts w:ascii="Consolas" w:hAnsi="Consolas" w:eastAsia="Consolas"/>
-                <w:b w:val="0"/>
+                <w:b/>
                 <w:color w:val="5B6875"/>
                 <w:sz w:val="16"/>
               </w:rPr>
-              <w:t xml:space="preserve">   6  </w:t>
-            </w:r>
-            <w:r>
-              <w:rPr>
-                <w:rFonts w:ascii="Consolas" w:hAnsi="Consolas" w:eastAsia="Consolas"/>
-                <w:b w:val="0"/>
-                <w:sz w:val="16"/>
-              </w:rPr>
-              <w:t xml:space="preserve"> </w:t>
+              <w:t xml:space="preserve"> [3]  </w:t>
+            </w:r>
+            <w:r>
+              <w:rPr>
+                <w:rFonts w:ascii="Consolas" w:hAnsi="Consolas" w:eastAsia="Consolas"/>
+                <w:b w:val="0"/>
+                <w:sz w:val="16"/>
+              </w:rPr>
+              <w:t xml:space="preserve">    bronze_df = bronze_df.withColumn("wave_id", lit(wave_id))</w:t>
             </w:r>
           </w:p>
           <w:p>
@@ -3364,444 +3312,7 @@
                 <w:b w:val="0"/>
                 <w:sz w:val="16"/>
               </w:rPr>
-              <w:t xml:space="preserve"> </w:t>
-            </w:r>
-          </w:p>
-          <w:p>
-            <w:pPr>
-              <w:spacing w:before="0" w:after="0" w:line="240" w:lineRule="auto"/>
-              <w:ind w:left="567" w:hanging="567"/>
-            </w:pPr>
-            <w:r>
-              <w:rPr>
-                <w:rFonts w:ascii="Consolas" w:hAnsi="Consolas" w:eastAsia="Consolas"/>
-                <w:b w:val="0"/>
-                <w:color w:val="5B6875"/>
-                <w:sz w:val="16"/>
-              </w:rPr>
-              <w:t xml:space="preserve">   8  </w:t>
-            </w:r>
-            <w:r>
-              <w:rPr>
-                <w:rFonts w:ascii="Consolas" w:hAnsi="Consolas" w:eastAsia="Consolas"/>
-                <w:b w:val="0"/>
-                <w:sz w:val="16"/>
-              </w:rPr>
-              <w:t>def rename_to_canonical(df: DataFrame, column_map: dict[str, str]) -&gt; DataFrame:</w:t>
-            </w:r>
-          </w:p>
-          <w:p>
-            <w:pPr>
-              <w:spacing w:before="0" w:after="0" w:line="240" w:lineRule="auto"/>
-              <w:ind w:left="567" w:hanging="567"/>
-            </w:pPr>
-            <w:r>
-              <w:rPr>
-                <w:rFonts w:ascii="Consolas" w:hAnsi="Consolas" w:eastAsia="Consolas"/>
-                <w:b w:val="0"/>
-                <w:color w:val="5B6875"/>
-                <w:sz w:val="16"/>
-              </w:rPr>
-              <w:t xml:space="preserve">   9  </w:t>
-            </w:r>
-            <w:r>
-              <w:rPr>
-                <w:rFonts w:ascii="Consolas" w:hAnsi="Consolas" w:eastAsia="Consolas"/>
-                <w:b w:val="0"/>
-                <w:sz w:val="16"/>
-              </w:rPr>
-              <w:t xml:space="preserve">    """Rename supplier columns to registry names. Fails on any missing column."""</w:t>
-            </w:r>
-          </w:p>
-          <w:p>
-            <w:pPr>
-              <w:spacing w:before="0" w:after="0" w:line="240" w:lineRule="auto"/>
-              <w:ind w:left="567" w:hanging="567"/>
-            </w:pPr>
-            <w:r>
-              <w:rPr>
-                <w:rFonts w:ascii="Consolas" w:hAnsi="Consolas" w:eastAsia="Consolas"/>
-                <w:b w:val="0"/>
-                <w:color w:val="5B6875"/>
-                <w:sz w:val="16"/>
-              </w:rPr>
-              <w:t xml:space="preserve">  10  </w:t>
-            </w:r>
-            <w:r>
-              <w:rPr>
-                <w:rFonts w:ascii="Consolas" w:hAnsi="Consolas" w:eastAsia="Consolas"/>
-                <w:b w:val="0"/>
-                <w:sz w:val="16"/>
-              </w:rPr>
-              <w:t xml:space="preserve">    require_columns(df, list(column_map))</w:t>
-            </w:r>
-          </w:p>
-          <w:p>
-            <w:pPr>
-              <w:spacing w:before="0" w:after="0" w:line="240" w:lineRule="auto"/>
-              <w:ind w:left="567" w:hanging="567"/>
-            </w:pPr>
-            <w:r>
-              <w:rPr>
-                <w:rFonts w:ascii="Consolas" w:hAnsi="Consolas" w:eastAsia="Consolas"/>
-                <w:b/>
-                <w:color w:val="5B6875"/>
-                <w:sz w:val="16"/>
-              </w:rPr>
-              <w:t xml:space="preserve"> [2]  </w:t>
-            </w:r>
-            <w:r>
-              <w:rPr>
-                <w:rFonts w:ascii="Consolas" w:hAnsi="Consolas" w:eastAsia="Consolas"/>
-                <w:b w:val="0"/>
-                <w:sz w:val="16"/>
-              </w:rPr>
-              <w:t xml:space="preserve">    return df.withColumnsRenamed(column_map)</w:t>
-            </w:r>
-          </w:p>
-          <w:p>
-            <w:pPr>
-              <w:spacing w:before="0" w:after="0" w:line="240" w:lineRule="auto"/>
-              <w:ind w:left="567" w:hanging="567"/>
-            </w:pPr>
-            <w:r>
-              <w:rPr>
-                <w:rFonts w:ascii="Consolas" w:hAnsi="Consolas" w:eastAsia="Consolas"/>
-                <w:b w:val="0"/>
-                <w:color w:val="5B6875"/>
-                <w:sz w:val="16"/>
-              </w:rPr>
-              <w:t xml:space="preserve">  12  </w:t>
-            </w:r>
-            <w:r>
-              <w:rPr>
-                <w:rFonts w:ascii="Consolas" w:hAnsi="Consolas" w:eastAsia="Consolas"/>
-                <w:b w:val="0"/>
-                <w:sz w:val="16"/>
-              </w:rPr>
-              <w:t xml:space="preserve"> </w:t>
-            </w:r>
-          </w:p>
-          <w:p>
-            <w:pPr>
-              <w:spacing w:before="0" w:after="0" w:line="240" w:lineRule="auto"/>
-              <w:ind w:left="567" w:hanging="567"/>
-            </w:pPr>
-            <w:r>
-              <w:rPr>
-                <w:rFonts w:ascii="Consolas" w:hAnsi="Consolas" w:eastAsia="Consolas"/>
-                <w:b w:val="0"/>
-                <w:color w:val="5B6875"/>
-                <w:sz w:val="16"/>
-              </w:rPr>
-              <w:t xml:space="preserve">  13  </w:t>
-            </w:r>
-            <w:r>
-              <w:rPr>
-                <w:rFonts w:ascii="Consolas" w:hAnsi="Consolas" w:eastAsia="Consolas"/>
-                <w:b w:val="0"/>
-                <w:sz w:val="16"/>
-              </w:rPr>
-              <w:t xml:space="preserve"> </w:t>
-            </w:r>
-          </w:p>
-          <w:p>
-            <w:pPr>
-              <w:spacing w:before="0" w:after="0" w:line="240" w:lineRule="auto"/>
-              <w:ind w:left="567" w:hanging="567"/>
-            </w:pPr>
-            <w:r>
-              <w:rPr>
-                <w:rFonts w:ascii="Consolas" w:hAnsi="Consolas" w:eastAsia="Consolas"/>
-                <w:b w:val="0"/>
-                <w:color w:val="5B6875"/>
-                <w:sz w:val="16"/>
-              </w:rPr>
-              <w:t xml:space="preserve">  14  </w:t>
-            </w:r>
-            <w:r>
-              <w:rPr>
-                <w:rFonts w:ascii="Consolas" w:hAnsi="Consolas" w:eastAsia="Consolas"/>
-                <w:b w:val="0"/>
-                <w:sz w:val="16"/>
-              </w:rPr>
-              <w:t>def cast_to_registry_types(df: DataFrame, type_map: dict[str, str]) -&gt; DataFrame:</w:t>
-            </w:r>
-          </w:p>
-          <w:p>
-            <w:pPr>
-              <w:spacing w:before="0" w:after="0" w:line="240" w:lineRule="auto"/>
-              <w:ind w:left="567" w:hanging="567"/>
-            </w:pPr>
-            <w:r>
-              <w:rPr>
-                <w:rFonts w:ascii="Consolas" w:hAnsi="Consolas" w:eastAsia="Consolas"/>
-                <w:b w:val="0"/>
-                <w:color w:val="5B6875"/>
-                <w:sz w:val="16"/>
-              </w:rPr>
-              <w:t xml:space="preserve">  15  </w:t>
-            </w:r>
-            <w:r>
-              <w:rPr>
-                <w:rFonts w:ascii="Consolas" w:hAnsi="Consolas" w:eastAsia="Consolas"/>
-                <w:b w:val="0"/>
-                <w:sz w:val="16"/>
-              </w:rPr>
-              <w:t xml:space="preserve">    """Cast with try_cast, so a bad value becomes NULL instead of stopping the job."""</w:t>
-            </w:r>
-          </w:p>
-          <w:p>
-            <w:pPr>
-              <w:spacing w:before="0" w:after="0" w:line="240" w:lineRule="auto"/>
-              <w:ind w:left="567" w:hanging="567"/>
-            </w:pPr>
-            <w:r>
-              <w:rPr>
-                <w:rFonts w:ascii="Consolas" w:hAnsi="Consolas" w:eastAsia="Consolas"/>
-                <w:b w:val="0"/>
-                <w:color w:val="5B6875"/>
-                <w:sz w:val="16"/>
-              </w:rPr>
-              <w:t xml:space="preserve">  16  </w:t>
-            </w:r>
-            <w:r>
-              <w:rPr>
-                <w:rFonts w:ascii="Consolas" w:hAnsi="Consolas" w:eastAsia="Consolas"/>
-                <w:b w:val="0"/>
-                <w:sz w:val="16"/>
-              </w:rPr>
-              <w:t xml:space="preserve">    require_columns(df, list(type_map))</w:t>
-            </w:r>
-          </w:p>
-          <w:p>
-            <w:pPr>
-              <w:spacing w:before="0" w:after="0" w:line="240" w:lineRule="auto"/>
-              <w:ind w:left="567" w:hanging="567"/>
-            </w:pPr>
-            <w:r>
-              <w:rPr>
-                <w:rFonts w:ascii="Consolas" w:hAnsi="Consolas" w:eastAsia="Consolas"/>
-                <w:b/>
-                <w:color w:val="5B6875"/>
-                <w:sz w:val="16"/>
-              </w:rPr>
-              <w:t xml:space="preserve"> [3]  </w:t>
-            </w:r>
-            <w:r>
-              <w:rPr>
-                <w:rFonts w:ascii="Consolas" w:hAnsi="Consolas" w:eastAsia="Consolas"/>
-                <w:b w:val="0"/>
-                <w:sz w:val="16"/>
-              </w:rPr>
-              <w:t xml:space="preserve">    return df.withColumns({c: F.col(c).try_cast(t) for c, t in type_map.items()})</w:t>
-            </w:r>
-          </w:p>
-          <w:p>
-            <w:pPr>
-              <w:spacing w:before="0" w:after="0" w:line="240" w:lineRule="auto"/>
-              <w:ind w:left="567" w:hanging="567"/>
-            </w:pPr>
-            <w:r>
-              <w:rPr>
-                <w:rFonts w:ascii="Consolas" w:hAnsi="Consolas" w:eastAsia="Consolas"/>
-                <w:b w:val="0"/>
-                <w:color w:val="5B6875"/>
-                <w:sz w:val="16"/>
-              </w:rPr>
-              <w:t xml:space="preserve">  18  </w:t>
-            </w:r>
-            <w:r>
-              <w:rPr>
-                <w:rFonts w:ascii="Consolas" w:hAnsi="Consolas" w:eastAsia="Consolas"/>
-                <w:b w:val="0"/>
-                <w:sz w:val="16"/>
-              </w:rPr>
-              <w:t xml:space="preserve"> </w:t>
-            </w:r>
-          </w:p>
-          <w:p>
-            <w:pPr>
-              <w:spacing w:before="0" w:after="0" w:line="240" w:lineRule="auto"/>
-              <w:ind w:left="567" w:hanging="567"/>
-            </w:pPr>
-            <w:r>
-              <w:rPr>
-                <w:rFonts w:ascii="Consolas" w:hAnsi="Consolas" w:eastAsia="Consolas"/>
-                <w:b w:val="0"/>
-                <w:color w:val="5B6875"/>
-                <w:sz w:val="16"/>
-              </w:rPr>
-              <w:t xml:space="preserve">  19  </w:t>
-            </w:r>
-            <w:r>
-              <w:rPr>
-                <w:rFonts w:ascii="Consolas" w:hAnsi="Consolas" w:eastAsia="Consolas"/>
-                <w:b w:val="0"/>
-                <w:sz w:val="16"/>
-              </w:rPr>
-              <w:t xml:space="preserve"> </w:t>
-            </w:r>
-          </w:p>
-          <w:p>
-            <w:pPr>
-              <w:spacing w:before="0" w:after="0" w:line="240" w:lineRule="auto"/>
-              <w:ind w:left="567" w:hanging="567"/>
-            </w:pPr>
-            <w:r>
-              <w:rPr>
-                <w:rFonts w:ascii="Consolas" w:hAnsi="Consolas" w:eastAsia="Consolas"/>
-                <w:b w:val="0"/>
-                <w:color w:val="5B6875"/>
-                <w:sz w:val="16"/>
-              </w:rPr>
-              <w:t xml:space="preserve">  20  </w:t>
-            </w:r>
-            <w:r>
-              <w:rPr>
-                <w:rFonts w:ascii="Consolas" w:hAnsi="Consolas" w:eastAsia="Consolas"/>
-                <w:b w:val="0"/>
-                <w:sz w:val="16"/>
-              </w:rPr>
-              <w:t>def count_cast_failures(df: DataFrame, type_map: dict[str, str]) -&gt; dict[str, int]:</w:t>
-            </w:r>
-          </w:p>
-          <w:p>
-            <w:pPr>
-              <w:spacing w:before="0" w:after="0" w:line="240" w:lineRule="auto"/>
-              <w:ind w:left="567" w:hanging="567"/>
-            </w:pPr>
-            <w:r>
-              <w:rPr>
-                <w:rFonts w:ascii="Consolas" w:hAnsi="Consolas" w:eastAsia="Consolas"/>
-                <w:b w:val="0"/>
-                <w:color w:val="5B6875"/>
-                <w:sz w:val="16"/>
-              </w:rPr>
-              <w:t xml:space="preserve">  21  </w:t>
-            </w:r>
-            <w:r>
-              <w:rPr>
-                <w:rFonts w:ascii="Consolas" w:hAnsi="Consolas" w:eastAsia="Consolas"/>
-                <w:b w:val="0"/>
-                <w:sz w:val="16"/>
-              </w:rPr>
-              <w:t xml:space="preserve">    """Per column, rows whose non-null value fails try_cast. One pass over df."""</w:t>
-            </w:r>
-          </w:p>
-          <w:p>
-            <w:pPr>
-              <w:spacing w:before="0" w:after="0" w:line="240" w:lineRule="auto"/>
-              <w:ind w:left="567" w:hanging="567"/>
-            </w:pPr>
-            <w:r>
-              <w:rPr>
-                <w:rFonts w:ascii="Consolas" w:hAnsi="Consolas" w:eastAsia="Consolas"/>
-                <w:b w:val="0"/>
-                <w:color w:val="5B6875"/>
-                <w:sz w:val="16"/>
-              </w:rPr>
-              <w:t xml:space="preserve">  22  </w:t>
-            </w:r>
-            <w:r>
-              <w:rPr>
-                <w:rFonts w:ascii="Consolas" w:hAnsi="Consolas" w:eastAsia="Consolas"/>
-                <w:b w:val="0"/>
-                <w:sz w:val="16"/>
-              </w:rPr>
-              <w:t xml:space="preserve">    failures = [</w:t>
-            </w:r>
-          </w:p>
-          <w:p>
-            <w:pPr>
-              <w:spacing w:before="0" w:after="0" w:line="240" w:lineRule="auto"/>
-              <w:ind w:left="567" w:hanging="567"/>
-            </w:pPr>
-            <w:r>
-              <w:rPr>
-                <w:rFonts w:ascii="Consolas" w:hAnsi="Consolas" w:eastAsia="Consolas"/>
-                <w:b/>
-                <w:color w:val="5B6875"/>
-                <w:sz w:val="16"/>
-              </w:rPr>
-              <w:t xml:space="preserve"> [4]  </w:t>
-            </w:r>
-            <w:r>
-              <w:rPr>
-                <w:rFonts w:ascii="Consolas" w:hAnsi="Consolas" w:eastAsia="Consolas"/>
-                <w:b w:val="0"/>
-                <w:sz w:val="16"/>
-              </w:rPr>
-              <w:t xml:space="preserve">        F.count_if(F.col(c).isNotNull() &amp; F.col(c).try_cast(t).isNull()).alias(c)</w:t>
-            </w:r>
-          </w:p>
-          <w:p>
-            <w:pPr>
-              <w:spacing w:before="0" w:after="0" w:line="240" w:lineRule="auto"/>
-              <w:ind w:left="567" w:hanging="567"/>
-            </w:pPr>
-            <w:r>
-              <w:rPr>
-                <w:rFonts w:ascii="Consolas" w:hAnsi="Consolas" w:eastAsia="Consolas"/>
-                <w:b w:val="0"/>
-                <w:color w:val="5B6875"/>
-                <w:sz w:val="16"/>
-              </w:rPr>
-              <w:t xml:space="preserve">  24  </w:t>
-            </w:r>
-            <w:r>
-              <w:rPr>
-                <w:rFonts w:ascii="Consolas" w:hAnsi="Consolas" w:eastAsia="Consolas"/>
-                <w:b w:val="0"/>
-                <w:sz w:val="16"/>
-              </w:rPr>
-              <w:t xml:space="preserve">        for c, t in type_map.items()</w:t>
-            </w:r>
-          </w:p>
-          <w:p>
-            <w:pPr>
-              <w:spacing w:before="0" w:after="0" w:line="240" w:lineRule="auto"/>
-              <w:ind w:left="567" w:hanging="567"/>
-            </w:pPr>
-            <w:r>
-              <w:rPr>
-                <w:rFonts w:ascii="Consolas" w:hAnsi="Consolas" w:eastAsia="Consolas"/>
-                <w:b w:val="0"/>
-                <w:color w:val="5B6875"/>
-                <w:sz w:val="16"/>
-              </w:rPr>
-              <w:t xml:space="preserve">  25  </w:t>
-            </w:r>
-            <w:r>
-              <w:rPr>
-                <w:rFonts w:ascii="Consolas" w:hAnsi="Consolas" w:eastAsia="Consolas"/>
-                <w:b w:val="0"/>
-                <w:sz w:val="16"/>
-              </w:rPr>
-              <w:t xml:space="preserve">    ]</w:t>
-            </w:r>
-          </w:p>
-          <w:p>
-            <w:pPr>
-              <w:spacing w:before="0" w:after="0" w:line="240" w:lineRule="auto"/>
-              <w:ind w:left="567" w:hanging="567"/>
-            </w:pPr>
-            <w:r>
-              <w:rPr>
-                <w:rFonts w:ascii="Consolas" w:hAnsi="Consolas" w:eastAsia="Consolas"/>
-                <w:b w:val="0"/>
-                <w:color w:val="5B6875"/>
-                <w:sz w:val="16"/>
-              </w:rPr>
-              <w:t xml:space="preserve">  26  </w:t>
-            </w:r>
-            <w:r>
-              <w:rPr>
-                <w:rFonts w:ascii="Consolas" w:hAnsi="Consolas" w:eastAsia="Consolas"/>
-                <w:b w:val="0"/>
-                <w:sz w:val="16"/>
-              </w:rPr>
-              <w:t xml:space="preserve">    return df.agg(*failures).collect()[0].asDict()</w:t>
+              <w:t xml:space="preserve">    return bronze_df</w:t>
             </w:r>
           </w:p>
         </w:tc>
@@ -3815,14 +3326,14 @@
         <w:rPr>
           <w:b/>
         </w:rPr>
-        <w:t xml:space="preserve">Line 5. </w:t>
-      </w:r>
-      <w:r>
-        <w:rPr>
-          <w:b w:val="0"/>
-          <w:i w:val="0"/>
-        </w:rPr>
-        <w:t>One error that names every missing column.</w:t>
+        <w:t xml:space="preserve">Line 3. </w:t>
+      </w:r>
+      <w:r>
+        <w:rPr>
+          <w:b w:val="0"/>
+          <w:i w:val="0"/>
+        </w:rPr>
+        <w:t>A missing source column is skipped without an error.</w:t>
       </w:r>
     </w:p>
     <w:p>
@@ -3833,14 +3344,14 @@
         <w:rPr>
           <w:b/>
         </w:rPr>
-        <w:t xml:space="preserve">Line 11. </w:t>
-      </w:r>
-      <w:r>
-        <w:rPr>
-          <w:b w:val="0"/>
-          <w:i w:val="0"/>
-        </w:rPr>
-        <w:t>Safe to call now: every source column exists.</w:t>
+        <w:t xml:space="preserve">Line 5. </w:t>
+      </w:r>
+      <w:r>
+        <w:rPr>
+          <w:b w:val="0"/>
+          <w:i w:val="0"/>
+        </w:rPr>
+        <w:t>Under ANSI mode one bad value stops the job. Without ANSI, bad values become NULL with no count.</w:t>
       </w:r>
     </w:p>
     <w:p>
@@ -3851,41 +3362,14 @@
         <w:rPr>
           <w:b/>
         </w:rPr>
-        <w:t xml:space="preserve">Line 17. </w:t>
-      </w:r>
-      <w:r>
-        <w:rPr>
-          <w:b w:val="0"/>
-          <w:i w:val="0"/>
-        </w:rPr>
-        <w:t>Column.try_cast (PySpark 4.0) returns NULL for a bad value.</w:t>
-      </w:r>
-    </w:p>
-    <w:p>
-      <w:pPr>
-        <w:pStyle w:val="ListNumber"/>
-      </w:pPr>
-      <w:r>
-        <w:rPr>
-          <w:b/>
-        </w:rPr>
-        <w:t xml:space="preserve">Line 23. </w:t>
-      </w:r>
-      <w:r>
-        <w:rPr>
-          <w:b w:val="0"/>
-          <w:i w:val="0"/>
-        </w:rPr>
-        <w:t>Run on the uncast frame: a value that is present but fails the cast is a failure. All columns counted in one agg pass.</w:t>
-      </w:r>
-    </w:p>
-    <w:p>
-      <w:r>
-        <w:rPr>
-          <w:b w:val="0"/>
-          <w:i w:val="0"/>
-        </w:rPr>
-        <w:t>The strong version fails early and clearly on a changed delivery, and turns bad values into a number you can check instead of a crash or a silent NULL.</w:t>
+        <w:t xml:space="preserve">Line 6. </w:t>
+      </w:r>
+      <w:r>
+        <w:rPr>
+          <w:b w:val="0"/>
+          <w:i w:val="0"/>
+        </w:rPr>
+        <w:t>Overwrites the wave_id from the delivery, hiding a file loaded against the wrong wave.</w:t>
       </w:r>
     </w:p>
     <w:p>
@@ -3893,108 +3377,7 @@
         <w:pStyle w:val="Heading4"/>
       </w:pPr>
       <w:r>
-        <w:t>Recap card</w:t>
-      </w:r>
-    </w:p>
-    <w:p>
-      <w:pPr>
-        <w:pStyle w:val="ListBullet"/>
-      </w:pPr>
-      <w:r>
-        <w:rPr>
-          <w:b/>
-          <w:i w:val="0"/>
-        </w:rPr>
-        <w:t>What does withColumnRenamed do with a missing column?</w:t>
-      </w:r>
-      <w:r>
-        <w:rPr>
-          <w:b w:val="0"/>
-          <w:i w:val="0"/>
-        </w:rPr>
-        <w:t xml:space="preserve"> Nothing, silently. Check the source columns yourself and raise one error listing every missing one.</w:t>
-      </w:r>
-    </w:p>
-    <w:p>
-      <w:pPr>
-        <w:pStyle w:val="ListBullet"/>
-      </w:pPr>
-      <w:r>
-        <w:rPr>
-          <w:b/>
-          <w:i w:val="0"/>
-        </w:rPr>
-        <w:t>cast on Spark 4.0 (Runtime 17.3 LTS) with a malformed value</w:t>
-      </w:r>
-      <w:r>
-        <w:rPr>
-          <w:b w:val="0"/>
-          <w:i w:val="0"/>
-        </w:rPr>
-        <w:t xml:space="preserve"> Raises CAST_INVALID_INPUT, because ANSI mode is on by default.</w:t>
-      </w:r>
-    </w:p>
-    <w:p>
-      <w:pPr>
-        <w:pStyle w:val="ListBullet"/>
-      </w:pPr>
-      <w:r>
-        <w:rPr>
-          <w:b/>
-          <w:i w:val="0"/>
-        </w:rPr>
-        <w:t>Safe cast for silver</w:t>
-      </w:r>
-      <w:r>
-        <w:rPr>
-          <w:b w:val="0"/>
-          <w:i w:val="0"/>
-        </w:rPr>
-        <w:t xml:space="preserve"> F.col(c).try_cast(t), then count the new NULLs and check them against a threshold.</w:t>
-      </w:r>
-    </w:p>
-    <w:p>
-      <w:pPr>
-        <w:pStyle w:val="ListBullet"/>
-      </w:pPr>
-      <w:r>
-        <w:rPr>
-          <w:b/>
-          <w:i w:val="0"/>
-        </w:rPr>
-        <w:t>Silver dedup key</w:t>
-      </w:r>
-      <w:r>
-        <w:rPr>
-          <w:b w:val="0"/>
-          <w:i w:val="0"/>
-        </w:rPr>
-        <w:t xml:space="preserve"> The full grain: respondent_id and wave_id.</w:t>
-      </w:r>
-    </w:p>
-    <w:p>
-      <w:pPr>
-        <w:pStyle w:val="Heading4"/>
-      </w:pPr>
-      <w:r>
-        <w:t>Practice</w:t>
-      </w:r>
-    </w:p>
-    <w:p>
-      <w:pPr>
-        <w:pStyle w:val="Heading5"/>
-      </w:pPr>
-      <w:r>
-        <w:t>Exercise 1. Predict the output (level 1)</w:t>
-      </w:r>
-    </w:p>
-    <w:p>
-      <w:r>
-        <w:rPr>
-          <w:b w:val="0"/>
-          <w:i w:val="0"/>
-        </w:rPr>
-        <w:t>What does this print on PySpark 4.0?</w:t>
+        <w:t>Worked example: strong code</w:t>
       </w:r>
     </w:p>
     <w:tbl>
@@ -4032,7 +3415,7 @@
                 <w:b w:val="0"/>
                 <w:sz w:val="16"/>
               </w:rPr>
-              <w:t>df = spark.createDataFrame([(1, 2.5)], "respondent_id INT, weight DOUBLE")</w:t>
+              <w:t>def require_columns(df: DataFrame, columns: list[str]) -&gt; None:</w:t>
             </w:r>
           </w:p>
           <w:p>
@@ -4055,58 +3438,651 @@
                 <w:b w:val="0"/>
                 <w:sz w:val="16"/>
               </w:rPr>
-              <w:t>print(df.withColumnRenamed("wgt", "final_weight").columns)</w:t>
+              <w:t xml:space="preserve">    """Raise ValueError listing every column missing from df."""</w:t>
+            </w:r>
+          </w:p>
+          <w:p>
+            <w:pPr>
+              <w:spacing w:before="0" w:after="0" w:line="240" w:lineRule="auto"/>
+              <w:ind w:left="567" w:hanging="567"/>
+            </w:pPr>
+            <w:r>
+              <w:rPr>
+                <w:rFonts w:ascii="Consolas" w:hAnsi="Consolas" w:eastAsia="Consolas"/>
+                <w:b w:val="0"/>
+                <w:color w:val="5B6875"/>
+                <w:sz w:val="16"/>
+              </w:rPr>
+              <w:t xml:space="preserve">   3  </w:t>
+            </w:r>
+            <w:r>
+              <w:rPr>
+                <w:rFonts w:ascii="Consolas" w:hAnsi="Consolas" w:eastAsia="Consolas"/>
+                <w:b w:val="0"/>
+                <w:sz w:val="16"/>
+              </w:rPr>
+              <w:t xml:space="preserve">    missing = sorted(set(columns) - set(df.columns))</w:t>
+            </w:r>
+          </w:p>
+          <w:p>
+            <w:pPr>
+              <w:spacing w:before="0" w:after="0" w:line="240" w:lineRule="auto"/>
+              <w:ind w:left="567" w:hanging="567"/>
+            </w:pPr>
+            <w:r>
+              <w:rPr>
+                <w:rFonts w:ascii="Consolas" w:hAnsi="Consolas" w:eastAsia="Consolas"/>
+                <w:b w:val="0"/>
+                <w:color w:val="5B6875"/>
+                <w:sz w:val="16"/>
+              </w:rPr>
+              <w:t xml:space="preserve">   4  </w:t>
+            </w:r>
+            <w:r>
+              <w:rPr>
+                <w:rFonts w:ascii="Consolas" w:hAnsi="Consolas" w:eastAsia="Consolas"/>
+                <w:b w:val="0"/>
+                <w:sz w:val="16"/>
+              </w:rPr>
+              <w:t xml:space="preserve">    if missing:</w:t>
+            </w:r>
+          </w:p>
+          <w:p>
+            <w:pPr>
+              <w:spacing w:before="0" w:after="0" w:line="240" w:lineRule="auto"/>
+              <w:ind w:left="567" w:hanging="567"/>
+            </w:pPr>
+            <w:r>
+              <w:rPr>
+                <w:rFonts w:ascii="Consolas" w:hAnsi="Consolas" w:eastAsia="Consolas"/>
+                <w:b/>
+                <w:color w:val="5B6875"/>
+                <w:sz w:val="16"/>
+              </w:rPr>
+              <w:t xml:space="preserve"> [1]  </w:t>
+            </w:r>
+            <w:r>
+              <w:rPr>
+                <w:rFonts w:ascii="Consolas" w:hAnsi="Consolas" w:eastAsia="Consolas"/>
+                <w:b w:val="0"/>
+                <w:sz w:val="16"/>
+              </w:rPr>
+              <w:t xml:space="preserve">        raise ValueError(f"missing source columns: {missing}")</w:t>
+            </w:r>
+          </w:p>
+          <w:p>
+            <w:pPr>
+              <w:spacing w:before="0" w:after="0" w:line="240" w:lineRule="auto"/>
+              <w:ind w:left="567" w:hanging="567"/>
+            </w:pPr>
+            <w:r>
+              <w:rPr>
+                <w:rFonts w:ascii="Consolas" w:hAnsi="Consolas" w:eastAsia="Consolas"/>
+                <w:b w:val="0"/>
+                <w:color w:val="5B6875"/>
+                <w:sz w:val="16"/>
+              </w:rPr>
+              <w:t xml:space="preserve">   6  </w:t>
+            </w:r>
+            <w:r>
+              <w:rPr>
+                <w:rFonts w:ascii="Consolas" w:hAnsi="Consolas" w:eastAsia="Consolas"/>
+                <w:b w:val="0"/>
+                <w:sz w:val="16"/>
+              </w:rPr>
+              <w:t xml:space="preserve"> </w:t>
+            </w:r>
+          </w:p>
+          <w:p>
+            <w:pPr>
+              <w:spacing w:before="0" w:after="0" w:line="240" w:lineRule="auto"/>
+              <w:ind w:left="567" w:hanging="567"/>
+            </w:pPr>
+            <w:r>
+              <w:rPr>
+                <w:rFonts w:ascii="Consolas" w:hAnsi="Consolas" w:eastAsia="Consolas"/>
+                <w:b w:val="0"/>
+                <w:color w:val="5B6875"/>
+                <w:sz w:val="16"/>
+              </w:rPr>
+              <w:t xml:space="preserve">   7  </w:t>
+            </w:r>
+            <w:r>
+              <w:rPr>
+                <w:rFonts w:ascii="Consolas" w:hAnsi="Consolas" w:eastAsia="Consolas"/>
+                <w:b w:val="0"/>
+                <w:sz w:val="16"/>
+              </w:rPr>
+              <w:t xml:space="preserve"> </w:t>
+            </w:r>
+          </w:p>
+          <w:p>
+            <w:pPr>
+              <w:spacing w:before="0" w:after="0" w:line="240" w:lineRule="auto"/>
+              <w:ind w:left="567" w:hanging="567"/>
+            </w:pPr>
+            <w:r>
+              <w:rPr>
+                <w:rFonts w:ascii="Consolas" w:hAnsi="Consolas" w:eastAsia="Consolas"/>
+                <w:b w:val="0"/>
+                <w:color w:val="5B6875"/>
+                <w:sz w:val="16"/>
+              </w:rPr>
+              <w:t xml:space="preserve">   8  </w:t>
+            </w:r>
+            <w:r>
+              <w:rPr>
+                <w:rFonts w:ascii="Consolas" w:hAnsi="Consolas" w:eastAsia="Consolas"/>
+                <w:b w:val="0"/>
+                <w:sz w:val="16"/>
+              </w:rPr>
+              <w:t>def rename_to_canonical(df: DataFrame, column_map: dict[str, str]) -&gt; DataFrame:</w:t>
+            </w:r>
+          </w:p>
+          <w:p>
+            <w:pPr>
+              <w:spacing w:before="0" w:after="0" w:line="240" w:lineRule="auto"/>
+              <w:ind w:left="567" w:hanging="567"/>
+            </w:pPr>
+            <w:r>
+              <w:rPr>
+                <w:rFonts w:ascii="Consolas" w:hAnsi="Consolas" w:eastAsia="Consolas"/>
+                <w:b w:val="0"/>
+                <w:color w:val="5B6875"/>
+                <w:sz w:val="16"/>
+              </w:rPr>
+              <w:t xml:space="preserve">   9  </w:t>
+            </w:r>
+            <w:r>
+              <w:rPr>
+                <w:rFonts w:ascii="Consolas" w:hAnsi="Consolas" w:eastAsia="Consolas"/>
+                <w:b w:val="0"/>
+                <w:sz w:val="16"/>
+              </w:rPr>
+              <w:t xml:space="preserve">    """Rename supplier columns to registry names. Fails on any missing column."""</w:t>
+            </w:r>
+          </w:p>
+          <w:p>
+            <w:pPr>
+              <w:spacing w:before="0" w:after="0" w:line="240" w:lineRule="auto"/>
+              <w:ind w:left="567" w:hanging="567"/>
+            </w:pPr>
+            <w:r>
+              <w:rPr>
+                <w:rFonts w:ascii="Consolas" w:hAnsi="Consolas" w:eastAsia="Consolas"/>
+                <w:b w:val="0"/>
+                <w:color w:val="5B6875"/>
+                <w:sz w:val="16"/>
+              </w:rPr>
+              <w:t xml:space="preserve">  10  </w:t>
+            </w:r>
+            <w:r>
+              <w:rPr>
+                <w:rFonts w:ascii="Consolas" w:hAnsi="Consolas" w:eastAsia="Consolas"/>
+                <w:b w:val="0"/>
+                <w:sz w:val="16"/>
+              </w:rPr>
+              <w:t xml:space="preserve">    require_columns(df, list(column_map))</w:t>
+            </w:r>
+          </w:p>
+          <w:p>
+            <w:pPr>
+              <w:spacing w:before="0" w:after="0" w:line="240" w:lineRule="auto"/>
+              <w:ind w:left="567" w:hanging="567"/>
+            </w:pPr>
+            <w:r>
+              <w:rPr>
+                <w:rFonts w:ascii="Consolas" w:hAnsi="Consolas" w:eastAsia="Consolas"/>
+                <w:b/>
+                <w:color w:val="5B6875"/>
+                <w:sz w:val="16"/>
+              </w:rPr>
+              <w:t xml:space="preserve"> [2]  </w:t>
+            </w:r>
+            <w:r>
+              <w:rPr>
+                <w:rFonts w:ascii="Consolas" w:hAnsi="Consolas" w:eastAsia="Consolas"/>
+                <w:b w:val="0"/>
+                <w:sz w:val="16"/>
+              </w:rPr>
+              <w:t xml:space="preserve">    return df.withColumnsRenamed(column_map)</w:t>
+            </w:r>
+          </w:p>
+          <w:p>
+            <w:pPr>
+              <w:spacing w:before="0" w:after="0" w:line="240" w:lineRule="auto"/>
+              <w:ind w:left="567" w:hanging="567"/>
+            </w:pPr>
+            <w:r>
+              <w:rPr>
+                <w:rFonts w:ascii="Consolas" w:hAnsi="Consolas" w:eastAsia="Consolas"/>
+                <w:b w:val="0"/>
+                <w:color w:val="5B6875"/>
+                <w:sz w:val="16"/>
+              </w:rPr>
+              <w:t xml:space="preserve">  12  </w:t>
+            </w:r>
+            <w:r>
+              <w:rPr>
+                <w:rFonts w:ascii="Consolas" w:hAnsi="Consolas" w:eastAsia="Consolas"/>
+                <w:b w:val="0"/>
+                <w:sz w:val="16"/>
+              </w:rPr>
+              <w:t xml:space="preserve"> </w:t>
+            </w:r>
+          </w:p>
+          <w:p>
+            <w:pPr>
+              <w:spacing w:before="0" w:after="0" w:line="240" w:lineRule="auto"/>
+              <w:ind w:left="567" w:hanging="567"/>
+            </w:pPr>
+            <w:r>
+              <w:rPr>
+                <w:rFonts w:ascii="Consolas" w:hAnsi="Consolas" w:eastAsia="Consolas"/>
+                <w:b w:val="0"/>
+                <w:color w:val="5B6875"/>
+                <w:sz w:val="16"/>
+              </w:rPr>
+              <w:t xml:space="preserve">  13  </w:t>
+            </w:r>
+            <w:r>
+              <w:rPr>
+                <w:rFonts w:ascii="Consolas" w:hAnsi="Consolas" w:eastAsia="Consolas"/>
+                <w:b w:val="0"/>
+                <w:sz w:val="16"/>
+              </w:rPr>
+              <w:t xml:space="preserve"> </w:t>
+            </w:r>
+          </w:p>
+          <w:p>
+            <w:pPr>
+              <w:spacing w:before="0" w:after="0" w:line="240" w:lineRule="auto"/>
+              <w:ind w:left="567" w:hanging="567"/>
+            </w:pPr>
+            <w:r>
+              <w:rPr>
+                <w:rFonts w:ascii="Consolas" w:hAnsi="Consolas" w:eastAsia="Consolas"/>
+                <w:b w:val="0"/>
+                <w:color w:val="5B6875"/>
+                <w:sz w:val="16"/>
+              </w:rPr>
+              <w:t xml:space="preserve">  14  </w:t>
+            </w:r>
+            <w:r>
+              <w:rPr>
+                <w:rFonts w:ascii="Consolas" w:hAnsi="Consolas" w:eastAsia="Consolas"/>
+                <w:b w:val="0"/>
+                <w:sz w:val="16"/>
+              </w:rPr>
+              <w:t>def cast_to_registry_types(df: DataFrame, type_map: dict[str, str]) -&gt; DataFrame:</w:t>
+            </w:r>
+          </w:p>
+          <w:p>
+            <w:pPr>
+              <w:spacing w:before="0" w:after="0" w:line="240" w:lineRule="auto"/>
+              <w:ind w:left="567" w:hanging="567"/>
+            </w:pPr>
+            <w:r>
+              <w:rPr>
+                <w:rFonts w:ascii="Consolas" w:hAnsi="Consolas" w:eastAsia="Consolas"/>
+                <w:b w:val="0"/>
+                <w:color w:val="5B6875"/>
+                <w:sz w:val="16"/>
+              </w:rPr>
+              <w:t xml:space="preserve">  15  </w:t>
+            </w:r>
+            <w:r>
+              <w:rPr>
+                <w:rFonts w:ascii="Consolas" w:hAnsi="Consolas" w:eastAsia="Consolas"/>
+                <w:b w:val="0"/>
+                <w:sz w:val="16"/>
+              </w:rPr>
+              <w:t xml:space="preserve">    """Cast with try_cast, so a bad value becomes NULL instead of stopping the job."""</w:t>
+            </w:r>
+          </w:p>
+          <w:p>
+            <w:pPr>
+              <w:spacing w:before="0" w:after="0" w:line="240" w:lineRule="auto"/>
+              <w:ind w:left="567" w:hanging="567"/>
+            </w:pPr>
+            <w:r>
+              <w:rPr>
+                <w:rFonts w:ascii="Consolas" w:hAnsi="Consolas" w:eastAsia="Consolas"/>
+                <w:b w:val="0"/>
+                <w:color w:val="5B6875"/>
+                <w:sz w:val="16"/>
+              </w:rPr>
+              <w:t xml:space="preserve">  16  </w:t>
+            </w:r>
+            <w:r>
+              <w:rPr>
+                <w:rFonts w:ascii="Consolas" w:hAnsi="Consolas" w:eastAsia="Consolas"/>
+                <w:b w:val="0"/>
+                <w:sz w:val="16"/>
+              </w:rPr>
+              <w:t xml:space="preserve">    require_columns(df, list(type_map))</w:t>
+            </w:r>
+          </w:p>
+          <w:p>
+            <w:pPr>
+              <w:spacing w:before="0" w:after="0" w:line="240" w:lineRule="auto"/>
+              <w:ind w:left="567" w:hanging="567"/>
+            </w:pPr>
+            <w:r>
+              <w:rPr>
+                <w:rFonts w:ascii="Consolas" w:hAnsi="Consolas" w:eastAsia="Consolas"/>
+                <w:b/>
+                <w:color w:val="5B6875"/>
+                <w:sz w:val="16"/>
+              </w:rPr>
+              <w:t xml:space="preserve"> [3]  </w:t>
+            </w:r>
+            <w:r>
+              <w:rPr>
+                <w:rFonts w:ascii="Consolas" w:hAnsi="Consolas" w:eastAsia="Consolas"/>
+                <w:b w:val="0"/>
+                <w:sz w:val="16"/>
+              </w:rPr>
+              <w:t xml:space="preserve">    return df.withColumns({c: F.col(c).try_cast(t) for c, t in type_map.items()})</w:t>
+            </w:r>
+          </w:p>
+          <w:p>
+            <w:pPr>
+              <w:spacing w:before="0" w:after="0" w:line="240" w:lineRule="auto"/>
+              <w:ind w:left="567" w:hanging="567"/>
+            </w:pPr>
+            <w:r>
+              <w:rPr>
+                <w:rFonts w:ascii="Consolas" w:hAnsi="Consolas" w:eastAsia="Consolas"/>
+                <w:b w:val="0"/>
+                <w:color w:val="5B6875"/>
+                <w:sz w:val="16"/>
+              </w:rPr>
+              <w:t xml:space="preserve">  18  </w:t>
+            </w:r>
+            <w:r>
+              <w:rPr>
+                <w:rFonts w:ascii="Consolas" w:hAnsi="Consolas" w:eastAsia="Consolas"/>
+                <w:b w:val="0"/>
+                <w:sz w:val="16"/>
+              </w:rPr>
+              <w:t xml:space="preserve"> </w:t>
+            </w:r>
+          </w:p>
+          <w:p>
+            <w:pPr>
+              <w:spacing w:before="0" w:after="0" w:line="240" w:lineRule="auto"/>
+              <w:ind w:left="567" w:hanging="567"/>
+            </w:pPr>
+            <w:r>
+              <w:rPr>
+                <w:rFonts w:ascii="Consolas" w:hAnsi="Consolas" w:eastAsia="Consolas"/>
+                <w:b w:val="0"/>
+                <w:color w:val="5B6875"/>
+                <w:sz w:val="16"/>
+              </w:rPr>
+              <w:t xml:space="preserve">  19  </w:t>
+            </w:r>
+            <w:r>
+              <w:rPr>
+                <w:rFonts w:ascii="Consolas" w:hAnsi="Consolas" w:eastAsia="Consolas"/>
+                <w:b w:val="0"/>
+                <w:sz w:val="16"/>
+              </w:rPr>
+              <w:t xml:space="preserve"> </w:t>
+            </w:r>
+          </w:p>
+          <w:p>
+            <w:pPr>
+              <w:spacing w:before="0" w:after="0" w:line="240" w:lineRule="auto"/>
+              <w:ind w:left="567" w:hanging="567"/>
+            </w:pPr>
+            <w:r>
+              <w:rPr>
+                <w:rFonts w:ascii="Consolas" w:hAnsi="Consolas" w:eastAsia="Consolas"/>
+                <w:b w:val="0"/>
+                <w:color w:val="5B6875"/>
+                <w:sz w:val="16"/>
+              </w:rPr>
+              <w:t xml:space="preserve">  20  </w:t>
+            </w:r>
+            <w:r>
+              <w:rPr>
+                <w:rFonts w:ascii="Consolas" w:hAnsi="Consolas" w:eastAsia="Consolas"/>
+                <w:b w:val="0"/>
+                <w:sz w:val="16"/>
+              </w:rPr>
+              <w:t>def count_cast_failures(df: DataFrame, type_map: dict[str, str]) -&gt; dict[str, int]:</w:t>
+            </w:r>
+          </w:p>
+          <w:p>
+            <w:pPr>
+              <w:spacing w:before="0" w:after="0" w:line="240" w:lineRule="auto"/>
+              <w:ind w:left="567" w:hanging="567"/>
+            </w:pPr>
+            <w:r>
+              <w:rPr>
+                <w:rFonts w:ascii="Consolas" w:hAnsi="Consolas" w:eastAsia="Consolas"/>
+                <w:b w:val="0"/>
+                <w:color w:val="5B6875"/>
+                <w:sz w:val="16"/>
+              </w:rPr>
+              <w:t xml:space="preserve">  21  </w:t>
+            </w:r>
+            <w:r>
+              <w:rPr>
+                <w:rFonts w:ascii="Consolas" w:hAnsi="Consolas" w:eastAsia="Consolas"/>
+                <w:b w:val="0"/>
+                <w:sz w:val="16"/>
+              </w:rPr>
+              <w:t xml:space="preserve">    """Per column, rows whose non-null value fails try_cast. One pass over df."""</w:t>
+            </w:r>
+          </w:p>
+          <w:p>
+            <w:pPr>
+              <w:spacing w:before="0" w:after="0" w:line="240" w:lineRule="auto"/>
+              <w:ind w:left="567" w:hanging="567"/>
+            </w:pPr>
+            <w:r>
+              <w:rPr>
+                <w:rFonts w:ascii="Consolas" w:hAnsi="Consolas" w:eastAsia="Consolas"/>
+                <w:b w:val="0"/>
+                <w:color w:val="5B6875"/>
+                <w:sz w:val="16"/>
+              </w:rPr>
+              <w:t xml:space="preserve">  22  </w:t>
+            </w:r>
+            <w:r>
+              <w:rPr>
+                <w:rFonts w:ascii="Consolas" w:hAnsi="Consolas" w:eastAsia="Consolas"/>
+                <w:b w:val="0"/>
+                <w:sz w:val="16"/>
+              </w:rPr>
+              <w:t xml:space="preserve">    failures = [</w:t>
+            </w:r>
+          </w:p>
+          <w:p>
+            <w:pPr>
+              <w:spacing w:before="0" w:after="0" w:line="240" w:lineRule="auto"/>
+              <w:ind w:left="567" w:hanging="567"/>
+            </w:pPr>
+            <w:r>
+              <w:rPr>
+                <w:rFonts w:ascii="Consolas" w:hAnsi="Consolas" w:eastAsia="Consolas"/>
+                <w:b/>
+                <w:color w:val="5B6875"/>
+                <w:sz w:val="16"/>
+              </w:rPr>
+              <w:t xml:space="preserve"> [4]  </w:t>
+            </w:r>
+            <w:r>
+              <w:rPr>
+                <w:rFonts w:ascii="Consolas" w:hAnsi="Consolas" w:eastAsia="Consolas"/>
+                <w:b w:val="0"/>
+                <w:sz w:val="16"/>
+              </w:rPr>
+              <w:t xml:space="preserve">        F.count_if(F.col(c).isNotNull() &amp; F.col(c).try_cast(t).isNull()).alias(c)</w:t>
+            </w:r>
+          </w:p>
+          <w:p>
+            <w:pPr>
+              <w:spacing w:before="0" w:after="0" w:line="240" w:lineRule="auto"/>
+              <w:ind w:left="567" w:hanging="567"/>
+            </w:pPr>
+            <w:r>
+              <w:rPr>
+                <w:rFonts w:ascii="Consolas" w:hAnsi="Consolas" w:eastAsia="Consolas"/>
+                <w:b w:val="0"/>
+                <w:color w:val="5B6875"/>
+                <w:sz w:val="16"/>
+              </w:rPr>
+              <w:t xml:space="preserve">  24  </w:t>
+            </w:r>
+            <w:r>
+              <w:rPr>
+                <w:rFonts w:ascii="Consolas" w:hAnsi="Consolas" w:eastAsia="Consolas"/>
+                <w:b w:val="0"/>
+                <w:sz w:val="16"/>
+              </w:rPr>
+              <w:t xml:space="preserve">        for c, t in type_map.items()</w:t>
+            </w:r>
+          </w:p>
+          <w:p>
+            <w:pPr>
+              <w:spacing w:before="0" w:after="0" w:line="240" w:lineRule="auto"/>
+              <w:ind w:left="567" w:hanging="567"/>
+            </w:pPr>
+            <w:r>
+              <w:rPr>
+                <w:rFonts w:ascii="Consolas" w:hAnsi="Consolas" w:eastAsia="Consolas"/>
+                <w:b w:val="0"/>
+                <w:color w:val="5B6875"/>
+                <w:sz w:val="16"/>
+              </w:rPr>
+              <w:t xml:space="preserve">  25  </w:t>
+            </w:r>
+            <w:r>
+              <w:rPr>
+                <w:rFonts w:ascii="Consolas" w:hAnsi="Consolas" w:eastAsia="Consolas"/>
+                <w:b w:val="0"/>
+                <w:sz w:val="16"/>
+              </w:rPr>
+              <w:t xml:space="preserve">    ]</w:t>
+            </w:r>
+          </w:p>
+          <w:p>
+            <w:pPr>
+              <w:spacing w:before="0" w:after="0" w:line="240" w:lineRule="auto"/>
+              <w:ind w:left="567" w:hanging="567"/>
+            </w:pPr>
+            <w:r>
+              <w:rPr>
+                <w:rFonts w:ascii="Consolas" w:hAnsi="Consolas" w:eastAsia="Consolas"/>
+                <w:b w:val="0"/>
+                <w:color w:val="5B6875"/>
+                <w:sz w:val="16"/>
+              </w:rPr>
+              <w:t xml:space="preserve">  26  </w:t>
+            </w:r>
+            <w:r>
+              <w:rPr>
+                <w:rFonts w:ascii="Consolas" w:hAnsi="Consolas" w:eastAsia="Consolas"/>
+                <w:b w:val="0"/>
+                <w:sz w:val="16"/>
+              </w:rPr>
+              <w:t xml:space="preserve">    return df.agg(*failures).collect()[0].asDict()</w:t>
             </w:r>
           </w:p>
         </w:tc>
       </w:tr>
     </w:tbl>
-    <w:p/>
     <w:p>
       <w:pPr>
-        <w:pStyle w:val="Heading5"/>
+        <w:pStyle w:val="ListNumber"/>
       </w:pPr>
       <w:r>
-        <w:t>Exercise 2. Multiple choice (level 2)</w:t>
+        <w:rPr>
+          <w:b/>
+        </w:rPr>
+        <w:t xml:space="preserve">Line 5. </w:t>
+      </w:r>
+      <w:r>
+        <w:rPr>
+          <w:b w:val="0"/>
+          <w:i w:val="0"/>
+        </w:rPr>
+        <w:t>One error that names every missing column.</w:t>
       </w:r>
     </w:p>
     <w:p>
-      <w:r>
-        <w:rPr>
-          <w:b w:val="0"/>
-          <w:i w:val="0"/>
-        </w:rPr>
-        <w:t xml:space="preserve">On Databricks Runtime 17.3 LTS, silver runs </w:t>
-      </w:r>
-      <w:r>
-        <w:rPr>
-          <w:rFonts w:ascii="Consolas" w:hAnsi="Consolas" w:eastAsia="Consolas"/>
-          <w:b w:val="0"/>
-          <w:sz w:val="19"/>
-        </w:rPr>
-        <w:t>F.col("final_weight").cast("double")</w:t>
-      </w:r>
-      <w:r>
-        <w:rPr>
-          <w:b w:val="0"/>
-          <w:i w:val="0"/>
-        </w:rPr>
-        <w:t xml:space="preserve">. One row holds </w:t>
-      </w:r>
-      <w:r>
-        <w:rPr>
-          <w:rFonts w:ascii="Consolas" w:hAnsi="Consolas" w:eastAsia="Consolas"/>
-          <w:b w:val="0"/>
-          <w:sz w:val="19"/>
-        </w:rPr>
-        <w:t>"n/a"</w:t>
-      </w:r>
-      <w:r>
-        <w:rPr>
-          <w:b w:val="0"/>
-          <w:i w:val="0"/>
-        </w:rPr>
-        <w:t>. What happens?</w:t>
+      <w:pPr>
+        <w:pStyle w:val="ListNumber"/>
+      </w:pPr>
+      <w:r>
+        <w:rPr>
+          <w:b/>
+        </w:rPr>
+        <w:t xml:space="preserve">Line 11. </w:t>
+      </w:r>
+      <w:r>
+        <w:rPr>
+          <w:b w:val="0"/>
+          <w:i w:val="0"/>
+        </w:rPr>
+        <w:t>Safe to call now: every source column exists.</w:t>
+      </w:r>
+    </w:p>
+    <w:p>
+      <w:pPr>
+        <w:pStyle w:val="ListNumber"/>
+      </w:pPr>
+      <w:r>
+        <w:rPr>
+          <w:b/>
+        </w:rPr>
+        <w:t xml:space="preserve">Line 17. </w:t>
+      </w:r>
+      <w:r>
+        <w:rPr>
+          <w:b w:val="0"/>
+          <w:i w:val="0"/>
+        </w:rPr>
+        <w:t>Column.try_cast (PySpark 4.0) returns NULL for a bad value.</w:t>
+      </w:r>
+    </w:p>
+    <w:p>
+      <w:pPr>
+        <w:pStyle w:val="ListNumber"/>
+      </w:pPr>
+      <w:r>
+        <w:rPr>
+          <w:b/>
+        </w:rPr>
+        <w:t xml:space="preserve">Line 23. </w:t>
+      </w:r>
+      <w:r>
+        <w:rPr>
+          <w:b w:val="0"/>
+          <w:i w:val="0"/>
+        </w:rPr>
+        <w:t>Run on the uncast frame: a value that is present but fails the cast is a failure. All columns counted in one agg pass.</w:t>
+      </w:r>
+    </w:p>
+    <w:p>
+      <w:r>
+        <w:rPr>
+          <w:b w:val="0"/>
+          <w:i w:val="0"/>
+        </w:rPr>
+        <w:t>The strong version fails early and clearly on a changed delivery, and turns bad values into a number you can check instead of a crash or a silent NULL.</w:t>
+      </w:r>
+    </w:p>
+    <w:p>
+      <w:pPr>
+        <w:pStyle w:val="Heading4"/>
+      </w:pPr>
+      <w:r>
+        <w:t>Recap card</w:t>
       </w:r>
     </w:p>
     <w:p>
@@ -4115,10 +4091,17 @@
       </w:pPr>
       <w:r>
         <w:rPr>
-          <w:b w:val="0"/>
-          <w:i w:val="0"/>
-        </w:rPr>
-        <w:t>a) The row gets NULL in final_weight, and the job succeeds.</w:t>
+          <w:b/>
+          <w:i w:val="0"/>
+        </w:rPr>
+        <w:t>What does withColumnRenamed do with a missing column?</w:t>
+      </w:r>
+      <w:r>
+        <w:rPr>
+          <w:b w:val="0"/>
+          <w:i w:val="0"/>
+        </w:rPr>
+        <w:t xml:space="preserve"> Nothing, silently. Check the source columns yourself and raise one error listing every missing one.</w:t>
       </w:r>
     </w:p>
     <w:p>
@@ -4127,10 +4110,17 @@
       </w:pPr>
       <w:r>
         <w:rPr>
-          <w:b w:val="0"/>
-          <w:i w:val="0"/>
-        </w:rPr>
-        <w:t>b) The job fails with CAST_INVALID_INPUT.</w:t>
+          <w:b/>
+          <w:i w:val="0"/>
+        </w:rPr>
+        <w:t>cast on Spark 4.0 (Runtime 17.3 LTS) with a malformed value</w:t>
+      </w:r>
+      <w:r>
+        <w:rPr>
+          <w:b w:val="0"/>
+          <w:i w:val="0"/>
+        </w:rPr>
+        <w:t xml:space="preserve"> Raises CAST_INVALID_INPUT, because ANSI mode is on by default.</w:t>
       </w:r>
     </w:p>
     <w:p>
@@ -4139,10 +4129,17 @@
       </w:pPr>
       <w:r>
         <w:rPr>
-          <w:b w:val="0"/>
-          <w:i w:val="0"/>
-        </w:rPr>
-        <w:t>c) The row is dropped.</w:t>
+          <w:b/>
+          <w:i w:val="0"/>
+        </w:rPr>
+        <w:t>Safe cast for silver</w:t>
+      </w:r>
+      <w:r>
+        <w:rPr>
+          <w:b w:val="0"/>
+          <w:i w:val="0"/>
+        </w:rPr>
+        <w:t xml:space="preserve"> F.col(c).try_cast(t), then count the new NULLs and check them against a threshold.</w:t>
       </w:r>
     </w:p>
     <w:p>
@@ -4151,43 +4148,25 @@
       </w:pPr>
       <w:r>
         <w:rPr>
-          <w:b w:val="0"/>
-          <w:i w:val="0"/>
-        </w:rPr>
-        <w:t>d) The value becomes 0.0.</w:t>
-      </w:r>
-    </w:p>
-    <w:p>
-      <w:r>
-        <w:rPr>
           <w:b/>
           <w:i w:val="0"/>
         </w:rPr>
-        <w:t>Why?</w:t>
+        <w:t>Silver dedup key</w:t>
+      </w:r>
+      <w:r>
+        <w:rPr>
+          <w:b w:val="0"/>
+          <w:i w:val="0"/>
+        </w:rPr>
+        <w:t xml:space="preserve"> The full grain: respondent_id and wave_id.</w:t>
       </w:r>
     </w:p>
     <w:p>
       <w:pPr>
-        <w:pStyle w:val="ListBullet"/>
+        <w:pStyle w:val="Heading4"/>
       </w:pPr>
       <w:r>
-        <w:rPr>
-          <w:b w:val="0"/>
-          <w:i w:val="0"/>
-        </w:rPr>
-        <w:t>r1) Spark 4.0 enables ANSI mode by default, and ANSI casts raise on malformed input.</w:t>
-      </w:r>
-    </w:p>
-    <w:p>
-      <w:pPr>
-        <w:pStyle w:val="ListBullet"/>
-      </w:pPr>
-      <w:r>
-        <w:rPr>
-          <w:b w:val="0"/>
-          <w:i w:val="0"/>
-        </w:rPr>
-        <w:t>r2) Delta rejects NULL values in DOUBLE columns.</w:t>
+        <w:t>Practice</w:t>
       </w:r>
     </w:p>
     <w:p>
@@ -4195,7 +4174,7 @@
         <w:pStyle w:val="Heading5"/>
       </w:pPr>
       <w:r>
-        <w:t>Exercise 3. Fill the gap (level 2)</w:t>
+        <w:t>Exercise 1. Predict the output (level 1)</w:t>
       </w:r>
     </w:p>
     <w:p>
@@ -4204,22 +4183,7 @@
           <w:b w:val="0"/>
           <w:i w:val="0"/>
         </w:rPr>
-        <w:t xml:space="preserve">Cast every column in </w:t>
-      </w:r>
-      <w:r>
-        <w:rPr>
-          <w:rFonts w:ascii="Consolas" w:hAnsi="Consolas" w:eastAsia="Consolas"/>
-          <w:b w:val="0"/>
-          <w:sz w:val="19"/>
-        </w:rPr>
-        <w:t>type_map</w:t>
-      </w:r>
-      <w:r>
-        <w:rPr>
-          <w:b w:val="0"/>
-          <w:i w:val="0"/>
-        </w:rPr>
-        <w:t xml:space="preserve"> so that a bad value becomes NULL instead of stopping the job.</w:t>
+        <w:t>What does this print on PySpark 4.0?</w:t>
       </w:r>
     </w:p>
     <w:tbl>
@@ -4257,7 +4221,30 @@
                 <w:b w:val="0"/>
                 <w:sz w:val="16"/>
               </w:rPr>
-              <w:t>df = df.withColumns({c: F.col(c)._____(1)(t) for c, t in type_map.items()})</w:t>
+              <w:t>df = spark.createDataFrame([(1, 2.5)], "respondent_id INT, weight DOUBLE")</w:t>
+            </w:r>
+          </w:p>
+          <w:p>
+            <w:pPr>
+              <w:spacing w:before="0" w:after="0" w:line="240" w:lineRule="auto"/>
+              <w:ind w:left="567" w:hanging="567"/>
+            </w:pPr>
+            <w:r>
+              <w:rPr>
+                <w:rFonts w:ascii="Consolas" w:hAnsi="Consolas" w:eastAsia="Consolas"/>
+                <w:b w:val="0"/>
+                <w:color w:val="5B6875"/>
+                <w:sz w:val="16"/>
+              </w:rPr>
+              <w:t xml:space="preserve">   2  </w:t>
+            </w:r>
+            <w:r>
+              <w:rPr>
+                <w:rFonts w:ascii="Consolas" w:hAnsi="Consolas" w:eastAsia="Consolas"/>
+                <w:b w:val="0"/>
+                <w:sz w:val="16"/>
+              </w:rPr>
+              <w:t>print(df.withColumnRenamed("wgt", "final_weight").columns)</w:t>
             </w:r>
           </w:p>
         </w:tc>
@@ -4269,7 +4256,7 @@
         <w:pStyle w:val="Heading5"/>
       </w:pPr>
       <w:r>
-        <w:t>Exercise 4. Write the function (level 3)</w:t>
+        <w:t>Exercise 2. Multiple choice (level 2)</w:t>
       </w:r>
     </w:p>
     <w:p>
@@ -4278,7 +4265,7 @@
           <w:b w:val="0"/>
           <w:i w:val="0"/>
         </w:rPr>
-        <w:t xml:space="preserve">Write </w:t>
+        <w:t xml:space="preserve">On Databricks Runtime 17.3 LTS, silver runs </w:t>
       </w:r>
       <w:r>
         <w:rPr>
@@ -4286,14 +4273,14 @@
           <w:b w:val="0"/>
           <w:sz w:val="19"/>
         </w:rPr>
-        <w:t>rename_to_canonical(df, column_map)</w:t>
-      </w:r>
-      <w:r>
-        <w:rPr>
-          <w:b w:val="0"/>
-          <w:i w:val="0"/>
-        </w:rPr>
-        <w:t xml:space="preserve">. It raises </w:t>
+        <w:t>F.col("final_weight").cast("double")</w:t>
+      </w:r>
+      <w:r>
+        <w:rPr>
+          <w:b w:val="0"/>
+          <w:i w:val="0"/>
+        </w:rPr>
+        <w:t xml:space="preserve">. One row holds </w:t>
       </w:r>
       <w:r>
         <w:rPr>
@@ -4301,23 +4288,127 @@
           <w:b w:val="0"/>
           <w:sz w:val="19"/>
         </w:rPr>
-        <w:t>ValueError</w:t>
-      </w:r>
-      <w:r>
-        <w:rPr>
-          <w:b w:val="0"/>
-          <w:i w:val="0"/>
-        </w:rPr>
-        <w:t xml:space="preserve"> naming every missing source column, then renames all columns in one call. Use type hints and a docstring.</w:t>
+        <w:t>"n/a"</w:t>
+      </w:r>
+      <w:r>
+        <w:rPr>
+          <w:b w:val="0"/>
+          <w:i w:val="0"/>
+        </w:rPr>
+        <w:t>. What happens?</w:t>
       </w:r>
     </w:p>
     <w:p>
-      <w:r>
-        <w:rPr>
-          <w:b w:val="0"/>
-          <w:i w:val="0"/>
-        </w:rPr>
-        <w:t>Starter code:</w:t>
+      <w:pPr>
+        <w:pStyle w:val="ListBullet"/>
+      </w:pPr>
+      <w:r>
+        <w:rPr>
+          <w:b w:val="0"/>
+          <w:i w:val="0"/>
+        </w:rPr>
+        <w:t>a) The row gets NULL in final_weight, and the job succeeds.</w:t>
+      </w:r>
+    </w:p>
+    <w:p>
+      <w:pPr>
+        <w:pStyle w:val="ListBullet"/>
+      </w:pPr>
+      <w:r>
+        <w:rPr>
+          <w:b w:val="0"/>
+          <w:i w:val="0"/>
+        </w:rPr>
+        <w:t>b) The job fails with CAST_INVALID_INPUT.</w:t>
+      </w:r>
+    </w:p>
+    <w:p>
+      <w:pPr>
+        <w:pStyle w:val="ListBullet"/>
+      </w:pPr>
+      <w:r>
+        <w:rPr>
+          <w:b w:val="0"/>
+          <w:i w:val="0"/>
+        </w:rPr>
+        <w:t>c) The row is dropped.</w:t>
+      </w:r>
+    </w:p>
+    <w:p>
+      <w:pPr>
+        <w:pStyle w:val="ListBullet"/>
+      </w:pPr>
+      <w:r>
+        <w:rPr>
+          <w:b w:val="0"/>
+          <w:i w:val="0"/>
+        </w:rPr>
+        <w:t>d) The value becomes 0.0.</w:t>
+      </w:r>
+    </w:p>
+    <w:p>
+      <w:r>
+        <w:rPr>
+          <w:b/>
+          <w:i w:val="0"/>
+        </w:rPr>
+        <w:t>Why?</w:t>
+      </w:r>
+    </w:p>
+    <w:p>
+      <w:pPr>
+        <w:pStyle w:val="ListBullet"/>
+      </w:pPr>
+      <w:r>
+        <w:rPr>
+          <w:b w:val="0"/>
+          <w:i w:val="0"/>
+        </w:rPr>
+        <w:t>r1) Spark 4.0 enables ANSI mode by default, and ANSI casts raise on malformed input.</w:t>
+      </w:r>
+    </w:p>
+    <w:p>
+      <w:pPr>
+        <w:pStyle w:val="ListBullet"/>
+      </w:pPr>
+      <w:r>
+        <w:rPr>
+          <w:b w:val="0"/>
+          <w:i w:val="0"/>
+        </w:rPr>
+        <w:t>r2) Delta rejects NULL values in DOUBLE columns.</w:t>
+      </w:r>
+    </w:p>
+    <w:p>
+      <w:pPr>
+        <w:pStyle w:val="Heading5"/>
+      </w:pPr>
+      <w:r>
+        <w:t>Exercise 3. Fill the gap (level 2)</w:t>
+      </w:r>
+    </w:p>
+    <w:p>
+      <w:r>
+        <w:rPr>
+          <w:b w:val="0"/>
+          <w:i w:val="0"/>
+        </w:rPr>
+        <w:t xml:space="preserve">Cast every column in </w:t>
+      </w:r>
+      <w:r>
+        <w:rPr>
+          <w:rFonts w:ascii="Consolas" w:hAnsi="Consolas" w:eastAsia="Consolas"/>
+          <w:b w:val="0"/>
+          <w:sz w:val="19"/>
+        </w:rPr>
+        <w:t>type_map</w:t>
+      </w:r>
+      <w:r>
+        <w:rPr>
+          <w:b w:val="0"/>
+          <w:i w:val="0"/>
+        </w:rPr>
+        <w:t xml:space="preserve"> so that a bad value becomes NULL instead of stopping the job.</w:t>
       </w:r>
     </w:p>
     <w:tbl>
@@ -4355,99 +4446,7 @@
                 <w:b w:val="0"/>
                 <w:sz w:val="16"/>
               </w:rPr>
-              <w:t>from pyspark.sql import DataFrame</w:t>
-            </w:r>
-          </w:p>
-          <w:p>
-            <w:pPr>
-              <w:spacing w:before="0" w:after="0" w:line="240" w:lineRule="auto"/>
-              <w:ind w:left="567" w:hanging="567"/>
-            </w:pPr>
-            <w:r>
-              <w:rPr>
-                <w:rFonts w:ascii="Consolas" w:hAnsi="Consolas" w:eastAsia="Consolas"/>
-                <w:b w:val="0"/>
-                <w:color w:val="5B6875"/>
-                <w:sz w:val="16"/>
-              </w:rPr>
-              <w:t xml:space="preserve">   2  </w:t>
-            </w:r>
-            <w:r>
-              <w:rPr>
-                <w:rFonts w:ascii="Consolas" w:hAnsi="Consolas" w:eastAsia="Consolas"/>
-                <w:b w:val="0"/>
-                <w:sz w:val="16"/>
-              </w:rPr>
-              <w:t xml:space="preserve"> </w:t>
-            </w:r>
-          </w:p>
-          <w:p>
-            <w:pPr>
-              <w:spacing w:before="0" w:after="0" w:line="240" w:lineRule="auto"/>
-              <w:ind w:left="567" w:hanging="567"/>
-            </w:pPr>
-            <w:r>
-              <w:rPr>
-                <w:rFonts w:ascii="Consolas" w:hAnsi="Consolas" w:eastAsia="Consolas"/>
-                <w:b w:val="0"/>
-                <w:color w:val="5B6875"/>
-                <w:sz w:val="16"/>
-              </w:rPr>
-              <w:t xml:space="preserve">   3  </w:t>
-            </w:r>
-            <w:r>
-              <w:rPr>
-                <w:rFonts w:ascii="Consolas" w:hAnsi="Consolas" w:eastAsia="Consolas"/>
-                <w:b w:val="0"/>
-                <w:sz w:val="16"/>
-              </w:rPr>
-              <w:t xml:space="preserve"> </w:t>
-            </w:r>
-          </w:p>
-          <w:p>
-            <w:pPr>
-              <w:spacing w:before="0" w:after="0" w:line="240" w:lineRule="auto"/>
-              <w:ind w:left="567" w:hanging="567"/>
-            </w:pPr>
-            <w:r>
-              <w:rPr>
-                <w:rFonts w:ascii="Consolas" w:hAnsi="Consolas" w:eastAsia="Consolas"/>
-                <w:b w:val="0"/>
-                <w:color w:val="5B6875"/>
-                <w:sz w:val="16"/>
-              </w:rPr>
-              <w:t xml:space="preserve">   4  </w:t>
-            </w:r>
-            <w:r>
-              <w:rPr>
-                <w:rFonts w:ascii="Consolas" w:hAnsi="Consolas" w:eastAsia="Consolas"/>
-                <w:b w:val="0"/>
-                <w:sz w:val="16"/>
-              </w:rPr>
-              <w:t>def rename_to_canonical(df: DataFrame, column_map: dict[str, str]) -&gt; DataFrame:</w:t>
-            </w:r>
-          </w:p>
-          <w:p>
-            <w:pPr>
-              <w:spacing w:before="0" w:after="0" w:line="240" w:lineRule="auto"/>
-              <w:ind w:left="567" w:hanging="567"/>
-            </w:pPr>
-            <w:r>
-              <w:rPr>
-                <w:rFonts w:ascii="Consolas" w:hAnsi="Consolas" w:eastAsia="Consolas"/>
-                <w:b w:val="0"/>
-                <w:color w:val="5B6875"/>
-                <w:sz w:val="16"/>
-              </w:rPr>
-              <w:t xml:space="preserve">   5  </w:t>
-            </w:r>
-            <w:r>
-              <w:rPr>
-                <w:rFonts w:ascii="Consolas" w:hAnsi="Consolas" w:eastAsia="Consolas"/>
-                <w:b w:val="0"/>
-                <w:sz w:val="16"/>
-              </w:rPr>
-              <w:t xml:space="preserve">    ...</w:t>
+              <w:t>df = df.withColumns({c: F.col(c)._____(1)(t) for c, t in type_map.items()})</w:t>
             </w:r>
           </w:p>
         </w:tc>
@@ -4459,7 +4458,7 @@
         <w:pStyle w:val="Heading5"/>
       </w:pPr>
       <w:r>
-        <w:t>Exercise 5. Spot the bug (level 4)</w:t>
+        <w:t>Exercise 4. Write the function (level 3)</w:t>
       </w:r>
     </w:p>
     <w:p>
@@ -4468,7 +4467,46 @@
           <w:b w:val="0"/>
           <w:i w:val="0"/>
         </w:rPr>
-        <w:t>Silver's grain is one row per respondent per wave. After loading waves W1 and W2, silver holds only one row per respondent. Tap the line, then fix the function.</w:t>
+        <w:t xml:space="preserve">Write </w:t>
+      </w:r>
+      <w:r>
+        <w:rPr>
+          <w:rFonts w:ascii="Consolas" w:hAnsi="Consolas" w:eastAsia="Consolas"/>
+          <w:b w:val="0"/>
+          <w:sz w:val="19"/>
+        </w:rPr>
+        <w:t>rename_to_canonical(df, column_map)</w:t>
+      </w:r>
+      <w:r>
+        <w:rPr>
+          <w:b w:val="0"/>
+          <w:i w:val="0"/>
+        </w:rPr>
+        <w:t xml:space="preserve">. It raises </w:t>
+      </w:r>
+      <w:r>
+        <w:rPr>
+          <w:rFonts w:ascii="Consolas" w:hAnsi="Consolas" w:eastAsia="Consolas"/>
+          <w:b w:val="0"/>
+          <w:sz w:val="19"/>
+        </w:rPr>
+        <w:t>ValueError</w:t>
+      </w:r>
+      <w:r>
+        <w:rPr>
+          <w:b w:val="0"/>
+          <w:i w:val="0"/>
+        </w:rPr>
+        <w:t xml:space="preserve"> naming every missing source column, then renames all columns in one call. Use type hints and a docstring.</w:t>
+      </w:r>
+    </w:p>
+    <w:p>
+      <w:r>
+        <w:rPr>
+          <w:b w:val="0"/>
+          <w:i w:val="0"/>
+        </w:rPr>
+        <w:t>Shape of the answer. The reference solution defines these names. Write the bodies yourself.</w:t>
       </w:r>
     </w:p>
     <w:tbl>
@@ -4506,7 +4544,7 @@
                 <w:b w:val="0"/>
                 <w:sz w:val="16"/>
               </w:rPr>
-              <w:t>def prepare_silver(df: DataFrame, column_map: dict[str, str], type_map: dict[str, str]) -&gt; DataFrame:</w:t>
+              <w:t># Rename supplier columns to registry names.</w:t>
             </w:r>
           </w:p>
           <w:p>
@@ -4529,7 +4567,7 @@
                 <w:b w:val="0"/>
                 <w:sz w:val="16"/>
               </w:rPr>
-              <w:t xml:space="preserve">    """Rename, cast and keep the newest version per respondent and wave."""</w:t>
+              <w:t>def rename_to_canonical(</w:t>
             </w:r>
           </w:p>
           <w:p>
@@ -4552,7 +4590,7 @@
                 <w:b w:val="0"/>
                 <w:sz w:val="16"/>
               </w:rPr>
-              <w:t xml:space="preserve">    renamed = rename_to_canonical(df, column_map)</w:t>
+              <w:t xml:space="preserve">    df: DataFrame,</w:t>
             </w:r>
           </w:p>
           <w:p>
@@ -4575,7 +4613,7 @@
                 <w:b w:val="0"/>
                 <w:sz w:val="16"/>
               </w:rPr>
-              <w:t xml:space="preserve">    typed = cast_to_registry_types(renamed, type_map)</w:t>
+              <w:t xml:space="preserve">    column_map: dict[str, str],</w:t>
             </w:r>
           </w:p>
           <w:p>
@@ -4598,7 +4636,7 @@
                 <w:b w:val="0"/>
                 <w:sz w:val="16"/>
               </w:rPr>
-              <w:t xml:space="preserve">    return latest_per_key(typed, ["respondent_id"], "delivery_version")</w:t>
+              <w:t>) -&gt; DataFrame: ...</w:t>
             </w:r>
           </w:p>
         </w:tc>
@@ -4609,183 +4647,9 @@
       <w:r>
         <w:rPr>
           <w:b w:val="0"/>
-          <w:i/>
-        </w:rPr>
-        <w:t>Write down the line number of the bug. Then write the fix.</w:t>
-      </w:r>
-    </w:p>
-    <w:p>
-      <w:pPr>
-        <w:pStyle w:val="Heading5"/>
-      </w:pPr>
-      <w:r>
-        <w:t>Exercise 6. Put in order (level 5)</w:t>
-      </w:r>
-    </w:p>
-    <w:p>
-      <w:r>
-        <w:rPr>
-          <w:b w:val="0"/>
-          <w:i w:val="0"/>
-        </w:rPr>
-        <w:t>Put the silver steps in order.</w:t>
-      </w:r>
-    </w:p>
-    <w:p>
-      <w:pPr>
-        <w:pStyle w:val="ListBullet"/>
-      </w:pPr>
-      <w:r>
-        <w:rPr>
-          <w:b w:val="0"/>
-          <w:i w:val="0"/>
-        </w:rPr>
-        <w:t>Count cast failures and apply the WARN or CRITICAL threshold</w:t>
-      </w:r>
-    </w:p>
-    <w:p>
-      <w:pPr>
-        <w:pStyle w:val="ListBullet"/>
-      </w:pPr>
-      <w:r>
-        <w:rPr>
-          <w:b w:val="0"/>
-          <w:i w:val="0"/>
-        </w:rPr>
-        <w:t>Rename to canonical names</w:t>
-      </w:r>
-    </w:p>
-    <w:p>
-      <w:pPr>
-        <w:pStyle w:val="ListBullet"/>
-      </w:pPr>
-      <w:r>
-        <w:rPr>
-          <w:b w:val="0"/>
-          <w:i w:val="0"/>
-        </w:rPr>
-        <w:t>Check that every mapped source column exists</w:t>
-      </w:r>
-    </w:p>
-    <w:p>
-      <w:pPr>
-        <w:pStyle w:val="ListBullet"/>
-      </w:pPr>
-      <w:r>
-        <w:rPr>
-          <w:b w:val="0"/>
-          <w:i w:val="0"/>
-        </w:rPr>
-        <w:t>MERGE into silver</w:t>
-      </w:r>
-    </w:p>
-    <w:p>
-      <w:pPr>
-        <w:pStyle w:val="ListBullet"/>
-      </w:pPr>
-      <w:r>
-        <w:rPr>
-          <w:b w:val="0"/>
-          <w:i w:val="0"/>
-        </w:rPr>
-        <w:t>Keep the newest version per respondent and wave</w:t>
-      </w:r>
-    </w:p>
-    <w:p>
-      <w:pPr>
-        <w:pStyle w:val="ListBullet"/>
-      </w:pPr>
-      <w:r>
-        <w:rPr>
-          <w:b w:val="0"/>
-          <w:i w:val="0"/>
-        </w:rPr>
-        <w:t>try_cast to registry types</w:t>
-      </w:r>
-    </w:p>
-    <w:p>
-      <w:pPr>
-        <w:pStyle w:val="Heading4"/>
-      </w:pPr>
-      <w:r>
-        <w:t>Sources</w:t>
-      </w:r>
-    </w:p>
-    <w:p>
-      <w:pPr>
-        <w:pStyle w:val="ListBullet"/>
-      </w:pPr>
-      <w:r>
-        <w:rPr>
-          <w:b w:val="0"/>
-          <w:i w:val="0"/>
-        </w:rPr>
-        <w:t>withColumnRenamed and withColumnsRenamed ignore missing columns without an error. (verified: Run on PySpark 4.0.4 in this repository.)</w:t>
-      </w:r>
-    </w:p>
-    <w:p>
-      <w:pPr>
-        <w:pStyle w:val="ListBullet"/>
-      </w:pPr>
-      <w:r>
-        <w:rPr>
-          <w:b w:val="0"/>
-          <w:i w:val="0"/>
-        </w:rPr>
-        <w:t>Spark 4.0 enables ANSI mode by default; cast raises CAST_INVALID_INPUT on malformed input; try_cast returns NULL. (verified: Run on PySpark 4.0.4 in this repository. Databricks Runtime 17.3 LTS uses Spark 4.0.0 (search-only, VERSIONS.md).)</w:t>
-      </w:r>
-    </w:p>
-    <w:p>
-      <w:pPr>
-        <w:pStyle w:val="ListBullet"/>
-      </w:pPr>
-      <w:r>
-        <w:rPr>
-          <w:b w:val="0"/>
-          <w:i w:val="0"/>
-        </w:rPr>
-        <w:t>Column.try_cast exists in PySpark 4.0. (verified: Run on PySpark 4.0.4 in this repository.)</w:t>
-      </w:r>
-    </w:p>
-    <w:p>
-      <w:pPr>
-        <w:pStyle w:val="Heading3"/>
-      </w:pPr>
-      <w:r>
-        <w:t>A2-L3 Gold: state the grain, group by all of it, guard every ratio</w:t>
-      </w:r>
-    </w:p>
-    <w:p>
-      <w:pPr>
-        <w:pStyle w:val="Heading4"/>
-      </w:pPr>
-      <w:r>
-        <w:t>Concept</w:t>
-      </w:r>
-    </w:p>
-    <w:p>
-      <w:r>
-        <w:rPr>
-          <w:b w:val="0"/>
-          <w:i w:val="0"/>
-        </w:rPr>
-        <w:t>Gold tables feed Power BI and clients. The contract has three parts.</w:t>
-      </w:r>
-    </w:p>
-    <w:p>
-      <w:r>
-        <w:rPr>
-          <w:b/>
-          <w:i w:val="0"/>
-        </w:rPr>
-        <w:t>1. State the grain.</w:t>
-      </w:r>
-      <w:r>
-        <w:rPr>
-          <w:b w:val="0"/>
-          <w:i w:val="0"/>
-        </w:rPr>
-        <w:t xml:space="preserve"> Write it in the function docstring and on the table. "One row per tracker x wave x age group x gender x region." Store it as a table comment or a custom table property:</w:t>
+          <w:i w:val="0"/>
+        </w:rPr>
+        <w:t>Starter code:</w:t>
       </w:r>
     </w:p>
     <w:tbl>
@@ -4823,7 +4687,7 @@
                 <w:b w:val="0"/>
                 <w:sz w:val="16"/>
               </w:rPr>
-              <w:t>COMMENT ON TABLE research_gold.nat_metrics IS 'Grain: tracker x wave x age_group x gender x region';</w:t>
+              <w:t>from pyspark.sql import DataFrame</w:t>
             </w:r>
           </w:p>
           <w:p>
@@ -4846,7 +4710,76 @@
                 <w:b w:val="0"/>
                 <w:sz w:val="16"/>
               </w:rPr>
-              <w:t>ALTER TABLE research_gold.nat_metrics SET TBLPROPERTIES ('grain' = 'tracker x wave x age_group x gender x region');</w:t>
+              <w:t xml:space="preserve"> </w:t>
+            </w:r>
+          </w:p>
+          <w:p>
+            <w:pPr>
+              <w:spacing w:before="0" w:after="0" w:line="240" w:lineRule="auto"/>
+              <w:ind w:left="567" w:hanging="567"/>
+            </w:pPr>
+            <w:r>
+              <w:rPr>
+                <w:rFonts w:ascii="Consolas" w:hAnsi="Consolas" w:eastAsia="Consolas"/>
+                <w:b w:val="0"/>
+                <w:color w:val="5B6875"/>
+                <w:sz w:val="16"/>
+              </w:rPr>
+              <w:t xml:space="preserve">   3  </w:t>
+            </w:r>
+            <w:r>
+              <w:rPr>
+                <w:rFonts w:ascii="Consolas" w:hAnsi="Consolas" w:eastAsia="Consolas"/>
+                <w:b w:val="0"/>
+                <w:sz w:val="16"/>
+              </w:rPr>
+              <w:t xml:space="preserve"> </w:t>
+            </w:r>
+          </w:p>
+          <w:p>
+            <w:pPr>
+              <w:spacing w:before="0" w:after="0" w:line="240" w:lineRule="auto"/>
+              <w:ind w:left="567" w:hanging="567"/>
+            </w:pPr>
+            <w:r>
+              <w:rPr>
+                <w:rFonts w:ascii="Consolas" w:hAnsi="Consolas" w:eastAsia="Consolas"/>
+                <w:b w:val="0"/>
+                <w:color w:val="5B6875"/>
+                <w:sz w:val="16"/>
+              </w:rPr>
+              <w:t xml:space="preserve">   4  </w:t>
+            </w:r>
+            <w:r>
+              <w:rPr>
+                <w:rFonts w:ascii="Consolas" w:hAnsi="Consolas" w:eastAsia="Consolas"/>
+                <w:b w:val="0"/>
+                <w:sz w:val="16"/>
+              </w:rPr>
+              <w:t>def rename_to_canonical(df: DataFrame, column_map: dict[str, str]) -&gt; DataFrame:</w:t>
+            </w:r>
+          </w:p>
+          <w:p>
+            <w:pPr>
+              <w:spacing w:before="0" w:after="0" w:line="240" w:lineRule="auto"/>
+              <w:ind w:left="567" w:hanging="567"/>
+            </w:pPr>
+            <w:r>
+              <w:rPr>
+                <w:rFonts w:ascii="Consolas" w:hAnsi="Consolas" w:eastAsia="Consolas"/>
+                <w:b w:val="0"/>
+                <w:color w:val="5B6875"/>
+                <w:sz w:val="16"/>
+              </w:rPr>
+              <w:t xml:space="preserve">   5  </w:t>
+            </w:r>
+            <w:r>
+              <w:rPr>
+                <w:rFonts w:ascii="Consolas" w:hAnsi="Consolas" w:eastAsia="Consolas"/>
+                <w:b w:val="0"/>
+                <w:sz w:val="16"/>
+              </w:rPr>
+              <w:t xml:space="preserve">    ...</w:t>
             </w:r>
           </w:p>
         </w:tc>
@@ -4854,326 +4787,20 @@
     </w:tbl>
     <w:p/>
     <w:p>
-      <w:r>
-        <w:rPr>
-          <w:b w:val="0"/>
-          <w:i w:val="0"/>
-        </w:rPr>
-        <w:t xml:space="preserve">Avoid the property name </w:t>
-      </w:r>
-      <w:r>
-        <w:rPr>
-          <w:rFonts w:ascii="Consolas" w:hAnsi="Consolas" w:eastAsia="Consolas"/>
-          <w:b w:val="0"/>
-          <w:sz w:val="19"/>
-        </w:rPr>
-        <w:t>owner</w:t>
-      </w:r>
-      <w:r>
-        <w:rPr>
-          <w:b w:val="0"/>
-          <w:i w:val="0"/>
-        </w:rPr>
-        <w:t xml:space="preserve">. It is reserved, and Spark 4.0 rejects it with </w:t>
-      </w:r>
-      <w:r>
-        <w:rPr>
-          <w:rFonts w:ascii="Consolas" w:hAnsi="Consolas" w:eastAsia="Consolas"/>
-          <w:b w:val="0"/>
-          <w:sz w:val="19"/>
-        </w:rPr>
-        <w:t>UNSUPPORTED_FEATURE.SET_TABLE_PROPERTY</w:t>
-      </w:r>
-      <w:r>
-        <w:rPr>
-          <w:b w:val="0"/>
-          <w:i w:val="0"/>
-        </w:rPr>
-        <w:t xml:space="preserve">. Ownership is set with </w:t>
-      </w:r>
-      <w:r>
-        <w:rPr>
-          <w:rFonts w:ascii="Consolas" w:hAnsi="Consolas" w:eastAsia="Consolas"/>
-          <w:b w:val="0"/>
-          <w:sz w:val="19"/>
-        </w:rPr>
-        <w:t>ALTER TABLE ... OWNER TO</w:t>
-      </w:r>
-      <w:r>
-        <w:rPr>
-          <w:b w:val="0"/>
-          <w:i w:val="0"/>
-        </w:rPr>
-        <w:t>.</w:t>
+      <w:pPr>
+        <w:pStyle w:val="Heading5"/>
+      </w:pPr>
+      <w:r>
+        <w:t>Exercise 5. Spot the bug (level 4)</w:t>
       </w:r>
     </w:p>
     <w:p>
       <w:r>
         <w:rPr>
-          <w:b/>
-          <w:i w:val="0"/>
-        </w:rPr>
-        <w:t>2. Group by every grain column.</w:t>
-      </w:r>
-      <w:r>
-        <w:rPr>
-          <w:b w:val="0"/>
-          <w:i w:val="0"/>
-        </w:rPr>
-        <w:t xml:space="preserve"> If the grain names </w:t>
-      </w:r>
-      <w:r>
-        <w:rPr>
-          <w:rFonts w:ascii="Consolas" w:hAnsi="Consolas" w:eastAsia="Consolas"/>
-          <w:b w:val="0"/>
-          <w:sz w:val="19"/>
-        </w:rPr>
-        <w:t>tracker_id</w:t>
-      </w:r>
-      <w:r>
-        <w:rPr>
-          <w:b w:val="0"/>
-          <w:i w:val="0"/>
-        </w:rPr>
-        <w:t xml:space="preserve">, the </w:t>
-      </w:r>
-      <w:r>
-        <w:rPr>
-          <w:rFonts w:ascii="Consolas" w:hAnsi="Consolas" w:eastAsia="Consolas"/>
-          <w:b w:val="0"/>
-          <w:sz w:val="19"/>
-        </w:rPr>
-        <w:t>groupBy</w:t>
-      </w:r>
-      <w:r>
-        <w:rPr>
-          <w:b w:val="0"/>
-          <w:i w:val="0"/>
-        </w:rPr>
-        <w:t xml:space="preserve"> must include </w:t>
-      </w:r>
-      <w:r>
-        <w:rPr>
-          <w:rFonts w:ascii="Consolas" w:hAnsi="Consolas" w:eastAsia="Consolas"/>
-          <w:b w:val="0"/>
-          <w:sz w:val="19"/>
-        </w:rPr>
-        <w:t>tracker_id</w:t>
-      </w:r>
-      <w:r>
-        <w:rPr>
-          <w:b w:val="0"/>
-          <w:i w:val="0"/>
-        </w:rPr>
-        <w:t>. Miss one and two trackers' respondents fall into the same row. The numbers look plausible and are wrong.</w:t>
-      </w:r>
-    </w:p>
-    <w:p>
-      <w:r>
-        <w:rPr>
-          <w:b/>
-          <w:i w:val="0"/>
-        </w:rPr>
-        <w:t>3. Make aggregates safe.</w:t>
-      </w:r>
-    </w:p>
-    <w:p>
-      <w:pPr>
-        <w:pStyle w:val="ListBullet"/>
-      </w:pPr>
-      <w:r>
-        <w:rPr>
-          <w:b w:val="0"/>
-          <w:i w:val="0"/>
-        </w:rPr>
-        <w:t xml:space="preserve">A </w:t>
-      </w:r>
-      <w:r>
-        <w:rPr>
-          <w:rFonts w:ascii="Consolas" w:hAnsi="Consolas" w:eastAsia="Consolas"/>
-          <w:b w:val="0"/>
-          <w:sz w:val="19"/>
-        </w:rPr>
-        <w:t>sum</w:t>
-      </w:r>
-      <w:r>
-        <w:rPr>
-          <w:b w:val="0"/>
-          <w:i w:val="0"/>
-        </w:rPr>
-        <w:t xml:space="preserve"> over no matching rows returns NULL, not 0. </w:t>
-      </w:r>
-      <w:r>
-        <w:rPr>
-          <w:rFonts w:ascii="Consolas" w:hAnsi="Consolas" w:eastAsia="Consolas"/>
-          <w:b w:val="0"/>
-          <w:sz w:val="19"/>
-        </w:rPr>
-        <w:t>F.sum(F.when(F.col("reach_flag") == 1, 1))</w:t>
-      </w:r>
-      <w:r>
-        <w:rPr>
-          <w:b w:val="0"/>
-          <w:i w:val="0"/>
-        </w:rPr>
-        <w:t xml:space="preserve"> gives NULL for a subgroup with no reach. Wrap it: </w:t>
-      </w:r>
-      <w:r>
-        <w:rPr>
-          <w:rFonts w:ascii="Consolas" w:hAnsi="Consolas" w:eastAsia="Consolas"/>
-          <w:b w:val="0"/>
-          <w:sz w:val="19"/>
-        </w:rPr>
-        <w:t>F.coalesce(F.sum(...), F.lit(0))</w:t>
-      </w:r>
-      <w:r>
-        <w:rPr>
-          <w:b w:val="0"/>
-          <w:i w:val="0"/>
-        </w:rPr>
-        <w:t>.</w:t>
-      </w:r>
-    </w:p>
-    <w:p>
-      <w:pPr>
-        <w:pStyle w:val="ListBullet"/>
-      </w:pPr>
-      <w:r>
-        <w:rPr>
-          <w:b w:val="0"/>
-          <w:i w:val="0"/>
-        </w:rPr>
-        <w:t xml:space="preserve">Guard every ratio. </w:t>
-      </w:r>
-      <w:r>
-        <w:rPr>
-          <w:rFonts w:ascii="Consolas" w:hAnsi="Consolas" w:eastAsia="Consolas"/>
-          <w:b w:val="0"/>
-          <w:sz w:val="19"/>
-        </w:rPr>
-        <w:t>F.when(F.col("weighted_base") &gt; 0, reach / base)</w:t>
-      </w:r>
-      <w:r>
-        <w:rPr>
-          <w:b w:val="0"/>
-          <w:i w:val="0"/>
-        </w:rPr>
-        <w:t xml:space="preserve"> returns NULL for an empty base instead of an error or an infinite value.</w:t>
-      </w:r>
-    </w:p>
-    <w:p>
-      <w:pPr>
-        <w:pStyle w:val="ListBullet"/>
-      </w:pPr>
-      <w:r>
-        <w:rPr>
-          <w:b w:val="0"/>
-          <w:i w:val="0"/>
-        </w:rPr>
-        <w:t>Keep the unweighted count next to every weighted figure. Analysts need it to judge whether a subgroup is too small to report.</w:t>
-      </w:r>
-    </w:p>
-    <w:p>
-      <w:r>
-        <w:rPr>
-          <w:b w:val="0"/>
-          <w:i w:val="0"/>
-        </w:rPr>
-        <w:t xml:space="preserve">Gold is also where you check totals against silver. The sum of </w:t>
-      </w:r>
-      <w:r>
-        <w:rPr>
-          <w:rFonts w:ascii="Consolas" w:hAnsi="Consolas" w:eastAsia="Consolas"/>
-          <w:b w:val="0"/>
-          <w:sz w:val="19"/>
-        </w:rPr>
-        <w:t>weighted_base</w:t>
-      </w:r>
-      <w:r>
-        <w:rPr>
-          <w:b w:val="0"/>
-          <w:i w:val="0"/>
-        </w:rPr>
-        <w:t xml:space="preserve"> across all subgroups for a wave must equal the silver weight total for in-scope respondents. Lesson A6-L3 builds that check.</w:t>
-      </w:r>
-    </w:p>
-    <w:p>
-      <w:pPr>
-        <w:pStyle w:val="Heading4"/>
-      </w:pPr>
-      <w:r>
-        <w:t>Why it matters</w:t>
-      </w:r>
-    </w:p>
-    <w:p>
-      <w:r>
-        <w:rPr>
-          <w:b w:val="0"/>
-          <w:i w:val="0"/>
-        </w:rPr>
-        <w:t xml:space="preserve">The reference </w:t>
-      </w:r>
-      <w:r>
-        <w:rPr>
-          <w:rFonts w:ascii="Consolas" w:hAnsi="Consolas" w:eastAsia="Consolas"/>
-          <w:b w:val="0"/>
-          <w:sz w:val="19"/>
-        </w:rPr>
-        <w:t>compute_gold_reach_metrics</w:t>
-      </w:r>
-      <w:r>
-        <w:rPr>
-          <w:b w:val="0"/>
-          <w:i w:val="0"/>
-        </w:rPr>
-        <w:t xml:space="preserve"> promises "tracker x wave x subgroup grain" but groups by wave and subgroup only. When a second tracker starts writing to the same silver table, its respondents fold into the first tracker's rows. Weighted bases roughly double, and reach percentages blend two audiences. The dashboard shows smooth, believable figures for three weeks, until a client compares a subgroup against its published sample size.</w:t>
-      </w:r>
-    </w:p>
-    <w:p>
-      <w:r>
-        <w:rPr>
-          <w:b w:val="0"/>
-          <w:i w:val="0"/>
-        </w:rPr>
-        <w:t xml:space="preserve">Adding </w:t>
-      </w:r>
-      <w:r>
-        <w:rPr>
-          <w:rFonts w:ascii="Consolas" w:hAnsi="Consolas" w:eastAsia="Consolas"/>
-          <w:b w:val="0"/>
-          <w:sz w:val="19"/>
-        </w:rPr>
-        <w:t>tracker_id</w:t>
-      </w:r>
-      <w:r>
-        <w:rPr>
-          <w:b w:val="0"/>
-          <w:i w:val="0"/>
-        </w:rPr>
-        <w:t xml:space="preserve"> to </w:t>
-      </w:r>
-      <w:r>
-        <w:rPr>
-          <w:rFonts w:ascii="Consolas" w:hAnsi="Consolas" w:eastAsia="Consolas"/>
-          <w:b w:val="0"/>
-          <w:sz w:val="19"/>
-        </w:rPr>
-        <w:t>groupBy</w:t>
-      </w:r>
-      <w:r>
-        <w:rPr>
-          <w:b w:val="0"/>
-          <w:i w:val="0"/>
-        </w:rPr>
-        <w:t>, and a test that checks the output has one row per grain key, prevents it.</w:t>
-      </w:r>
-    </w:p>
-    <w:p>
-      <w:pPr>
-        <w:pStyle w:val="Heading4"/>
-      </w:pPr>
-      <w:r>
-        <w:t>Worked example: weak code</w:t>
+          <w:b w:val="0"/>
+          <w:i w:val="0"/>
+        </w:rPr>
+        <w:t>Silver's grain is one row per respondent per wave. After loading waves W1 and W2, silver holds only one row per respondent. Tap the line, then fix the function.</w:t>
       </w:r>
     </w:p>
     <w:tbl>
@@ -5199,19 +4826,19 @@
             <w:r>
               <w:rPr>
                 <w:rFonts w:ascii="Consolas" w:hAnsi="Consolas" w:eastAsia="Consolas"/>
-                <w:b/>
+                <w:b w:val="0"/>
                 <w:color w:val="5B6875"/>
                 <w:sz w:val="16"/>
               </w:rPr>
-              <w:t xml:space="preserve"> [1]  </w:t>
-            </w:r>
-            <w:r>
-              <w:rPr>
-                <w:rFonts w:ascii="Consolas" w:hAnsi="Consolas" w:eastAsia="Consolas"/>
-                <w:b w:val="0"/>
-                <w:sz w:val="16"/>
-              </w:rPr>
-              <w:t>from pyspark.sql.functions import col, count, sum, when</w:t>
+              <w:t xml:space="preserve">   1  </w:t>
+            </w:r>
+            <w:r>
+              <w:rPr>
+                <w:rFonts w:ascii="Consolas" w:hAnsi="Consolas" w:eastAsia="Consolas"/>
+                <w:b w:val="0"/>
+                <w:sz w:val="16"/>
+              </w:rPr>
+              <w:t>def prepare_silver(df: DataFrame, column_map: dict[str, str], type_map: dict[str, str]) -&gt; DataFrame:</w:t>
             </w:r>
           </w:p>
           <w:p>
@@ -5234,7 +4861,7 @@
                 <w:b w:val="0"/>
                 <w:sz w:val="16"/>
               </w:rPr>
-              <w:t xml:space="preserve"> </w:t>
+              <w:t xml:space="preserve">    """Rename, cast and keep the newest version per respondent and wave."""</w:t>
             </w:r>
           </w:p>
           <w:p>
@@ -5257,7 +4884,7 @@
                 <w:b w:val="0"/>
                 <w:sz w:val="16"/>
               </w:rPr>
-              <w:t>def compute_gold_reach_metrics(silver_table, wave_id, weight_col="final_weight"):</w:t>
+              <w:t xml:space="preserve">    renamed = rename_to_canonical(df, column_map)</w:t>
             </w:r>
           </w:p>
           <w:p>
@@ -5280,7 +4907,7 @@
                 <w:b w:val="0"/>
                 <w:sz w:val="16"/>
               </w:rPr>
-              <w:t xml:space="preserve">    """Compute reach metrics at tracker x wave x subgroup grain."""</w:t>
+              <w:t xml:space="preserve">    typed = cast_to_registry_types(renamed, type_map)</w:t>
             </w:r>
           </w:p>
           <w:p>
@@ -5303,327 +4930,109 @@
                 <w:b w:val="0"/>
                 <w:sz w:val="16"/>
               </w:rPr>
-              <w:t xml:space="preserve">    silver = spark.table(silver_table).filter(col("wave_id") == wave_id)</w:t>
-            </w:r>
-          </w:p>
-          <w:p>
-            <w:pPr>
-              <w:spacing w:before="0" w:after="0" w:line="240" w:lineRule="auto"/>
-              <w:ind w:left="567" w:hanging="567"/>
-            </w:pPr>
-            <w:r>
-              <w:rPr>
-                <w:rFonts w:ascii="Consolas" w:hAnsi="Consolas" w:eastAsia="Consolas"/>
-                <w:b w:val="0"/>
-                <w:color w:val="5B6875"/>
-                <w:sz w:val="16"/>
-              </w:rPr>
-              <w:t xml:space="preserve">   6  </w:t>
-            </w:r>
-            <w:r>
-              <w:rPr>
-                <w:rFonts w:ascii="Consolas" w:hAnsi="Consolas" w:eastAsia="Consolas"/>
-                <w:b w:val="0"/>
-                <w:sz w:val="16"/>
-              </w:rPr>
-              <w:t xml:space="preserve">    return (</w:t>
-            </w:r>
-          </w:p>
-          <w:p>
-            <w:pPr>
-              <w:spacing w:before="0" w:after="0" w:line="240" w:lineRule="auto"/>
-              <w:ind w:left="567" w:hanging="567"/>
-            </w:pPr>
-            <w:r>
-              <w:rPr>
-                <w:rFonts w:ascii="Consolas" w:hAnsi="Consolas" w:eastAsia="Consolas"/>
-                <w:b w:val="0"/>
-                <w:color w:val="5B6875"/>
-                <w:sz w:val="16"/>
-              </w:rPr>
-              <w:t xml:space="preserve">   7  </w:t>
-            </w:r>
-            <w:r>
-              <w:rPr>
-                <w:rFonts w:ascii="Consolas" w:hAnsi="Consolas" w:eastAsia="Consolas"/>
-                <w:b w:val="0"/>
-                <w:sz w:val="16"/>
-              </w:rPr>
-              <w:t xml:space="preserve">        silver.filter(col("in_scope") == True)</w:t>
-            </w:r>
-          </w:p>
-          <w:p>
-            <w:pPr>
-              <w:spacing w:before="0" w:after="0" w:line="240" w:lineRule="auto"/>
-              <w:ind w:left="567" w:hanging="567"/>
-            </w:pPr>
-            <w:r>
-              <w:rPr>
-                <w:rFonts w:ascii="Consolas" w:hAnsi="Consolas" w:eastAsia="Consolas"/>
-                <w:b/>
-                <w:color w:val="5B6875"/>
-                <w:sz w:val="16"/>
-              </w:rPr>
-              <w:t xml:space="preserve"> [2]  </w:t>
-            </w:r>
-            <w:r>
-              <w:rPr>
-                <w:rFonts w:ascii="Consolas" w:hAnsi="Consolas" w:eastAsia="Consolas"/>
-                <w:b w:val="0"/>
-                <w:sz w:val="16"/>
-              </w:rPr>
-              <w:t xml:space="preserve">        .groupBy("wave_id", "age_group", "gender", "region")</w:t>
-            </w:r>
-          </w:p>
-          <w:p>
-            <w:pPr>
-              <w:spacing w:before="0" w:after="0" w:line="240" w:lineRule="auto"/>
-              <w:ind w:left="567" w:hanging="567"/>
-            </w:pPr>
-            <w:r>
-              <w:rPr>
-                <w:rFonts w:ascii="Consolas" w:hAnsi="Consolas" w:eastAsia="Consolas"/>
-                <w:b w:val="0"/>
-                <w:color w:val="5B6875"/>
-                <w:sz w:val="16"/>
-              </w:rPr>
-              <w:t xml:space="preserve">   9  </w:t>
-            </w:r>
-            <w:r>
-              <w:rPr>
-                <w:rFonts w:ascii="Consolas" w:hAnsi="Consolas" w:eastAsia="Consolas"/>
-                <w:b w:val="0"/>
-                <w:sz w:val="16"/>
-              </w:rPr>
-              <w:t xml:space="preserve">        .agg(</w:t>
-            </w:r>
-          </w:p>
-          <w:p>
-            <w:pPr>
-              <w:spacing w:before="0" w:after="0" w:line="240" w:lineRule="auto"/>
-              <w:ind w:left="567" w:hanging="567"/>
-            </w:pPr>
-            <w:r>
-              <w:rPr>
-                <w:rFonts w:ascii="Consolas" w:hAnsi="Consolas" w:eastAsia="Consolas"/>
-                <w:b w:val="0"/>
-                <w:color w:val="5B6875"/>
-                <w:sz w:val="16"/>
-              </w:rPr>
-              <w:t xml:space="preserve">  10  </w:t>
-            </w:r>
-            <w:r>
-              <w:rPr>
-                <w:rFonts w:ascii="Consolas" w:hAnsi="Consolas" w:eastAsia="Consolas"/>
-                <w:b w:val="0"/>
-                <w:sz w:val="16"/>
-              </w:rPr>
-              <w:t xml:space="preserve">            count("*").alias("unweighted_n"),</w:t>
-            </w:r>
-          </w:p>
-          <w:p>
-            <w:pPr>
-              <w:spacing w:before="0" w:after="0" w:line="240" w:lineRule="auto"/>
-              <w:ind w:left="567" w:hanging="567"/>
-            </w:pPr>
-            <w:r>
-              <w:rPr>
-                <w:rFonts w:ascii="Consolas" w:hAnsi="Consolas" w:eastAsia="Consolas"/>
-                <w:b w:val="0"/>
-                <w:color w:val="5B6875"/>
-                <w:sz w:val="16"/>
-              </w:rPr>
-              <w:t xml:space="preserve">  11  </w:t>
-            </w:r>
-            <w:r>
-              <w:rPr>
-                <w:rFonts w:ascii="Consolas" w:hAnsi="Consolas" w:eastAsia="Consolas"/>
-                <w:b w:val="0"/>
-                <w:sz w:val="16"/>
-              </w:rPr>
-              <w:t xml:space="preserve">            sum(weight_col).alias("weighted_base"),</w:t>
-            </w:r>
-          </w:p>
-          <w:p>
-            <w:pPr>
-              <w:spacing w:before="0" w:after="0" w:line="240" w:lineRule="auto"/>
-              <w:ind w:left="567" w:hanging="567"/>
-            </w:pPr>
-            <w:r>
-              <w:rPr>
-                <w:rFonts w:ascii="Consolas" w:hAnsi="Consolas" w:eastAsia="Consolas"/>
-                <w:b/>
-                <w:color w:val="5B6875"/>
-                <w:sz w:val="16"/>
-              </w:rPr>
-              <w:t xml:space="preserve"> [3]  </w:t>
-            </w:r>
-            <w:r>
-              <w:rPr>
-                <w:rFonts w:ascii="Consolas" w:hAnsi="Consolas" w:eastAsia="Consolas"/>
-                <w:b w:val="0"/>
-                <w:sz w:val="16"/>
-              </w:rPr>
-              <w:t xml:space="preserve">            sum(when(col("reach_flag") == 1, col(weight_col))).alias("weighted_reach"),</w:t>
-            </w:r>
-          </w:p>
-          <w:p>
-            <w:pPr>
-              <w:spacing w:before="0" w:after="0" w:line="240" w:lineRule="auto"/>
-              <w:ind w:left="567" w:hanging="567"/>
-            </w:pPr>
-            <w:r>
-              <w:rPr>
-                <w:rFonts w:ascii="Consolas" w:hAnsi="Consolas" w:eastAsia="Consolas"/>
-                <w:b w:val="0"/>
-                <w:color w:val="5B6875"/>
-                <w:sz w:val="16"/>
-              </w:rPr>
-              <w:t xml:space="preserve">  13  </w:t>
-            </w:r>
-            <w:r>
-              <w:rPr>
-                <w:rFonts w:ascii="Consolas" w:hAnsi="Consolas" w:eastAsia="Consolas"/>
-                <w:b w:val="0"/>
-                <w:sz w:val="16"/>
-              </w:rPr>
-              <w:t xml:space="preserve">        )</w:t>
-            </w:r>
-          </w:p>
-          <w:p>
-            <w:pPr>
-              <w:spacing w:before="0" w:after="0" w:line="240" w:lineRule="auto"/>
-              <w:ind w:left="567" w:hanging="567"/>
-            </w:pPr>
-            <w:r>
-              <w:rPr>
-                <w:rFonts w:ascii="Consolas" w:hAnsi="Consolas" w:eastAsia="Consolas"/>
-                <w:b/>
-                <w:color w:val="5B6875"/>
-                <w:sz w:val="16"/>
-              </w:rPr>
-              <w:t xml:space="preserve"> [4]  </w:t>
-            </w:r>
-            <w:r>
-              <w:rPr>
-                <w:rFonts w:ascii="Consolas" w:hAnsi="Consolas" w:eastAsia="Consolas"/>
-                <w:b w:val="0"/>
-                <w:sz w:val="16"/>
-              </w:rPr>
-              <w:t xml:space="preserve">        .withColumn("weighted_reach_pct", col("weighted_reach") / col("weighted_base"))</w:t>
-            </w:r>
-          </w:p>
-          <w:p>
-            <w:pPr>
-              <w:spacing w:before="0" w:after="0" w:line="240" w:lineRule="auto"/>
-              <w:ind w:left="567" w:hanging="567"/>
-            </w:pPr>
-            <w:r>
-              <w:rPr>
-                <w:rFonts w:ascii="Consolas" w:hAnsi="Consolas" w:eastAsia="Consolas"/>
-                <w:b w:val="0"/>
-                <w:color w:val="5B6875"/>
-                <w:sz w:val="16"/>
-              </w:rPr>
-              <w:t xml:space="preserve">  15  </w:t>
-            </w:r>
-            <w:r>
-              <w:rPr>
-                <w:rFonts w:ascii="Consolas" w:hAnsi="Consolas" w:eastAsia="Consolas"/>
-                <w:b w:val="0"/>
-                <w:sz w:val="16"/>
-              </w:rPr>
-              <w:t xml:space="preserve">    )</w:t>
+              <w:t xml:space="preserve">    return latest_per_key(typed, ["respondent_id"], "delivery_version")</w:t>
             </w:r>
           </w:p>
         </w:tc>
       </w:tr>
     </w:tbl>
+    <w:p/>
     <w:p>
-      <w:pPr>
-        <w:pStyle w:val="ListNumber"/>
-      </w:pPr>
-      <w:r>
-        <w:rPr>
-          <w:b/>
-        </w:rPr>
-        <w:t xml:space="preserve">Line 1. </w:t>
-      </w:r>
-      <w:r>
-        <w:rPr>
-          <w:b w:val="0"/>
-          <w:i w:val="0"/>
-        </w:rPr>
-        <w:t xml:space="preserve">Imports </w:t>
-      </w:r>
-      <w:r>
-        <w:rPr>
-          <w:rFonts w:ascii="Consolas" w:hAnsi="Consolas" w:eastAsia="Consolas"/>
-          <w:b w:val="0"/>
-          <w:sz w:val="19"/>
-        </w:rPr>
-        <w:t>sum</w:t>
-      </w:r>
-      <w:r>
-        <w:rPr>
-          <w:b w:val="0"/>
-          <w:i w:val="0"/>
-        </w:rPr>
-        <w:t xml:space="preserve"> by name, shadowing the Python built-in (reference defect 3).</w:t>
+      <w:r>
+        <w:rPr>
+          <w:b w:val="0"/>
+          <w:i/>
+        </w:rPr>
+        <w:t>Write down the line number of the bug. Then write the fix.</w:t>
       </w:r>
     </w:p>
     <w:p>
       <w:pPr>
-        <w:pStyle w:val="ListNumber"/>
+        <w:pStyle w:val="Heading5"/>
       </w:pPr>
       <w:r>
-        <w:rPr>
-          <w:b/>
-        </w:rPr>
-        <w:t xml:space="preserve">Line 8. </w:t>
-      </w:r>
-      <w:r>
-        <w:rPr>
-          <w:b w:val="0"/>
-          <w:i w:val="0"/>
-        </w:rPr>
-        <w:t>The docstring promises tracker grain, but tracker_id is missing.</w:t>
+        <w:t>Exercise 6. Put in order (level 5)</w:t>
+      </w:r>
+    </w:p>
+    <w:p>
+      <w:r>
+        <w:rPr>
+          <w:b w:val="0"/>
+          <w:i w:val="0"/>
+        </w:rPr>
+        <w:t>Put the silver steps in order.</w:t>
       </w:r>
     </w:p>
     <w:p>
       <w:pPr>
-        <w:pStyle w:val="ListNumber"/>
+        <w:pStyle w:val="ListBullet"/>
       </w:pPr>
       <w:r>
         <w:rPr>
-          <w:b/>
-        </w:rPr>
-        <w:t xml:space="preserve">Line 12. </w:t>
-      </w:r>
-      <w:r>
-        <w:rPr>
-          <w:b w:val="0"/>
-          <w:i w:val="0"/>
-        </w:rPr>
-        <w:t>NULL, not 0, for a subgroup where nobody is reached.</w:t>
+          <w:b w:val="0"/>
+          <w:i w:val="0"/>
+        </w:rPr>
+        <w:t>Count cast failures and apply the WARN or CRITICAL threshold</w:t>
       </w:r>
     </w:p>
     <w:p>
       <w:pPr>
-        <w:pStyle w:val="ListNumber"/>
+        <w:pStyle w:val="ListBullet"/>
       </w:pPr>
       <w:r>
         <w:rPr>
-          <w:b/>
-        </w:rPr>
-        <w:t xml:space="preserve">Line 14. </w:t>
-      </w:r>
-      <w:r>
-        <w:rPr>
-          <w:b w:val="0"/>
-          <w:i w:val="0"/>
-        </w:rPr>
-        <w:t>No guard on the base, and NULL reach gives a NULL percentage.</w:t>
+          <w:b w:val="0"/>
+          <w:i w:val="0"/>
+        </w:rPr>
+        <w:t>Rename to canonical names</w:t>
+      </w:r>
+    </w:p>
+    <w:p>
+      <w:pPr>
+        <w:pStyle w:val="ListBullet"/>
+      </w:pPr>
+      <w:r>
+        <w:rPr>
+          <w:b w:val="0"/>
+          <w:i w:val="0"/>
+        </w:rPr>
+        <w:t>Check that every mapped source column exists</w:t>
+      </w:r>
+    </w:p>
+    <w:p>
+      <w:pPr>
+        <w:pStyle w:val="ListBullet"/>
+      </w:pPr>
+      <w:r>
+        <w:rPr>
+          <w:b w:val="0"/>
+          <w:i w:val="0"/>
+        </w:rPr>
+        <w:t>MERGE into silver</w:t>
+      </w:r>
+    </w:p>
+    <w:p>
+      <w:pPr>
+        <w:pStyle w:val="ListBullet"/>
+      </w:pPr>
+      <w:r>
+        <w:rPr>
+          <w:b w:val="0"/>
+          <w:i w:val="0"/>
+        </w:rPr>
+        <w:t>Keep the newest version per respondent and wave</w:t>
+      </w:r>
+    </w:p>
+    <w:p>
+      <w:pPr>
+        <w:pStyle w:val="ListBullet"/>
+      </w:pPr>
+      <w:r>
+        <w:rPr>
+          <w:b w:val="0"/>
+          <w:i w:val="0"/>
+        </w:rPr>
+        <w:t>try_cast to registry types</w:t>
       </w:r>
     </w:p>
     <w:p>
@@ -5631,7 +5040,84 @@
         <w:pStyle w:val="Heading4"/>
       </w:pPr>
       <w:r>
-        <w:t>Worked example: strong code</w:t>
+        <w:t>Sources</w:t>
+      </w:r>
+    </w:p>
+    <w:p>
+      <w:pPr>
+        <w:pStyle w:val="ListBullet"/>
+      </w:pPr>
+      <w:r>
+        <w:rPr>
+          <w:b w:val="0"/>
+          <w:i w:val="0"/>
+        </w:rPr>
+        <w:t>withColumnRenamed and withColumnsRenamed ignore missing columns without an error. (verified: Run on PySpark 4.0.4 in this repository.)</w:t>
+      </w:r>
+    </w:p>
+    <w:p>
+      <w:pPr>
+        <w:pStyle w:val="ListBullet"/>
+      </w:pPr>
+      <w:r>
+        <w:rPr>
+          <w:b w:val="0"/>
+          <w:i w:val="0"/>
+        </w:rPr>
+        <w:t>Spark 4.0 enables ANSI mode by default; cast raises CAST_INVALID_INPUT on malformed input; try_cast returns NULL. (verified: Run on PySpark 4.0.4 in this repository. Databricks Runtime 17.3 LTS uses Spark 4.0.0 (search-only, VERSIONS.md).)</w:t>
+      </w:r>
+    </w:p>
+    <w:p>
+      <w:pPr>
+        <w:pStyle w:val="ListBullet"/>
+      </w:pPr>
+      <w:r>
+        <w:rPr>
+          <w:b w:val="0"/>
+          <w:i w:val="0"/>
+        </w:rPr>
+        <w:t>Column.try_cast exists in PySpark 4.0. (verified: Run on PySpark 4.0.4 in this repository.)</w:t>
+      </w:r>
+    </w:p>
+    <w:p>
+      <w:pPr>
+        <w:pStyle w:val="Heading3"/>
+      </w:pPr>
+      <w:r>
+        <w:t>A2-L3 Gold: state the grain, group by all of it, guard every ratio</w:t>
+      </w:r>
+    </w:p>
+    <w:p>
+      <w:pPr>
+        <w:pStyle w:val="Heading4"/>
+      </w:pPr>
+      <w:r>
+        <w:t>Concept</w:t>
+      </w:r>
+    </w:p>
+    <w:p>
+      <w:r>
+        <w:rPr>
+          <w:b w:val="0"/>
+          <w:i w:val="0"/>
+        </w:rPr>
+        <w:t>Gold tables feed Power BI and clients. The contract has three parts.</w:t>
+      </w:r>
+    </w:p>
+    <w:p>
+      <w:r>
+        <w:rPr>
+          <w:b/>
+          <w:i w:val="0"/>
+        </w:rPr>
+        <w:t>1. State the grain.</w:t>
+      </w:r>
+      <w:r>
+        <w:rPr>
+          <w:b w:val="0"/>
+          <w:i w:val="0"/>
+        </w:rPr>
+        <w:t xml:space="preserve"> Write it in the function docstring and on the table. "One row per tracker x wave x age group x gender x region." Store it as a table comment or a custom table property:</w:t>
       </w:r>
     </w:p>
     <w:tbl>
@@ -5669,7 +5155,7 @@
                 <w:b w:val="0"/>
                 <w:sz w:val="16"/>
               </w:rPr>
-              <w:t>from pyspark.sql import DataFrame</w:t>
+              <w:t>COMMENT ON TABLE research_gold.nat_metrics IS 'Grain: tracker x wave x age_group x gender x region';</w:t>
             </w:r>
           </w:p>
           <w:p>
@@ -5692,657 +5178,231 @@
                 <w:b w:val="0"/>
                 <w:sz w:val="16"/>
               </w:rPr>
-              <w:t>from pyspark.sql import functions as F</w:t>
-            </w:r>
-          </w:p>
-          <w:p>
-            <w:pPr>
-              <w:spacing w:before="0" w:after="0" w:line="240" w:lineRule="auto"/>
-              <w:ind w:left="567" w:hanging="567"/>
-            </w:pPr>
-            <w:r>
-              <w:rPr>
-                <w:rFonts w:ascii="Consolas" w:hAnsi="Consolas" w:eastAsia="Consolas"/>
-                <w:b w:val="0"/>
-                <w:color w:val="5B6875"/>
-                <w:sz w:val="16"/>
-              </w:rPr>
-              <w:t xml:space="preserve">   3  </w:t>
-            </w:r>
-            <w:r>
-              <w:rPr>
-                <w:rFonts w:ascii="Consolas" w:hAnsi="Consolas" w:eastAsia="Consolas"/>
-                <w:b w:val="0"/>
-                <w:sz w:val="16"/>
-              </w:rPr>
-              <w:t xml:space="preserve"> </w:t>
-            </w:r>
-          </w:p>
-          <w:p>
-            <w:pPr>
-              <w:spacing w:before="0" w:after="0" w:line="240" w:lineRule="auto"/>
-              <w:ind w:left="567" w:hanging="567"/>
-            </w:pPr>
-            <w:r>
-              <w:rPr>
-                <w:rFonts w:ascii="Consolas" w:hAnsi="Consolas" w:eastAsia="Consolas"/>
-                <w:b/>
-                <w:color w:val="5B6875"/>
-                <w:sz w:val="16"/>
-              </w:rPr>
-              <w:t xml:space="preserve"> [1]  </w:t>
-            </w:r>
-            <w:r>
-              <w:rPr>
-                <w:rFonts w:ascii="Consolas" w:hAnsi="Consolas" w:eastAsia="Consolas"/>
-                <w:b w:val="0"/>
-                <w:sz w:val="16"/>
-              </w:rPr>
-              <w:t>GRAIN = ["tracker_id", "wave_id", "age_group", "gender", "region"]</w:t>
-            </w:r>
-          </w:p>
-          <w:p>
-            <w:pPr>
-              <w:spacing w:before="0" w:after="0" w:line="240" w:lineRule="auto"/>
-              <w:ind w:left="567" w:hanging="567"/>
-            </w:pPr>
-            <w:r>
-              <w:rPr>
-                <w:rFonts w:ascii="Consolas" w:hAnsi="Consolas" w:eastAsia="Consolas"/>
-                <w:b w:val="0"/>
-                <w:color w:val="5B6875"/>
-                <w:sz w:val="16"/>
-              </w:rPr>
-              <w:t xml:space="preserve">   5  </w:t>
-            </w:r>
-            <w:r>
-              <w:rPr>
-                <w:rFonts w:ascii="Consolas" w:hAnsi="Consolas" w:eastAsia="Consolas"/>
-                <w:b w:val="0"/>
-                <w:sz w:val="16"/>
-              </w:rPr>
-              <w:t xml:space="preserve"> </w:t>
-            </w:r>
-          </w:p>
-          <w:p>
-            <w:pPr>
-              <w:spacing w:before="0" w:after="0" w:line="240" w:lineRule="auto"/>
-              <w:ind w:left="567" w:hanging="567"/>
-            </w:pPr>
-            <w:r>
-              <w:rPr>
-                <w:rFonts w:ascii="Consolas" w:hAnsi="Consolas" w:eastAsia="Consolas"/>
-                <w:b w:val="0"/>
-                <w:color w:val="5B6875"/>
-                <w:sz w:val="16"/>
-              </w:rPr>
-              <w:t xml:space="preserve">   6  </w:t>
-            </w:r>
-            <w:r>
-              <w:rPr>
-                <w:rFonts w:ascii="Consolas" w:hAnsi="Consolas" w:eastAsia="Consolas"/>
-                <w:b w:val="0"/>
-                <w:sz w:val="16"/>
-              </w:rPr>
-              <w:t xml:space="preserve"> </w:t>
-            </w:r>
-          </w:p>
-          <w:p>
-            <w:pPr>
-              <w:spacing w:before="0" w:after="0" w:line="240" w:lineRule="auto"/>
-              <w:ind w:left="567" w:hanging="567"/>
-            </w:pPr>
-            <w:r>
-              <w:rPr>
-                <w:rFonts w:ascii="Consolas" w:hAnsi="Consolas" w:eastAsia="Consolas"/>
-                <w:b w:val="0"/>
-                <w:color w:val="5B6875"/>
-                <w:sz w:val="16"/>
-              </w:rPr>
-              <w:t xml:space="preserve">   7  </w:t>
-            </w:r>
-            <w:r>
-              <w:rPr>
-                <w:rFonts w:ascii="Consolas" w:hAnsi="Consolas" w:eastAsia="Consolas"/>
-                <w:b w:val="0"/>
-                <w:sz w:val="16"/>
-              </w:rPr>
-              <w:t>def reach_metrics(df: DataFrame, weight_col: str = "final_weight") -&gt; DataFrame:</w:t>
-            </w:r>
-          </w:p>
-          <w:p>
-            <w:pPr>
-              <w:spacing w:before="0" w:after="0" w:line="240" w:lineRule="auto"/>
-              <w:ind w:left="567" w:hanging="567"/>
-            </w:pPr>
-            <w:r>
-              <w:rPr>
-                <w:rFonts w:ascii="Consolas" w:hAnsi="Consolas" w:eastAsia="Consolas"/>
-                <w:b w:val="0"/>
-                <w:color w:val="5B6875"/>
-                <w:sz w:val="16"/>
-              </w:rPr>
-              <w:t xml:space="preserve">   8  </w:t>
-            </w:r>
-            <w:r>
-              <w:rPr>
-                <w:rFonts w:ascii="Consolas" w:hAnsi="Consolas" w:eastAsia="Consolas"/>
-                <w:b w:val="0"/>
-                <w:sz w:val="16"/>
-              </w:rPr>
-              <w:t xml:space="preserve">    """Weighted reach at tracker x wave x age_group x gender x region grain.</w:t>
-            </w:r>
-          </w:p>
-          <w:p>
-            <w:pPr>
-              <w:spacing w:before="0" w:after="0" w:line="240" w:lineRule="auto"/>
-              <w:ind w:left="567" w:hanging="567"/>
-            </w:pPr>
-            <w:r>
-              <w:rPr>
-                <w:rFonts w:ascii="Consolas" w:hAnsi="Consolas" w:eastAsia="Consolas"/>
-                <w:b w:val="0"/>
-                <w:color w:val="5B6875"/>
-                <w:sz w:val="16"/>
-              </w:rPr>
-              <w:t xml:space="preserve">   9  </w:t>
-            </w:r>
-            <w:r>
-              <w:rPr>
-                <w:rFonts w:ascii="Consolas" w:hAnsi="Consolas" w:eastAsia="Consolas"/>
-                <w:b w:val="0"/>
-                <w:sz w:val="16"/>
-              </w:rPr>
-              <w:t xml:space="preserve"> </w:t>
-            </w:r>
-          </w:p>
-          <w:p>
-            <w:pPr>
-              <w:spacing w:before="0" w:after="0" w:line="240" w:lineRule="auto"/>
-              <w:ind w:left="567" w:hanging="567"/>
-            </w:pPr>
-            <w:r>
-              <w:rPr>
-                <w:rFonts w:ascii="Consolas" w:hAnsi="Consolas" w:eastAsia="Consolas"/>
-                <w:b w:val="0"/>
-                <w:color w:val="5B6875"/>
-                <w:sz w:val="16"/>
-              </w:rPr>
-              <w:t xml:space="preserve">  10  </w:t>
-            </w:r>
-            <w:r>
-              <w:rPr>
-                <w:rFonts w:ascii="Consolas" w:hAnsi="Consolas" w:eastAsia="Consolas"/>
-                <w:b w:val="0"/>
-                <w:sz w:val="16"/>
-              </w:rPr>
-              <w:t xml:space="preserve">    Args:</w:t>
-            </w:r>
-          </w:p>
-          <w:p>
-            <w:pPr>
-              <w:spacing w:before="0" w:after="0" w:line="240" w:lineRule="auto"/>
-              <w:ind w:left="567" w:hanging="567"/>
-            </w:pPr>
-            <w:r>
-              <w:rPr>
-                <w:rFonts w:ascii="Consolas" w:hAnsi="Consolas" w:eastAsia="Consolas"/>
-                <w:b w:val="0"/>
-                <w:color w:val="5B6875"/>
-                <w:sz w:val="16"/>
-              </w:rPr>
-              <w:t xml:space="preserve">  11  </w:t>
-            </w:r>
-            <w:r>
-              <w:rPr>
-                <w:rFonts w:ascii="Consolas" w:hAnsi="Consolas" w:eastAsia="Consolas"/>
-                <w:b w:val="0"/>
-                <w:sz w:val="16"/>
-              </w:rPr>
-              <w:t xml:space="preserve">        df: In-scope silver respondents with reach_flag and weights.</w:t>
-            </w:r>
-          </w:p>
-          <w:p>
-            <w:pPr>
-              <w:spacing w:before="0" w:after="0" w:line="240" w:lineRule="auto"/>
-              <w:ind w:left="567" w:hanging="567"/>
-            </w:pPr>
-            <w:r>
-              <w:rPr>
-                <w:rFonts w:ascii="Consolas" w:hAnsi="Consolas" w:eastAsia="Consolas"/>
-                <w:b w:val="0"/>
-                <w:color w:val="5B6875"/>
-                <w:sz w:val="16"/>
-              </w:rPr>
-              <w:t xml:space="preserve">  12  </w:t>
-            </w:r>
-            <w:r>
-              <w:rPr>
-                <w:rFonts w:ascii="Consolas" w:hAnsi="Consolas" w:eastAsia="Consolas"/>
-                <w:b w:val="0"/>
-                <w:sz w:val="16"/>
-              </w:rPr>
-              <w:t xml:space="preserve">        weight_col: Weight column to aggregate.</w:t>
-            </w:r>
-          </w:p>
-          <w:p>
-            <w:pPr>
-              <w:spacing w:before="0" w:after="0" w:line="240" w:lineRule="auto"/>
-              <w:ind w:left="567" w:hanging="567"/>
-            </w:pPr>
-            <w:r>
-              <w:rPr>
-                <w:rFonts w:ascii="Consolas" w:hAnsi="Consolas" w:eastAsia="Consolas"/>
-                <w:b w:val="0"/>
-                <w:color w:val="5B6875"/>
-                <w:sz w:val="16"/>
-              </w:rPr>
-              <w:t xml:space="preserve">  13  </w:t>
-            </w:r>
-            <w:r>
-              <w:rPr>
-                <w:rFonts w:ascii="Consolas" w:hAnsi="Consolas" w:eastAsia="Consolas"/>
-                <w:b w:val="0"/>
-                <w:sz w:val="16"/>
-              </w:rPr>
-              <w:t xml:space="preserve"> </w:t>
-            </w:r>
-          </w:p>
-          <w:p>
-            <w:pPr>
-              <w:spacing w:before="0" w:after="0" w:line="240" w:lineRule="auto"/>
-              <w:ind w:left="567" w:hanging="567"/>
-            </w:pPr>
-            <w:r>
-              <w:rPr>
-                <w:rFonts w:ascii="Consolas" w:hAnsi="Consolas" w:eastAsia="Consolas"/>
-                <w:b w:val="0"/>
-                <w:color w:val="5B6875"/>
-                <w:sz w:val="16"/>
-              </w:rPr>
-              <w:t xml:space="preserve">  14  </w:t>
-            </w:r>
-            <w:r>
-              <w:rPr>
-                <w:rFonts w:ascii="Consolas" w:hAnsi="Consolas" w:eastAsia="Consolas"/>
-                <w:b w:val="0"/>
-                <w:sz w:val="16"/>
-              </w:rPr>
-              <w:t xml:space="preserve">    Returns:</w:t>
-            </w:r>
-          </w:p>
-          <w:p>
-            <w:pPr>
-              <w:spacing w:before="0" w:after="0" w:line="240" w:lineRule="auto"/>
-              <w:ind w:left="567" w:hanging="567"/>
-            </w:pPr>
-            <w:r>
-              <w:rPr>
-                <w:rFonts w:ascii="Consolas" w:hAnsi="Consolas" w:eastAsia="Consolas"/>
-                <w:b w:val="0"/>
-                <w:color w:val="5B6875"/>
-                <w:sz w:val="16"/>
-              </w:rPr>
-              <w:t xml:space="preserve">  15  </w:t>
-            </w:r>
-            <w:r>
-              <w:rPr>
-                <w:rFonts w:ascii="Consolas" w:hAnsi="Consolas" w:eastAsia="Consolas"/>
-                <w:b w:val="0"/>
-                <w:sz w:val="16"/>
-              </w:rPr>
-              <w:t xml:space="preserve">        One row per GRAIN key with unweighted_n, weighted_base, weighted_reach</w:t>
-            </w:r>
-          </w:p>
-          <w:p>
-            <w:pPr>
-              <w:spacing w:before="0" w:after="0" w:line="240" w:lineRule="auto"/>
-              <w:ind w:left="567" w:hanging="567"/>
-            </w:pPr>
-            <w:r>
-              <w:rPr>
-                <w:rFonts w:ascii="Consolas" w:hAnsi="Consolas" w:eastAsia="Consolas"/>
-                <w:b w:val="0"/>
-                <w:color w:val="5B6875"/>
-                <w:sz w:val="16"/>
-              </w:rPr>
-              <w:t xml:space="preserve">  16  </w:t>
-            </w:r>
-            <w:r>
-              <w:rPr>
-                <w:rFonts w:ascii="Consolas" w:hAnsi="Consolas" w:eastAsia="Consolas"/>
-                <w:b w:val="0"/>
-                <w:sz w:val="16"/>
-              </w:rPr>
-              <w:t xml:space="preserve">        and weighted_reach_pct (NULL when the base is 0).</w:t>
-            </w:r>
-          </w:p>
-          <w:p>
-            <w:pPr>
-              <w:spacing w:before="0" w:after="0" w:line="240" w:lineRule="auto"/>
-              <w:ind w:left="567" w:hanging="567"/>
-            </w:pPr>
-            <w:r>
-              <w:rPr>
-                <w:rFonts w:ascii="Consolas" w:hAnsi="Consolas" w:eastAsia="Consolas"/>
-                <w:b w:val="0"/>
-                <w:color w:val="5B6875"/>
-                <w:sz w:val="16"/>
-              </w:rPr>
-              <w:t xml:space="preserve">  17  </w:t>
-            </w:r>
-            <w:r>
-              <w:rPr>
-                <w:rFonts w:ascii="Consolas" w:hAnsi="Consolas" w:eastAsia="Consolas"/>
-                <w:b w:val="0"/>
-                <w:sz w:val="16"/>
-              </w:rPr>
-              <w:t xml:space="preserve">    """</w:t>
-            </w:r>
-          </w:p>
-          <w:p>
-            <w:pPr>
-              <w:spacing w:before="0" w:after="0" w:line="240" w:lineRule="auto"/>
-              <w:ind w:left="567" w:hanging="567"/>
-            </w:pPr>
-            <w:r>
-              <w:rPr>
-                <w:rFonts w:ascii="Consolas" w:hAnsi="Consolas" w:eastAsia="Consolas"/>
-                <w:b w:val="0"/>
-                <w:color w:val="5B6875"/>
-                <w:sz w:val="16"/>
-              </w:rPr>
-              <w:t xml:space="preserve">  18  </w:t>
-            </w:r>
-            <w:r>
-              <w:rPr>
-                <w:rFonts w:ascii="Consolas" w:hAnsi="Consolas" w:eastAsia="Consolas"/>
-                <w:b w:val="0"/>
-                <w:sz w:val="16"/>
-              </w:rPr>
-              <w:t xml:space="preserve">    reached = F.when(F.col("reach_flag") == 1, F.col(weight_col))</w:t>
-            </w:r>
-          </w:p>
-          <w:p>
-            <w:pPr>
-              <w:spacing w:before="0" w:after="0" w:line="240" w:lineRule="auto"/>
-              <w:ind w:left="567" w:hanging="567"/>
-            </w:pPr>
-            <w:r>
-              <w:rPr>
-                <w:rFonts w:ascii="Consolas" w:hAnsi="Consolas" w:eastAsia="Consolas"/>
-                <w:b/>
-                <w:color w:val="5B6875"/>
-                <w:sz w:val="16"/>
-              </w:rPr>
-              <w:t xml:space="preserve"> [2]  </w:t>
-            </w:r>
-            <w:r>
-              <w:rPr>
-                <w:rFonts w:ascii="Consolas" w:hAnsi="Consolas" w:eastAsia="Consolas"/>
-                <w:b w:val="0"/>
-                <w:sz w:val="16"/>
-              </w:rPr>
-              <w:t xml:space="preserve">    metrics = df.groupBy(*GRAIN).agg(</w:t>
-            </w:r>
-          </w:p>
-          <w:p>
-            <w:pPr>
-              <w:spacing w:before="0" w:after="0" w:line="240" w:lineRule="auto"/>
-              <w:ind w:left="567" w:hanging="567"/>
-            </w:pPr>
-            <w:r>
-              <w:rPr>
-                <w:rFonts w:ascii="Consolas" w:hAnsi="Consolas" w:eastAsia="Consolas"/>
-                <w:b w:val="0"/>
-                <w:color w:val="5B6875"/>
-                <w:sz w:val="16"/>
-              </w:rPr>
-              <w:t xml:space="preserve">  20  </w:t>
-            </w:r>
-            <w:r>
-              <w:rPr>
-                <w:rFonts w:ascii="Consolas" w:hAnsi="Consolas" w:eastAsia="Consolas"/>
-                <w:b w:val="0"/>
-                <w:sz w:val="16"/>
-              </w:rPr>
-              <w:t xml:space="preserve">        F.count("*").alias("unweighted_n"),</w:t>
-            </w:r>
-          </w:p>
-          <w:p>
-            <w:pPr>
-              <w:spacing w:before="0" w:after="0" w:line="240" w:lineRule="auto"/>
-              <w:ind w:left="567" w:hanging="567"/>
-            </w:pPr>
-            <w:r>
-              <w:rPr>
-                <w:rFonts w:ascii="Consolas" w:hAnsi="Consolas" w:eastAsia="Consolas"/>
-                <w:b w:val="0"/>
-                <w:color w:val="5B6875"/>
-                <w:sz w:val="16"/>
-              </w:rPr>
-              <w:t xml:space="preserve">  21  </w:t>
-            </w:r>
-            <w:r>
-              <w:rPr>
-                <w:rFonts w:ascii="Consolas" w:hAnsi="Consolas" w:eastAsia="Consolas"/>
-                <w:b w:val="0"/>
-                <w:sz w:val="16"/>
-              </w:rPr>
-              <w:t xml:space="preserve">        F.coalesce(F.sum(weight_col), F.lit(0.0)).alias("weighted_base"),</w:t>
-            </w:r>
-          </w:p>
-          <w:p>
-            <w:pPr>
-              <w:spacing w:before="0" w:after="0" w:line="240" w:lineRule="auto"/>
-              <w:ind w:left="567" w:hanging="567"/>
-            </w:pPr>
-            <w:r>
-              <w:rPr>
-                <w:rFonts w:ascii="Consolas" w:hAnsi="Consolas" w:eastAsia="Consolas"/>
-                <w:b/>
-                <w:color w:val="5B6875"/>
-                <w:sz w:val="16"/>
-              </w:rPr>
-              <w:t xml:space="preserve"> [3]  </w:t>
-            </w:r>
-            <w:r>
-              <w:rPr>
-                <w:rFonts w:ascii="Consolas" w:hAnsi="Consolas" w:eastAsia="Consolas"/>
-                <w:b w:val="0"/>
-                <w:sz w:val="16"/>
-              </w:rPr>
-              <w:t xml:space="preserve">        F.coalesce(F.sum(reached), F.lit(0.0)).alias("weighted_reach"),</w:t>
-            </w:r>
-          </w:p>
-          <w:p>
-            <w:pPr>
-              <w:spacing w:before="0" w:after="0" w:line="240" w:lineRule="auto"/>
-              <w:ind w:left="567" w:hanging="567"/>
-            </w:pPr>
-            <w:r>
-              <w:rPr>
-                <w:rFonts w:ascii="Consolas" w:hAnsi="Consolas" w:eastAsia="Consolas"/>
-                <w:b w:val="0"/>
-                <w:color w:val="5B6875"/>
-                <w:sz w:val="16"/>
-              </w:rPr>
-              <w:t xml:space="preserve">  23  </w:t>
-            </w:r>
-            <w:r>
-              <w:rPr>
-                <w:rFonts w:ascii="Consolas" w:hAnsi="Consolas" w:eastAsia="Consolas"/>
-                <w:b w:val="0"/>
-                <w:sz w:val="16"/>
-              </w:rPr>
-              <w:t xml:space="preserve">    )</w:t>
-            </w:r>
-          </w:p>
-          <w:p>
-            <w:pPr>
-              <w:spacing w:before="0" w:after="0" w:line="240" w:lineRule="auto"/>
-              <w:ind w:left="567" w:hanging="567"/>
-            </w:pPr>
-            <w:r>
-              <w:rPr>
-                <w:rFonts w:ascii="Consolas" w:hAnsi="Consolas" w:eastAsia="Consolas"/>
-                <w:b w:val="0"/>
-                <w:color w:val="5B6875"/>
-                <w:sz w:val="16"/>
-              </w:rPr>
-              <w:t xml:space="preserve">  24  </w:t>
-            </w:r>
-            <w:r>
-              <w:rPr>
-                <w:rFonts w:ascii="Consolas" w:hAnsi="Consolas" w:eastAsia="Consolas"/>
-                <w:b w:val="0"/>
-                <w:sz w:val="16"/>
-              </w:rPr>
-              <w:t xml:space="preserve">    return metrics.withColumn(</w:t>
-            </w:r>
-          </w:p>
-          <w:p>
-            <w:pPr>
-              <w:spacing w:before="0" w:after="0" w:line="240" w:lineRule="auto"/>
-              <w:ind w:left="567" w:hanging="567"/>
-            </w:pPr>
-            <w:r>
-              <w:rPr>
-                <w:rFonts w:ascii="Consolas" w:hAnsi="Consolas" w:eastAsia="Consolas"/>
-                <w:b w:val="0"/>
-                <w:color w:val="5B6875"/>
-                <w:sz w:val="16"/>
-              </w:rPr>
-              <w:t xml:space="preserve">  25  </w:t>
-            </w:r>
-            <w:r>
-              <w:rPr>
-                <w:rFonts w:ascii="Consolas" w:hAnsi="Consolas" w:eastAsia="Consolas"/>
-                <w:b w:val="0"/>
-                <w:sz w:val="16"/>
-              </w:rPr>
-              <w:t xml:space="preserve">        "weighted_reach_pct",</w:t>
-            </w:r>
-          </w:p>
-          <w:p>
-            <w:pPr>
-              <w:spacing w:before="0" w:after="0" w:line="240" w:lineRule="auto"/>
-              <w:ind w:left="567" w:hanging="567"/>
-            </w:pPr>
-            <w:r>
-              <w:rPr>
-                <w:rFonts w:ascii="Consolas" w:hAnsi="Consolas" w:eastAsia="Consolas"/>
-                <w:b/>
-                <w:color w:val="5B6875"/>
-                <w:sz w:val="16"/>
-              </w:rPr>
-              <w:t xml:space="preserve"> [4]  </w:t>
-            </w:r>
-            <w:r>
-              <w:rPr>
-                <w:rFonts w:ascii="Consolas" w:hAnsi="Consolas" w:eastAsia="Consolas"/>
-                <w:b w:val="0"/>
-                <w:sz w:val="16"/>
-              </w:rPr>
-              <w:t xml:space="preserve">        F.when(F.col("weighted_base") &gt; 0, F.col("weighted_reach") / F.col("weighted_base")),</w:t>
-            </w:r>
-          </w:p>
-          <w:p>
-            <w:pPr>
-              <w:spacing w:before="0" w:after="0" w:line="240" w:lineRule="auto"/>
-              <w:ind w:left="567" w:hanging="567"/>
-            </w:pPr>
-            <w:r>
-              <w:rPr>
-                <w:rFonts w:ascii="Consolas" w:hAnsi="Consolas" w:eastAsia="Consolas"/>
-                <w:b w:val="0"/>
-                <w:color w:val="5B6875"/>
-                <w:sz w:val="16"/>
-              </w:rPr>
-              <w:t xml:space="preserve">  27  </w:t>
-            </w:r>
-            <w:r>
-              <w:rPr>
-                <w:rFonts w:ascii="Consolas" w:hAnsi="Consolas" w:eastAsia="Consolas"/>
-                <w:b w:val="0"/>
-                <w:sz w:val="16"/>
-              </w:rPr>
-              <w:t xml:space="preserve">    )</w:t>
+              <w:t>ALTER TABLE research_gold.nat_metrics SET TBLPROPERTIES ('grain' = 'tracker x wave x age_group x gender x region');</w:t>
             </w:r>
           </w:p>
         </w:tc>
       </w:tr>
     </w:tbl>
+    <w:p/>
     <w:p>
-      <w:pPr>
-        <w:pStyle w:val="ListNumber"/>
-      </w:pPr>
+      <w:r>
+        <w:rPr>
+          <w:b w:val="0"/>
+          <w:i w:val="0"/>
+        </w:rPr>
+        <w:t xml:space="preserve">Avoid the property name </w:t>
+      </w:r>
+      <w:r>
+        <w:rPr>
+          <w:rFonts w:ascii="Consolas" w:hAnsi="Consolas" w:eastAsia="Consolas"/>
+          <w:b w:val="0"/>
+          <w:sz w:val="19"/>
+        </w:rPr>
+        <w:t>owner</w:t>
+      </w:r>
+      <w:r>
+        <w:rPr>
+          <w:b w:val="0"/>
+          <w:i w:val="0"/>
+        </w:rPr>
+        <w:t xml:space="preserve">. It is reserved, and Spark 4.0 rejects it with </w:t>
+      </w:r>
+      <w:r>
+        <w:rPr>
+          <w:rFonts w:ascii="Consolas" w:hAnsi="Consolas" w:eastAsia="Consolas"/>
+          <w:b w:val="0"/>
+          <w:sz w:val="19"/>
+        </w:rPr>
+        <w:t>UNSUPPORTED_FEATURE.SET_TABLE_PROPERTY</w:t>
+      </w:r>
+      <w:r>
+        <w:rPr>
+          <w:b w:val="0"/>
+          <w:i w:val="0"/>
+        </w:rPr>
+        <w:t xml:space="preserve">. Ownership is set with </w:t>
+      </w:r>
+      <w:r>
+        <w:rPr>
+          <w:rFonts w:ascii="Consolas" w:hAnsi="Consolas" w:eastAsia="Consolas"/>
+          <w:b w:val="0"/>
+          <w:sz w:val="19"/>
+        </w:rPr>
+        <w:t>ALTER TABLE ... OWNER TO</w:t>
+      </w:r>
+      <w:r>
+        <w:rPr>
+          <w:b w:val="0"/>
+          <w:i w:val="0"/>
+        </w:rPr>
+        <w:t>.</w:t>
+      </w:r>
+    </w:p>
+    <w:p>
       <w:r>
         <w:rPr>
           <w:b/>
-        </w:rPr>
-        <w:t xml:space="preserve">Line 4. </w:t>
-      </w:r>
-      <w:r>
-        <w:rPr>
-          <w:b w:val="0"/>
-          <w:i w:val="0"/>
-        </w:rPr>
-        <w:t>The grain is one constant, used by the groupBy and by the tests.</w:t>
+          <w:i w:val="0"/>
+        </w:rPr>
+        <w:t>2. Group by every grain column.</w:t>
+      </w:r>
+      <w:r>
+        <w:rPr>
+          <w:b w:val="0"/>
+          <w:i w:val="0"/>
+        </w:rPr>
+        <w:t xml:space="preserve"> If the grain names </w:t>
+      </w:r>
+      <w:r>
+        <w:rPr>
+          <w:rFonts w:ascii="Consolas" w:hAnsi="Consolas" w:eastAsia="Consolas"/>
+          <w:b w:val="0"/>
+          <w:sz w:val="19"/>
+        </w:rPr>
+        <w:t>tracker_id</w:t>
+      </w:r>
+      <w:r>
+        <w:rPr>
+          <w:b w:val="0"/>
+          <w:i w:val="0"/>
+        </w:rPr>
+        <w:t xml:space="preserve">, the </w:t>
+      </w:r>
+      <w:r>
+        <w:rPr>
+          <w:rFonts w:ascii="Consolas" w:hAnsi="Consolas" w:eastAsia="Consolas"/>
+          <w:b w:val="0"/>
+          <w:sz w:val="19"/>
+        </w:rPr>
+        <w:t>groupBy</w:t>
+      </w:r>
+      <w:r>
+        <w:rPr>
+          <w:b w:val="0"/>
+          <w:i w:val="0"/>
+        </w:rPr>
+        <w:t xml:space="preserve"> must include </w:t>
+      </w:r>
+      <w:r>
+        <w:rPr>
+          <w:rFonts w:ascii="Consolas" w:hAnsi="Consolas" w:eastAsia="Consolas"/>
+          <w:b w:val="0"/>
+          <w:sz w:val="19"/>
+        </w:rPr>
+        <w:t>tracker_id</w:t>
+      </w:r>
+      <w:r>
+        <w:rPr>
+          <w:b w:val="0"/>
+          <w:i w:val="0"/>
+        </w:rPr>
+        <w:t>. Miss one and two trackers' respondents fall into the same row. The numbers look plausible and are wrong.</w:t>
+      </w:r>
+    </w:p>
+    <w:p>
+      <w:r>
+        <w:rPr>
+          <w:b/>
+          <w:i w:val="0"/>
+        </w:rPr>
+        <w:t>3. Make aggregates safe.</w:t>
       </w:r>
     </w:p>
     <w:p>
       <w:pPr>
-        <w:pStyle w:val="ListNumber"/>
+        <w:pStyle w:val="ListBullet"/>
       </w:pPr>
       <w:r>
         <w:rPr>
-          <w:b/>
-        </w:rPr>
-        <w:t xml:space="preserve">Line 19. </w:t>
-      </w:r>
-      <w:r>
-        <w:rPr>
-          <w:b w:val="0"/>
-          <w:i w:val="0"/>
-        </w:rPr>
-        <w:t>Groups by every grain column, tracker included.</w:t>
+          <w:b w:val="0"/>
+          <w:i w:val="0"/>
+        </w:rPr>
+        <w:t xml:space="preserve">A </w:t>
+      </w:r>
+      <w:r>
+        <w:rPr>
+          <w:rFonts w:ascii="Consolas" w:hAnsi="Consolas" w:eastAsia="Consolas"/>
+          <w:b w:val="0"/>
+          <w:sz w:val="19"/>
+        </w:rPr>
+        <w:t>sum</w:t>
+      </w:r>
+      <w:r>
+        <w:rPr>
+          <w:b w:val="0"/>
+          <w:i w:val="0"/>
+        </w:rPr>
+        <w:t xml:space="preserve"> over no matching rows returns NULL, not 0. </w:t>
+      </w:r>
+      <w:r>
+        <w:rPr>
+          <w:rFonts w:ascii="Consolas" w:hAnsi="Consolas" w:eastAsia="Consolas"/>
+          <w:b w:val="0"/>
+          <w:sz w:val="19"/>
+        </w:rPr>
+        <w:t>F.sum(F.when(F.col("reach_flag") == 1, 1))</w:t>
+      </w:r>
+      <w:r>
+        <w:rPr>
+          <w:b w:val="0"/>
+          <w:i w:val="0"/>
+        </w:rPr>
+        <w:t xml:space="preserve"> gives NULL for a subgroup with no reach. Wrap it: </w:t>
+      </w:r>
+      <w:r>
+        <w:rPr>
+          <w:rFonts w:ascii="Consolas" w:hAnsi="Consolas" w:eastAsia="Consolas"/>
+          <w:b w:val="0"/>
+          <w:sz w:val="19"/>
+        </w:rPr>
+        <w:t>F.coalesce(F.sum(...), F.lit(0))</w:t>
+      </w:r>
+      <w:r>
+        <w:rPr>
+          <w:b w:val="0"/>
+          <w:i w:val="0"/>
+        </w:rPr>
+        <w:t>.</w:t>
       </w:r>
     </w:p>
     <w:p>
       <w:pPr>
-        <w:pStyle w:val="ListNumber"/>
+        <w:pStyle w:val="ListBullet"/>
       </w:pPr>
       <w:r>
         <w:rPr>
-          <w:b/>
-        </w:rPr>
-        <w:t xml:space="preserve">Line 22. </w:t>
-      </w:r>
-      <w:r>
-        <w:rPr>
-          <w:b w:val="0"/>
-          <w:i w:val="0"/>
-        </w:rPr>
-        <w:t>Zero, not NULL, when a subgroup has no reach.</w:t>
+          <w:b w:val="0"/>
+          <w:i w:val="0"/>
+        </w:rPr>
+        <w:t xml:space="preserve">Guard every ratio. </w:t>
+      </w:r>
+      <w:r>
+        <w:rPr>
+          <w:rFonts w:ascii="Consolas" w:hAnsi="Consolas" w:eastAsia="Consolas"/>
+          <w:b w:val="0"/>
+          <w:sz w:val="19"/>
+        </w:rPr>
+        <w:t>F.when(F.col("weighted_base") &gt; 0, reach / base)</w:t>
+      </w:r>
+      <w:r>
+        <w:rPr>
+          <w:b w:val="0"/>
+          <w:i w:val="0"/>
+        </w:rPr>
+        <w:t xml:space="preserve"> returns NULL for an empty base instead of an error or an infinite value.</w:t>
       </w:r>
     </w:p>
     <w:p>
       <w:pPr>
-        <w:pStyle w:val="ListNumber"/>
+        <w:pStyle w:val="ListBullet"/>
       </w:pPr>
       <w:r>
         <w:rPr>
-          <w:b/>
-        </w:rPr>
-        <w:t xml:space="preserve">Line 26. </w:t>
-      </w:r>
-      <w:r>
-        <w:rPr>
-          <w:b w:val="0"/>
-          <w:i w:val="0"/>
-        </w:rPr>
-        <w:t>NULL for an empty base, never an error or infinity.</w:t>
+          <w:b w:val="0"/>
+          <w:i w:val="0"/>
+        </w:rPr>
+        <w:t>Keep the unweighted count next to every weighted figure. Analysts need it to judge whether a subgroup is too small to report.</w:t>
       </w:r>
     </w:p>
     <w:p>
@@ -6351,7 +5411,22 @@
           <w:b w:val="0"/>
           <w:i w:val="0"/>
         </w:rPr>
-        <w:t>The strong version cannot merge two trackers, reports a true zero for zero reach, and never divides by nothing.</w:t>
+        <w:t xml:space="preserve">Gold is also where you check totals against silver. The sum of </w:t>
+      </w:r>
+      <w:r>
+        <w:rPr>
+          <w:rFonts w:ascii="Consolas" w:hAnsi="Consolas" w:eastAsia="Consolas"/>
+          <w:b w:val="0"/>
+          <w:sz w:val="19"/>
+        </w:rPr>
+        <w:t>weighted_base</w:t>
+      </w:r>
+      <w:r>
+        <w:rPr>
+          <w:b w:val="0"/>
+          <w:i w:val="0"/>
+        </w:rPr>
+        <w:t xml:space="preserve"> across all subgroups for a wave must equal the silver weight total for in-scope respondents. Lesson A6-L3 builds that check.</w:t>
       </w:r>
     </w:p>
     <w:p>
@@ -6359,83 +5434,70 @@
         <w:pStyle w:val="Heading4"/>
       </w:pPr>
       <w:r>
-        <w:t>Recap card</w:t>
+        <w:t>Why it matters</w:t>
       </w:r>
     </w:p>
     <w:p>
-      <w:pPr>
-        <w:pStyle w:val="ListBullet"/>
-      </w:pPr>
-      <w:r>
-        <w:rPr>
-          <w:b/>
-          <w:i w:val="0"/>
-        </w:rPr>
-        <w:t>Where do you record a gold table's grain?</w:t>
-      </w:r>
-      <w:r>
-        <w:rPr>
-          <w:b w:val="0"/>
-          <w:i w:val="0"/>
-        </w:rPr>
-        <w:t xml:space="preserve"> In the function docstring and on the table: COMMENT ON TABLE or a custom property such as 'grain'.</w:t>
+      <w:r>
+        <w:rPr>
+          <w:b w:val="0"/>
+          <w:i w:val="0"/>
+        </w:rPr>
+        <w:t xml:space="preserve">The reference </w:t>
+      </w:r>
+      <w:r>
+        <w:rPr>
+          <w:rFonts w:ascii="Consolas" w:hAnsi="Consolas" w:eastAsia="Consolas"/>
+          <w:b w:val="0"/>
+          <w:sz w:val="19"/>
+        </w:rPr>
+        <w:t>compute_gold_reach_metrics</w:t>
+      </w:r>
+      <w:r>
+        <w:rPr>
+          <w:b w:val="0"/>
+          <w:i w:val="0"/>
+        </w:rPr>
+        <w:t xml:space="preserve"> promises "tracker x wave x subgroup grain" but groups by wave and subgroup only. When a second tracker starts writing to the same silver table, its respondents fold into the first tracker's rows. Weighted bases roughly double, and reach percentages blend two audiences. The dashboard shows smooth, believable figures for three weeks, until a client compares a subgroup against its published sample size.</w:t>
       </w:r>
     </w:p>
     <w:p>
-      <w:pPr>
-        <w:pStyle w:val="ListBullet"/>
-      </w:pPr>
-      <w:r>
-        <w:rPr>
-          <w:b/>
-          <w:i w:val="0"/>
-        </w:rPr>
-        <w:t>sum over no matching rows</w:t>
-      </w:r>
-      <w:r>
-        <w:rPr>
-          <w:b w:val="0"/>
-          <w:i w:val="0"/>
-        </w:rPr>
-        <w:t xml:space="preserve"> Returns NULL, not 0. Wrap it: F.coalesce(F.sum(...), F.lit(0)).</w:t>
-      </w:r>
-    </w:p>
-    <w:p>
-      <w:pPr>
-        <w:pStyle w:val="ListBullet"/>
-      </w:pPr>
-      <w:r>
-        <w:rPr>
-          <w:b/>
-          <w:i w:val="0"/>
-        </w:rPr>
-        <w:t>Safe ratio in PySpark</w:t>
-      </w:r>
-      <w:r>
-        <w:rPr>
-          <w:b w:val="0"/>
-          <w:i w:val="0"/>
-        </w:rPr>
-        <w:t xml:space="preserve"> F.when(base &gt; 0, part / base). NULL when the base is 0.</w:t>
-      </w:r>
-    </w:p>
-    <w:p>
-      <w:pPr>
-        <w:pStyle w:val="ListBullet"/>
-      </w:pPr>
-      <w:r>
-        <w:rPr>
-          <w:b/>
-          <w:i w:val="0"/>
-        </w:rPr>
-        <w:t>Why is SET TBLPROPERTIES ('owner' = ...) wrong?</w:t>
-      </w:r>
-      <w:r>
-        <w:rPr>
-          <w:b w:val="0"/>
-          <w:i w:val="0"/>
-        </w:rPr>
-        <w:t xml:space="preserve"> owner is reserved. Spark 4.0 raises UNSUPPORTED_FEATURE.SET_TABLE_PROPERTY. Use ALTER TABLE ... OWNER TO.</w:t>
+      <w:r>
+        <w:rPr>
+          <w:b w:val="0"/>
+          <w:i w:val="0"/>
+        </w:rPr>
+        <w:t xml:space="preserve">Adding </w:t>
+      </w:r>
+      <w:r>
+        <w:rPr>
+          <w:rFonts w:ascii="Consolas" w:hAnsi="Consolas" w:eastAsia="Consolas"/>
+          <w:b w:val="0"/>
+          <w:sz w:val="19"/>
+        </w:rPr>
+        <w:t>tracker_id</w:t>
+      </w:r>
+      <w:r>
+        <w:rPr>
+          <w:b w:val="0"/>
+          <w:i w:val="0"/>
+        </w:rPr>
+        <w:t xml:space="preserve"> to </w:t>
+      </w:r>
+      <w:r>
+        <w:rPr>
+          <w:rFonts w:ascii="Consolas" w:hAnsi="Consolas" w:eastAsia="Consolas"/>
+          <w:b w:val="0"/>
+          <w:sz w:val="19"/>
+        </w:rPr>
+        <w:t>groupBy</w:t>
+      </w:r>
+      <w:r>
+        <w:rPr>
+          <w:b w:val="0"/>
+          <w:i w:val="0"/>
+        </w:rPr>
+        <w:t>, and a test that checks the output has one row per grain key, prevents it.</w:t>
       </w:r>
     </w:p>
     <w:p>
@@ -6443,24 +5505,7 @@
         <w:pStyle w:val="Heading4"/>
       </w:pPr>
       <w:r>
-        <w:t>Practice</w:t>
-      </w:r>
-    </w:p>
-    <w:p>
-      <w:pPr>
-        <w:pStyle w:val="Heading5"/>
-      </w:pPr>
-      <w:r>
-        <w:t>Exercise 1. Spot the bug (level 1)</w:t>
-      </w:r>
-    </w:p>
-    <w:p>
-      <w:r>
-        <w:rPr>
-          <w:b w:val="0"/>
-          <w:i w:val="0"/>
-        </w:rPr>
-        <w:t>The docstring states the grain. The code does not match it. Tap the line, then fix the function.</w:t>
+        <w:t>Worked example: weak code</w:t>
       </w:r>
     </w:p>
     <w:tbl>
@@ -6486,19 +5531,19 @@
             <w:r>
               <w:rPr>
                 <w:rFonts w:ascii="Consolas" w:hAnsi="Consolas" w:eastAsia="Consolas"/>
-                <w:b w:val="0"/>
+                <w:b/>
                 <w:color w:val="5B6875"/>
                 <w:sz w:val="16"/>
               </w:rPr>
-              <w:t xml:space="preserve">   1  </w:t>
-            </w:r>
-            <w:r>
-              <w:rPr>
-                <w:rFonts w:ascii="Consolas" w:hAnsi="Consolas" w:eastAsia="Consolas"/>
-                <w:b w:val="0"/>
-                <w:sz w:val="16"/>
-              </w:rPr>
-              <w:t>def base_by_subgroup(df: DataFrame) -&gt; DataFrame:</w:t>
+              <w:t xml:space="preserve"> [1]  </w:t>
+            </w:r>
+            <w:r>
+              <w:rPr>
+                <w:rFonts w:ascii="Consolas" w:hAnsi="Consolas" w:eastAsia="Consolas"/>
+                <w:b w:val="0"/>
+                <w:sz w:val="16"/>
+              </w:rPr>
+              <w:t>from pyspark.sql.functions import col, count, sum, when</w:t>
             </w:r>
           </w:p>
           <w:p>
@@ -6521,7 +5566,7 @@
                 <w:b w:val="0"/>
                 <w:sz w:val="16"/>
               </w:rPr>
-              <w:t xml:space="preserve">    """Weighted base at tracker x wave x region grain."""</w:t>
+              <w:t xml:space="preserve"> </w:t>
             </w:r>
           </w:p>
           <w:p>
@@ -6544,67 +5589,381 @@
                 <w:b w:val="0"/>
                 <w:sz w:val="16"/>
               </w:rPr>
-              <w:t xml:space="preserve">    return df.groupBy("wave_id", "region").agg(F.sum("final_weight").alias("weighted_base"))</w:t>
+              <w:t>def compute_gold_reach_metrics(silver_table, wave_id, weight_col="final_weight"):</w:t>
+            </w:r>
+          </w:p>
+          <w:p>
+            <w:pPr>
+              <w:spacing w:before="0" w:after="0" w:line="240" w:lineRule="auto"/>
+              <w:ind w:left="567" w:hanging="567"/>
+            </w:pPr>
+            <w:r>
+              <w:rPr>
+                <w:rFonts w:ascii="Consolas" w:hAnsi="Consolas" w:eastAsia="Consolas"/>
+                <w:b w:val="0"/>
+                <w:color w:val="5B6875"/>
+                <w:sz w:val="16"/>
+              </w:rPr>
+              <w:t xml:space="preserve">   4  </w:t>
+            </w:r>
+            <w:r>
+              <w:rPr>
+                <w:rFonts w:ascii="Consolas" w:hAnsi="Consolas" w:eastAsia="Consolas"/>
+                <w:b w:val="0"/>
+                <w:sz w:val="16"/>
+              </w:rPr>
+              <w:t xml:space="preserve">    """Compute reach metrics at tracker x wave x subgroup grain."""</w:t>
+            </w:r>
+          </w:p>
+          <w:p>
+            <w:pPr>
+              <w:spacing w:before="0" w:after="0" w:line="240" w:lineRule="auto"/>
+              <w:ind w:left="567" w:hanging="567"/>
+            </w:pPr>
+            <w:r>
+              <w:rPr>
+                <w:rFonts w:ascii="Consolas" w:hAnsi="Consolas" w:eastAsia="Consolas"/>
+                <w:b w:val="0"/>
+                <w:color w:val="5B6875"/>
+                <w:sz w:val="16"/>
+              </w:rPr>
+              <w:t xml:space="preserve">   5  </w:t>
+            </w:r>
+            <w:r>
+              <w:rPr>
+                <w:rFonts w:ascii="Consolas" w:hAnsi="Consolas" w:eastAsia="Consolas"/>
+                <w:b w:val="0"/>
+                <w:sz w:val="16"/>
+              </w:rPr>
+              <w:t xml:space="preserve">    silver = spark.table(silver_table).filter(col("wave_id") == wave_id)</w:t>
+            </w:r>
+          </w:p>
+          <w:p>
+            <w:pPr>
+              <w:spacing w:before="0" w:after="0" w:line="240" w:lineRule="auto"/>
+              <w:ind w:left="567" w:hanging="567"/>
+            </w:pPr>
+            <w:r>
+              <w:rPr>
+                <w:rFonts w:ascii="Consolas" w:hAnsi="Consolas" w:eastAsia="Consolas"/>
+                <w:b w:val="0"/>
+                <w:color w:val="5B6875"/>
+                <w:sz w:val="16"/>
+              </w:rPr>
+              <w:t xml:space="preserve">   6  </w:t>
+            </w:r>
+            <w:r>
+              <w:rPr>
+                <w:rFonts w:ascii="Consolas" w:hAnsi="Consolas" w:eastAsia="Consolas"/>
+                <w:b w:val="0"/>
+                <w:sz w:val="16"/>
+              </w:rPr>
+              <w:t xml:space="preserve">    return (</w:t>
+            </w:r>
+          </w:p>
+          <w:p>
+            <w:pPr>
+              <w:spacing w:before="0" w:after="0" w:line="240" w:lineRule="auto"/>
+              <w:ind w:left="567" w:hanging="567"/>
+            </w:pPr>
+            <w:r>
+              <w:rPr>
+                <w:rFonts w:ascii="Consolas" w:hAnsi="Consolas" w:eastAsia="Consolas"/>
+                <w:b w:val="0"/>
+                <w:color w:val="5B6875"/>
+                <w:sz w:val="16"/>
+              </w:rPr>
+              <w:t xml:space="preserve">   7  </w:t>
+            </w:r>
+            <w:r>
+              <w:rPr>
+                <w:rFonts w:ascii="Consolas" w:hAnsi="Consolas" w:eastAsia="Consolas"/>
+                <w:b w:val="0"/>
+                <w:sz w:val="16"/>
+              </w:rPr>
+              <w:t xml:space="preserve">        silver.filter(col("in_scope") == True)</w:t>
+            </w:r>
+          </w:p>
+          <w:p>
+            <w:pPr>
+              <w:spacing w:before="0" w:after="0" w:line="240" w:lineRule="auto"/>
+              <w:ind w:left="567" w:hanging="567"/>
+            </w:pPr>
+            <w:r>
+              <w:rPr>
+                <w:rFonts w:ascii="Consolas" w:hAnsi="Consolas" w:eastAsia="Consolas"/>
+                <w:b/>
+                <w:color w:val="5B6875"/>
+                <w:sz w:val="16"/>
+              </w:rPr>
+              <w:t xml:space="preserve"> [2]  </w:t>
+            </w:r>
+            <w:r>
+              <w:rPr>
+                <w:rFonts w:ascii="Consolas" w:hAnsi="Consolas" w:eastAsia="Consolas"/>
+                <w:b w:val="0"/>
+                <w:sz w:val="16"/>
+              </w:rPr>
+              <w:t xml:space="preserve">        .groupBy("wave_id", "age_group", "gender", "region")</w:t>
+            </w:r>
+          </w:p>
+          <w:p>
+            <w:pPr>
+              <w:spacing w:before="0" w:after="0" w:line="240" w:lineRule="auto"/>
+              <w:ind w:left="567" w:hanging="567"/>
+            </w:pPr>
+            <w:r>
+              <w:rPr>
+                <w:rFonts w:ascii="Consolas" w:hAnsi="Consolas" w:eastAsia="Consolas"/>
+                <w:b w:val="0"/>
+                <w:color w:val="5B6875"/>
+                <w:sz w:val="16"/>
+              </w:rPr>
+              <w:t xml:space="preserve">   9  </w:t>
+            </w:r>
+            <w:r>
+              <w:rPr>
+                <w:rFonts w:ascii="Consolas" w:hAnsi="Consolas" w:eastAsia="Consolas"/>
+                <w:b w:val="0"/>
+                <w:sz w:val="16"/>
+              </w:rPr>
+              <w:t xml:space="preserve">        .agg(</w:t>
+            </w:r>
+          </w:p>
+          <w:p>
+            <w:pPr>
+              <w:spacing w:before="0" w:after="0" w:line="240" w:lineRule="auto"/>
+              <w:ind w:left="567" w:hanging="567"/>
+            </w:pPr>
+            <w:r>
+              <w:rPr>
+                <w:rFonts w:ascii="Consolas" w:hAnsi="Consolas" w:eastAsia="Consolas"/>
+                <w:b w:val="0"/>
+                <w:color w:val="5B6875"/>
+                <w:sz w:val="16"/>
+              </w:rPr>
+              <w:t xml:space="preserve">  10  </w:t>
+            </w:r>
+            <w:r>
+              <w:rPr>
+                <w:rFonts w:ascii="Consolas" w:hAnsi="Consolas" w:eastAsia="Consolas"/>
+                <w:b w:val="0"/>
+                <w:sz w:val="16"/>
+              </w:rPr>
+              <w:t xml:space="preserve">            count("*").alias("unweighted_n"),</w:t>
+            </w:r>
+          </w:p>
+          <w:p>
+            <w:pPr>
+              <w:spacing w:before="0" w:after="0" w:line="240" w:lineRule="auto"/>
+              <w:ind w:left="567" w:hanging="567"/>
+            </w:pPr>
+            <w:r>
+              <w:rPr>
+                <w:rFonts w:ascii="Consolas" w:hAnsi="Consolas" w:eastAsia="Consolas"/>
+                <w:b w:val="0"/>
+                <w:color w:val="5B6875"/>
+                <w:sz w:val="16"/>
+              </w:rPr>
+              <w:t xml:space="preserve">  11  </w:t>
+            </w:r>
+            <w:r>
+              <w:rPr>
+                <w:rFonts w:ascii="Consolas" w:hAnsi="Consolas" w:eastAsia="Consolas"/>
+                <w:b w:val="0"/>
+                <w:sz w:val="16"/>
+              </w:rPr>
+              <w:t xml:space="preserve">            sum(weight_col).alias("weighted_base"),</w:t>
+            </w:r>
+          </w:p>
+          <w:p>
+            <w:pPr>
+              <w:spacing w:before="0" w:after="0" w:line="240" w:lineRule="auto"/>
+              <w:ind w:left="567" w:hanging="567"/>
+            </w:pPr>
+            <w:r>
+              <w:rPr>
+                <w:rFonts w:ascii="Consolas" w:hAnsi="Consolas" w:eastAsia="Consolas"/>
+                <w:b/>
+                <w:color w:val="5B6875"/>
+                <w:sz w:val="16"/>
+              </w:rPr>
+              <w:t xml:space="preserve"> [3]  </w:t>
+            </w:r>
+            <w:r>
+              <w:rPr>
+                <w:rFonts w:ascii="Consolas" w:hAnsi="Consolas" w:eastAsia="Consolas"/>
+                <w:b w:val="0"/>
+                <w:sz w:val="16"/>
+              </w:rPr>
+              <w:t xml:space="preserve">            sum(when(col("reach_flag") == 1, col(weight_col))).alias("weighted_reach"),</w:t>
+            </w:r>
+          </w:p>
+          <w:p>
+            <w:pPr>
+              <w:spacing w:before="0" w:after="0" w:line="240" w:lineRule="auto"/>
+              <w:ind w:left="567" w:hanging="567"/>
+            </w:pPr>
+            <w:r>
+              <w:rPr>
+                <w:rFonts w:ascii="Consolas" w:hAnsi="Consolas" w:eastAsia="Consolas"/>
+                <w:b w:val="0"/>
+                <w:color w:val="5B6875"/>
+                <w:sz w:val="16"/>
+              </w:rPr>
+              <w:t xml:space="preserve">  13  </w:t>
+            </w:r>
+            <w:r>
+              <w:rPr>
+                <w:rFonts w:ascii="Consolas" w:hAnsi="Consolas" w:eastAsia="Consolas"/>
+                <w:b w:val="0"/>
+                <w:sz w:val="16"/>
+              </w:rPr>
+              <w:t xml:space="preserve">        )</w:t>
+            </w:r>
+          </w:p>
+          <w:p>
+            <w:pPr>
+              <w:spacing w:before="0" w:after="0" w:line="240" w:lineRule="auto"/>
+              <w:ind w:left="567" w:hanging="567"/>
+            </w:pPr>
+            <w:r>
+              <w:rPr>
+                <w:rFonts w:ascii="Consolas" w:hAnsi="Consolas" w:eastAsia="Consolas"/>
+                <w:b/>
+                <w:color w:val="5B6875"/>
+                <w:sz w:val="16"/>
+              </w:rPr>
+              <w:t xml:space="preserve"> [4]  </w:t>
+            </w:r>
+            <w:r>
+              <w:rPr>
+                <w:rFonts w:ascii="Consolas" w:hAnsi="Consolas" w:eastAsia="Consolas"/>
+                <w:b w:val="0"/>
+                <w:sz w:val="16"/>
+              </w:rPr>
+              <w:t xml:space="preserve">        .withColumn("weighted_reach_pct", col("weighted_reach") / col("weighted_base"))</w:t>
+            </w:r>
+          </w:p>
+          <w:p>
+            <w:pPr>
+              <w:spacing w:before="0" w:after="0" w:line="240" w:lineRule="auto"/>
+              <w:ind w:left="567" w:hanging="567"/>
+            </w:pPr>
+            <w:r>
+              <w:rPr>
+                <w:rFonts w:ascii="Consolas" w:hAnsi="Consolas" w:eastAsia="Consolas"/>
+                <w:b w:val="0"/>
+                <w:color w:val="5B6875"/>
+                <w:sz w:val="16"/>
+              </w:rPr>
+              <w:t xml:space="preserve">  15  </w:t>
+            </w:r>
+            <w:r>
+              <w:rPr>
+                <w:rFonts w:ascii="Consolas" w:hAnsi="Consolas" w:eastAsia="Consolas"/>
+                <w:b w:val="0"/>
+                <w:sz w:val="16"/>
+              </w:rPr>
+              <w:t xml:space="preserve">    )</w:t>
             </w:r>
           </w:p>
         </w:tc>
       </w:tr>
     </w:tbl>
-    <w:p/>
     <w:p>
-      <w:r>
-        <w:rPr>
-          <w:b w:val="0"/>
-          <w:i/>
-        </w:rPr>
-        <w:t>Write down the line number of the bug. Then write the fix.</w:t>
+      <w:pPr>
+        <w:pStyle w:val="ListNumber"/>
+      </w:pPr>
+      <w:r>
+        <w:rPr>
+          <w:b/>
+        </w:rPr>
+        <w:t xml:space="preserve">Line 1. </w:t>
+      </w:r>
+      <w:r>
+        <w:rPr>
+          <w:b w:val="0"/>
+          <w:i w:val="0"/>
+        </w:rPr>
+        <w:t xml:space="preserve">Imports </w:t>
+      </w:r>
+      <w:r>
+        <w:rPr>
+          <w:rFonts w:ascii="Consolas" w:hAnsi="Consolas" w:eastAsia="Consolas"/>
+          <w:b w:val="0"/>
+          <w:sz w:val="19"/>
+        </w:rPr>
+        <w:t>sum</w:t>
+      </w:r>
+      <w:r>
+        <w:rPr>
+          <w:b w:val="0"/>
+          <w:i w:val="0"/>
+        </w:rPr>
+        <w:t xml:space="preserve"> by name, shadowing the Python built-in (reference defect 3).</w:t>
       </w:r>
     </w:p>
     <w:p>
       <w:pPr>
-        <w:pStyle w:val="Heading5"/>
+        <w:pStyle w:val="ListNumber"/>
       </w:pPr>
       <w:r>
-        <w:t>Exercise 2. Predict the output (level 2)</w:t>
+        <w:rPr>
+          <w:b/>
+        </w:rPr>
+        <w:t xml:space="preserve">Line 8. </w:t>
+      </w:r>
+      <w:r>
+        <w:rPr>
+          <w:b w:val="0"/>
+          <w:i w:val="0"/>
+        </w:rPr>
+        <w:t>The docstring promises tracker grain, but tracker_id is missing.</w:t>
       </w:r>
     </w:p>
     <w:p>
-      <w:r>
-        <w:rPr>
-          <w:b w:val="0"/>
-          <w:i w:val="0"/>
-        </w:rPr>
-        <w:t xml:space="preserve">Region </w:t>
-      </w:r>
-      <w:r>
-        <w:rPr>
-          <w:rFonts w:ascii="Consolas" w:hAnsi="Consolas" w:eastAsia="Consolas"/>
-          <w:b w:val="0"/>
-          <w:sz w:val="19"/>
-        </w:rPr>
-        <w:t>S</w:t>
-      </w:r>
-      <w:r>
-        <w:rPr>
-          <w:b w:val="0"/>
-          <w:i w:val="0"/>
-        </w:rPr>
-        <w:t xml:space="preserve"> has one respondent, and nobody in </w:t>
-      </w:r>
-      <w:r>
-        <w:rPr>
-          <w:rFonts w:ascii="Consolas" w:hAnsi="Consolas" w:eastAsia="Consolas"/>
-          <w:b w:val="0"/>
-          <w:sz w:val="19"/>
-        </w:rPr>
-        <w:t>S</w:t>
-      </w:r>
-      <w:r>
-        <w:rPr>
-          <w:b w:val="0"/>
-          <w:i w:val="0"/>
-        </w:rPr>
-        <w:t xml:space="preserve"> is reached. What does this print?</w:t>
+      <w:pPr>
+        <w:pStyle w:val="ListNumber"/>
+      </w:pPr>
+      <w:r>
+        <w:rPr>
+          <w:b/>
+        </w:rPr>
+        <w:t xml:space="preserve">Line 12. </w:t>
+      </w:r>
+      <w:r>
+        <w:rPr>
+          <w:b w:val="0"/>
+          <w:i w:val="0"/>
+        </w:rPr>
+        <w:t>NULL, not 0, for a subgroup where nobody is reached.</w:t>
+      </w:r>
+    </w:p>
+    <w:p>
+      <w:pPr>
+        <w:pStyle w:val="ListNumber"/>
+      </w:pPr>
+      <w:r>
+        <w:rPr>
+          <w:b/>
+        </w:rPr>
+        <w:t xml:space="preserve">Line 14. </w:t>
+      </w:r>
+      <w:r>
+        <w:rPr>
+          <w:b w:val="0"/>
+          <w:i w:val="0"/>
+        </w:rPr>
+        <w:t>No guard on the base, and NULL reach gives a NULL percentage.</w:t>
+      </w:r>
+    </w:p>
+    <w:p>
+      <w:pPr>
+        <w:pStyle w:val="Heading4"/>
+      </w:pPr>
+      <w:r>
+        <w:t>Worked example: strong code</w:t>
       </w:r>
     </w:p>
     <w:tbl>
@@ -6642,7 +6001,7 @@
                 <w:b w:val="0"/>
                 <w:sz w:val="16"/>
               </w:rPr>
-              <w:t>df = spark.createDataFrame([("S", 0)], "region STRING, reach_flag INT")</w:t>
+              <w:t>from pyspark.sql import DataFrame</w:t>
             </w:r>
           </w:p>
           <w:p>
@@ -6665,7 +6024,7 @@
                 <w:b w:val="0"/>
                 <w:sz w:val="16"/>
               </w:rPr>
-              <w:t>out = df.groupBy("region").agg(F.sum(F.when(F.col("reach_flag") == 1, 1)).alias("reached"))</w:t>
+              <w:t>from pyspark.sql import functions as F</w:t>
             </w:r>
           </w:p>
           <w:p>
@@ -6688,19 +6047,743 @@
                 <w:b w:val="0"/>
                 <w:sz w:val="16"/>
               </w:rPr>
-              <w:t>print(out.collect()[0]["reached"])</w:t>
+              <w:t xml:space="preserve"> </w:t>
+            </w:r>
+          </w:p>
+          <w:p>
+            <w:pPr>
+              <w:spacing w:before="0" w:after="0" w:line="240" w:lineRule="auto"/>
+              <w:ind w:left="567" w:hanging="567"/>
+            </w:pPr>
+            <w:r>
+              <w:rPr>
+                <w:rFonts w:ascii="Consolas" w:hAnsi="Consolas" w:eastAsia="Consolas"/>
+                <w:b/>
+                <w:color w:val="5B6875"/>
+                <w:sz w:val="16"/>
+              </w:rPr>
+              <w:t xml:space="preserve"> [1]  </w:t>
+            </w:r>
+            <w:r>
+              <w:rPr>
+                <w:rFonts w:ascii="Consolas" w:hAnsi="Consolas" w:eastAsia="Consolas"/>
+                <w:b w:val="0"/>
+                <w:sz w:val="16"/>
+              </w:rPr>
+              <w:t>GRAIN = ["tracker_id", "wave_id", "age_group", "gender", "region"]</w:t>
+            </w:r>
+          </w:p>
+          <w:p>
+            <w:pPr>
+              <w:spacing w:before="0" w:after="0" w:line="240" w:lineRule="auto"/>
+              <w:ind w:left="567" w:hanging="567"/>
+            </w:pPr>
+            <w:r>
+              <w:rPr>
+                <w:rFonts w:ascii="Consolas" w:hAnsi="Consolas" w:eastAsia="Consolas"/>
+                <w:b w:val="0"/>
+                <w:color w:val="5B6875"/>
+                <w:sz w:val="16"/>
+              </w:rPr>
+              <w:t xml:space="preserve">   5  </w:t>
+            </w:r>
+            <w:r>
+              <w:rPr>
+                <w:rFonts w:ascii="Consolas" w:hAnsi="Consolas" w:eastAsia="Consolas"/>
+                <w:b w:val="0"/>
+                <w:sz w:val="16"/>
+              </w:rPr>
+              <w:t xml:space="preserve"> </w:t>
+            </w:r>
+          </w:p>
+          <w:p>
+            <w:pPr>
+              <w:spacing w:before="0" w:after="0" w:line="240" w:lineRule="auto"/>
+              <w:ind w:left="567" w:hanging="567"/>
+            </w:pPr>
+            <w:r>
+              <w:rPr>
+                <w:rFonts w:ascii="Consolas" w:hAnsi="Consolas" w:eastAsia="Consolas"/>
+                <w:b w:val="0"/>
+                <w:color w:val="5B6875"/>
+                <w:sz w:val="16"/>
+              </w:rPr>
+              <w:t xml:space="preserve">   6  </w:t>
+            </w:r>
+            <w:r>
+              <w:rPr>
+                <w:rFonts w:ascii="Consolas" w:hAnsi="Consolas" w:eastAsia="Consolas"/>
+                <w:b w:val="0"/>
+                <w:sz w:val="16"/>
+              </w:rPr>
+              <w:t xml:space="preserve"> </w:t>
+            </w:r>
+          </w:p>
+          <w:p>
+            <w:pPr>
+              <w:spacing w:before="0" w:after="0" w:line="240" w:lineRule="auto"/>
+              <w:ind w:left="567" w:hanging="567"/>
+            </w:pPr>
+            <w:r>
+              <w:rPr>
+                <w:rFonts w:ascii="Consolas" w:hAnsi="Consolas" w:eastAsia="Consolas"/>
+                <w:b w:val="0"/>
+                <w:color w:val="5B6875"/>
+                <w:sz w:val="16"/>
+              </w:rPr>
+              <w:t xml:space="preserve">   7  </w:t>
+            </w:r>
+            <w:r>
+              <w:rPr>
+                <w:rFonts w:ascii="Consolas" w:hAnsi="Consolas" w:eastAsia="Consolas"/>
+                <w:b w:val="0"/>
+                <w:sz w:val="16"/>
+              </w:rPr>
+              <w:t>def reach_metrics(df: DataFrame, weight_col: str = "final_weight") -&gt; DataFrame:</w:t>
+            </w:r>
+          </w:p>
+          <w:p>
+            <w:pPr>
+              <w:spacing w:before="0" w:after="0" w:line="240" w:lineRule="auto"/>
+              <w:ind w:left="567" w:hanging="567"/>
+            </w:pPr>
+            <w:r>
+              <w:rPr>
+                <w:rFonts w:ascii="Consolas" w:hAnsi="Consolas" w:eastAsia="Consolas"/>
+                <w:b w:val="0"/>
+                <w:color w:val="5B6875"/>
+                <w:sz w:val="16"/>
+              </w:rPr>
+              <w:t xml:space="preserve">   8  </w:t>
+            </w:r>
+            <w:r>
+              <w:rPr>
+                <w:rFonts w:ascii="Consolas" w:hAnsi="Consolas" w:eastAsia="Consolas"/>
+                <w:b w:val="0"/>
+                <w:sz w:val="16"/>
+              </w:rPr>
+              <w:t xml:space="preserve">    """Weighted reach at tracker x wave x age_group x gender x region grain.</w:t>
+            </w:r>
+          </w:p>
+          <w:p>
+            <w:pPr>
+              <w:spacing w:before="0" w:after="0" w:line="240" w:lineRule="auto"/>
+              <w:ind w:left="567" w:hanging="567"/>
+            </w:pPr>
+            <w:r>
+              <w:rPr>
+                <w:rFonts w:ascii="Consolas" w:hAnsi="Consolas" w:eastAsia="Consolas"/>
+                <w:b w:val="0"/>
+                <w:color w:val="5B6875"/>
+                <w:sz w:val="16"/>
+              </w:rPr>
+              <w:t xml:space="preserve">   9  </w:t>
+            </w:r>
+            <w:r>
+              <w:rPr>
+                <w:rFonts w:ascii="Consolas" w:hAnsi="Consolas" w:eastAsia="Consolas"/>
+                <w:b w:val="0"/>
+                <w:sz w:val="16"/>
+              </w:rPr>
+              <w:t xml:space="preserve"> </w:t>
+            </w:r>
+          </w:p>
+          <w:p>
+            <w:pPr>
+              <w:spacing w:before="0" w:after="0" w:line="240" w:lineRule="auto"/>
+              <w:ind w:left="567" w:hanging="567"/>
+            </w:pPr>
+            <w:r>
+              <w:rPr>
+                <w:rFonts w:ascii="Consolas" w:hAnsi="Consolas" w:eastAsia="Consolas"/>
+                <w:b w:val="0"/>
+                <w:color w:val="5B6875"/>
+                <w:sz w:val="16"/>
+              </w:rPr>
+              <w:t xml:space="preserve">  10  </w:t>
+            </w:r>
+            <w:r>
+              <w:rPr>
+                <w:rFonts w:ascii="Consolas" w:hAnsi="Consolas" w:eastAsia="Consolas"/>
+                <w:b w:val="0"/>
+                <w:sz w:val="16"/>
+              </w:rPr>
+              <w:t xml:space="preserve">    Args:</w:t>
+            </w:r>
+          </w:p>
+          <w:p>
+            <w:pPr>
+              <w:spacing w:before="0" w:after="0" w:line="240" w:lineRule="auto"/>
+              <w:ind w:left="567" w:hanging="567"/>
+            </w:pPr>
+            <w:r>
+              <w:rPr>
+                <w:rFonts w:ascii="Consolas" w:hAnsi="Consolas" w:eastAsia="Consolas"/>
+                <w:b w:val="0"/>
+                <w:color w:val="5B6875"/>
+                <w:sz w:val="16"/>
+              </w:rPr>
+              <w:t xml:space="preserve">  11  </w:t>
+            </w:r>
+            <w:r>
+              <w:rPr>
+                <w:rFonts w:ascii="Consolas" w:hAnsi="Consolas" w:eastAsia="Consolas"/>
+                <w:b w:val="0"/>
+                <w:sz w:val="16"/>
+              </w:rPr>
+              <w:t xml:space="preserve">        df: In-scope silver respondents with reach_flag and weights.</w:t>
+            </w:r>
+          </w:p>
+          <w:p>
+            <w:pPr>
+              <w:spacing w:before="0" w:after="0" w:line="240" w:lineRule="auto"/>
+              <w:ind w:left="567" w:hanging="567"/>
+            </w:pPr>
+            <w:r>
+              <w:rPr>
+                <w:rFonts w:ascii="Consolas" w:hAnsi="Consolas" w:eastAsia="Consolas"/>
+                <w:b w:val="0"/>
+                <w:color w:val="5B6875"/>
+                <w:sz w:val="16"/>
+              </w:rPr>
+              <w:t xml:space="preserve">  12  </w:t>
+            </w:r>
+            <w:r>
+              <w:rPr>
+                <w:rFonts w:ascii="Consolas" w:hAnsi="Consolas" w:eastAsia="Consolas"/>
+                <w:b w:val="0"/>
+                <w:sz w:val="16"/>
+              </w:rPr>
+              <w:t xml:space="preserve">        weight_col: Weight column to aggregate.</w:t>
+            </w:r>
+          </w:p>
+          <w:p>
+            <w:pPr>
+              <w:spacing w:before="0" w:after="0" w:line="240" w:lineRule="auto"/>
+              <w:ind w:left="567" w:hanging="567"/>
+            </w:pPr>
+            <w:r>
+              <w:rPr>
+                <w:rFonts w:ascii="Consolas" w:hAnsi="Consolas" w:eastAsia="Consolas"/>
+                <w:b w:val="0"/>
+                <w:color w:val="5B6875"/>
+                <w:sz w:val="16"/>
+              </w:rPr>
+              <w:t xml:space="preserve">  13  </w:t>
+            </w:r>
+            <w:r>
+              <w:rPr>
+                <w:rFonts w:ascii="Consolas" w:hAnsi="Consolas" w:eastAsia="Consolas"/>
+                <w:b w:val="0"/>
+                <w:sz w:val="16"/>
+              </w:rPr>
+              <w:t xml:space="preserve"> </w:t>
+            </w:r>
+          </w:p>
+          <w:p>
+            <w:pPr>
+              <w:spacing w:before="0" w:after="0" w:line="240" w:lineRule="auto"/>
+              <w:ind w:left="567" w:hanging="567"/>
+            </w:pPr>
+            <w:r>
+              <w:rPr>
+                <w:rFonts w:ascii="Consolas" w:hAnsi="Consolas" w:eastAsia="Consolas"/>
+                <w:b w:val="0"/>
+                <w:color w:val="5B6875"/>
+                <w:sz w:val="16"/>
+              </w:rPr>
+              <w:t xml:space="preserve">  14  </w:t>
+            </w:r>
+            <w:r>
+              <w:rPr>
+                <w:rFonts w:ascii="Consolas" w:hAnsi="Consolas" w:eastAsia="Consolas"/>
+                <w:b w:val="0"/>
+                <w:sz w:val="16"/>
+              </w:rPr>
+              <w:t xml:space="preserve">    Returns:</w:t>
+            </w:r>
+          </w:p>
+          <w:p>
+            <w:pPr>
+              <w:spacing w:before="0" w:after="0" w:line="240" w:lineRule="auto"/>
+              <w:ind w:left="567" w:hanging="567"/>
+            </w:pPr>
+            <w:r>
+              <w:rPr>
+                <w:rFonts w:ascii="Consolas" w:hAnsi="Consolas" w:eastAsia="Consolas"/>
+                <w:b w:val="0"/>
+                <w:color w:val="5B6875"/>
+                <w:sz w:val="16"/>
+              </w:rPr>
+              <w:t xml:space="preserve">  15  </w:t>
+            </w:r>
+            <w:r>
+              <w:rPr>
+                <w:rFonts w:ascii="Consolas" w:hAnsi="Consolas" w:eastAsia="Consolas"/>
+                <w:b w:val="0"/>
+                <w:sz w:val="16"/>
+              </w:rPr>
+              <w:t xml:space="preserve">        One row per GRAIN key with unweighted_n, weighted_base, weighted_reach</w:t>
+            </w:r>
+          </w:p>
+          <w:p>
+            <w:pPr>
+              <w:spacing w:before="0" w:after="0" w:line="240" w:lineRule="auto"/>
+              <w:ind w:left="567" w:hanging="567"/>
+            </w:pPr>
+            <w:r>
+              <w:rPr>
+                <w:rFonts w:ascii="Consolas" w:hAnsi="Consolas" w:eastAsia="Consolas"/>
+                <w:b w:val="0"/>
+                <w:color w:val="5B6875"/>
+                <w:sz w:val="16"/>
+              </w:rPr>
+              <w:t xml:space="preserve">  16  </w:t>
+            </w:r>
+            <w:r>
+              <w:rPr>
+                <w:rFonts w:ascii="Consolas" w:hAnsi="Consolas" w:eastAsia="Consolas"/>
+                <w:b w:val="0"/>
+                <w:sz w:val="16"/>
+              </w:rPr>
+              <w:t xml:space="preserve">        and weighted_reach_pct (NULL when the base is 0).</w:t>
+            </w:r>
+          </w:p>
+          <w:p>
+            <w:pPr>
+              <w:spacing w:before="0" w:after="0" w:line="240" w:lineRule="auto"/>
+              <w:ind w:left="567" w:hanging="567"/>
+            </w:pPr>
+            <w:r>
+              <w:rPr>
+                <w:rFonts w:ascii="Consolas" w:hAnsi="Consolas" w:eastAsia="Consolas"/>
+                <w:b w:val="0"/>
+                <w:color w:val="5B6875"/>
+                <w:sz w:val="16"/>
+              </w:rPr>
+              <w:t xml:space="preserve">  17  </w:t>
+            </w:r>
+            <w:r>
+              <w:rPr>
+                <w:rFonts w:ascii="Consolas" w:hAnsi="Consolas" w:eastAsia="Consolas"/>
+                <w:b w:val="0"/>
+                <w:sz w:val="16"/>
+              </w:rPr>
+              <w:t xml:space="preserve">    """</w:t>
+            </w:r>
+          </w:p>
+          <w:p>
+            <w:pPr>
+              <w:spacing w:before="0" w:after="0" w:line="240" w:lineRule="auto"/>
+              <w:ind w:left="567" w:hanging="567"/>
+            </w:pPr>
+            <w:r>
+              <w:rPr>
+                <w:rFonts w:ascii="Consolas" w:hAnsi="Consolas" w:eastAsia="Consolas"/>
+                <w:b w:val="0"/>
+                <w:color w:val="5B6875"/>
+                <w:sz w:val="16"/>
+              </w:rPr>
+              <w:t xml:space="preserve">  18  </w:t>
+            </w:r>
+            <w:r>
+              <w:rPr>
+                <w:rFonts w:ascii="Consolas" w:hAnsi="Consolas" w:eastAsia="Consolas"/>
+                <w:b w:val="0"/>
+                <w:sz w:val="16"/>
+              </w:rPr>
+              <w:t xml:space="preserve">    reached = F.when(F.col("reach_flag") == 1, F.col(weight_col))</w:t>
+            </w:r>
+          </w:p>
+          <w:p>
+            <w:pPr>
+              <w:spacing w:before="0" w:after="0" w:line="240" w:lineRule="auto"/>
+              <w:ind w:left="567" w:hanging="567"/>
+            </w:pPr>
+            <w:r>
+              <w:rPr>
+                <w:rFonts w:ascii="Consolas" w:hAnsi="Consolas" w:eastAsia="Consolas"/>
+                <w:b/>
+                <w:color w:val="5B6875"/>
+                <w:sz w:val="16"/>
+              </w:rPr>
+              <w:t xml:space="preserve"> [2]  </w:t>
+            </w:r>
+            <w:r>
+              <w:rPr>
+                <w:rFonts w:ascii="Consolas" w:hAnsi="Consolas" w:eastAsia="Consolas"/>
+                <w:b w:val="0"/>
+                <w:sz w:val="16"/>
+              </w:rPr>
+              <w:t xml:space="preserve">    metrics = df.groupBy(*GRAIN).agg(</w:t>
+            </w:r>
+          </w:p>
+          <w:p>
+            <w:pPr>
+              <w:spacing w:before="0" w:after="0" w:line="240" w:lineRule="auto"/>
+              <w:ind w:left="567" w:hanging="567"/>
+            </w:pPr>
+            <w:r>
+              <w:rPr>
+                <w:rFonts w:ascii="Consolas" w:hAnsi="Consolas" w:eastAsia="Consolas"/>
+                <w:b w:val="0"/>
+                <w:color w:val="5B6875"/>
+                <w:sz w:val="16"/>
+              </w:rPr>
+              <w:t xml:space="preserve">  20  </w:t>
+            </w:r>
+            <w:r>
+              <w:rPr>
+                <w:rFonts w:ascii="Consolas" w:hAnsi="Consolas" w:eastAsia="Consolas"/>
+                <w:b w:val="0"/>
+                <w:sz w:val="16"/>
+              </w:rPr>
+              <w:t xml:space="preserve">        F.count("*").alias("unweighted_n"),</w:t>
+            </w:r>
+          </w:p>
+          <w:p>
+            <w:pPr>
+              <w:spacing w:before="0" w:after="0" w:line="240" w:lineRule="auto"/>
+              <w:ind w:left="567" w:hanging="567"/>
+            </w:pPr>
+            <w:r>
+              <w:rPr>
+                <w:rFonts w:ascii="Consolas" w:hAnsi="Consolas" w:eastAsia="Consolas"/>
+                <w:b w:val="0"/>
+                <w:color w:val="5B6875"/>
+                <w:sz w:val="16"/>
+              </w:rPr>
+              <w:t xml:space="preserve">  21  </w:t>
+            </w:r>
+            <w:r>
+              <w:rPr>
+                <w:rFonts w:ascii="Consolas" w:hAnsi="Consolas" w:eastAsia="Consolas"/>
+                <w:b w:val="0"/>
+                <w:sz w:val="16"/>
+              </w:rPr>
+              <w:t xml:space="preserve">        F.coalesce(F.sum(weight_col), F.lit(0.0)).alias("weighted_base"),</w:t>
+            </w:r>
+          </w:p>
+          <w:p>
+            <w:pPr>
+              <w:spacing w:before="0" w:after="0" w:line="240" w:lineRule="auto"/>
+              <w:ind w:left="567" w:hanging="567"/>
+            </w:pPr>
+            <w:r>
+              <w:rPr>
+                <w:rFonts w:ascii="Consolas" w:hAnsi="Consolas" w:eastAsia="Consolas"/>
+                <w:b/>
+                <w:color w:val="5B6875"/>
+                <w:sz w:val="16"/>
+              </w:rPr>
+              <w:t xml:space="preserve"> [3]  </w:t>
+            </w:r>
+            <w:r>
+              <w:rPr>
+                <w:rFonts w:ascii="Consolas" w:hAnsi="Consolas" w:eastAsia="Consolas"/>
+                <w:b w:val="0"/>
+                <w:sz w:val="16"/>
+              </w:rPr>
+              <w:t xml:space="preserve">        F.coalesce(F.sum(reached), F.lit(0.0)).alias("weighted_reach"),</w:t>
+            </w:r>
+          </w:p>
+          <w:p>
+            <w:pPr>
+              <w:spacing w:before="0" w:after="0" w:line="240" w:lineRule="auto"/>
+              <w:ind w:left="567" w:hanging="567"/>
+            </w:pPr>
+            <w:r>
+              <w:rPr>
+                <w:rFonts w:ascii="Consolas" w:hAnsi="Consolas" w:eastAsia="Consolas"/>
+                <w:b w:val="0"/>
+                <w:color w:val="5B6875"/>
+                <w:sz w:val="16"/>
+              </w:rPr>
+              <w:t xml:space="preserve">  23  </w:t>
+            </w:r>
+            <w:r>
+              <w:rPr>
+                <w:rFonts w:ascii="Consolas" w:hAnsi="Consolas" w:eastAsia="Consolas"/>
+                <w:b w:val="0"/>
+                <w:sz w:val="16"/>
+              </w:rPr>
+              <w:t xml:space="preserve">    )</w:t>
+            </w:r>
+          </w:p>
+          <w:p>
+            <w:pPr>
+              <w:spacing w:before="0" w:after="0" w:line="240" w:lineRule="auto"/>
+              <w:ind w:left="567" w:hanging="567"/>
+            </w:pPr>
+            <w:r>
+              <w:rPr>
+                <w:rFonts w:ascii="Consolas" w:hAnsi="Consolas" w:eastAsia="Consolas"/>
+                <w:b w:val="0"/>
+                <w:color w:val="5B6875"/>
+                <w:sz w:val="16"/>
+              </w:rPr>
+              <w:t xml:space="preserve">  24  </w:t>
+            </w:r>
+            <w:r>
+              <w:rPr>
+                <w:rFonts w:ascii="Consolas" w:hAnsi="Consolas" w:eastAsia="Consolas"/>
+                <w:b w:val="0"/>
+                <w:sz w:val="16"/>
+              </w:rPr>
+              <w:t xml:space="preserve">    return metrics.withColumn(</w:t>
+            </w:r>
+          </w:p>
+          <w:p>
+            <w:pPr>
+              <w:spacing w:before="0" w:after="0" w:line="240" w:lineRule="auto"/>
+              <w:ind w:left="567" w:hanging="567"/>
+            </w:pPr>
+            <w:r>
+              <w:rPr>
+                <w:rFonts w:ascii="Consolas" w:hAnsi="Consolas" w:eastAsia="Consolas"/>
+                <w:b w:val="0"/>
+                <w:color w:val="5B6875"/>
+                <w:sz w:val="16"/>
+              </w:rPr>
+              <w:t xml:space="preserve">  25  </w:t>
+            </w:r>
+            <w:r>
+              <w:rPr>
+                <w:rFonts w:ascii="Consolas" w:hAnsi="Consolas" w:eastAsia="Consolas"/>
+                <w:b w:val="0"/>
+                <w:sz w:val="16"/>
+              </w:rPr>
+              <w:t xml:space="preserve">        "weighted_reach_pct",</w:t>
+            </w:r>
+          </w:p>
+          <w:p>
+            <w:pPr>
+              <w:spacing w:before="0" w:after="0" w:line="240" w:lineRule="auto"/>
+              <w:ind w:left="567" w:hanging="567"/>
+            </w:pPr>
+            <w:r>
+              <w:rPr>
+                <w:rFonts w:ascii="Consolas" w:hAnsi="Consolas" w:eastAsia="Consolas"/>
+                <w:b/>
+                <w:color w:val="5B6875"/>
+                <w:sz w:val="16"/>
+              </w:rPr>
+              <w:t xml:space="preserve"> [4]  </w:t>
+            </w:r>
+            <w:r>
+              <w:rPr>
+                <w:rFonts w:ascii="Consolas" w:hAnsi="Consolas" w:eastAsia="Consolas"/>
+                <w:b w:val="0"/>
+                <w:sz w:val="16"/>
+              </w:rPr>
+              <w:t xml:space="preserve">        F.when(F.col("weighted_base") &gt; 0, F.col("weighted_reach") / F.col("weighted_base")),</w:t>
+            </w:r>
+          </w:p>
+          <w:p>
+            <w:pPr>
+              <w:spacing w:before="0" w:after="0" w:line="240" w:lineRule="auto"/>
+              <w:ind w:left="567" w:hanging="567"/>
+            </w:pPr>
+            <w:r>
+              <w:rPr>
+                <w:rFonts w:ascii="Consolas" w:hAnsi="Consolas" w:eastAsia="Consolas"/>
+                <w:b w:val="0"/>
+                <w:color w:val="5B6875"/>
+                <w:sz w:val="16"/>
+              </w:rPr>
+              <w:t xml:space="preserve">  27  </w:t>
+            </w:r>
+            <w:r>
+              <w:rPr>
+                <w:rFonts w:ascii="Consolas" w:hAnsi="Consolas" w:eastAsia="Consolas"/>
+                <w:b w:val="0"/>
+                <w:sz w:val="16"/>
+              </w:rPr>
+              <w:t xml:space="preserve">    )</w:t>
             </w:r>
           </w:p>
         </w:tc>
       </w:tr>
     </w:tbl>
-    <w:p/>
+    <w:p>
+      <w:pPr>
+        <w:pStyle w:val="ListNumber"/>
+      </w:pPr>
+      <w:r>
+        <w:rPr>
+          <w:b/>
+        </w:rPr>
+        <w:t xml:space="preserve">Line 4. </w:t>
+      </w:r>
+      <w:r>
+        <w:rPr>
+          <w:b w:val="0"/>
+          <w:i w:val="0"/>
+        </w:rPr>
+        <w:t>The grain is one constant, used by the groupBy and by the tests.</w:t>
+      </w:r>
+    </w:p>
+    <w:p>
+      <w:pPr>
+        <w:pStyle w:val="ListNumber"/>
+      </w:pPr>
+      <w:r>
+        <w:rPr>
+          <w:b/>
+        </w:rPr>
+        <w:t xml:space="preserve">Line 19. </w:t>
+      </w:r>
+      <w:r>
+        <w:rPr>
+          <w:b w:val="0"/>
+          <w:i w:val="0"/>
+        </w:rPr>
+        <w:t>Groups by every grain column, tracker included.</w:t>
+      </w:r>
+    </w:p>
+    <w:p>
+      <w:pPr>
+        <w:pStyle w:val="ListNumber"/>
+      </w:pPr>
+      <w:r>
+        <w:rPr>
+          <w:b/>
+        </w:rPr>
+        <w:t xml:space="preserve">Line 22. </w:t>
+      </w:r>
+      <w:r>
+        <w:rPr>
+          <w:b w:val="0"/>
+          <w:i w:val="0"/>
+        </w:rPr>
+        <w:t>Zero, not NULL, when a subgroup has no reach.</w:t>
+      </w:r>
+    </w:p>
+    <w:p>
+      <w:pPr>
+        <w:pStyle w:val="ListNumber"/>
+      </w:pPr>
+      <w:r>
+        <w:rPr>
+          <w:b/>
+        </w:rPr>
+        <w:t xml:space="preserve">Line 26. </w:t>
+      </w:r>
+      <w:r>
+        <w:rPr>
+          <w:b w:val="0"/>
+          <w:i w:val="0"/>
+        </w:rPr>
+        <w:t>NULL for an empty base, never an error or infinity.</w:t>
+      </w:r>
+    </w:p>
+    <w:p>
+      <w:r>
+        <w:rPr>
+          <w:b w:val="0"/>
+          <w:i w:val="0"/>
+        </w:rPr>
+        <w:t>The strong version cannot merge two trackers, reports a true zero for zero reach, and never divides by nothing.</w:t>
+      </w:r>
+    </w:p>
+    <w:p>
+      <w:pPr>
+        <w:pStyle w:val="Heading4"/>
+      </w:pPr>
+      <w:r>
+        <w:t>Recap card</w:t>
+      </w:r>
+    </w:p>
+    <w:p>
+      <w:pPr>
+        <w:pStyle w:val="ListBullet"/>
+      </w:pPr>
+      <w:r>
+        <w:rPr>
+          <w:b/>
+          <w:i w:val="0"/>
+        </w:rPr>
+        <w:t>Where do you record a gold table's grain?</w:t>
+      </w:r>
+      <w:r>
+        <w:rPr>
+          <w:b w:val="0"/>
+          <w:i w:val="0"/>
+        </w:rPr>
+        <w:t xml:space="preserve"> In the function docstring and on the table: COMMENT ON TABLE or a custom property such as 'grain'.</w:t>
+      </w:r>
+    </w:p>
+    <w:p>
+      <w:pPr>
+        <w:pStyle w:val="ListBullet"/>
+      </w:pPr>
+      <w:r>
+        <w:rPr>
+          <w:b/>
+          <w:i w:val="0"/>
+        </w:rPr>
+        <w:t>sum over no matching rows</w:t>
+      </w:r>
+      <w:r>
+        <w:rPr>
+          <w:b w:val="0"/>
+          <w:i w:val="0"/>
+        </w:rPr>
+        <w:t xml:space="preserve"> Returns NULL, not 0. Wrap it: F.coalesce(F.sum(...), F.lit(0)).</w:t>
+      </w:r>
+    </w:p>
+    <w:p>
+      <w:pPr>
+        <w:pStyle w:val="ListBullet"/>
+      </w:pPr>
+      <w:r>
+        <w:rPr>
+          <w:b/>
+          <w:i w:val="0"/>
+        </w:rPr>
+        <w:t>Safe ratio in PySpark</w:t>
+      </w:r>
+      <w:r>
+        <w:rPr>
+          <w:b w:val="0"/>
+          <w:i w:val="0"/>
+        </w:rPr>
+        <w:t xml:space="preserve"> F.when(base &gt; 0, part / base). NULL when the base is 0.</w:t>
+      </w:r>
+    </w:p>
+    <w:p>
+      <w:pPr>
+        <w:pStyle w:val="ListBullet"/>
+      </w:pPr>
+      <w:r>
+        <w:rPr>
+          <w:b/>
+          <w:i w:val="0"/>
+        </w:rPr>
+        <w:t>Why is SET TBLPROPERTIES ('owner' = ...) wrong?</w:t>
+      </w:r>
+      <w:r>
+        <w:rPr>
+          <w:b w:val="0"/>
+          <w:i w:val="0"/>
+        </w:rPr>
+        <w:t xml:space="preserve"> owner is reserved. Spark 4.0 raises UNSUPPORTED_FEATURE.SET_TABLE_PROPERTY. Use ALTER TABLE ... OWNER TO.</w:t>
+      </w:r>
+    </w:p>
+    <w:p>
+      <w:pPr>
+        <w:pStyle w:val="Heading4"/>
+      </w:pPr>
+      <w:r>
+        <w:t>Practice</w:t>
+      </w:r>
+    </w:p>
     <w:p>
       <w:pPr>
         <w:pStyle w:val="Heading5"/>
       </w:pPr>
       <w:r>
-        <w:t>Exercise 3. Fill the gap (level 3)</w:t>
+        <w:t>Exercise 1. Spot the bug (level 1)</w:t>
       </w:r>
     </w:p>
     <w:p>
@@ -6709,7 +6792,7 @@
           <w:b w:val="0"/>
           <w:i w:val="0"/>
         </w:rPr>
-        <w:t>Make reach a true zero when nobody is reached, and the percentage NULL when the base is zero.</w:t>
+        <w:t>The docstring states the grain. The code does not match it. Tap the line, then fix the function.</w:t>
       </w:r>
     </w:p>
     <w:tbl>
@@ -6747,7 +6830,7 @@
                 <w:b w:val="0"/>
                 <w:sz w:val="16"/>
               </w:rPr>
-              <w:t>F._____(1)(F.sum(reached), F.lit(0.0)).alias("weighted_reach")</w:t>
+              <w:t>def base_by_subgroup(df: DataFrame) -&gt; DataFrame:</w:t>
             </w:r>
           </w:p>
           <w:p>
@@ -6770,7 +6853,7 @@
                 <w:b w:val="0"/>
                 <w:sz w:val="16"/>
               </w:rPr>
-              <w:t>...</w:t>
+              <w:t xml:space="preserve">    """Weighted base at tracker x wave x region grain."""</w:t>
             </w:r>
           </w:p>
           <w:p>
@@ -6793,7 +6876,151 @@
                 <w:b w:val="0"/>
                 <w:sz w:val="16"/>
               </w:rPr>
-              <w:t>F._____(2)(F.col("weighted_base") &gt; 0, F.col("weighted_reach") / F.col("weighted_base"))</w:t>
+              <w:t xml:space="preserve">    return df.groupBy("wave_id", "region").agg(F.sum("final_weight").alias("weighted_base"))</w:t>
+            </w:r>
+          </w:p>
+        </w:tc>
+      </w:tr>
+    </w:tbl>
+    <w:p/>
+    <w:p>
+      <w:r>
+        <w:rPr>
+          <w:b w:val="0"/>
+          <w:i/>
+        </w:rPr>
+        <w:t>Write down the line number of the bug. Then write the fix.</w:t>
+      </w:r>
+    </w:p>
+    <w:p>
+      <w:pPr>
+        <w:pStyle w:val="Heading5"/>
+      </w:pPr>
+      <w:r>
+        <w:t>Exercise 2. Predict the output (level 2)</w:t>
+      </w:r>
+    </w:p>
+    <w:p>
+      <w:r>
+        <w:rPr>
+          <w:b w:val="0"/>
+          <w:i w:val="0"/>
+        </w:rPr>
+        <w:t xml:space="preserve">Region </w:t>
+      </w:r>
+      <w:r>
+        <w:rPr>
+          <w:rFonts w:ascii="Consolas" w:hAnsi="Consolas" w:eastAsia="Consolas"/>
+          <w:b w:val="0"/>
+          <w:sz w:val="19"/>
+        </w:rPr>
+        <w:t>S</w:t>
+      </w:r>
+      <w:r>
+        <w:rPr>
+          <w:b w:val="0"/>
+          <w:i w:val="0"/>
+        </w:rPr>
+        <w:t xml:space="preserve"> has one respondent, and nobody in </w:t>
+      </w:r>
+      <w:r>
+        <w:rPr>
+          <w:rFonts w:ascii="Consolas" w:hAnsi="Consolas" w:eastAsia="Consolas"/>
+          <w:b w:val="0"/>
+          <w:sz w:val="19"/>
+        </w:rPr>
+        <w:t>S</w:t>
+      </w:r>
+      <w:r>
+        <w:rPr>
+          <w:b w:val="0"/>
+          <w:i w:val="0"/>
+        </w:rPr>
+        <w:t xml:space="preserve"> is reached. What does this print?</w:t>
+      </w:r>
+    </w:p>
+    <w:tbl>
+      <w:tblPr>
+        <w:tblW w:type="auto" w:w="0"/>
+        <w:jc w:val="left"/>
+        <w:tblLook w:firstColumn="1" w:firstRow="1" w:lastColumn="0" w:lastRow="0" w:noHBand="0" w:noVBand="1" w:val="04A0"/>
+      </w:tblPr>
+      <w:tblGrid>
+        <w:gridCol w:w="8221"/>
+      </w:tblGrid>
+      <w:tr>
+        <w:tc>
+          <w:tcPr>
+            <w:tcW w:type="dxa" w:w="8221"/>
+            <w:shd w:val="clear" w:color="auto" w:fill="F2F4F7"/>
+          </w:tcPr>
+          <w:p>
+            <w:pPr>
+              <w:spacing w:before="0" w:after="0" w:line="240" w:lineRule="auto"/>
+              <w:ind w:left="567" w:hanging="567"/>
+            </w:pPr>
+            <w:r>
+              <w:rPr>
+                <w:rFonts w:ascii="Consolas" w:hAnsi="Consolas" w:eastAsia="Consolas"/>
+                <w:b w:val="0"/>
+                <w:color w:val="5B6875"/>
+                <w:sz w:val="16"/>
+              </w:rPr>
+              <w:t xml:space="preserve">   1  </w:t>
+            </w:r>
+            <w:r>
+              <w:rPr>
+                <w:rFonts w:ascii="Consolas" w:hAnsi="Consolas" w:eastAsia="Consolas"/>
+                <w:b w:val="0"/>
+                <w:sz w:val="16"/>
+              </w:rPr>
+              <w:t>df = spark.createDataFrame([("S", 0)], "region STRING, reach_flag INT")</w:t>
+            </w:r>
+          </w:p>
+          <w:p>
+            <w:pPr>
+              <w:spacing w:before="0" w:after="0" w:line="240" w:lineRule="auto"/>
+              <w:ind w:left="567" w:hanging="567"/>
+            </w:pPr>
+            <w:r>
+              <w:rPr>
+                <w:rFonts w:ascii="Consolas" w:hAnsi="Consolas" w:eastAsia="Consolas"/>
+                <w:b w:val="0"/>
+                <w:color w:val="5B6875"/>
+                <w:sz w:val="16"/>
+              </w:rPr>
+              <w:t xml:space="preserve">   2  </w:t>
+            </w:r>
+            <w:r>
+              <w:rPr>
+                <w:rFonts w:ascii="Consolas" w:hAnsi="Consolas" w:eastAsia="Consolas"/>
+                <w:b w:val="0"/>
+                <w:sz w:val="16"/>
+              </w:rPr>
+              <w:t>out = df.groupBy("region").agg(F.sum(F.when(F.col("reach_flag") == 1, 1)).alias("reached"))</w:t>
+            </w:r>
+          </w:p>
+          <w:p>
+            <w:pPr>
+              <w:spacing w:before="0" w:after="0" w:line="240" w:lineRule="auto"/>
+              <w:ind w:left="567" w:hanging="567"/>
+            </w:pPr>
+            <w:r>
+              <w:rPr>
+                <w:rFonts w:ascii="Consolas" w:hAnsi="Consolas" w:eastAsia="Consolas"/>
+                <w:b w:val="0"/>
+                <w:color w:val="5B6875"/>
+                <w:sz w:val="16"/>
+              </w:rPr>
+              <w:t xml:space="preserve">   3  </w:t>
+            </w:r>
+            <w:r>
+              <w:rPr>
+                <w:rFonts w:ascii="Consolas" w:hAnsi="Consolas" w:eastAsia="Consolas"/>
+                <w:b w:val="0"/>
+                <w:sz w:val="16"/>
+              </w:rPr>
+              <w:t>print(out.collect()[0]["reached"])</w:t>
             </w:r>
           </w:p>
         </w:tc>
@@ -6805,7 +7032,7 @@
         <w:pStyle w:val="Heading5"/>
       </w:pPr>
       <w:r>
-        <w:t>Exercise 4. Write the function (level 4)</w:t>
+        <w:t>Exercise 3. Fill the gap (level 3)</w:t>
       </w:r>
     </w:p>
     <w:p>
@@ -6814,6 +7041,111 @@
           <w:b w:val="0"/>
           <w:i w:val="0"/>
         </w:rPr>
+        <w:t>Make reach a true zero when nobody is reached, and the percentage NULL when the base is zero.</w:t>
+      </w:r>
+    </w:p>
+    <w:tbl>
+      <w:tblPr>
+        <w:tblW w:type="auto" w:w="0"/>
+        <w:jc w:val="left"/>
+        <w:tblLook w:firstColumn="1" w:firstRow="1" w:lastColumn="0" w:lastRow="0" w:noHBand="0" w:noVBand="1" w:val="04A0"/>
+      </w:tblPr>
+      <w:tblGrid>
+        <w:gridCol w:w="8221"/>
+      </w:tblGrid>
+      <w:tr>
+        <w:tc>
+          <w:tcPr>
+            <w:tcW w:type="dxa" w:w="8221"/>
+            <w:shd w:val="clear" w:color="auto" w:fill="F2F4F7"/>
+          </w:tcPr>
+          <w:p>
+            <w:pPr>
+              <w:spacing w:before="0" w:after="0" w:line="240" w:lineRule="auto"/>
+              <w:ind w:left="567" w:hanging="567"/>
+            </w:pPr>
+            <w:r>
+              <w:rPr>
+                <w:rFonts w:ascii="Consolas" w:hAnsi="Consolas" w:eastAsia="Consolas"/>
+                <w:b w:val="0"/>
+                <w:color w:val="5B6875"/>
+                <w:sz w:val="16"/>
+              </w:rPr>
+              <w:t xml:space="preserve">   1  </w:t>
+            </w:r>
+            <w:r>
+              <w:rPr>
+                <w:rFonts w:ascii="Consolas" w:hAnsi="Consolas" w:eastAsia="Consolas"/>
+                <w:b w:val="0"/>
+                <w:sz w:val="16"/>
+              </w:rPr>
+              <w:t>F._____(1)(F.sum(reached), F.lit(0.0)).alias("weighted_reach")</w:t>
+            </w:r>
+          </w:p>
+          <w:p>
+            <w:pPr>
+              <w:spacing w:before="0" w:after="0" w:line="240" w:lineRule="auto"/>
+              <w:ind w:left="567" w:hanging="567"/>
+            </w:pPr>
+            <w:r>
+              <w:rPr>
+                <w:rFonts w:ascii="Consolas" w:hAnsi="Consolas" w:eastAsia="Consolas"/>
+                <w:b w:val="0"/>
+                <w:color w:val="5B6875"/>
+                <w:sz w:val="16"/>
+              </w:rPr>
+              <w:t xml:space="preserve">   2  </w:t>
+            </w:r>
+            <w:r>
+              <w:rPr>
+                <w:rFonts w:ascii="Consolas" w:hAnsi="Consolas" w:eastAsia="Consolas"/>
+                <w:b w:val="0"/>
+                <w:sz w:val="16"/>
+              </w:rPr>
+              <w:t>...</w:t>
+            </w:r>
+          </w:p>
+          <w:p>
+            <w:pPr>
+              <w:spacing w:before="0" w:after="0" w:line="240" w:lineRule="auto"/>
+              <w:ind w:left="567" w:hanging="567"/>
+            </w:pPr>
+            <w:r>
+              <w:rPr>
+                <w:rFonts w:ascii="Consolas" w:hAnsi="Consolas" w:eastAsia="Consolas"/>
+                <w:b w:val="0"/>
+                <w:color w:val="5B6875"/>
+                <w:sz w:val="16"/>
+              </w:rPr>
+              <w:t xml:space="preserve">   3  </w:t>
+            </w:r>
+            <w:r>
+              <w:rPr>
+                <w:rFonts w:ascii="Consolas" w:hAnsi="Consolas" w:eastAsia="Consolas"/>
+                <w:b w:val="0"/>
+                <w:sz w:val="16"/>
+              </w:rPr>
+              <w:t>F._____(2)(F.col("weighted_base") &gt; 0, F.col("weighted_reach") / F.col("weighted_base"))</w:t>
+            </w:r>
+          </w:p>
+        </w:tc>
+      </w:tr>
+    </w:tbl>
+    <w:p/>
+    <w:p>
+      <w:pPr>
+        <w:pStyle w:val="Heading5"/>
+      </w:pPr>
+      <w:r>
+        <w:t>Exercise 4. Write the function (level 4)</w:t>
+      </w:r>
+    </w:p>
+    <w:p>
+      <w:r>
+        <w:rPr>
+          <w:b w:val="0"/>
+          <w:i w:val="0"/>
+        </w:rPr>
         <w:t xml:space="preserve">Write </w:t>
       </w:r>
       <w:r>
@@ -6952,6 +7284,149 @@
         <w:t xml:space="preserve"> (NULL when the base is 0).</w:t>
       </w:r>
     </w:p>
+    <w:p>
+      <w:r>
+        <w:rPr>
+          <w:b w:val="0"/>
+          <w:i w:val="0"/>
+        </w:rPr>
+        <w:t>Shape of the answer. The reference solution defines these names. Write the bodies yourself.</w:t>
+      </w:r>
+    </w:p>
+    <w:tbl>
+      <w:tblPr>
+        <w:tblW w:type="auto" w:w="0"/>
+        <w:jc w:val="left"/>
+        <w:tblLook w:firstColumn="1" w:firstRow="1" w:lastColumn="0" w:lastRow="0" w:noHBand="0" w:noVBand="1" w:val="04A0"/>
+      </w:tblPr>
+      <w:tblGrid>
+        <w:gridCol w:w="8221"/>
+      </w:tblGrid>
+      <w:tr>
+        <w:tc>
+          <w:tcPr>
+            <w:tcW w:type="dxa" w:w="8221"/>
+            <w:shd w:val="clear" w:color="auto" w:fill="F2F4F7"/>
+          </w:tcPr>
+          <w:p>
+            <w:pPr>
+              <w:spacing w:before="0" w:after="0" w:line="240" w:lineRule="auto"/>
+              <w:ind w:left="567" w:hanging="567"/>
+            </w:pPr>
+            <w:r>
+              <w:rPr>
+                <w:rFonts w:ascii="Consolas" w:hAnsi="Consolas" w:eastAsia="Consolas"/>
+                <w:b w:val="0"/>
+                <w:color w:val="5B6875"/>
+                <w:sz w:val="16"/>
+              </w:rPr>
+              <w:t xml:space="preserve">   1  </w:t>
+            </w:r>
+            <w:r>
+              <w:rPr>
+                <w:rFonts w:ascii="Consolas" w:hAnsi="Consolas" w:eastAsia="Consolas"/>
+                <w:b w:val="0"/>
+                <w:sz w:val="16"/>
+              </w:rPr>
+              <w:t># Weighted reach, one row per grain key.</w:t>
+            </w:r>
+          </w:p>
+          <w:p>
+            <w:pPr>
+              <w:spacing w:before="0" w:after="0" w:line="240" w:lineRule="auto"/>
+              <w:ind w:left="567" w:hanging="567"/>
+            </w:pPr>
+            <w:r>
+              <w:rPr>
+                <w:rFonts w:ascii="Consolas" w:hAnsi="Consolas" w:eastAsia="Consolas"/>
+                <w:b w:val="0"/>
+                <w:color w:val="5B6875"/>
+                <w:sz w:val="16"/>
+              </w:rPr>
+              <w:t xml:space="preserve">   2  </w:t>
+            </w:r>
+            <w:r>
+              <w:rPr>
+                <w:rFonts w:ascii="Consolas" w:hAnsi="Consolas" w:eastAsia="Consolas"/>
+                <w:b w:val="0"/>
+                <w:sz w:val="16"/>
+              </w:rPr>
+              <w:t>def reach_metrics(</w:t>
+            </w:r>
+          </w:p>
+          <w:p>
+            <w:pPr>
+              <w:spacing w:before="0" w:after="0" w:line="240" w:lineRule="auto"/>
+              <w:ind w:left="567" w:hanging="567"/>
+            </w:pPr>
+            <w:r>
+              <w:rPr>
+                <w:rFonts w:ascii="Consolas" w:hAnsi="Consolas" w:eastAsia="Consolas"/>
+                <w:b w:val="0"/>
+                <w:color w:val="5B6875"/>
+                <w:sz w:val="16"/>
+              </w:rPr>
+              <w:t xml:space="preserve">   3  </w:t>
+            </w:r>
+            <w:r>
+              <w:rPr>
+                <w:rFonts w:ascii="Consolas" w:hAnsi="Consolas" w:eastAsia="Consolas"/>
+                <w:b w:val="0"/>
+                <w:sz w:val="16"/>
+              </w:rPr>
+              <w:t xml:space="preserve">    df: DataFrame,</w:t>
+            </w:r>
+          </w:p>
+          <w:p>
+            <w:pPr>
+              <w:spacing w:before="0" w:after="0" w:line="240" w:lineRule="auto"/>
+              <w:ind w:left="567" w:hanging="567"/>
+            </w:pPr>
+            <w:r>
+              <w:rPr>
+                <w:rFonts w:ascii="Consolas" w:hAnsi="Consolas" w:eastAsia="Consolas"/>
+                <w:b w:val="0"/>
+                <w:color w:val="5B6875"/>
+                <w:sz w:val="16"/>
+              </w:rPr>
+              <w:t xml:space="preserve">   4  </w:t>
+            </w:r>
+            <w:r>
+              <w:rPr>
+                <w:rFonts w:ascii="Consolas" w:hAnsi="Consolas" w:eastAsia="Consolas"/>
+                <w:b w:val="0"/>
+                <w:sz w:val="16"/>
+              </w:rPr>
+              <w:t xml:space="preserve">    grain: list[str],</w:t>
+            </w:r>
+          </w:p>
+          <w:p>
+            <w:pPr>
+              <w:spacing w:before="0" w:after="0" w:line="240" w:lineRule="auto"/>
+              <w:ind w:left="567" w:hanging="567"/>
+            </w:pPr>
+            <w:r>
+              <w:rPr>
+                <w:rFonts w:ascii="Consolas" w:hAnsi="Consolas" w:eastAsia="Consolas"/>
+                <w:b w:val="0"/>
+                <w:color w:val="5B6875"/>
+                <w:sz w:val="16"/>
+              </w:rPr>
+              <w:t xml:space="preserve">   5  </w:t>
+            </w:r>
+            <w:r>
+              <w:rPr>
+                <w:rFonts w:ascii="Consolas" w:hAnsi="Consolas" w:eastAsia="Consolas"/>
+                <w:b w:val="0"/>
+                <w:sz w:val="16"/>
+              </w:rPr>
+              <w:t>) -&gt; DataFrame: ...</w:t>
+            </w:r>
+          </w:p>
+        </w:tc>
+      </w:tr>
+    </w:tbl>
+    <w:p/>
     <w:p>
       <w:r>
         <w:rPr>

--- a/site/downloads/handbook-A2.docx
+++ b/site/downloads/handbook-A2.docx
@@ -1848,101 +1848,30 @@
         <w:t>Complete the bronze write and the timestamp audit column.</w:t>
       </w:r>
     </w:p>
-    <w:tbl>
-      <w:tblPr>
-        <w:tblW w:type="auto" w:w="0"/>
-        <w:jc w:val="left"/>
-        <w:tblLook w:firstColumn="1" w:firstRow="1" w:lastColumn="0" w:lastRow="0" w:noHBand="0" w:noVBand="1" w:val="04A0"/>
-      </w:tblPr>
-      <w:tblGrid>
-        <w:gridCol w:w="8221"/>
-      </w:tblGrid>
-      <w:tr>
-        <w:tc>
-          <w:tcPr>
-            <w:tcW w:type="dxa" w:w="8221"/>
-            <w:shd w:val="clear" w:color="auto" w:fill="F2F4F7"/>
-          </w:tcPr>
-          <w:p>
-            <w:pPr>
-              <w:spacing w:before="0" w:after="0" w:line="240" w:lineRule="auto"/>
-              <w:ind w:left="567" w:hanging="567"/>
-            </w:pPr>
-            <w:r>
-              <w:rPr>
-                <w:rFonts w:ascii="Consolas" w:hAnsi="Consolas" w:eastAsia="Consolas"/>
-                <w:b w:val="0"/>
-                <w:color w:val="5B6875"/>
-                <w:sz w:val="16"/>
-              </w:rPr>
-              <w:t xml:space="preserve">   1  </w:t>
-            </w:r>
-            <w:r>
-              <w:rPr>
-                <w:rFonts w:ascii="Consolas" w:hAnsi="Consolas" w:eastAsia="Consolas"/>
-                <w:b w:val="0"/>
-                <w:sz w:val="16"/>
-              </w:rPr>
-              <w:t>audited = raw.withColumn("ingestion_timestamp", F._____(1)())</w:t>
-            </w:r>
-          </w:p>
-          <w:p>
-            <w:pPr>
-              <w:spacing w:before="0" w:after="0" w:line="240" w:lineRule="auto"/>
-              <w:ind w:left="567" w:hanging="567"/>
-            </w:pPr>
-            <w:r>
-              <w:rPr>
-                <w:rFonts w:ascii="Consolas" w:hAnsi="Consolas" w:eastAsia="Consolas"/>
-                <w:b w:val="0"/>
-                <w:color w:val="5B6875"/>
-                <w:sz w:val="16"/>
-              </w:rPr>
-              <w:t xml:space="preserve">   2  </w:t>
-            </w:r>
-            <w:r>
-              <w:rPr>
-                <w:rFonts w:ascii="Consolas" w:hAnsi="Consolas" w:eastAsia="Consolas"/>
-                <w:b w:val="0"/>
-                <w:sz w:val="16"/>
-              </w:rPr>
-              <w:t>audited.write.format("delta").mode("_____(2)").saveAsTable(table)</w:t>
-            </w:r>
-          </w:p>
-        </w:tc>
-      </w:tr>
-    </w:tbl>
-    <w:p/>
     <w:p>
-      <w:pPr>
-        <w:pStyle w:val="Heading5"/>
-      </w:pPr>
-      <w:r>
-        <w:t>Exercise 4. Write the function (level 3)</w:t>
+      <w:r>
+        <w:rPr>
+          <w:b/>
+          <w:i w:val="0"/>
+        </w:rPr>
+        <w:t>What you need to know.</w:t>
       </w:r>
     </w:p>
     <w:p>
       <w:r>
         <w:rPr>
-          <w:b w:val="0"/>
-          <w:i w:val="0"/>
-        </w:rPr>
-        <w:t xml:space="preserve">Write </w:t>
-      </w:r>
-      <w:r>
-        <w:rPr>
           <w:rFonts w:ascii="Consolas" w:hAnsi="Consolas" w:eastAsia="Consolas"/>
           <w:b w:val="0"/>
           <w:sz w:val="19"/>
         </w:rPr>
-        <w:t>add_audit_columns(df, ingestion_id, source_file, delivery_version)</w:t>
-      </w:r>
-      <w:r>
-        <w:rPr>
-          <w:b w:val="0"/>
-          <w:i w:val="0"/>
-        </w:rPr>
-        <w:t xml:space="preserve">. It returns </w:t>
+        <w:t>df.withColumn(name, column)</w:t>
+      </w:r>
+      <w:r>
+        <w:rPr>
+          <w:b w:val="0"/>
+          <w:i w:val="0"/>
+        </w:rPr>
+        <w:t xml:space="preserve"> returns a new DataFrame with one column added, or replaced when the name exists. It is the one-column form of </w:t>
       </w:r>
       <w:r>
         <w:rPr>
@@ -1950,83 +1879,14 @@
           <w:b w:val="0"/>
           <w:sz w:val="19"/>
         </w:rPr>
-        <w:t>df</w:t>
-      </w:r>
-      <w:r>
-        <w:rPr>
-          <w:b w:val="0"/>
-          <w:i w:val="0"/>
-        </w:rPr>
-        <w:t xml:space="preserve"> with four extra columns: </w:t>
-      </w:r>
-      <w:r>
-        <w:rPr>
-          <w:rFonts w:ascii="Consolas" w:hAnsi="Consolas" w:eastAsia="Consolas"/>
-          <w:b w:val="0"/>
-          <w:sz w:val="19"/>
-        </w:rPr>
-        <w:t>ingestion_id</w:t>
-      </w:r>
-      <w:r>
-        <w:rPr>
-          <w:b w:val="0"/>
-          <w:i w:val="0"/>
-        </w:rPr>
-        <w:t xml:space="preserve">, </w:t>
-      </w:r>
-      <w:r>
-        <w:rPr>
-          <w:rFonts w:ascii="Consolas" w:hAnsi="Consolas" w:eastAsia="Consolas"/>
-          <w:b w:val="0"/>
-          <w:sz w:val="19"/>
-        </w:rPr>
-        <w:t>source_file</w:t>
-      </w:r>
-      <w:r>
-        <w:rPr>
-          <w:b w:val="0"/>
-          <w:i w:val="0"/>
-        </w:rPr>
-        <w:t xml:space="preserve">, </w:t>
-      </w:r>
-      <w:r>
-        <w:rPr>
-          <w:rFonts w:ascii="Consolas" w:hAnsi="Consolas" w:eastAsia="Consolas"/>
-          <w:b w:val="0"/>
-          <w:sz w:val="19"/>
-        </w:rPr>
-        <w:t>ingestion_timestamp</w:t>
-      </w:r>
-      <w:r>
-        <w:rPr>
-          <w:b w:val="0"/>
-          <w:i w:val="0"/>
-        </w:rPr>
-        <w:t xml:space="preserve"> (current timestamp) and </w:t>
-      </w:r>
-      <w:r>
-        <w:rPr>
-          <w:rFonts w:ascii="Consolas" w:hAnsi="Consolas" w:eastAsia="Consolas"/>
-          <w:b w:val="0"/>
-          <w:sz w:val="19"/>
-        </w:rPr>
-        <w:t>delivery_version</w:t>
-      </w:r>
-      <w:r>
-        <w:rPr>
-          <w:b w:val="0"/>
-          <w:i w:val="0"/>
-        </w:rPr>
-        <w:t>. Do not change any existing column. Use type hints and a docstring.</w:t>
-      </w:r>
-    </w:p>
-    <w:p>
-      <w:r>
-        <w:rPr>
-          <w:b w:val="0"/>
-          <w:i w:val="0"/>
-        </w:rPr>
-        <w:t>Shape of the answer. The reference solution defines these names. Write the bodies yourself.</w:t>
+        <w:t>withColumns({...})</w:t>
+      </w:r>
+      <w:r>
+        <w:rPr>
+          <w:b w:val="0"/>
+          <w:i w:val="0"/>
+        </w:rPr>
+        <w:t xml:space="preserve"> from the worked example.</w:t>
       </w:r>
     </w:p>
     <w:tbl>
@@ -2064,145 +1924,7 @@
                 <w:b w:val="0"/>
                 <w:sz w:val="16"/>
               </w:rPr>
-              <w:t># Add the four bronze audit columns to a delivery.</w:t>
-            </w:r>
-          </w:p>
-          <w:p>
-            <w:pPr>
-              <w:spacing w:before="0" w:after="0" w:line="240" w:lineRule="auto"/>
-              <w:ind w:left="567" w:hanging="567"/>
-            </w:pPr>
-            <w:r>
-              <w:rPr>
-                <w:rFonts w:ascii="Consolas" w:hAnsi="Consolas" w:eastAsia="Consolas"/>
-                <w:b w:val="0"/>
-                <w:color w:val="5B6875"/>
-                <w:sz w:val="16"/>
-              </w:rPr>
-              <w:t xml:space="preserve">   2  </w:t>
-            </w:r>
-            <w:r>
-              <w:rPr>
-                <w:rFonts w:ascii="Consolas" w:hAnsi="Consolas" w:eastAsia="Consolas"/>
-                <w:b w:val="0"/>
-                <w:sz w:val="16"/>
-              </w:rPr>
-              <w:t>def add_audit_columns(</w:t>
-            </w:r>
-          </w:p>
-          <w:p>
-            <w:pPr>
-              <w:spacing w:before="0" w:after="0" w:line="240" w:lineRule="auto"/>
-              <w:ind w:left="567" w:hanging="567"/>
-            </w:pPr>
-            <w:r>
-              <w:rPr>
-                <w:rFonts w:ascii="Consolas" w:hAnsi="Consolas" w:eastAsia="Consolas"/>
-                <w:b w:val="0"/>
-                <w:color w:val="5B6875"/>
-                <w:sz w:val="16"/>
-              </w:rPr>
-              <w:t xml:space="preserve">   3  </w:t>
-            </w:r>
-            <w:r>
-              <w:rPr>
-                <w:rFonts w:ascii="Consolas" w:hAnsi="Consolas" w:eastAsia="Consolas"/>
-                <w:b w:val="0"/>
-                <w:sz w:val="16"/>
-              </w:rPr>
-              <w:t xml:space="preserve">    df: DataFrame,</w:t>
-            </w:r>
-          </w:p>
-          <w:p>
-            <w:pPr>
-              <w:spacing w:before="0" w:after="0" w:line="240" w:lineRule="auto"/>
-              <w:ind w:left="567" w:hanging="567"/>
-            </w:pPr>
-            <w:r>
-              <w:rPr>
-                <w:rFonts w:ascii="Consolas" w:hAnsi="Consolas" w:eastAsia="Consolas"/>
-                <w:b w:val="0"/>
-                <w:color w:val="5B6875"/>
-                <w:sz w:val="16"/>
-              </w:rPr>
-              <w:t xml:space="preserve">   4  </w:t>
-            </w:r>
-            <w:r>
-              <w:rPr>
-                <w:rFonts w:ascii="Consolas" w:hAnsi="Consolas" w:eastAsia="Consolas"/>
-                <w:b w:val="0"/>
-                <w:sz w:val="16"/>
-              </w:rPr>
-              <w:t xml:space="preserve">    ingestion_id: str,</w:t>
-            </w:r>
-          </w:p>
-          <w:p>
-            <w:pPr>
-              <w:spacing w:before="0" w:after="0" w:line="240" w:lineRule="auto"/>
-              <w:ind w:left="567" w:hanging="567"/>
-            </w:pPr>
-            <w:r>
-              <w:rPr>
-                <w:rFonts w:ascii="Consolas" w:hAnsi="Consolas" w:eastAsia="Consolas"/>
-                <w:b w:val="0"/>
-                <w:color w:val="5B6875"/>
-                <w:sz w:val="16"/>
-              </w:rPr>
-              <w:t xml:space="preserve">   5  </w:t>
-            </w:r>
-            <w:r>
-              <w:rPr>
-                <w:rFonts w:ascii="Consolas" w:hAnsi="Consolas" w:eastAsia="Consolas"/>
-                <w:b w:val="0"/>
-                <w:sz w:val="16"/>
-              </w:rPr>
-              <w:t xml:space="preserve">    source_file: str,</w:t>
-            </w:r>
-          </w:p>
-          <w:p>
-            <w:pPr>
-              <w:spacing w:before="0" w:after="0" w:line="240" w:lineRule="auto"/>
-              <w:ind w:left="567" w:hanging="567"/>
-            </w:pPr>
-            <w:r>
-              <w:rPr>
-                <w:rFonts w:ascii="Consolas" w:hAnsi="Consolas" w:eastAsia="Consolas"/>
-                <w:b w:val="0"/>
-                <w:color w:val="5B6875"/>
-                <w:sz w:val="16"/>
-              </w:rPr>
-              <w:t xml:space="preserve">   6  </w:t>
-            </w:r>
-            <w:r>
-              <w:rPr>
-                <w:rFonts w:ascii="Consolas" w:hAnsi="Consolas" w:eastAsia="Consolas"/>
-                <w:b w:val="0"/>
-                <w:sz w:val="16"/>
-              </w:rPr>
-              <w:t xml:space="preserve">    delivery_version: int,</w:t>
-            </w:r>
-          </w:p>
-          <w:p>
-            <w:pPr>
-              <w:spacing w:before="0" w:after="0" w:line="240" w:lineRule="auto"/>
-              <w:ind w:left="567" w:hanging="567"/>
-            </w:pPr>
-            <w:r>
-              <w:rPr>
-                <w:rFonts w:ascii="Consolas" w:hAnsi="Consolas" w:eastAsia="Consolas"/>
-                <w:b w:val="0"/>
-                <w:color w:val="5B6875"/>
-                <w:sz w:val="16"/>
-              </w:rPr>
-              <w:t xml:space="preserve">   7  </w:t>
-            </w:r>
-            <w:r>
-              <w:rPr>
-                <w:rFonts w:ascii="Consolas" w:hAnsi="Consolas" w:eastAsia="Consolas"/>
-                <w:b w:val="0"/>
-                <w:sz w:val="16"/>
-              </w:rPr>
-              <w:t>) -&gt; DataFrame: ...</w:t>
+              <w:t>dated = df.withColumn("loaded_on", F.current_date())</w:t>
             </w:r>
           </w:p>
         </w:tc>
@@ -2215,7 +1937,52 @@
           <w:b w:val="0"/>
           <w:i w:val="0"/>
         </w:rPr>
-        <w:t>Starter code:</w:t>
+        <w:t xml:space="preserve">The writer's </w:t>
+      </w:r>
+      <w:r>
+        <w:rPr>
+          <w:rFonts w:ascii="Consolas" w:hAnsi="Consolas" w:eastAsia="Consolas"/>
+          <w:b w:val="0"/>
+          <w:sz w:val="19"/>
+        </w:rPr>
+        <w:t>.mode(...)</w:t>
+      </w:r>
+      <w:r>
+        <w:rPr>
+          <w:b w:val="0"/>
+          <w:i w:val="0"/>
+        </w:rPr>
+        <w:t xml:space="preserve"> decides what happens to rows already in the table: </w:t>
+      </w:r>
+      <w:r>
+        <w:rPr>
+          <w:rFonts w:ascii="Consolas" w:hAnsi="Consolas" w:eastAsia="Consolas"/>
+          <w:b w:val="0"/>
+          <w:sz w:val="19"/>
+        </w:rPr>
+        <w:t>"append"</w:t>
+      </w:r>
+      <w:r>
+        <w:rPr>
+          <w:b w:val="0"/>
+          <w:i w:val="0"/>
+        </w:rPr>
+        <w:t xml:space="preserve"> adds the new rows, </w:t>
+      </w:r>
+      <w:r>
+        <w:rPr>
+          <w:rFonts w:ascii="Consolas" w:hAnsi="Consolas" w:eastAsia="Consolas"/>
+          <w:b w:val="0"/>
+          <w:sz w:val="19"/>
+        </w:rPr>
+        <w:t>"overwrite"</w:t>
+      </w:r>
+      <w:r>
+        <w:rPr>
+          <w:b w:val="0"/>
+          <w:i w:val="0"/>
+        </w:rPr>
+        <w:t xml:space="preserve"> replaces the old ones.</w:t>
       </w:r>
     </w:p>
     <w:tbl>
@@ -2253,7 +2020,7 @@
                 <w:b w:val="0"/>
                 <w:sz w:val="16"/>
               </w:rPr>
-              <w:t>from pyspark.sql import DataFrame</w:t>
+              <w:t>audited = raw.withColumn("ingestion_timestamp", F._____(1)())</w:t>
             </w:r>
           </w:p>
           <w:p>
@@ -2276,99 +2043,7 @@
                 <w:b w:val="0"/>
                 <w:sz w:val="16"/>
               </w:rPr>
-              <w:t>from pyspark.sql import functions as F</w:t>
-            </w:r>
-          </w:p>
-          <w:p>
-            <w:pPr>
-              <w:spacing w:before="0" w:after="0" w:line="240" w:lineRule="auto"/>
-              <w:ind w:left="567" w:hanging="567"/>
-            </w:pPr>
-            <w:r>
-              <w:rPr>
-                <w:rFonts w:ascii="Consolas" w:hAnsi="Consolas" w:eastAsia="Consolas"/>
-                <w:b w:val="0"/>
-                <w:color w:val="5B6875"/>
-                <w:sz w:val="16"/>
-              </w:rPr>
-              <w:t xml:space="preserve">   3  </w:t>
-            </w:r>
-            <w:r>
-              <w:rPr>
-                <w:rFonts w:ascii="Consolas" w:hAnsi="Consolas" w:eastAsia="Consolas"/>
-                <w:b w:val="0"/>
-                <w:sz w:val="16"/>
-              </w:rPr>
-              <w:t xml:space="preserve"> </w:t>
-            </w:r>
-          </w:p>
-          <w:p>
-            <w:pPr>
-              <w:spacing w:before="0" w:after="0" w:line="240" w:lineRule="auto"/>
-              <w:ind w:left="567" w:hanging="567"/>
-            </w:pPr>
-            <w:r>
-              <w:rPr>
-                <w:rFonts w:ascii="Consolas" w:hAnsi="Consolas" w:eastAsia="Consolas"/>
-                <w:b w:val="0"/>
-                <w:color w:val="5B6875"/>
-                <w:sz w:val="16"/>
-              </w:rPr>
-              <w:t xml:space="preserve">   4  </w:t>
-            </w:r>
-            <w:r>
-              <w:rPr>
-                <w:rFonts w:ascii="Consolas" w:hAnsi="Consolas" w:eastAsia="Consolas"/>
-                <w:b w:val="0"/>
-                <w:sz w:val="16"/>
-              </w:rPr>
-              <w:t xml:space="preserve"> </w:t>
-            </w:r>
-          </w:p>
-          <w:p>
-            <w:pPr>
-              <w:spacing w:before="0" w:after="0" w:line="240" w:lineRule="auto"/>
-              <w:ind w:left="567" w:hanging="567"/>
-            </w:pPr>
-            <w:r>
-              <w:rPr>
-                <w:rFonts w:ascii="Consolas" w:hAnsi="Consolas" w:eastAsia="Consolas"/>
-                <w:b w:val="0"/>
-                <w:color w:val="5B6875"/>
-                <w:sz w:val="16"/>
-              </w:rPr>
-              <w:t xml:space="preserve">   5  </w:t>
-            </w:r>
-            <w:r>
-              <w:rPr>
-                <w:rFonts w:ascii="Consolas" w:hAnsi="Consolas" w:eastAsia="Consolas"/>
-                <w:b w:val="0"/>
-                <w:sz w:val="16"/>
-              </w:rPr>
-              <w:t>def add_audit_columns(df: DataFrame, ingestion_id: str, source_file: str, delivery_version: int) -&gt; DataFrame:</w:t>
-            </w:r>
-          </w:p>
-          <w:p>
-            <w:pPr>
-              <w:spacing w:before="0" w:after="0" w:line="240" w:lineRule="auto"/>
-              <w:ind w:left="567" w:hanging="567"/>
-            </w:pPr>
-            <w:r>
-              <w:rPr>
-                <w:rFonts w:ascii="Consolas" w:hAnsi="Consolas" w:eastAsia="Consolas"/>
-                <w:b w:val="0"/>
-                <w:color w:val="5B6875"/>
-                <w:sz w:val="16"/>
-              </w:rPr>
-              <w:t xml:space="preserve">   6  </w:t>
-            </w:r>
-            <w:r>
-              <w:rPr>
-                <w:rFonts w:ascii="Consolas" w:hAnsi="Consolas" w:eastAsia="Consolas"/>
-                <w:b w:val="0"/>
-                <w:sz w:val="16"/>
-              </w:rPr>
-              <w:t xml:space="preserve">    ...</w:t>
+              <w:t>audited.write.format("delta").mode("_____(2)").saveAsTable(table)</w:t>
             </w:r>
           </w:p>
         </w:tc>
@@ -2380,7 +2055,7 @@
         <w:pStyle w:val="Heading5"/>
       </w:pPr>
       <w:r>
-        <w:t>Exercise 5. Spot the bug (level 4)</w:t>
+        <w:t>Exercise 4. Write the function (level 3)</w:t>
       </w:r>
     </w:p>
     <w:p>
@@ -2389,7 +2064,106 @@
           <w:b w:val="0"/>
           <w:i w:val="0"/>
         </w:rPr>
-        <w:t>Run this job twice for two deliveries of the same wave. Bronze ends with only the second delivery. Tap the line, then fix the function.</w:t>
+        <w:t xml:space="preserve">Write </w:t>
+      </w:r>
+      <w:r>
+        <w:rPr>
+          <w:rFonts w:ascii="Consolas" w:hAnsi="Consolas" w:eastAsia="Consolas"/>
+          <w:b w:val="0"/>
+          <w:sz w:val="19"/>
+        </w:rPr>
+        <w:t>add_audit_columns(df, ingestion_id, source_file, delivery_version)</w:t>
+      </w:r>
+      <w:r>
+        <w:rPr>
+          <w:b w:val="0"/>
+          <w:i w:val="0"/>
+        </w:rPr>
+        <w:t xml:space="preserve">. It returns </w:t>
+      </w:r>
+      <w:r>
+        <w:rPr>
+          <w:rFonts w:ascii="Consolas" w:hAnsi="Consolas" w:eastAsia="Consolas"/>
+          <w:b w:val="0"/>
+          <w:sz w:val="19"/>
+        </w:rPr>
+        <w:t>df</w:t>
+      </w:r>
+      <w:r>
+        <w:rPr>
+          <w:b w:val="0"/>
+          <w:i w:val="0"/>
+        </w:rPr>
+        <w:t xml:space="preserve"> with four extra columns: </w:t>
+      </w:r>
+      <w:r>
+        <w:rPr>
+          <w:rFonts w:ascii="Consolas" w:hAnsi="Consolas" w:eastAsia="Consolas"/>
+          <w:b w:val="0"/>
+          <w:sz w:val="19"/>
+        </w:rPr>
+        <w:t>ingestion_id</w:t>
+      </w:r>
+      <w:r>
+        <w:rPr>
+          <w:b w:val="0"/>
+          <w:i w:val="0"/>
+        </w:rPr>
+        <w:t xml:space="preserve">, </w:t>
+      </w:r>
+      <w:r>
+        <w:rPr>
+          <w:rFonts w:ascii="Consolas" w:hAnsi="Consolas" w:eastAsia="Consolas"/>
+          <w:b w:val="0"/>
+          <w:sz w:val="19"/>
+        </w:rPr>
+        <w:t>source_file</w:t>
+      </w:r>
+      <w:r>
+        <w:rPr>
+          <w:b w:val="0"/>
+          <w:i w:val="0"/>
+        </w:rPr>
+        <w:t xml:space="preserve">, </w:t>
+      </w:r>
+      <w:r>
+        <w:rPr>
+          <w:rFonts w:ascii="Consolas" w:hAnsi="Consolas" w:eastAsia="Consolas"/>
+          <w:b w:val="0"/>
+          <w:sz w:val="19"/>
+        </w:rPr>
+        <w:t>ingestion_timestamp</w:t>
+      </w:r>
+      <w:r>
+        <w:rPr>
+          <w:b w:val="0"/>
+          <w:i w:val="0"/>
+        </w:rPr>
+        <w:t xml:space="preserve"> (current timestamp) and </w:t>
+      </w:r>
+      <w:r>
+        <w:rPr>
+          <w:rFonts w:ascii="Consolas" w:hAnsi="Consolas" w:eastAsia="Consolas"/>
+          <w:b w:val="0"/>
+          <w:sz w:val="19"/>
+        </w:rPr>
+        <w:t>delivery_version</w:t>
+      </w:r>
+      <w:r>
+        <w:rPr>
+          <w:b w:val="0"/>
+          <w:i w:val="0"/>
+        </w:rPr>
+        <w:t>. Do not change any existing column. Use type hints and a docstring.</w:t>
+      </w:r>
+    </w:p>
+    <w:p>
+      <w:r>
+        <w:rPr>
+          <w:b w:val="0"/>
+          <w:i w:val="0"/>
+        </w:rPr>
+        <w:t>Shape of the answer. The reference solution defines these names. Write the bodies yourself.</w:t>
       </w:r>
     </w:p>
     <w:tbl>
@@ -2427,7 +2201,7 @@
                 <w:b w:val="0"/>
                 <w:sz w:val="16"/>
               </w:rPr>
-              <w:t>def ingest_to_bronze(spark: SparkSession, path: str, table: str, delivery_version: int) -&gt; None:</w:t>
+              <w:t># Add the four bronze audit columns to a delivery.</w:t>
             </w:r>
           </w:p>
           <w:p>
@@ -2450,7 +2224,7 @@
                 <w:b w:val="0"/>
                 <w:sz w:val="16"/>
               </w:rPr>
-              <w:t xml:space="preserve">    """Append one delivery file to bronze as received."""</w:t>
+              <w:t>def add_audit_columns(</w:t>
             </w:r>
           </w:p>
           <w:p>
@@ -2473,7 +2247,7 @@
                 <w:b w:val="0"/>
                 <w:sz w:val="16"/>
               </w:rPr>
-              <w:t xml:space="preserve">    raw = spark.read.option("header", True).csv(path)</w:t>
+              <w:t xml:space="preserve">    df: DataFrame,</w:t>
             </w:r>
           </w:p>
           <w:p>
@@ -2496,7 +2270,7 @@
                 <w:b w:val="0"/>
                 <w:sz w:val="16"/>
               </w:rPr>
-              <w:t xml:space="preserve">    audited = add_audit_columns(raw, str(uuid.uuid4()), path, delivery_version)</w:t>
+              <w:t xml:space="preserve">    ingestion_id: str,</w:t>
             </w:r>
           </w:p>
           <w:p>
@@ -2519,7 +2293,53 @@
                 <w:b w:val="0"/>
                 <w:sz w:val="16"/>
               </w:rPr>
-              <w:t xml:space="preserve">    audited.write.format("delta").mode("overwrite").saveAsTable(table)</w:t>
+              <w:t xml:space="preserve">    source_file: str,</w:t>
+            </w:r>
+          </w:p>
+          <w:p>
+            <w:pPr>
+              <w:spacing w:before="0" w:after="0" w:line="240" w:lineRule="auto"/>
+              <w:ind w:left="567" w:hanging="567"/>
+            </w:pPr>
+            <w:r>
+              <w:rPr>
+                <w:rFonts w:ascii="Consolas" w:hAnsi="Consolas" w:eastAsia="Consolas"/>
+                <w:b w:val="0"/>
+                <w:color w:val="5B6875"/>
+                <w:sz w:val="16"/>
+              </w:rPr>
+              <w:t xml:space="preserve">   6  </w:t>
+            </w:r>
+            <w:r>
+              <w:rPr>
+                <w:rFonts w:ascii="Consolas" w:hAnsi="Consolas" w:eastAsia="Consolas"/>
+                <w:b w:val="0"/>
+                <w:sz w:val="16"/>
+              </w:rPr>
+              <w:t xml:space="preserve">    delivery_version: int,</w:t>
+            </w:r>
+          </w:p>
+          <w:p>
+            <w:pPr>
+              <w:spacing w:before="0" w:after="0" w:line="240" w:lineRule="auto"/>
+              <w:ind w:left="567" w:hanging="567"/>
+            </w:pPr>
+            <w:r>
+              <w:rPr>
+                <w:rFonts w:ascii="Consolas" w:hAnsi="Consolas" w:eastAsia="Consolas"/>
+                <w:b w:val="0"/>
+                <w:color w:val="5B6875"/>
+                <w:sz w:val="16"/>
+              </w:rPr>
+              <w:t xml:space="preserve">   7  </w:t>
+            </w:r>
+            <w:r>
+              <w:rPr>
+                <w:rFonts w:ascii="Consolas" w:hAnsi="Consolas" w:eastAsia="Consolas"/>
+                <w:b w:val="0"/>
+                <w:sz w:val="16"/>
+              </w:rPr>
+              <w:t>) -&gt; DataFrame: ...</w:t>
             </w:r>
           </w:p>
         </w:tc>
@@ -2530,438 +2350,9 @@
       <w:r>
         <w:rPr>
           <w:b w:val="0"/>
-          <w:i/>
-        </w:rPr>
-        <w:t>Write down the line number of the bug. Then write the fix.</w:t>
-      </w:r>
-    </w:p>
-    <w:p>
-      <w:pPr>
-        <w:pStyle w:val="Heading5"/>
-      </w:pPr>
-      <w:r>
-        <w:t>Exercise 6. Architecture design (level 5)</w:t>
-      </w:r>
-    </w:p>
-    <w:p>
-      <w:r>
-        <w:rPr>
-          <w:b w:val="0"/>
-          <w:i w:val="0"/>
-        </w:rPr>
-        <w:t>Assign each piece of work to the layer that owns it.</w:t>
-      </w:r>
-    </w:p>
-    <w:p>
-      <w:r>
-        <w:rPr>
-          <w:b w:val="0"/>
-          <w:i w:val="0"/>
-        </w:rPr>
-        <w:t>Options: Bronze, Silver, Gold.</w:t>
-      </w:r>
-    </w:p>
-    <w:p>
-      <w:pPr>
-        <w:pStyle w:val="ListNumber"/>
-      </w:pPr>
-      <w:r>
-        <w:rPr>
-          <w:b w:val="0"/>
-          <w:i w:val="0"/>
-        </w:rPr>
-        <w:t>Store the supplier's CSV with every column as a string</w:t>
-      </w:r>
-    </w:p>
-    <w:p>
-      <w:pPr>
-        <w:pStyle w:val="ListNumber"/>
-      </w:pPr>
-      <w:r>
-        <w:rPr>
-          <w:b w:val="0"/>
-          <w:i w:val="0"/>
-        </w:rPr>
-        <w:t>Rename wgt to final_weight and cast it to DOUBLE</w:t>
-      </w:r>
-    </w:p>
-    <w:p>
-      <w:pPr>
-        <w:pStyle w:val="ListNumber"/>
-      </w:pPr>
-      <w:r>
-        <w:rPr>
-          <w:b w:val="0"/>
-          <w:i w:val="0"/>
-        </w:rPr>
-        <w:t>Keep only the newest delivery version per respondent and wave</w:t>
-      </w:r>
-    </w:p>
-    <w:p>
-      <w:pPr>
-        <w:pStyle w:val="ListNumber"/>
-      </w:pPr>
-      <w:r>
-        <w:rPr>
-          <w:b w:val="0"/>
-          <w:i w:val="0"/>
-        </w:rPr>
-        <w:t>Weighted reach by wave, age group and region for Power BI</w:t>
-      </w:r>
-    </w:p>
-    <w:p>
-      <w:pPr>
-        <w:pStyle w:val="Heading4"/>
-      </w:pPr>
-      <w:r>
-        <w:t>Practical: Build a bronze loader and prove it keeps every delivery</w:t>
-      </w:r>
-    </w:p>
-    <w:p>
-      <w:r>
-        <w:rPr>
-          <w:b w:val="0"/>
-          <w:i w:val="0"/>
-        </w:rPr>
-        <w:t xml:space="preserve">Platform: Databricks Free Edition. Run this in Databricks Free Edition. It builds two small deliveries of the same wave in memory, loads both into bronze, and shows them side by side. In production the rows come from </w:t>
-      </w:r>
-      <w:r>
-        <w:rPr>
-          <w:rFonts w:ascii="Consolas" w:hAnsi="Consolas" w:eastAsia="Consolas"/>
-          <w:b w:val="0"/>
-          <w:sz w:val="19"/>
-        </w:rPr>
-        <w:t>spark.read.option("header", True).csv(path)</w:t>
-      </w:r>
-      <w:r>
-        <w:rPr>
-          <w:b w:val="0"/>
-          <w:i w:val="0"/>
-        </w:rPr>
-        <w:t>.</w:t>
-      </w:r>
-    </w:p>
-    <w:p>
-      <w:r>
-        <w:rPr>
-          <w:b w:val="0"/>
-          <w:i w:val="0"/>
-        </w:rPr>
-        <w:t xml:space="preserve">Download the notebook </w:t>
-      </w:r>
-      <w:r>
-        <w:rPr>
-          <w:rFonts w:ascii="Consolas" w:hAnsi="Consolas" w:eastAsia="Consolas"/>
-          <w:b w:val="0"/>
-          <w:sz w:val="19"/>
-        </w:rPr>
-        <w:t>A2-L1.ipynb</w:t>
-      </w:r>
-      <w:r>
-        <w:rPr>
-          <w:b w:val="0"/>
-          <w:i w:val="0"/>
-        </w:rPr>
-        <w:t xml:space="preserve"> from the app.</w:t>
-      </w:r>
-    </w:p>
-    <w:p>
-      <w:pPr>
-        <w:pStyle w:val="Heading4"/>
-      </w:pPr>
-      <w:r>
-        <w:t>Sources</w:t>
-      </w:r>
-    </w:p>
-    <w:p>
-      <w:pPr>
-        <w:pStyle w:val="ListBullet"/>
-      </w:pPr>
-      <w:r>
-        <w:rPr>
-          <w:b w:val="0"/>
-          <w:i w:val="0"/>
-        </w:rPr>
-        <w:t>inferSchema turns 00123 into the integer 123. (verified: Run on PySpark 4.0.4 in this repository.)</w:t>
-      </w:r>
-    </w:p>
-    <w:p>
-      <w:pPr>
-        <w:pStyle w:val="ListBullet"/>
-      </w:pPr>
-      <w:r>
-        <w:rPr>
-          <w:b w:val="0"/>
-          <w:i w:val="0"/>
-        </w:rPr>
-        <w:t>Delta history operationMetrics holds numOutputRows for an append. (verified: Run on delta-spark 4.0.1 in this repository.)</w:t>
-      </w:r>
-    </w:p>
-    <w:p>
-      <w:pPr>
-        <w:pStyle w:val="ListBullet"/>
-      </w:pPr>
-      <w:r>
-        <w:rPr>
-          <w:b w:val="0"/>
-          <w:i w:val="0"/>
-        </w:rPr>
-        <w:t>DataFrame.withColumns exists (PySpark 3.3 and later). (verified: Checked on PySpark 4.0.4 in this repository.)</w:t>
-      </w:r>
-    </w:p>
-    <w:p>
-      <w:pPr>
-        <w:pStyle w:val="ListBullet"/>
-      </w:pPr>
-      <w:r>
-        <w:rPr>
-          <w:b w:val="0"/>
-          <w:i w:val="0"/>
-        </w:rPr>
-        <w:t>Open-source Spark defaults saveAsTable to Parquet; Databricks defaults to Delta. (verified: OSS behaviour run locally; Databricks default per docs (VERSIONS.md).)</w:t>
-      </w:r>
-    </w:p>
-    <w:p>
-      <w:pPr>
-        <w:pStyle w:val="Heading3"/>
-      </w:pPr>
-      <w:r>
-        <w:t>A2-L2 Silver: canonical names, checked types, one row per respondent per wave</w:t>
-      </w:r>
-    </w:p>
-    <w:p>
-      <w:pPr>
-        <w:pStyle w:val="Heading4"/>
-      </w:pPr>
-      <w:r>
-        <w:t>Concept</w:t>
-      </w:r>
-    </w:p>
-    <w:p>
-      <w:r>
-        <w:rPr>
-          <w:b w:val="0"/>
-          <w:i w:val="0"/>
-        </w:rPr>
-        <w:t>Silver turns deliveries into a dependable table. Its contract:</w:t>
-      </w:r>
-    </w:p>
-    <w:p>
-      <w:pPr>
-        <w:pStyle w:val="ListBullet"/>
-      </w:pPr>
-      <w:r>
-        <w:rPr>
-          <w:b/>
-          <w:i w:val="0"/>
-        </w:rPr>
-        <w:t>Canonical names.</w:t>
-      </w:r>
-      <w:r>
-        <w:rPr>
-          <w:b w:val="0"/>
-          <w:i w:val="0"/>
-        </w:rPr>
-        <w:t xml:space="preserve"> Rename supplier columns to the names in the Variable Registry, loaded at run time.</w:t>
-      </w:r>
-    </w:p>
-    <w:p>
-      <w:pPr>
-        <w:pStyle w:val="ListBullet"/>
-      </w:pPr>
-      <w:r>
-        <w:rPr>
-          <w:b/>
-          <w:i w:val="0"/>
-        </w:rPr>
-        <w:t>Declared types.</w:t>
-      </w:r>
-      <w:r>
-        <w:rPr>
-          <w:b w:val="0"/>
-          <w:i w:val="0"/>
-        </w:rPr>
-        <w:t xml:space="preserve"> Cast each column to the type in the registry.</w:t>
-      </w:r>
-    </w:p>
-    <w:p>
-      <w:pPr>
-        <w:pStyle w:val="ListBullet"/>
-      </w:pPr>
-      <w:r>
-        <w:rPr>
-          <w:b/>
-          <w:i w:val="0"/>
-        </w:rPr>
-        <w:t>Grain.</w:t>
-      </w:r>
-      <w:r>
-        <w:rPr>
-          <w:b w:val="0"/>
-          <w:i w:val="0"/>
-        </w:rPr>
-        <w:t xml:space="preserve"> One row per respondent per wave. Keep the newest delivery version per key, then MERGE (lesson A3-L1).</w:t>
-      </w:r>
-    </w:p>
-    <w:p>
-      <w:r>
-        <w:rPr>
-          <w:b w:val="0"/>
-          <w:i w:val="0"/>
-        </w:rPr>
-        <w:t>Two Spark behaviours make the first two steps fail silently or loudly, in the wrong place.</w:t>
-      </w:r>
-    </w:p>
-    <w:p>
-      <w:r>
-        <w:rPr>
-          <w:b/>
-          <w:i w:val="0"/>
-        </w:rPr>
-        <w:t>Renames skip missing columns.</w:t>
-      </w:r>
-      <w:r>
-        <w:rPr>
-          <w:b w:val="0"/>
-          <w:i w:val="0"/>
-        </w:rPr>
-        <w:t xml:space="preserve"> </w:t>
-      </w:r>
-      <w:r>
-        <w:rPr>
-          <w:rFonts w:ascii="Consolas" w:hAnsi="Consolas" w:eastAsia="Consolas"/>
-          <w:b w:val="0"/>
-          <w:sz w:val="19"/>
-        </w:rPr>
-        <w:t>withColumnRenamed("wgt", "final_weight")</w:t>
-      </w:r>
-      <w:r>
-        <w:rPr>
-          <w:b w:val="0"/>
-          <w:i w:val="0"/>
-        </w:rPr>
-        <w:t xml:space="preserve"> does nothing when </w:t>
-      </w:r>
-      <w:r>
-        <w:rPr>
-          <w:rFonts w:ascii="Consolas" w:hAnsi="Consolas" w:eastAsia="Consolas"/>
-          <w:b w:val="0"/>
-          <w:sz w:val="19"/>
-        </w:rPr>
-        <w:t>wgt</w:t>
-      </w:r>
-      <w:r>
-        <w:rPr>
-          <w:b w:val="0"/>
-          <w:i w:val="0"/>
-        </w:rPr>
-        <w:t xml:space="preserve"> is absent, and so does </w:t>
-      </w:r>
-      <w:r>
-        <w:rPr>
-          <w:rFonts w:ascii="Consolas" w:hAnsi="Consolas" w:eastAsia="Consolas"/>
-          <w:b w:val="0"/>
-          <w:sz w:val="19"/>
-        </w:rPr>
-        <w:t>withColumnsRenamed</w:t>
-      </w:r>
-      <w:r>
-        <w:rPr>
-          <w:b w:val="0"/>
-          <w:i w:val="0"/>
-        </w:rPr>
-        <w:t xml:space="preserve">. No error, no warning. If the supplier renames </w:t>
-      </w:r>
-      <w:r>
-        <w:rPr>
-          <w:rFonts w:ascii="Consolas" w:hAnsi="Consolas" w:eastAsia="Consolas"/>
-          <w:b w:val="0"/>
-          <w:sz w:val="19"/>
-        </w:rPr>
-        <w:t>wgt</w:t>
-      </w:r>
-      <w:r>
-        <w:rPr>
-          <w:b w:val="0"/>
-          <w:i w:val="0"/>
-        </w:rPr>
-        <w:t xml:space="preserve"> to </w:t>
-      </w:r>
-      <w:r>
-        <w:rPr>
-          <w:rFonts w:ascii="Consolas" w:hAnsi="Consolas" w:eastAsia="Consolas"/>
-          <w:b w:val="0"/>
-          <w:sz w:val="19"/>
-        </w:rPr>
-        <w:t>weight</w:t>
-      </w:r>
-      <w:r>
-        <w:rPr>
-          <w:b w:val="0"/>
-          <w:i w:val="0"/>
-        </w:rPr>
-        <w:t>, silver loses its weight column, and the failure surfaces hours later in gold. Check the source columns yourself before you rename, and raise one error that lists every missing column.</w:t>
-      </w:r>
-    </w:p>
-    <w:p>
-      <w:r>
-        <w:rPr>
-          <w:b/>
-          <w:i w:val="0"/>
-        </w:rPr>
-        <w:t>Casts under ANSI mode.</w:t>
-      </w:r>
-      <w:r>
-        <w:rPr>
-          <w:b w:val="0"/>
-          <w:i w:val="0"/>
-        </w:rPr>
-        <w:t xml:space="preserve"> Databricks Runtime 17.3 LTS runs Spark 4.0, which turns ANSI mode on by default. </w:t>
-      </w:r>
-      <w:r>
-        <w:rPr>
-          <w:rFonts w:ascii="Consolas" w:hAnsi="Consolas" w:eastAsia="Consolas"/>
-          <w:b w:val="0"/>
-          <w:sz w:val="19"/>
-        </w:rPr>
-        <w:t>cast("abc" as int)</w:t>
-      </w:r>
-      <w:r>
-        <w:rPr>
-          <w:b w:val="0"/>
-          <w:i w:val="0"/>
-        </w:rPr>
-        <w:t xml:space="preserve"> now raises </w:t>
-      </w:r>
-      <w:r>
-        <w:rPr>
-          <w:rFonts w:ascii="Consolas" w:hAnsi="Consolas" w:eastAsia="Consolas"/>
-          <w:b w:val="0"/>
-          <w:sz w:val="19"/>
-        </w:rPr>
-        <w:t>CAST_INVALID_INPUT</w:t>
-      </w:r>
-      <w:r>
-        <w:rPr>
-          <w:b w:val="0"/>
-          <w:i w:val="0"/>
-        </w:rPr>
-        <w:t xml:space="preserve"> and stops the job at the first bad value. Older runtimes returned NULL without a word. Neither is what you want in silver. Use </w:t>
-      </w:r>
-      <w:r>
-        <w:rPr>
-          <w:rFonts w:ascii="Consolas" w:hAnsi="Consolas" w:eastAsia="Consolas"/>
-          <w:b w:val="0"/>
-          <w:sz w:val="19"/>
-        </w:rPr>
-        <w:t>try_cast</w:t>
-      </w:r>
-      <w:r>
-        <w:rPr>
-          <w:b w:val="0"/>
-          <w:i w:val="0"/>
-        </w:rPr>
-        <w:t>, which returns NULL for a bad value, then count the new NULLs and let a data-quality check decide: under 0.1% is a WARN, above it is CRITICAL.</w:t>
+          <w:i w:val="0"/>
+        </w:rPr>
+        <w:t>Starter code:</w:t>
       </w:r>
     </w:p>
     <w:tbl>
@@ -2999,7 +2390,122 @@
                 <w:b w:val="0"/>
                 <w:sz w:val="16"/>
               </w:rPr>
-              <w:t>F.col("final_weight").try_cast("double")</w:t>
+              <w:t>from pyspark.sql import DataFrame</w:t>
+            </w:r>
+          </w:p>
+          <w:p>
+            <w:pPr>
+              <w:spacing w:before="0" w:after="0" w:line="240" w:lineRule="auto"/>
+              <w:ind w:left="567" w:hanging="567"/>
+            </w:pPr>
+            <w:r>
+              <w:rPr>
+                <w:rFonts w:ascii="Consolas" w:hAnsi="Consolas" w:eastAsia="Consolas"/>
+                <w:b w:val="0"/>
+                <w:color w:val="5B6875"/>
+                <w:sz w:val="16"/>
+              </w:rPr>
+              <w:t xml:space="preserve">   2  </w:t>
+            </w:r>
+            <w:r>
+              <w:rPr>
+                <w:rFonts w:ascii="Consolas" w:hAnsi="Consolas" w:eastAsia="Consolas"/>
+                <w:b w:val="0"/>
+                <w:sz w:val="16"/>
+              </w:rPr>
+              <w:t>from pyspark.sql import functions as F</w:t>
+            </w:r>
+          </w:p>
+          <w:p>
+            <w:pPr>
+              <w:spacing w:before="0" w:after="0" w:line="240" w:lineRule="auto"/>
+              <w:ind w:left="567" w:hanging="567"/>
+            </w:pPr>
+            <w:r>
+              <w:rPr>
+                <w:rFonts w:ascii="Consolas" w:hAnsi="Consolas" w:eastAsia="Consolas"/>
+                <w:b w:val="0"/>
+                <w:color w:val="5B6875"/>
+                <w:sz w:val="16"/>
+              </w:rPr>
+              <w:t xml:space="preserve">   3  </w:t>
+            </w:r>
+            <w:r>
+              <w:rPr>
+                <w:rFonts w:ascii="Consolas" w:hAnsi="Consolas" w:eastAsia="Consolas"/>
+                <w:b w:val="0"/>
+                <w:sz w:val="16"/>
+              </w:rPr>
+              <w:t xml:space="preserve"> </w:t>
+            </w:r>
+          </w:p>
+          <w:p>
+            <w:pPr>
+              <w:spacing w:before="0" w:after="0" w:line="240" w:lineRule="auto"/>
+              <w:ind w:left="567" w:hanging="567"/>
+            </w:pPr>
+            <w:r>
+              <w:rPr>
+                <w:rFonts w:ascii="Consolas" w:hAnsi="Consolas" w:eastAsia="Consolas"/>
+                <w:b w:val="0"/>
+                <w:color w:val="5B6875"/>
+                <w:sz w:val="16"/>
+              </w:rPr>
+              <w:t xml:space="preserve">   4  </w:t>
+            </w:r>
+            <w:r>
+              <w:rPr>
+                <w:rFonts w:ascii="Consolas" w:hAnsi="Consolas" w:eastAsia="Consolas"/>
+                <w:b w:val="0"/>
+                <w:sz w:val="16"/>
+              </w:rPr>
+              <w:t xml:space="preserve"> </w:t>
+            </w:r>
+          </w:p>
+          <w:p>
+            <w:pPr>
+              <w:spacing w:before="0" w:after="0" w:line="240" w:lineRule="auto"/>
+              <w:ind w:left="567" w:hanging="567"/>
+            </w:pPr>
+            <w:r>
+              <w:rPr>
+                <w:rFonts w:ascii="Consolas" w:hAnsi="Consolas" w:eastAsia="Consolas"/>
+                <w:b w:val="0"/>
+                <w:color w:val="5B6875"/>
+                <w:sz w:val="16"/>
+              </w:rPr>
+              <w:t xml:space="preserve">   5  </w:t>
+            </w:r>
+            <w:r>
+              <w:rPr>
+                <w:rFonts w:ascii="Consolas" w:hAnsi="Consolas" w:eastAsia="Consolas"/>
+                <w:b w:val="0"/>
+                <w:sz w:val="16"/>
+              </w:rPr>
+              <w:t>def add_audit_columns(df: DataFrame, ingestion_id: str, source_file: str, delivery_version: int) -&gt; DataFrame:</w:t>
+            </w:r>
+          </w:p>
+          <w:p>
+            <w:pPr>
+              <w:spacing w:before="0" w:after="0" w:line="240" w:lineRule="auto"/>
+              <w:ind w:left="567" w:hanging="567"/>
+            </w:pPr>
+            <w:r>
+              <w:rPr>
+                <w:rFonts w:ascii="Consolas" w:hAnsi="Consolas" w:eastAsia="Consolas"/>
+                <w:b w:val="0"/>
+                <w:color w:val="5B6875"/>
+                <w:sz w:val="16"/>
+              </w:rPr>
+              <w:t xml:space="preserve">   6  </w:t>
+            </w:r>
+            <w:r>
+              <w:rPr>
+                <w:rFonts w:ascii="Consolas" w:hAnsi="Consolas" w:eastAsia="Consolas"/>
+                <w:b w:val="0"/>
+                <w:sz w:val="16"/>
+              </w:rPr>
+              <w:t xml:space="preserve">    ...</w:t>
             </w:r>
           </w:p>
         </w:tc>
@@ -3007,136 +2513,20 @@
     </w:tbl>
     <w:p/>
     <w:p>
-      <w:r>
-        <w:rPr>
-          <w:b w:val="0"/>
-          <w:i w:val="0"/>
-        </w:rPr>
-        <w:t xml:space="preserve">The pattern is: check columns, rename, </w:t>
-      </w:r>
-      <w:r>
-        <w:rPr>
-          <w:rFonts w:ascii="Consolas" w:hAnsi="Consolas" w:eastAsia="Consolas"/>
-          <w:b w:val="0"/>
-          <w:sz w:val="19"/>
-        </w:rPr>
-        <w:t>try_cast</w:t>
-      </w:r>
-      <w:r>
-        <w:rPr>
-          <w:b w:val="0"/>
-          <w:i w:val="0"/>
-        </w:rPr>
-        <w:t>, count cast failures, deduplicate, MERGE. Each step is a small function you can test.</w:t>
+      <w:pPr>
+        <w:pStyle w:val="Heading5"/>
+      </w:pPr>
+      <w:r>
+        <w:t>Exercise 5. Spot the bug (level 4)</w:t>
       </w:r>
     </w:p>
     <w:p>
-      <w:pPr>
-        <w:pStyle w:val="Heading4"/>
-      </w:pPr>
-      <w:r>
-        <w:t>Why it matters</w:t>
-      </w:r>
-    </w:p>
-    <w:p>
-      <w:r>
-        <w:rPr>
-          <w:b w:val="0"/>
-          <w:i w:val="0"/>
-        </w:rPr>
-        <w:t xml:space="preserve">A supplier renames </w:t>
-      </w:r>
-      <w:r>
-        <w:rPr>
-          <w:rFonts w:ascii="Consolas" w:hAnsi="Consolas" w:eastAsia="Consolas"/>
-          <w:b w:val="0"/>
-          <w:sz w:val="19"/>
-        </w:rPr>
-        <w:t>wgt</w:t>
-      </w:r>
-      <w:r>
-        <w:rPr>
-          <w:b w:val="0"/>
-          <w:i w:val="0"/>
-        </w:rPr>
-        <w:t xml:space="preserve"> to </w:t>
-      </w:r>
-      <w:r>
-        <w:rPr>
-          <w:rFonts w:ascii="Consolas" w:hAnsi="Consolas" w:eastAsia="Consolas"/>
-          <w:b w:val="0"/>
-          <w:sz w:val="19"/>
-        </w:rPr>
-        <w:t>weight</w:t>
-      </w:r>
-      <w:r>
-        <w:rPr>
-          <w:b w:val="0"/>
-          <w:i w:val="0"/>
-        </w:rPr>
-        <w:t xml:space="preserve"> without notice. The silver job calls </w:t>
-      </w:r>
-      <w:r>
-        <w:rPr>
-          <w:rFonts w:ascii="Consolas" w:hAnsi="Consolas" w:eastAsia="Consolas"/>
-          <w:b w:val="0"/>
-          <w:sz w:val="19"/>
-        </w:rPr>
-        <w:t>withColumnRenamed("wgt", "final_weight")</w:t>
-      </w:r>
-      <w:r>
-        <w:rPr>
-          <w:b w:val="0"/>
-          <w:i w:val="0"/>
-        </w:rPr>
-        <w:t xml:space="preserve">, which silently does nothing. The type-casting loop skips </w:t>
-      </w:r>
-      <w:r>
-        <w:rPr>
-          <w:rFonts w:ascii="Consolas" w:hAnsi="Consolas" w:eastAsia="Consolas"/>
-          <w:b w:val="0"/>
-          <w:sz w:val="19"/>
-        </w:rPr>
-        <w:t>final_weight</w:t>
-      </w:r>
-      <w:r>
-        <w:rPr>
-          <w:b w:val="0"/>
-          <w:i w:val="0"/>
-        </w:rPr>
-        <w:t xml:space="preserve"> because the column is missing. Silver writes the wave with no weight column, since schema evolution is on. At 03:00 the gold job fails with </w:t>
-      </w:r>
-      <w:r>
-        <w:rPr>
-          <w:rFonts w:ascii="Consolas" w:hAnsi="Consolas" w:eastAsia="Consolas"/>
-          <w:b w:val="0"/>
-          <w:sz w:val="19"/>
-        </w:rPr>
-        <w:t>final_weight</w:t>
-      </w:r>
-      <w:r>
-        <w:rPr>
-          <w:b w:val="0"/>
-          <w:i w:val="0"/>
-        </w:rPr>
-        <w:t xml:space="preserve"> not found. The morning report shows nothing for the new wave.</w:t>
-      </w:r>
-    </w:p>
-    <w:p>
-      <w:r>
-        <w:rPr>
-          <w:b w:val="0"/>
-          <w:i w:val="0"/>
-        </w:rPr>
-        <w:t>A column check before the rename fails the silver job at 01:00 with one clear message: "missing source columns: wgt". The on-call engineer knows exactly what to ask the supplier.</w:t>
-      </w:r>
-    </w:p>
-    <w:p>
-      <w:pPr>
-        <w:pStyle w:val="Heading4"/>
-      </w:pPr>
-      <w:r>
-        <w:t>Worked example: weak code</w:t>
+      <w:r>
+        <w:rPr>
+          <w:b w:val="0"/>
+          <w:i w:val="0"/>
+        </w:rPr>
+        <w:t>Run this job twice for two deliveries of the same wave. Bronze ends with only the second delivery. Tap the line, then fix the function.</w:t>
       </w:r>
     </w:p>
     <w:tbl>
@@ -3174,7 +2564,7 @@
                 <w:b w:val="0"/>
                 <w:sz w:val="16"/>
               </w:rPr>
-              <w:t>def transform_to_silver(bronze_df, column_map, type_map, wave_id):</w:t>
+              <w:t>def ingest_to_bronze(spark: SparkSession, path: str, table: str, delivery_version: int) -&gt; None:</w:t>
             </w:r>
           </w:p>
           <w:p>
@@ -3197,7 +2587,7 @@
                 <w:b w:val="0"/>
                 <w:sz w:val="16"/>
               </w:rPr>
-              <w:t xml:space="preserve">    for src, tgt in column_map.items():</w:t>
+              <w:t xml:space="preserve">    """Append one delivery file to bronze as received."""</w:t>
             </w:r>
           </w:p>
           <w:p>
@@ -3208,19 +2598,19 @@
             <w:r>
               <w:rPr>
                 <w:rFonts w:ascii="Consolas" w:hAnsi="Consolas" w:eastAsia="Consolas"/>
-                <w:b/>
+                <w:b w:val="0"/>
                 <w:color w:val="5B6875"/>
                 <w:sz w:val="16"/>
               </w:rPr>
-              <w:t xml:space="preserve"> [1]  </w:t>
-            </w:r>
-            <w:r>
-              <w:rPr>
-                <w:rFonts w:ascii="Consolas" w:hAnsi="Consolas" w:eastAsia="Consolas"/>
-                <w:b w:val="0"/>
-                <w:sz w:val="16"/>
-              </w:rPr>
-              <w:t xml:space="preserve">        bronze_df = bronze_df.withColumnRenamed(src, tgt)</w:t>
+              <w:t xml:space="preserve">   3  </w:t>
+            </w:r>
+            <w:r>
+              <w:rPr>
+                <w:rFonts w:ascii="Consolas" w:hAnsi="Consolas" w:eastAsia="Consolas"/>
+                <w:b w:val="0"/>
+                <w:sz w:val="16"/>
+              </w:rPr>
+              <w:t xml:space="preserve">    raw = spark.read.option("header", True).csv(path)</w:t>
             </w:r>
           </w:p>
           <w:p>
@@ -3243,7 +2633,7 @@
                 <w:b w:val="0"/>
                 <w:sz w:val="16"/>
               </w:rPr>
-              <w:t xml:space="preserve">    for col_name, col_type in type_map.items():</w:t>
+              <w:t xml:space="preserve">    audited = add_audit_columns(raw, str(uuid.uuid4()), path, delivery_version)</w:t>
             </w:r>
           </w:p>
           <w:p>
@@ -3254,86 +2644,58 @@
             <w:r>
               <w:rPr>
                 <w:rFonts w:ascii="Consolas" w:hAnsi="Consolas" w:eastAsia="Consolas"/>
-                <w:b/>
+                <w:b w:val="0"/>
                 <w:color w:val="5B6875"/>
                 <w:sz w:val="16"/>
               </w:rPr>
-              <w:t xml:space="preserve"> [2]  </w:t>
-            </w:r>
-            <w:r>
-              <w:rPr>
-                <w:rFonts w:ascii="Consolas" w:hAnsi="Consolas" w:eastAsia="Consolas"/>
-                <w:b w:val="0"/>
-                <w:sz w:val="16"/>
-              </w:rPr>
-              <w:t xml:space="preserve">        bronze_df = bronze_df.withColumn(col_name, col(col_name).cast(col_type))</w:t>
-            </w:r>
-          </w:p>
-          <w:p>
-            <w:pPr>
-              <w:spacing w:before="0" w:after="0" w:line="240" w:lineRule="auto"/>
-              <w:ind w:left="567" w:hanging="567"/>
-            </w:pPr>
-            <w:r>
-              <w:rPr>
-                <w:rFonts w:ascii="Consolas" w:hAnsi="Consolas" w:eastAsia="Consolas"/>
-                <w:b/>
-                <w:color w:val="5B6875"/>
-                <w:sz w:val="16"/>
-              </w:rPr>
-              <w:t xml:space="preserve"> [3]  </w:t>
-            </w:r>
-            <w:r>
-              <w:rPr>
-                <w:rFonts w:ascii="Consolas" w:hAnsi="Consolas" w:eastAsia="Consolas"/>
-                <w:b w:val="0"/>
-                <w:sz w:val="16"/>
-              </w:rPr>
-              <w:t xml:space="preserve">    bronze_df = bronze_df.withColumn("wave_id", lit(wave_id))</w:t>
-            </w:r>
-          </w:p>
-          <w:p>
-            <w:pPr>
-              <w:spacing w:before="0" w:after="0" w:line="240" w:lineRule="auto"/>
-              <w:ind w:left="567" w:hanging="567"/>
-            </w:pPr>
-            <w:r>
-              <w:rPr>
-                <w:rFonts w:ascii="Consolas" w:hAnsi="Consolas" w:eastAsia="Consolas"/>
-                <w:b w:val="0"/>
-                <w:color w:val="5B6875"/>
-                <w:sz w:val="16"/>
-              </w:rPr>
-              <w:t xml:space="preserve">   7  </w:t>
-            </w:r>
-            <w:r>
-              <w:rPr>
-                <w:rFonts w:ascii="Consolas" w:hAnsi="Consolas" w:eastAsia="Consolas"/>
-                <w:b w:val="0"/>
-                <w:sz w:val="16"/>
-              </w:rPr>
-              <w:t xml:space="preserve">    return bronze_df</w:t>
+              <w:t xml:space="preserve">   5  </w:t>
+            </w:r>
+            <w:r>
+              <w:rPr>
+                <w:rFonts w:ascii="Consolas" w:hAnsi="Consolas" w:eastAsia="Consolas"/>
+                <w:b w:val="0"/>
+                <w:sz w:val="16"/>
+              </w:rPr>
+              <w:t xml:space="preserve">    audited.write.format("delta").mode("overwrite").saveAsTable(table)</w:t>
             </w:r>
           </w:p>
         </w:tc>
       </w:tr>
     </w:tbl>
+    <w:p/>
+    <w:p>
+      <w:r>
+        <w:rPr>
+          <w:b w:val="0"/>
+          <w:i/>
+        </w:rPr>
+        <w:t>Write down the line number of the bug. Then write the fix.</w:t>
+      </w:r>
+    </w:p>
     <w:p>
       <w:pPr>
-        <w:pStyle w:val="ListNumber"/>
+        <w:pStyle w:val="Heading5"/>
       </w:pPr>
       <w:r>
-        <w:rPr>
-          <w:b/>
-        </w:rPr>
-        <w:t xml:space="preserve">Line 3. </w:t>
-      </w:r>
-      <w:r>
-        <w:rPr>
-          <w:b w:val="0"/>
-          <w:i w:val="0"/>
-        </w:rPr>
-        <w:t>A missing source column is skipped without an error.</w:t>
+        <w:t>Exercise 6. Architecture design (level 5)</w:t>
+      </w:r>
+    </w:p>
+    <w:p>
+      <w:r>
+        <w:rPr>
+          <w:b w:val="0"/>
+          <w:i w:val="0"/>
+        </w:rPr>
+        <w:t>Assign each piece of work to the layer that owns it.</w:t>
+      </w:r>
+    </w:p>
+    <w:p>
+      <w:r>
+        <w:rPr>
+          <w:b w:val="0"/>
+          <w:i w:val="0"/>
+        </w:rPr>
+        <w:t>Options: Bronze, Silver, Gold.</w:t>
       </w:r>
     </w:p>
     <w:p>
@@ -3342,16 +2704,10 @@
       </w:pPr>
       <w:r>
         <w:rPr>
-          <w:b/>
-        </w:rPr>
-        <w:t xml:space="preserve">Line 5. </w:t>
-      </w:r>
-      <w:r>
-        <w:rPr>
-          <w:b w:val="0"/>
-          <w:i w:val="0"/>
-        </w:rPr>
-        <w:t>Under ANSI mode one bad value stops the job. Without ANSI, bad values become NULL with no count.</w:t>
+          <w:b w:val="0"/>
+          <w:i w:val="0"/>
+        </w:rPr>
+        <w:t>Store the supplier's CSV with every column as a string</w:t>
       </w:r>
     </w:p>
     <w:p>
@@ -3360,16 +2716,34 @@
       </w:pPr>
       <w:r>
         <w:rPr>
-          <w:b/>
-        </w:rPr>
-        <w:t xml:space="preserve">Line 6. </w:t>
-      </w:r>
-      <w:r>
-        <w:rPr>
-          <w:b w:val="0"/>
-          <w:i w:val="0"/>
-        </w:rPr>
-        <w:t>Overwrites the wave_id from the delivery, hiding a file loaded against the wrong wave.</w:t>
+          <w:b w:val="0"/>
+          <w:i w:val="0"/>
+        </w:rPr>
+        <w:t>Rename wgt to final_weight and cast it to DOUBLE</w:t>
+      </w:r>
+    </w:p>
+    <w:p>
+      <w:pPr>
+        <w:pStyle w:val="ListNumber"/>
+      </w:pPr>
+      <w:r>
+        <w:rPr>
+          <w:b w:val="0"/>
+          <w:i w:val="0"/>
+        </w:rPr>
+        <w:t>Keep only the newest delivery version per respondent and wave</w:t>
+      </w:r>
+    </w:p>
+    <w:p>
+      <w:pPr>
+        <w:pStyle w:val="ListNumber"/>
+      </w:pPr>
+      <w:r>
+        <w:rPr>
+          <w:b w:val="0"/>
+          <w:i w:val="0"/>
+        </w:rPr>
+        <w:t>Weighted reach by wave, age group and region for Power BI</w:t>
       </w:r>
     </w:p>
     <w:p>
@@ -3377,7 +2751,354 @@
         <w:pStyle w:val="Heading4"/>
       </w:pPr>
       <w:r>
-        <w:t>Worked example: strong code</w:t>
+        <w:t>Practical: Build a bronze loader and prove it keeps every delivery</w:t>
+      </w:r>
+    </w:p>
+    <w:p>
+      <w:r>
+        <w:rPr>
+          <w:b w:val="0"/>
+          <w:i w:val="0"/>
+        </w:rPr>
+        <w:t xml:space="preserve">Platform: Databricks Free Edition. Run this in Databricks Free Edition. It builds two small deliveries of the same wave in memory, loads both into bronze, and shows them side by side. In production the rows come from </w:t>
+      </w:r>
+      <w:r>
+        <w:rPr>
+          <w:rFonts w:ascii="Consolas" w:hAnsi="Consolas" w:eastAsia="Consolas"/>
+          <w:b w:val="0"/>
+          <w:sz w:val="19"/>
+        </w:rPr>
+        <w:t>spark.read.option("header", True).csv(path)</w:t>
+      </w:r>
+      <w:r>
+        <w:rPr>
+          <w:b w:val="0"/>
+          <w:i w:val="0"/>
+        </w:rPr>
+        <w:t>.</w:t>
+      </w:r>
+    </w:p>
+    <w:p>
+      <w:r>
+        <w:rPr>
+          <w:b w:val="0"/>
+          <w:i w:val="0"/>
+        </w:rPr>
+        <w:t xml:space="preserve">Download the notebook </w:t>
+      </w:r>
+      <w:r>
+        <w:rPr>
+          <w:rFonts w:ascii="Consolas" w:hAnsi="Consolas" w:eastAsia="Consolas"/>
+          <w:b w:val="0"/>
+          <w:sz w:val="19"/>
+        </w:rPr>
+        <w:t>A2-L1.ipynb</w:t>
+      </w:r>
+      <w:r>
+        <w:rPr>
+          <w:b w:val="0"/>
+          <w:i w:val="0"/>
+        </w:rPr>
+        <w:t xml:space="preserve"> from the app.</w:t>
+      </w:r>
+    </w:p>
+    <w:p>
+      <w:pPr>
+        <w:pStyle w:val="Heading4"/>
+      </w:pPr>
+      <w:r>
+        <w:t>Sources</w:t>
+      </w:r>
+    </w:p>
+    <w:p>
+      <w:pPr>
+        <w:pStyle w:val="ListBullet"/>
+      </w:pPr>
+      <w:r>
+        <w:rPr>
+          <w:b w:val="0"/>
+          <w:i w:val="0"/>
+        </w:rPr>
+        <w:t>inferSchema turns 00123 into the integer 123. (verified: Run on PySpark 4.0.4 in this repository.)</w:t>
+      </w:r>
+    </w:p>
+    <w:p>
+      <w:pPr>
+        <w:pStyle w:val="ListBullet"/>
+      </w:pPr>
+      <w:r>
+        <w:rPr>
+          <w:b w:val="0"/>
+          <w:i w:val="0"/>
+        </w:rPr>
+        <w:t>Delta history operationMetrics holds numOutputRows for an append. (verified: Run on delta-spark 4.0.1 in this repository.)</w:t>
+      </w:r>
+    </w:p>
+    <w:p>
+      <w:pPr>
+        <w:pStyle w:val="ListBullet"/>
+      </w:pPr>
+      <w:r>
+        <w:rPr>
+          <w:b w:val="0"/>
+          <w:i w:val="0"/>
+        </w:rPr>
+        <w:t>DataFrame.withColumns exists (PySpark 3.3 and later). (verified: Checked on PySpark 4.0.4 in this repository.)</w:t>
+      </w:r>
+    </w:p>
+    <w:p>
+      <w:pPr>
+        <w:pStyle w:val="ListBullet"/>
+      </w:pPr>
+      <w:r>
+        <w:rPr>
+          <w:b w:val="0"/>
+          <w:i w:val="0"/>
+        </w:rPr>
+        <w:t>Open-source Spark defaults saveAsTable to Parquet; Databricks defaults to Delta. (verified: OSS behaviour run locally; Databricks default per docs (VERSIONS.md).)</w:t>
+      </w:r>
+    </w:p>
+    <w:p>
+      <w:pPr>
+        <w:pStyle w:val="Heading3"/>
+      </w:pPr>
+      <w:r>
+        <w:t>A2-L2 Silver: canonical names, checked types, one row per respondent per wave</w:t>
+      </w:r>
+    </w:p>
+    <w:p>
+      <w:pPr>
+        <w:pStyle w:val="Heading4"/>
+      </w:pPr>
+      <w:r>
+        <w:t>Concept</w:t>
+      </w:r>
+    </w:p>
+    <w:p>
+      <w:r>
+        <w:rPr>
+          <w:b w:val="0"/>
+          <w:i w:val="0"/>
+        </w:rPr>
+        <w:t>Silver turns deliveries into a dependable table. Its contract:</w:t>
+      </w:r>
+    </w:p>
+    <w:p>
+      <w:pPr>
+        <w:pStyle w:val="ListBullet"/>
+      </w:pPr>
+      <w:r>
+        <w:rPr>
+          <w:b/>
+          <w:i w:val="0"/>
+        </w:rPr>
+        <w:t>Canonical names.</w:t>
+      </w:r>
+      <w:r>
+        <w:rPr>
+          <w:b w:val="0"/>
+          <w:i w:val="0"/>
+        </w:rPr>
+        <w:t xml:space="preserve"> Rename supplier columns to the names in the Variable Registry, loaded at run time.</w:t>
+      </w:r>
+    </w:p>
+    <w:p>
+      <w:pPr>
+        <w:pStyle w:val="ListBullet"/>
+      </w:pPr>
+      <w:r>
+        <w:rPr>
+          <w:b/>
+          <w:i w:val="0"/>
+        </w:rPr>
+        <w:t>Declared types.</w:t>
+      </w:r>
+      <w:r>
+        <w:rPr>
+          <w:b w:val="0"/>
+          <w:i w:val="0"/>
+        </w:rPr>
+        <w:t xml:space="preserve"> Cast each column to the type in the registry.</w:t>
+      </w:r>
+    </w:p>
+    <w:p>
+      <w:pPr>
+        <w:pStyle w:val="ListBullet"/>
+      </w:pPr>
+      <w:r>
+        <w:rPr>
+          <w:b/>
+          <w:i w:val="0"/>
+        </w:rPr>
+        <w:t>Grain.</w:t>
+      </w:r>
+      <w:r>
+        <w:rPr>
+          <w:b w:val="0"/>
+          <w:i w:val="0"/>
+        </w:rPr>
+        <w:t xml:space="preserve"> One row per respondent per wave. Keep the newest delivery version per key, then MERGE (lesson A3-L1).</w:t>
+      </w:r>
+    </w:p>
+    <w:p>
+      <w:r>
+        <w:rPr>
+          <w:b w:val="0"/>
+          <w:i w:val="0"/>
+        </w:rPr>
+        <w:t>Two Spark behaviours make the first two steps fail silently or loudly, in the wrong place.</w:t>
+      </w:r>
+    </w:p>
+    <w:p>
+      <w:r>
+        <w:rPr>
+          <w:b/>
+          <w:i w:val="0"/>
+        </w:rPr>
+        <w:t>Renames skip missing columns.</w:t>
+      </w:r>
+      <w:r>
+        <w:rPr>
+          <w:b w:val="0"/>
+          <w:i w:val="0"/>
+        </w:rPr>
+        <w:t xml:space="preserve"> </w:t>
+      </w:r>
+      <w:r>
+        <w:rPr>
+          <w:rFonts w:ascii="Consolas" w:hAnsi="Consolas" w:eastAsia="Consolas"/>
+          <w:b w:val="0"/>
+          <w:sz w:val="19"/>
+        </w:rPr>
+        <w:t>withColumnRenamed("wgt", "final_weight")</w:t>
+      </w:r>
+      <w:r>
+        <w:rPr>
+          <w:b w:val="0"/>
+          <w:i w:val="0"/>
+        </w:rPr>
+        <w:t xml:space="preserve"> does nothing when </w:t>
+      </w:r>
+      <w:r>
+        <w:rPr>
+          <w:rFonts w:ascii="Consolas" w:hAnsi="Consolas" w:eastAsia="Consolas"/>
+          <w:b w:val="0"/>
+          <w:sz w:val="19"/>
+        </w:rPr>
+        <w:t>wgt</w:t>
+      </w:r>
+      <w:r>
+        <w:rPr>
+          <w:b w:val="0"/>
+          <w:i w:val="0"/>
+        </w:rPr>
+        <w:t xml:space="preserve"> is absent, and so does </w:t>
+      </w:r>
+      <w:r>
+        <w:rPr>
+          <w:rFonts w:ascii="Consolas" w:hAnsi="Consolas" w:eastAsia="Consolas"/>
+          <w:b w:val="0"/>
+          <w:sz w:val="19"/>
+        </w:rPr>
+        <w:t>withColumnsRenamed</w:t>
+      </w:r>
+      <w:r>
+        <w:rPr>
+          <w:b w:val="0"/>
+          <w:i w:val="0"/>
+        </w:rPr>
+        <w:t xml:space="preserve">. No error, no warning. If the supplier renames </w:t>
+      </w:r>
+      <w:r>
+        <w:rPr>
+          <w:rFonts w:ascii="Consolas" w:hAnsi="Consolas" w:eastAsia="Consolas"/>
+          <w:b w:val="0"/>
+          <w:sz w:val="19"/>
+        </w:rPr>
+        <w:t>wgt</w:t>
+      </w:r>
+      <w:r>
+        <w:rPr>
+          <w:b w:val="0"/>
+          <w:i w:val="0"/>
+        </w:rPr>
+        <w:t xml:space="preserve"> to </w:t>
+      </w:r>
+      <w:r>
+        <w:rPr>
+          <w:rFonts w:ascii="Consolas" w:hAnsi="Consolas" w:eastAsia="Consolas"/>
+          <w:b w:val="0"/>
+          <w:sz w:val="19"/>
+        </w:rPr>
+        <w:t>weight</w:t>
+      </w:r>
+      <w:r>
+        <w:rPr>
+          <w:b w:val="0"/>
+          <w:i w:val="0"/>
+        </w:rPr>
+        <w:t>, silver loses its weight column, and the failure surfaces hours later in gold. Check the source columns yourself before you rename, and raise one error that lists every missing column.</w:t>
+      </w:r>
+    </w:p>
+    <w:p>
+      <w:r>
+        <w:rPr>
+          <w:b/>
+          <w:i w:val="0"/>
+        </w:rPr>
+        <w:t>Casts under ANSI mode.</w:t>
+      </w:r>
+      <w:r>
+        <w:rPr>
+          <w:b w:val="0"/>
+          <w:i w:val="0"/>
+        </w:rPr>
+        <w:t xml:space="preserve"> Databricks Runtime 17.3 LTS runs Spark 4.0, which turns ANSI mode on by default. </w:t>
+      </w:r>
+      <w:r>
+        <w:rPr>
+          <w:rFonts w:ascii="Consolas" w:hAnsi="Consolas" w:eastAsia="Consolas"/>
+          <w:b w:val="0"/>
+          <w:sz w:val="19"/>
+        </w:rPr>
+        <w:t>cast("abc" as int)</w:t>
+      </w:r>
+      <w:r>
+        <w:rPr>
+          <w:b w:val="0"/>
+          <w:i w:val="0"/>
+        </w:rPr>
+        <w:t xml:space="preserve"> now raises </w:t>
+      </w:r>
+      <w:r>
+        <w:rPr>
+          <w:rFonts w:ascii="Consolas" w:hAnsi="Consolas" w:eastAsia="Consolas"/>
+          <w:b w:val="0"/>
+          <w:sz w:val="19"/>
+        </w:rPr>
+        <w:t>CAST_INVALID_INPUT</w:t>
+      </w:r>
+      <w:r>
+        <w:rPr>
+          <w:b w:val="0"/>
+          <w:i w:val="0"/>
+        </w:rPr>
+        <w:t xml:space="preserve"> and stops the job at the first bad value. Older runtimes returned NULL without a word. Neither is what you want in silver. Use </w:t>
+      </w:r>
+      <w:r>
+        <w:rPr>
+          <w:rFonts w:ascii="Consolas" w:hAnsi="Consolas" w:eastAsia="Consolas"/>
+          <w:b w:val="0"/>
+          <w:sz w:val="19"/>
+        </w:rPr>
+        <w:t>try_cast</w:t>
+      </w:r>
+      <w:r>
+        <w:rPr>
+          <w:b w:val="0"/>
+          <w:i w:val="0"/>
+        </w:rPr>
+        <w:t>, which returns NULL for a bad value, then count the new NULLs and let a data-quality check decide: under 0.1% is a WARN, above it is CRITICAL.</w:t>
       </w:r>
     </w:p>
     <w:tbl>
@@ -3415,7 +3136,182 @@
                 <w:b w:val="0"/>
                 <w:sz w:val="16"/>
               </w:rPr>
-              <w:t>def require_columns(df: DataFrame, columns: list[str]) -&gt; None:</w:t>
+              <w:t>F.col("final_weight").try_cast("double")</w:t>
+            </w:r>
+          </w:p>
+        </w:tc>
+      </w:tr>
+    </w:tbl>
+    <w:p/>
+    <w:p>
+      <w:r>
+        <w:rPr>
+          <w:b w:val="0"/>
+          <w:i w:val="0"/>
+        </w:rPr>
+        <w:t xml:space="preserve">The pattern is: check columns, rename, </w:t>
+      </w:r>
+      <w:r>
+        <w:rPr>
+          <w:rFonts w:ascii="Consolas" w:hAnsi="Consolas" w:eastAsia="Consolas"/>
+          <w:b w:val="0"/>
+          <w:sz w:val="19"/>
+        </w:rPr>
+        <w:t>try_cast</w:t>
+      </w:r>
+      <w:r>
+        <w:rPr>
+          <w:b w:val="0"/>
+          <w:i w:val="0"/>
+        </w:rPr>
+        <w:t>, count cast failures, deduplicate, MERGE. Each step is a small function you can test.</w:t>
+      </w:r>
+    </w:p>
+    <w:p>
+      <w:pPr>
+        <w:pStyle w:val="Heading4"/>
+      </w:pPr>
+      <w:r>
+        <w:t>Why it matters</w:t>
+      </w:r>
+    </w:p>
+    <w:p>
+      <w:r>
+        <w:rPr>
+          <w:b w:val="0"/>
+          <w:i w:val="0"/>
+        </w:rPr>
+        <w:t xml:space="preserve">A supplier renames </w:t>
+      </w:r>
+      <w:r>
+        <w:rPr>
+          <w:rFonts w:ascii="Consolas" w:hAnsi="Consolas" w:eastAsia="Consolas"/>
+          <w:b w:val="0"/>
+          <w:sz w:val="19"/>
+        </w:rPr>
+        <w:t>wgt</w:t>
+      </w:r>
+      <w:r>
+        <w:rPr>
+          <w:b w:val="0"/>
+          <w:i w:val="0"/>
+        </w:rPr>
+        <w:t xml:space="preserve"> to </w:t>
+      </w:r>
+      <w:r>
+        <w:rPr>
+          <w:rFonts w:ascii="Consolas" w:hAnsi="Consolas" w:eastAsia="Consolas"/>
+          <w:b w:val="0"/>
+          <w:sz w:val="19"/>
+        </w:rPr>
+        <w:t>weight</w:t>
+      </w:r>
+      <w:r>
+        <w:rPr>
+          <w:b w:val="0"/>
+          <w:i w:val="0"/>
+        </w:rPr>
+        <w:t xml:space="preserve"> without notice. The silver job calls </w:t>
+      </w:r>
+      <w:r>
+        <w:rPr>
+          <w:rFonts w:ascii="Consolas" w:hAnsi="Consolas" w:eastAsia="Consolas"/>
+          <w:b w:val="0"/>
+          <w:sz w:val="19"/>
+        </w:rPr>
+        <w:t>withColumnRenamed("wgt", "final_weight")</w:t>
+      </w:r>
+      <w:r>
+        <w:rPr>
+          <w:b w:val="0"/>
+          <w:i w:val="0"/>
+        </w:rPr>
+        <w:t xml:space="preserve">, which silently does nothing. The type-casting loop skips </w:t>
+      </w:r>
+      <w:r>
+        <w:rPr>
+          <w:rFonts w:ascii="Consolas" w:hAnsi="Consolas" w:eastAsia="Consolas"/>
+          <w:b w:val="0"/>
+          <w:sz w:val="19"/>
+        </w:rPr>
+        <w:t>final_weight</w:t>
+      </w:r>
+      <w:r>
+        <w:rPr>
+          <w:b w:val="0"/>
+          <w:i w:val="0"/>
+        </w:rPr>
+        <w:t xml:space="preserve"> because the column is missing. Silver writes the wave with no weight column, since schema evolution is on. At 03:00 the gold job fails with </w:t>
+      </w:r>
+      <w:r>
+        <w:rPr>
+          <w:rFonts w:ascii="Consolas" w:hAnsi="Consolas" w:eastAsia="Consolas"/>
+          <w:b w:val="0"/>
+          <w:sz w:val="19"/>
+        </w:rPr>
+        <w:t>final_weight</w:t>
+      </w:r>
+      <w:r>
+        <w:rPr>
+          <w:b w:val="0"/>
+          <w:i w:val="0"/>
+        </w:rPr>
+        <w:t xml:space="preserve"> not found. The morning report shows nothing for the new wave.</w:t>
+      </w:r>
+    </w:p>
+    <w:p>
+      <w:r>
+        <w:rPr>
+          <w:b w:val="0"/>
+          <w:i w:val="0"/>
+        </w:rPr>
+        <w:t>A column check before the rename fails the silver job at 01:00 with one clear message: "missing source columns: wgt". The on-call engineer knows exactly what to ask the supplier.</w:t>
+      </w:r>
+    </w:p>
+    <w:p>
+      <w:pPr>
+        <w:pStyle w:val="Heading4"/>
+      </w:pPr>
+      <w:r>
+        <w:t>Worked example: weak code</w:t>
+      </w:r>
+    </w:p>
+    <w:tbl>
+      <w:tblPr>
+        <w:tblW w:type="auto" w:w="0"/>
+        <w:jc w:val="left"/>
+        <w:tblLook w:firstColumn="1" w:firstRow="1" w:lastColumn="0" w:lastRow="0" w:noHBand="0" w:noVBand="1" w:val="04A0"/>
+      </w:tblPr>
+      <w:tblGrid>
+        <w:gridCol w:w="8221"/>
+      </w:tblGrid>
+      <w:tr>
+        <w:tc>
+          <w:tcPr>
+            <w:tcW w:type="dxa" w:w="8221"/>
+            <w:shd w:val="clear" w:color="auto" w:fill="F2F4F7"/>
+          </w:tcPr>
+          <w:p>
+            <w:pPr>
+              <w:spacing w:before="0" w:after="0" w:line="240" w:lineRule="auto"/>
+              <w:ind w:left="567" w:hanging="567"/>
+            </w:pPr>
+            <w:r>
+              <w:rPr>
+                <w:rFonts w:ascii="Consolas" w:hAnsi="Consolas" w:eastAsia="Consolas"/>
+                <w:b w:val="0"/>
+                <w:color w:val="5B6875"/>
+                <w:sz w:val="16"/>
+              </w:rPr>
+              <w:t xml:space="preserve">   1  </w:t>
+            </w:r>
+            <w:r>
+              <w:rPr>
+                <w:rFonts w:ascii="Consolas" w:hAnsi="Consolas" w:eastAsia="Consolas"/>
+                <w:b w:val="0"/>
+                <w:sz w:val="16"/>
+              </w:rPr>
+              <w:t>def transform_to_silver(bronze_df, column_map, type_map, wave_id):</w:t>
             </w:r>
           </w:p>
           <w:p>
@@ -3438,7 +3334,7 @@
                 <w:b w:val="0"/>
                 <w:sz w:val="16"/>
               </w:rPr>
-              <w:t xml:space="preserve">    """Raise ValueError listing every column missing from df."""</w:t>
+              <w:t xml:space="preserve">    for src, tgt in column_map.items():</w:t>
             </w:r>
           </w:p>
           <w:p>
@@ -3449,19 +3345,19 @@
             <w:r>
               <w:rPr>
                 <w:rFonts w:ascii="Consolas" w:hAnsi="Consolas" w:eastAsia="Consolas"/>
-                <w:b w:val="0"/>
+                <w:b/>
                 <w:color w:val="5B6875"/>
                 <w:sz w:val="16"/>
               </w:rPr>
-              <w:t xml:space="preserve">   3  </w:t>
-            </w:r>
-            <w:r>
-              <w:rPr>
-                <w:rFonts w:ascii="Consolas" w:hAnsi="Consolas" w:eastAsia="Consolas"/>
-                <w:b w:val="0"/>
-                <w:sz w:val="16"/>
-              </w:rPr>
-              <w:t xml:space="preserve">    missing = sorted(set(columns) - set(df.columns))</w:t>
+              <w:t xml:space="preserve"> [1]  </w:t>
+            </w:r>
+            <w:r>
+              <w:rPr>
+                <w:rFonts w:ascii="Consolas" w:hAnsi="Consolas" w:eastAsia="Consolas"/>
+                <w:b w:val="0"/>
+                <w:sz w:val="16"/>
+              </w:rPr>
+              <w:t xml:space="preserve">        bronze_df = bronze_df.withColumnRenamed(src, tgt)</w:t>
             </w:r>
           </w:p>
           <w:p>
@@ -3484,7 +3380,7 @@
                 <w:b w:val="0"/>
                 <w:sz w:val="16"/>
               </w:rPr>
-              <w:t xml:space="preserve">    if missing:</w:t>
+              <w:t xml:space="preserve">    for col_name, col_type in type_map.items():</w:t>
             </w:r>
           </w:p>
           <w:p>
@@ -3499,15 +3395,15 @@
                 <w:color w:val="5B6875"/>
                 <w:sz w:val="16"/>
               </w:rPr>
-              <w:t xml:space="preserve"> [1]  </w:t>
-            </w:r>
-            <w:r>
-              <w:rPr>
-                <w:rFonts w:ascii="Consolas" w:hAnsi="Consolas" w:eastAsia="Consolas"/>
-                <w:b w:val="0"/>
-                <w:sz w:val="16"/>
-              </w:rPr>
-              <w:t xml:space="preserve">        raise ValueError(f"missing source columns: {missing}")</w:t>
+              <w:t xml:space="preserve"> [2]  </w:t>
+            </w:r>
+            <w:r>
+              <w:rPr>
+                <w:rFonts w:ascii="Consolas" w:hAnsi="Consolas" w:eastAsia="Consolas"/>
+                <w:b w:val="0"/>
+                <w:sz w:val="16"/>
+              </w:rPr>
+              <w:t xml:space="preserve">        bronze_df = bronze_df.withColumn(col_name, col(col_name).cast(col_type))</w:t>
             </w:r>
           </w:p>
           <w:p>
@@ -3518,19 +3414,19 @@
             <w:r>
               <w:rPr>
                 <w:rFonts w:ascii="Consolas" w:hAnsi="Consolas" w:eastAsia="Consolas"/>
-                <w:b w:val="0"/>
+                <w:b/>
                 <w:color w:val="5B6875"/>
                 <w:sz w:val="16"/>
               </w:rPr>
-              <w:t xml:space="preserve">   6  </w:t>
-            </w:r>
-            <w:r>
-              <w:rPr>
-                <w:rFonts w:ascii="Consolas" w:hAnsi="Consolas" w:eastAsia="Consolas"/>
-                <w:b w:val="0"/>
-                <w:sz w:val="16"/>
-              </w:rPr>
-              <w:t xml:space="preserve"> </w:t>
+              <w:t xml:space="preserve"> [3]  </w:t>
+            </w:r>
+            <w:r>
+              <w:rPr>
+                <w:rFonts w:ascii="Consolas" w:hAnsi="Consolas" w:eastAsia="Consolas"/>
+                <w:b w:val="0"/>
+                <w:sz w:val="16"/>
+              </w:rPr>
+              <w:t xml:space="preserve">    bronze_df = bronze_df.withColumn("wave_id", lit(wave_id))</w:t>
             </w:r>
           </w:p>
           <w:p>
@@ -3553,444 +3449,7 @@
                 <w:b w:val="0"/>
                 <w:sz w:val="16"/>
               </w:rPr>
-              <w:t xml:space="preserve"> </w:t>
-            </w:r>
-          </w:p>
-          <w:p>
-            <w:pPr>
-              <w:spacing w:before="0" w:after="0" w:line="240" w:lineRule="auto"/>
-              <w:ind w:left="567" w:hanging="567"/>
-            </w:pPr>
-            <w:r>
-              <w:rPr>
-                <w:rFonts w:ascii="Consolas" w:hAnsi="Consolas" w:eastAsia="Consolas"/>
-                <w:b w:val="0"/>
-                <w:color w:val="5B6875"/>
-                <w:sz w:val="16"/>
-              </w:rPr>
-              <w:t xml:space="preserve">   8  </w:t>
-            </w:r>
-            <w:r>
-              <w:rPr>
-                <w:rFonts w:ascii="Consolas" w:hAnsi="Consolas" w:eastAsia="Consolas"/>
-                <w:b w:val="0"/>
-                <w:sz w:val="16"/>
-              </w:rPr>
-              <w:t>def rename_to_canonical(df: DataFrame, column_map: dict[str, str]) -&gt; DataFrame:</w:t>
-            </w:r>
-          </w:p>
-          <w:p>
-            <w:pPr>
-              <w:spacing w:before="0" w:after="0" w:line="240" w:lineRule="auto"/>
-              <w:ind w:left="567" w:hanging="567"/>
-            </w:pPr>
-            <w:r>
-              <w:rPr>
-                <w:rFonts w:ascii="Consolas" w:hAnsi="Consolas" w:eastAsia="Consolas"/>
-                <w:b w:val="0"/>
-                <w:color w:val="5B6875"/>
-                <w:sz w:val="16"/>
-              </w:rPr>
-              <w:t xml:space="preserve">   9  </w:t>
-            </w:r>
-            <w:r>
-              <w:rPr>
-                <w:rFonts w:ascii="Consolas" w:hAnsi="Consolas" w:eastAsia="Consolas"/>
-                <w:b w:val="0"/>
-                <w:sz w:val="16"/>
-              </w:rPr>
-              <w:t xml:space="preserve">    """Rename supplier columns to registry names. Fails on any missing column."""</w:t>
-            </w:r>
-          </w:p>
-          <w:p>
-            <w:pPr>
-              <w:spacing w:before="0" w:after="0" w:line="240" w:lineRule="auto"/>
-              <w:ind w:left="567" w:hanging="567"/>
-            </w:pPr>
-            <w:r>
-              <w:rPr>
-                <w:rFonts w:ascii="Consolas" w:hAnsi="Consolas" w:eastAsia="Consolas"/>
-                <w:b w:val="0"/>
-                <w:color w:val="5B6875"/>
-                <w:sz w:val="16"/>
-              </w:rPr>
-              <w:t xml:space="preserve">  10  </w:t>
-            </w:r>
-            <w:r>
-              <w:rPr>
-                <w:rFonts w:ascii="Consolas" w:hAnsi="Consolas" w:eastAsia="Consolas"/>
-                <w:b w:val="0"/>
-                <w:sz w:val="16"/>
-              </w:rPr>
-              <w:t xml:space="preserve">    require_columns(df, list(column_map))</w:t>
-            </w:r>
-          </w:p>
-          <w:p>
-            <w:pPr>
-              <w:spacing w:before="0" w:after="0" w:line="240" w:lineRule="auto"/>
-              <w:ind w:left="567" w:hanging="567"/>
-            </w:pPr>
-            <w:r>
-              <w:rPr>
-                <w:rFonts w:ascii="Consolas" w:hAnsi="Consolas" w:eastAsia="Consolas"/>
-                <w:b/>
-                <w:color w:val="5B6875"/>
-                <w:sz w:val="16"/>
-              </w:rPr>
-              <w:t xml:space="preserve"> [2]  </w:t>
-            </w:r>
-            <w:r>
-              <w:rPr>
-                <w:rFonts w:ascii="Consolas" w:hAnsi="Consolas" w:eastAsia="Consolas"/>
-                <w:b w:val="0"/>
-                <w:sz w:val="16"/>
-              </w:rPr>
-              <w:t xml:space="preserve">    return df.withColumnsRenamed(column_map)</w:t>
-            </w:r>
-          </w:p>
-          <w:p>
-            <w:pPr>
-              <w:spacing w:before="0" w:after="0" w:line="240" w:lineRule="auto"/>
-              <w:ind w:left="567" w:hanging="567"/>
-            </w:pPr>
-            <w:r>
-              <w:rPr>
-                <w:rFonts w:ascii="Consolas" w:hAnsi="Consolas" w:eastAsia="Consolas"/>
-                <w:b w:val="0"/>
-                <w:color w:val="5B6875"/>
-                <w:sz w:val="16"/>
-              </w:rPr>
-              <w:t xml:space="preserve">  12  </w:t>
-            </w:r>
-            <w:r>
-              <w:rPr>
-                <w:rFonts w:ascii="Consolas" w:hAnsi="Consolas" w:eastAsia="Consolas"/>
-                <w:b w:val="0"/>
-                <w:sz w:val="16"/>
-              </w:rPr>
-              <w:t xml:space="preserve"> </w:t>
-            </w:r>
-          </w:p>
-          <w:p>
-            <w:pPr>
-              <w:spacing w:before="0" w:after="0" w:line="240" w:lineRule="auto"/>
-              <w:ind w:left="567" w:hanging="567"/>
-            </w:pPr>
-            <w:r>
-              <w:rPr>
-                <w:rFonts w:ascii="Consolas" w:hAnsi="Consolas" w:eastAsia="Consolas"/>
-                <w:b w:val="0"/>
-                <w:color w:val="5B6875"/>
-                <w:sz w:val="16"/>
-              </w:rPr>
-              <w:t xml:space="preserve">  13  </w:t>
-            </w:r>
-            <w:r>
-              <w:rPr>
-                <w:rFonts w:ascii="Consolas" w:hAnsi="Consolas" w:eastAsia="Consolas"/>
-                <w:b w:val="0"/>
-                <w:sz w:val="16"/>
-              </w:rPr>
-              <w:t xml:space="preserve"> </w:t>
-            </w:r>
-          </w:p>
-          <w:p>
-            <w:pPr>
-              <w:spacing w:before="0" w:after="0" w:line="240" w:lineRule="auto"/>
-              <w:ind w:left="567" w:hanging="567"/>
-            </w:pPr>
-            <w:r>
-              <w:rPr>
-                <w:rFonts w:ascii="Consolas" w:hAnsi="Consolas" w:eastAsia="Consolas"/>
-                <w:b w:val="0"/>
-                <w:color w:val="5B6875"/>
-                <w:sz w:val="16"/>
-              </w:rPr>
-              <w:t xml:space="preserve">  14  </w:t>
-            </w:r>
-            <w:r>
-              <w:rPr>
-                <w:rFonts w:ascii="Consolas" w:hAnsi="Consolas" w:eastAsia="Consolas"/>
-                <w:b w:val="0"/>
-                <w:sz w:val="16"/>
-              </w:rPr>
-              <w:t>def cast_to_registry_types(df: DataFrame, type_map: dict[str, str]) -&gt; DataFrame:</w:t>
-            </w:r>
-          </w:p>
-          <w:p>
-            <w:pPr>
-              <w:spacing w:before="0" w:after="0" w:line="240" w:lineRule="auto"/>
-              <w:ind w:left="567" w:hanging="567"/>
-            </w:pPr>
-            <w:r>
-              <w:rPr>
-                <w:rFonts w:ascii="Consolas" w:hAnsi="Consolas" w:eastAsia="Consolas"/>
-                <w:b w:val="0"/>
-                <w:color w:val="5B6875"/>
-                <w:sz w:val="16"/>
-              </w:rPr>
-              <w:t xml:space="preserve">  15  </w:t>
-            </w:r>
-            <w:r>
-              <w:rPr>
-                <w:rFonts w:ascii="Consolas" w:hAnsi="Consolas" w:eastAsia="Consolas"/>
-                <w:b w:val="0"/>
-                <w:sz w:val="16"/>
-              </w:rPr>
-              <w:t xml:space="preserve">    """Cast with try_cast, so a bad value becomes NULL instead of stopping the job."""</w:t>
-            </w:r>
-          </w:p>
-          <w:p>
-            <w:pPr>
-              <w:spacing w:before="0" w:after="0" w:line="240" w:lineRule="auto"/>
-              <w:ind w:left="567" w:hanging="567"/>
-            </w:pPr>
-            <w:r>
-              <w:rPr>
-                <w:rFonts w:ascii="Consolas" w:hAnsi="Consolas" w:eastAsia="Consolas"/>
-                <w:b w:val="0"/>
-                <w:color w:val="5B6875"/>
-                <w:sz w:val="16"/>
-              </w:rPr>
-              <w:t xml:space="preserve">  16  </w:t>
-            </w:r>
-            <w:r>
-              <w:rPr>
-                <w:rFonts w:ascii="Consolas" w:hAnsi="Consolas" w:eastAsia="Consolas"/>
-                <w:b w:val="0"/>
-                <w:sz w:val="16"/>
-              </w:rPr>
-              <w:t xml:space="preserve">    require_columns(df, list(type_map))</w:t>
-            </w:r>
-          </w:p>
-          <w:p>
-            <w:pPr>
-              <w:spacing w:before="0" w:after="0" w:line="240" w:lineRule="auto"/>
-              <w:ind w:left="567" w:hanging="567"/>
-            </w:pPr>
-            <w:r>
-              <w:rPr>
-                <w:rFonts w:ascii="Consolas" w:hAnsi="Consolas" w:eastAsia="Consolas"/>
-                <w:b/>
-                <w:color w:val="5B6875"/>
-                <w:sz w:val="16"/>
-              </w:rPr>
-              <w:t xml:space="preserve"> [3]  </w:t>
-            </w:r>
-            <w:r>
-              <w:rPr>
-                <w:rFonts w:ascii="Consolas" w:hAnsi="Consolas" w:eastAsia="Consolas"/>
-                <w:b w:val="0"/>
-                <w:sz w:val="16"/>
-              </w:rPr>
-              <w:t xml:space="preserve">    return df.withColumns({c: F.col(c).try_cast(t) for c, t in type_map.items()})</w:t>
-            </w:r>
-          </w:p>
-          <w:p>
-            <w:pPr>
-              <w:spacing w:before="0" w:after="0" w:line="240" w:lineRule="auto"/>
-              <w:ind w:left="567" w:hanging="567"/>
-            </w:pPr>
-            <w:r>
-              <w:rPr>
-                <w:rFonts w:ascii="Consolas" w:hAnsi="Consolas" w:eastAsia="Consolas"/>
-                <w:b w:val="0"/>
-                <w:color w:val="5B6875"/>
-                <w:sz w:val="16"/>
-              </w:rPr>
-              <w:t xml:space="preserve">  18  </w:t>
-            </w:r>
-            <w:r>
-              <w:rPr>
-                <w:rFonts w:ascii="Consolas" w:hAnsi="Consolas" w:eastAsia="Consolas"/>
-                <w:b w:val="0"/>
-                <w:sz w:val="16"/>
-              </w:rPr>
-              <w:t xml:space="preserve"> </w:t>
-            </w:r>
-          </w:p>
-          <w:p>
-            <w:pPr>
-              <w:spacing w:before="0" w:after="0" w:line="240" w:lineRule="auto"/>
-              <w:ind w:left="567" w:hanging="567"/>
-            </w:pPr>
-            <w:r>
-              <w:rPr>
-                <w:rFonts w:ascii="Consolas" w:hAnsi="Consolas" w:eastAsia="Consolas"/>
-                <w:b w:val="0"/>
-                <w:color w:val="5B6875"/>
-                <w:sz w:val="16"/>
-              </w:rPr>
-              <w:t xml:space="preserve">  19  </w:t>
-            </w:r>
-            <w:r>
-              <w:rPr>
-                <w:rFonts w:ascii="Consolas" w:hAnsi="Consolas" w:eastAsia="Consolas"/>
-                <w:b w:val="0"/>
-                <w:sz w:val="16"/>
-              </w:rPr>
-              <w:t xml:space="preserve"> </w:t>
-            </w:r>
-          </w:p>
-          <w:p>
-            <w:pPr>
-              <w:spacing w:before="0" w:after="0" w:line="240" w:lineRule="auto"/>
-              <w:ind w:left="567" w:hanging="567"/>
-            </w:pPr>
-            <w:r>
-              <w:rPr>
-                <w:rFonts w:ascii="Consolas" w:hAnsi="Consolas" w:eastAsia="Consolas"/>
-                <w:b w:val="0"/>
-                <w:color w:val="5B6875"/>
-                <w:sz w:val="16"/>
-              </w:rPr>
-              <w:t xml:space="preserve">  20  </w:t>
-            </w:r>
-            <w:r>
-              <w:rPr>
-                <w:rFonts w:ascii="Consolas" w:hAnsi="Consolas" w:eastAsia="Consolas"/>
-                <w:b w:val="0"/>
-                <w:sz w:val="16"/>
-              </w:rPr>
-              <w:t>def count_cast_failures(df: DataFrame, type_map: dict[str, str]) -&gt; dict[str, int]:</w:t>
-            </w:r>
-          </w:p>
-          <w:p>
-            <w:pPr>
-              <w:spacing w:before="0" w:after="0" w:line="240" w:lineRule="auto"/>
-              <w:ind w:left="567" w:hanging="567"/>
-            </w:pPr>
-            <w:r>
-              <w:rPr>
-                <w:rFonts w:ascii="Consolas" w:hAnsi="Consolas" w:eastAsia="Consolas"/>
-                <w:b w:val="0"/>
-                <w:color w:val="5B6875"/>
-                <w:sz w:val="16"/>
-              </w:rPr>
-              <w:t xml:space="preserve">  21  </w:t>
-            </w:r>
-            <w:r>
-              <w:rPr>
-                <w:rFonts w:ascii="Consolas" w:hAnsi="Consolas" w:eastAsia="Consolas"/>
-                <w:b w:val="0"/>
-                <w:sz w:val="16"/>
-              </w:rPr>
-              <w:t xml:space="preserve">    """Per column, rows whose non-null value fails try_cast. One pass over df."""</w:t>
-            </w:r>
-          </w:p>
-          <w:p>
-            <w:pPr>
-              <w:spacing w:before="0" w:after="0" w:line="240" w:lineRule="auto"/>
-              <w:ind w:left="567" w:hanging="567"/>
-            </w:pPr>
-            <w:r>
-              <w:rPr>
-                <w:rFonts w:ascii="Consolas" w:hAnsi="Consolas" w:eastAsia="Consolas"/>
-                <w:b w:val="0"/>
-                <w:color w:val="5B6875"/>
-                <w:sz w:val="16"/>
-              </w:rPr>
-              <w:t xml:space="preserve">  22  </w:t>
-            </w:r>
-            <w:r>
-              <w:rPr>
-                <w:rFonts w:ascii="Consolas" w:hAnsi="Consolas" w:eastAsia="Consolas"/>
-                <w:b w:val="0"/>
-                <w:sz w:val="16"/>
-              </w:rPr>
-              <w:t xml:space="preserve">    failures = [</w:t>
-            </w:r>
-          </w:p>
-          <w:p>
-            <w:pPr>
-              <w:spacing w:before="0" w:after="0" w:line="240" w:lineRule="auto"/>
-              <w:ind w:left="567" w:hanging="567"/>
-            </w:pPr>
-            <w:r>
-              <w:rPr>
-                <w:rFonts w:ascii="Consolas" w:hAnsi="Consolas" w:eastAsia="Consolas"/>
-                <w:b/>
-                <w:color w:val="5B6875"/>
-                <w:sz w:val="16"/>
-              </w:rPr>
-              <w:t xml:space="preserve"> [4]  </w:t>
-            </w:r>
-            <w:r>
-              <w:rPr>
-                <w:rFonts w:ascii="Consolas" w:hAnsi="Consolas" w:eastAsia="Consolas"/>
-                <w:b w:val="0"/>
-                <w:sz w:val="16"/>
-              </w:rPr>
-              <w:t xml:space="preserve">        F.count_if(F.col(c).isNotNull() &amp; F.col(c).try_cast(t).isNull()).alias(c)</w:t>
-            </w:r>
-          </w:p>
-          <w:p>
-            <w:pPr>
-              <w:spacing w:before="0" w:after="0" w:line="240" w:lineRule="auto"/>
-              <w:ind w:left="567" w:hanging="567"/>
-            </w:pPr>
-            <w:r>
-              <w:rPr>
-                <w:rFonts w:ascii="Consolas" w:hAnsi="Consolas" w:eastAsia="Consolas"/>
-                <w:b w:val="0"/>
-                <w:color w:val="5B6875"/>
-                <w:sz w:val="16"/>
-              </w:rPr>
-              <w:t xml:space="preserve">  24  </w:t>
-            </w:r>
-            <w:r>
-              <w:rPr>
-                <w:rFonts w:ascii="Consolas" w:hAnsi="Consolas" w:eastAsia="Consolas"/>
-                <w:b w:val="0"/>
-                <w:sz w:val="16"/>
-              </w:rPr>
-              <w:t xml:space="preserve">        for c, t in type_map.items()</w:t>
-            </w:r>
-          </w:p>
-          <w:p>
-            <w:pPr>
-              <w:spacing w:before="0" w:after="0" w:line="240" w:lineRule="auto"/>
-              <w:ind w:left="567" w:hanging="567"/>
-            </w:pPr>
-            <w:r>
-              <w:rPr>
-                <w:rFonts w:ascii="Consolas" w:hAnsi="Consolas" w:eastAsia="Consolas"/>
-                <w:b w:val="0"/>
-                <w:color w:val="5B6875"/>
-                <w:sz w:val="16"/>
-              </w:rPr>
-              <w:t xml:space="preserve">  25  </w:t>
-            </w:r>
-            <w:r>
-              <w:rPr>
-                <w:rFonts w:ascii="Consolas" w:hAnsi="Consolas" w:eastAsia="Consolas"/>
-                <w:b w:val="0"/>
-                <w:sz w:val="16"/>
-              </w:rPr>
-              <w:t xml:space="preserve">    ]</w:t>
-            </w:r>
-          </w:p>
-          <w:p>
-            <w:pPr>
-              <w:spacing w:before="0" w:after="0" w:line="240" w:lineRule="auto"/>
-              <w:ind w:left="567" w:hanging="567"/>
-            </w:pPr>
-            <w:r>
-              <w:rPr>
-                <w:rFonts w:ascii="Consolas" w:hAnsi="Consolas" w:eastAsia="Consolas"/>
-                <w:b w:val="0"/>
-                <w:color w:val="5B6875"/>
-                <w:sz w:val="16"/>
-              </w:rPr>
-              <w:t xml:space="preserve">  26  </w:t>
-            </w:r>
-            <w:r>
-              <w:rPr>
-                <w:rFonts w:ascii="Consolas" w:hAnsi="Consolas" w:eastAsia="Consolas"/>
-                <w:b w:val="0"/>
-                <w:sz w:val="16"/>
-              </w:rPr>
-              <w:t xml:space="preserve">    return df.agg(*failures).collect()[0].asDict()</w:t>
+              <w:t xml:space="preserve">    return bronze_df</w:t>
             </w:r>
           </w:p>
         </w:tc>
@@ -4004,14 +3463,14 @@
         <w:rPr>
           <w:b/>
         </w:rPr>
-        <w:t xml:space="preserve">Line 5. </w:t>
-      </w:r>
-      <w:r>
-        <w:rPr>
-          <w:b w:val="0"/>
-          <w:i w:val="0"/>
-        </w:rPr>
-        <w:t>One error that names every missing column.</w:t>
+        <w:t xml:space="preserve">Line 3. </w:t>
+      </w:r>
+      <w:r>
+        <w:rPr>
+          <w:b w:val="0"/>
+          <w:i w:val="0"/>
+        </w:rPr>
+        <w:t>A missing source column is skipped without an error.</w:t>
       </w:r>
     </w:p>
     <w:p>
@@ -4022,14 +3481,14 @@
         <w:rPr>
           <w:b/>
         </w:rPr>
-        <w:t xml:space="preserve">Line 11. </w:t>
-      </w:r>
-      <w:r>
-        <w:rPr>
-          <w:b w:val="0"/>
-          <w:i w:val="0"/>
-        </w:rPr>
-        <w:t>Safe to call now: every source column exists.</w:t>
+        <w:t xml:space="preserve">Line 5. </w:t>
+      </w:r>
+      <w:r>
+        <w:rPr>
+          <w:b w:val="0"/>
+          <w:i w:val="0"/>
+        </w:rPr>
+        <w:t>Under ANSI mode one bad value stops the job. Without ANSI, bad values become NULL with no count.</w:t>
       </w:r>
     </w:p>
     <w:p>
@@ -4040,14 +3499,656 @@
         <w:rPr>
           <w:b/>
         </w:rPr>
-        <w:t xml:space="preserve">Line 17. </w:t>
-      </w:r>
-      <w:r>
-        <w:rPr>
-          <w:b w:val="0"/>
-          <w:i w:val="0"/>
-        </w:rPr>
-        <w:t>Column.try_cast (PySpark 4.0) returns NULL for a bad value.</w:t>
+        <w:t xml:space="preserve">Line 6. </w:t>
+      </w:r>
+      <w:r>
+        <w:rPr>
+          <w:b w:val="0"/>
+          <w:i w:val="0"/>
+        </w:rPr>
+        <w:t>Overwrites the wave_id from the delivery, hiding a file loaded against the wrong wave.</w:t>
+      </w:r>
+    </w:p>
+    <w:p>
+      <w:pPr>
+        <w:pStyle w:val="Heading4"/>
+      </w:pPr>
+      <w:r>
+        <w:t>Worked example: strong code</w:t>
+      </w:r>
+    </w:p>
+    <w:tbl>
+      <w:tblPr>
+        <w:tblW w:type="auto" w:w="0"/>
+        <w:jc w:val="left"/>
+        <w:tblLook w:firstColumn="1" w:firstRow="1" w:lastColumn="0" w:lastRow="0" w:noHBand="0" w:noVBand="1" w:val="04A0"/>
+      </w:tblPr>
+      <w:tblGrid>
+        <w:gridCol w:w="8221"/>
+      </w:tblGrid>
+      <w:tr>
+        <w:tc>
+          <w:tcPr>
+            <w:tcW w:type="dxa" w:w="8221"/>
+            <w:shd w:val="clear" w:color="auto" w:fill="F2F4F7"/>
+          </w:tcPr>
+          <w:p>
+            <w:pPr>
+              <w:spacing w:before="0" w:after="0" w:line="240" w:lineRule="auto"/>
+              <w:ind w:left="567" w:hanging="567"/>
+            </w:pPr>
+            <w:r>
+              <w:rPr>
+                <w:rFonts w:ascii="Consolas" w:hAnsi="Consolas" w:eastAsia="Consolas"/>
+                <w:b w:val="0"/>
+                <w:color w:val="5B6875"/>
+                <w:sz w:val="16"/>
+              </w:rPr>
+              <w:t xml:space="preserve">   1  </w:t>
+            </w:r>
+            <w:r>
+              <w:rPr>
+                <w:rFonts w:ascii="Consolas" w:hAnsi="Consolas" w:eastAsia="Consolas"/>
+                <w:b w:val="0"/>
+                <w:sz w:val="16"/>
+              </w:rPr>
+              <w:t>def require_columns(df: DataFrame, columns: list[str]) -&gt; None:</w:t>
+            </w:r>
+          </w:p>
+          <w:p>
+            <w:pPr>
+              <w:spacing w:before="0" w:after="0" w:line="240" w:lineRule="auto"/>
+              <w:ind w:left="567" w:hanging="567"/>
+            </w:pPr>
+            <w:r>
+              <w:rPr>
+                <w:rFonts w:ascii="Consolas" w:hAnsi="Consolas" w:eastAsia="Consolas"/>
+                <w:b w:val="0"/>
+                <w:color w:val="5B6875"/>
+                <w:sz w:val="16"/>
+              </w:rPr>
+              <w:t xml:space="preserve">   2  </w:t>
+            </w:r>
+            <w:r>
+              <w:rPr>
+                <w:rFonts w:ascii="Consolas" w:hAnsi="Consolas" w:eastAsia="Consolas"/>
+                <w:b w:val="0"/>
+                <w:sz w:val="16"/>
+              </w:rPr>
+              <w:t xml:space="preserve">    """Raise ValueError listing every column missing from df."""</w:t>
+            </w:r>
+          </w:p>
+          <w:p>
+            <w:pPr>
+              <w:spacing w:before="0" w:after="0" w:line="240" w:lineRule="auto"/>
+              <w:ind w:left="567" w:hanging="567"/>
+            </w:pPr>
+            <w:r>
+              <w:rPr>
+                <w:rFonts w:ascii="Consolas" w:hAnsi="Consolas" w:eastAsia="Consolas"/>
+                <w:b w:val="0"/>
+                <w:color w:val="5B6875"/>
+                <w:sz w:val="16"/>
+              </w:rPr>
+              <w:t xml:space="preserve">   3  </w:t>
+            </w:r>
+            <w:r>
+              <w:rPr>
+                <w:rFonts w:ascii="Consolas" w:hAnsi="Consolas" w:eastAsia="Consolas"/>
+                <w:b w:val="0"/>
+                <w:sz w:val="16"/>
+              </w:rPr>
+              <w:t xml:space="preserve">    missing = sorted(set(columns) - set(df.columns))</w:t>
+            </w:r>
+          </w:p>
+          <w:p>
+            <w:pPr>
+              <w:spacing w:before="0" w:after="0" w:line="240" w:lineRule="auto"/>
+              <w:ind w:left="567" w:hanging="567"/>
+            </w:pPr>
+            <w:r>
+              <w:rPr>
+                <w:rFonts w:ascii="Consolas" w:hAnsi="Consolas" w:eastAsia="Consolas"/>
+                <w:b w:val="0"/>
+                <w:color w:val="5B6875"/>
+                <w:sz w:val="16"/>
+              </w:rPr>
+              <w:t xml:space="preserve">   4  </w:t>
+            </w:r>
+            <w:r>
+              <w:rPr>
+                <w:rFonts w:ascii="Consolas" w:hAnsi="Consolas" w:eastAsia="Consolas"/>
+                <w:b w:val="0"/>
+                <w:sz w:val="16"/>
+              </w:rPr>
+              <w:t xml:space="preserve">    if missing:</w:t>
+            </w:r>
+          </w:p>
+          <w:p>
+            <w:pPr>
+              <w:spacing w:before="0" w:after="0" w:line="240" w:lineRule="auto"/>
+              <w:ind w:left="567" w:hanging="567"/>
+            </w:pPr>
+            <w:r>
+              <w:rPr>
+                <w:rFonts w:ascii="Consolas" w:hAnsi="Consolas" w:eastAsia="Consolas"/>
+                <w:b/>
+                <w:color w:val="5B6875"/>
+                <w:sz w:val="16"/>
+              </w:rPr>
+              <w:t xml:space="preserve"> [1]  </w:t>
+            </w:r>
+            <w:r>
+              <w:rPr>
+                <w:rFonts w:ascii="Consolas" w:hAnsi="Consolas" w:eastAsia="Consolas"/>
+                <w:b w:val="0"/>
+                <w:sz w:val="16"/>
+              </w:rPr>
+              <w:t xml:space="preserve">        raise ValueError(f"missing source columns: {missing}")</w:t>
+            </w:r>
+          </w:p>
+          <w:p>
+            <w:pPr>
+              <w:spacing w:before="0" w:after="0" w:line="240" w:lineRule="auto"/>
+              <w:ind w:left="567" w:hanging="567"/>
+            </w:pPr>
+            <w:r>
+              <w:rPr>
+                <w:rFonts w:ascii="Consolas" w:hAnsi="Consolas" w:eastAsia="Consolas"/>
+                <w:b w:val="0"/>
+                <w:color w:val="5B6875"/>
+                <w:sz w:val="16"/>
+              </w:rPr>
+              <w:t xml:space="preserve">   6  </w:t>
+            </w:r>
+            <w:r>
+              <w:rPr>
+                <w:rFonts w:ascii="Consolas" w:hAnsi="Consolas" w:eastAsia="Consolas"/>
+                <w:b w:val="0"/>
+                <w:sz w:val="16"/>
+              </w:rPr>
+              <w:t xml:space="preserve"> </w:t>
+            </w:r>
+          </w:p>
+          <w:p>
+            <w:pPr>
+              <w:spacing w:before="0" w:after="0" w:line="240" w:lineRule="auto"/>
+              <w:ind w:left="567" w:hanging="567"/>
+            </w:pPr>
+            <w:r>
+              <w:rPr>
+                <w:rFonts w:ascii="Consolas" w:hAnsi="Consolas" w:eastAsia="Consolas"/>
+                <w:b w:val="0"/>
+                <w:color w:val="5B6875"/>
+                <w:sz w:val="16"/>
+              </w:rPr>
+              <w:t xml:space="preserve">   7  </w:t>
+            </w:r>
+            <w:r>
+              <w:rPr>
+                <w:rFonts w:ascii="Consolas" w:hAnsi="Consolas" w:eastAsia="Consolas"/>
+                <w:b w:val="0"/>
+                <w:sz w:val="16"/>
+              </w:rPr>
+              <w:t xml:space="preserve"> </w:t>
+            </w:r>
+          </w:p>
+          <w:p>
+            <w:pPr>
+              <w:spacing w:before="0" w:after="0" w:line="240" w:lineRule="auto"/>
+              <w:ind w:left="567" w:hanging="567"/>
+            </w:pPr>
+            <w:r>
+              <w:rPr>
+                <w:rFonts w:ascii="Consolas" w:hAnsi="Consolas" w:eastAsia="Consolas"/>
+                <w:b w:val="0"/>
+                <w:color w:val="5B6875"/>
+                <w:sz w:val="16"/>
+              </w:rPr>
+              <w:t xml:space="preserve">   8  </w:t>
+            </w:r>
+            <w:r>
+              <w:rPr>
+                <w:rFonts w:ascii="Consolas" w:hAnsi="Consolas" w:eastAsia="Consolas"/>
+                <w:b w:val="0"/>
+                <w:sz w:val="16"/>
+              </w:rPr>
+              <w:t>def rename_to_canonical(df: DataFrame, column_map: dict[str, str]) -&gt; DataFrame:</w:t>
+            </w:r>
+          </w:p>
+          <w:p>
+            <w:pPr>
+              <w:spacing w:before="0" w:after="0" w:line="240" w:lineRule="auto"/>
+              <w:ind w:left="567" w:hanging="567"/>
+            </w:pPr>
+            <w:r>
+              <w:rPr>
+                <w:rFonts w:ascii="Consolas" w:hAnsi="Consolas" w:eastAsia="Consolas"/>
+                <w:b w:val="0"/>
+                <w:color w:val="5B6875"/>
+                <w:sz w:val="16"/>
+              </w:rPr>
+              <w:t xml:space="preserve">   9  </w:t>
+            </w:r>
+            <w:r>
+              <w:rPr>
+                <w:rFonts w:ascii="Consolas" w:hAnsi="Consolas" w:eastAsia="Consolas"/>
+                <w:b w:val="0"/>
+                <w:sz w:val="16"/>
+              </w:rPr>
+              <w:t xml:space="preserve">    """Rename supplier columns to registry names. Fails on any missing column."""</w:t>
+            </w:r>
+          </w:p>
+          <w:p>
+            <w:pPr>
+              <w:spacing w:before="0" w:after="0" w:line="240" w:lineRule="auto"/>
+              <w:ind w:left="567" w:hanging="567"/>
+            </w:pPr>
+            <w:r>
+              <w:rPr>
+                <w:rFonts w:ascii="Consolas" w:hAnsi="Consolas" w:eastAsia="Consolas"/>
+                <w:b w:val="0"/>
+                <w:color w:val="5B6875"/>
+                <w:sz w:val="16"/>
+              </w:rPr>
+              <w:t xml:space="preserve">  10  </w:t>
+            </w:r>
+            <w:r>
+              <w:rPr>
+                <w:rFonts w:ascii="Consolas" w:hAnsi="Consolas" w:eastAsia="Consolas"/>
+                <w:b w:val="0"/>
+                <w:sz w:val="16"/>
+              </w:rPr>
+              <w:t xml:space="preserve">    require_columns(df, list(column_map))</w:t>
+            </w:r>
+          </w:p>
+          <w:p>
+            <w:pPr>
+              <w:spacing w:before="0" w:after="0" w:line="240" w:lineRule="auto"/>
+              <w:ind w:left="567" w:hanging="567"/>
+            </w:pPr>
+            <w:r>
+              <w:rPr>
+                <w:rFonts w:ascii="Consolas" w:hAnsi="Consolas" w:eastAsia="Consolas"/>
+                <w:b/>
+                <w:color w:val="5B6875"/>
+                <w:sz w:val="16"/>
+              </w:rPr>
+              <w:t xml:space="preserve"> [2]  </w:t>
+            </w:r>
+            <w:r>
+              <w:rPr>
+                <w:rFonts w:ascii="Consolas" w:hAnsi="Consolas" w:eastAsia="Consolas"/>
+                <w:b w:val="0"/>
+                <w:sz w:val="16"/>
+              </w:rPr>
+              <w:t xml:space="preserve">    return df.withColumnsRenamed(column_map)</w:t>
+            </w:r>
+          </w:p>
+          <w:p>
+            <w:pPr>
+              <w:spacing w:before="0" w:after="0" w:line="240" w:lineRule="auto"/>
+              <w:ind w:left="567" w:hanging="567"/>
+            </w:pPr>
+            <w:r>
+              <w:rPr>
+                <w:rFonts w:ascii="Consolas" w:hAnsi="Consolas" w:eastAsia="Consolas"/>
+                <w:b w:val="0"/>
+                <w:color w:val="5B6875"/>
+                <w:sz w:val="16"/>
+              </w:rPr>
+              <w:t xml:space="preserve">  12  </w:t>
+            </w:r>
+            <w:r>
+              <w:rPr>
+                <w:rFonts w:ascii="Consolas" w:hAnsi="Consolas" w:eastAsia="Consolas"/>
+                <w:b w:val="0"/>
+                <w:sz w:val="16"/>
+              </w:rPr>
+              <w:t xml:space="preserve"> </w:t>
+            </w:r>
+          </w:p>
+          <w:p>
+            <w:pPr>
+              <w:spacing w:before="0" w:after="0" w:line="240" w:lineRule="auto"/>
+              <w:ind w:left="567" w:hanging="567"/>
+            </w:pPr>
+            <w:r>
+              <w:rPr>
+                <w:rFonts w:ascii="Consolas" w:hAnsi="Consolas" w:eastAsia="Consolas"/>
+                <w:b w:val="0"/>
+                <w:color w:val="5B6875"/>
+                <w:sz w:val="16"/>
+              </w:rPr>
+              <w:t xml:space="preserve">  13  </w:t>
+            </w:r>
+            <w:r>
+              <w:rPr>
+                <w:rFonts w:ascii="Consolas" w:hAnsi="Consolas" w:eastAsia="Consolas"/>
+                <w:b w:val="0"/>
+                <w:sz w:val="16"/>
+              </w:rPr>
+              <w:t xml:space="preserve"> </w:t>
+            </w:r>
+          </w:p>
+          <w:p>
+            <w:pPr>
+              <w:spacing w:before="0" w:after="0" w:line="240" w:lineRule="auto"/>
+              <w:ind w:left="567" w:hanging="567"/>
+            </w:pPr>
+            <w:r>
+              <w:rPr>
+                <w:rFonts w:ascii="Consolas" w:hAnsi="Consolas" w:eastAsia="Consolas"/>
+                <w:b w:val="0"/>
+                <w:color w:val="5B6875"/>
+                <w:sz w:val="16"/>
+              </w:rPr>
+              <w:t xml:space="preserve">  14  </w:t>
+            </w:r>
+            <w:r>
+              <w:rPr>
+                <w:rFonts w:ascii="Consolas" w:hAnsi="Consolas" w:eastAsia="Consolas"/>
+                <w:b w:val="0"/>
+                <w:sz w:val="16"/>
+              </w:rPr>
+              <w:t>def cast_to_registry_types(df: DataFrame, type_map: dict[str, str]) -&gt; DataFrame:</w:t>
+            </w:r>
+          </w:p>
+          <w:p>
+            <w:pPr>
+              <w:spacing w:before="0" w:after="0" w:line="240" w:lineRule="auto"/>
+              <w:ind w:left="567" w:hanging="567"/>
+            </w:pPr>
+            <w:r>
+              <w:rPr>
+                <w:rFonts w:ascii="Consolas" w:hAnsi="Consolas" w:eastAsia="Consolas"/>
+                <w:b w:val="0"/>
+                <w:color w:val="5B6875"/>
+                <w:sz w:val="16"/>
+              </w:rPr>
+              <w:t xml:space="preserve">  15  </w:t>
+            </w:r>
+            <w:r>
+              <w:rPr>
+                <w:rFonts w:ascii="Consolas" w:hAnsi="Consolas" w:eastAsia="Consolas"/>
+                <w:b w:val="0"/>
+                <w:sz w:val="16"/>
+              </w:rPr>
+              <w:t xml:space="preserve">    """Cast with try_cast, so a bad value becomes NULL instead of stopping the job."""</w:t>
+            </w:r>
+          </w:p>
+          <w:p>
+            <w:pPr>
+              <w:spacing w:before="0" w:after="0" w:line="240" w:lineRule="auto"/>
+              <w:ind w:left="567" w:hanging="567"/>
+            </w:pPr>
+            <w:r>
+              <w:rPr>
+                <w:rFonts w:ascii="Consolas" w:hAnsi="Consolas" w:eastAsia="Consolas"/>
+                <w:b w:val="0"/>
+                <w:color w:val="5B6875"/>
+                <w:sz w:val="16"/>
+              </w:rPr>
+              <w:t xml:space="preserve">  16  </w:t>
+            </w:r>
+            <w:r>
+              <w:rPr>
+                <w:rFonts w:ascii="Consolas" w:hAnsi="Consolas" w:eastAsia="Consolas"/>
+                <w:b w:val="0"/>
+                <w:sz w:val="16"/>
+              </w:rPr>
+              <w:t xml:space="preserve">    require_columns(df, list(type_map))</w:t>
+            </w:r>
+          </w:p>
+          <w:p>
+            <w:pPr>
+              <w:spacing w:before="0" w:after="0" w:line="240" w:lineRule="auto"/>
+              <w:ind w:left="567" w:hanging="567"/>
+            </w:pPr>
+            <w:r>
+              <w:rPr>
+                <w:rFonts w:ascii="Consolas" w:hAnsi="Consolas" w:eastAsia="Consolas"/>
+                <w:b/>
+                <w:color w:val="5B6875"/>
+                <w:sz w:val="16"/>
+              </w:rPr>
+              <w:t xml:space="preserve"> [3]  </w:t>
+            </w:r>
+            <w:r>
+              <w:rPr>
+                <w:rFonts w:ascii="Consolas" w:hAnsi="Consolas" w:eastAsia="Consolas"/>
+                <w:b w:val="0"/>
+                <w:sz w:val="16"/>
+              </w:rPr>
+              <w:t xml:space="preserve">    return df.withColumns({c: F.col(c).try_cast(t) for c, t in type_map.items()})</w:t>
+            </w:r>
+          </w:p>
+          <w:p>
+            <w:pPr>
+              <w:spacing w:before="0" w:after="0" w:line="240" w:lineRule="auto"/>
+              <w:ind w:left="567" w:hanging="567"/>
+            </w:pPr>
+            <w:r>
+              <w:rPr>
+                <w:rFonts w:ascii="Consolas" w:hAnsi="Consolas" w:eastAsia="Consolas"/>
+                <w:b w:val="0"/>
+                <w:color w:val="5B6875"/>
+                <w:sz w:val="16"/>
+              </w:rPr>
+              <w:t xml:space="preserve">  18  </w:t>
+            </w:r>
+            <w:r>
+              <w:rPr>
+                <w:rFonts w:ascii="Consolas" w:hAnsi="Consolas" w:eastAsia="Consolas"/>
+                <w:b w:val="0"/>
+                <w:sz w:val="16"/>
+              </w:rPr>
+              <w:t xml:space="preserve"> </w:t>
+            </w:r>
+          </w:p>
+          <w:p>
+            <w:pPr>
+              <w:spacing w:before="0" w:after="0" w:line="240" w:lineRule="auto"/>
+              <w:ind w:left="567" w:hanging="567"/>
+            </w:pPr>
+            <w:r>
+              <w:rPr>
+                <w:rFonts w:ascii="Consolas" w:hAnsi="Consolas" w:eastAsia="Consolas"/>
+                <w:b w:val="0"/>
+                <w:color w:val="5B6875"/>
+                <w:sz w:val="16"/>
+              </w:rPr>
+              <w:t xml:space="preserve">  19  </w:t>
+            </w:r>
+            <w:r>
+              <w:rPr>
+                <w:rFonts w:ascii="Consolas" w:hAnsi="Consolas" w:eastAsia="Consolas"/>
+                <w:b w:val="0"/>
+                <w:sz w:val="16"/>
+              </w:rPr>
+              <w:t xml:space="preserve"> </w:t>
+            </w:r>
+          </w:p>
+          <w:p>
+            <w:pPr>
+              <w:spacing w:before="0" w:after="0" w:line="240" w:lineRule="auto"/>
+              <w:ind w:left="567" w:hanging="567"/>
+            </w:pPr>
+            <w:r>
+              <w:rPr>
+                <w:rFonts w:ascii="Consolas" w:hAnsi="Consolas" w:eastAsia="Consolas"/>
+                <w:b w:val="0"/>
+                <w:color w:val="5B6875"/>
+                <w:sz w:val="16"/>
+              </w:rPr>
+              <w:t xml:space="preserve">  20  </w:t>
+            </w:r>
+            <w:r>
+              <w:rPr>
+                <w:rFonts w:ascii="Consolas" w:hAnsi="Consolas" w:eastAsia="Consolas"/>
+                <w:b w:val="0"/>
+                <w:sz w:val="16"/>
+              </w:rPr>
+              <w:t>def count_cast_failures(df: DataFrame, type_map: dict[str, str]) -&gt; dict[str, int]:</w:t>
+            </w:r>
+          </w:p>
+          <w:p>
+            <w:pPr>
+              <w:spacing w:before="0" w:after="0" w:line="240" w:lineRule="auto"/>
+              <w:ind w:left="567" w:hanging="567"/>
+            </w:pPr>
+            <w:r>
+              <w:rPr>
+                <w:rFonts w:ascii="Consolas" w:hAnsi="Consolas" w:eastAsia="Consolas"/>
+                <w:b w:val="0"/>
+                <w:color w:val="5B6875"/>
+                <w:sz w:val="16"/>
+              </w:rPr>
+              <w:t xml:space="preserve">  21  </w:t>
+            </w:r>
+            <w:r>
+              <w:rPr>
+                <w:rFonts w:ascii="Consolas" w:hAnsi="Consolas" w:eastAsia="Consolas"/>
+                <w:b w:val="0"/>
+                <w:sz w:val="16"/>
+              </w:rPr>
+              <w:t xml:space="preserve">    """Per column, rows whose non-null value fails try_cast. One pass over df."""</w:t>
+            </w:r>
+          </w:p>
+          <w:p>
+            <w:pPr>
+              <w:spacing w:before="0" w:after="0" w:line="240" w:lineRule="auto"/>
+              <w:ind w:left="567" w:hanging="567"/>
+            </w:pPr>
+            <w:r>
+              <w:rPr>
+                <w:rFonts w:ascii="Consolas" w:hAnsi="Consolas" w:eastAsia="Consolas"/>
+                <w:b w:val="0"/>
+                <w:color w:val="5B6875"/>
+                <w:sz w:val="16"/>
+              </w:rPr>
+              <w:t xml:space="preserve">  22  </w:t>
+            </w:r>
+            <w:r>
+              <w:rPr>
+                <w:rFonts w:ascii="Consolas" w:hAnsi="Consolas" w:eastAsia="Consolas"/>
+                <w:b w:val="0"/>
+                <w:sz w:val="16"/>
+              </w:rPr>
+              <w:t xml:space="preserve">    failures = [</w:t>
+            </w:r>
+          </w:p>
+          <w:p>
+            <w:pPr>
+              <w:spacing w:before="0" w:after="0" w:line="240" w:lineRule="auto"/>
+              <w:ind w:left="567" w:hanging="567"/>
+            </w:pPr>
+            <w:r>
+              <w:rPr>
+                <w:rFonts w:ascii="Consolas" w:hAnsi="Consolas" w:eastAsia="Consolas"/>
+                <w:b/>
+                <w:color w:val="5B6875"/>
+                <w:sz w:val="16"/>
+              </w:rPr>
+              <w:t xml:space="preserve"> [4]  </w:t>
+            </w:r>
+            <w:r>
+              <w:rPr>
+                <w:rFonts w:ascii="Consolas" w:hAnsi="Consolas" w:eastAsia="Consolas"/>
+                <w:b w:val="0"/>
+                <w:sz w:val="16"/>
+              </w:rPr>
+              <w:t xml:space="preserve">        F.count_if(F.col(c).isNotNull() &amp; F.col(c).try_cast(t).isNull()).alias(c)</w:t>
+            </w:r>
+          </w:p>
+          <w:p>
+            <w:pPr>
+              <w:spacing w:before="0" w:after="0" w:line="240" w:lineRule="auto"/>
+              <w:ind w:left="567" w:hanging="567"/>
+            </w:pPr>
+            <w:r>
+              <w:rPr>
+                <w:rFonts w:ascii="Consolas" w:hAnsi="Consolas" w:eastAsia="Consolas"/>
+                <w:b w:val="0"/>
+                <w:color w:val="5B6875"/>
+                <w:sz w:val="16"/>
+              </w:rPr>
+              <w:t xml:space="preserve">  24  </w:t>
+            </w:r>
+            <w:r>
+              <w:rPr>
+                <w:rFonts w:ascii="Consolas" w:hAnsi="Consolas" w:eastAsia="Consolas"/>
+                <w:b w:val="0"/>
+                <w:sz w:val="16"/>
+              </w:rPr>
+              <w:t xml:space="preserve">        for c, t in type_map.items()</w:t>
+            </w:r>
+          </w:p>
+          <w:p>
+            <w:pPr>
+              <w:spacing w:before="0" w:after="0" w:line="240" w:lineRule="auto"/>
+              <w:ind w:left="567" w:hanging="567"/>
+            </w:pPr>
+            <w:r>
+              <w:rPr>
+                <w:rFonts w:ascii="Consolas" w:hAnsi="Consolas" w:eastAsia="Consolas"/>
+                <w:b w:val="0"/>
+                <w:color w:val="5B6875"/>
+                <w:sz w:val="16"/>
+              </w:rPr>
+              <w:t xml:space="preserve">  25  </w:t>
+            </w:r>
+            <w:r>
+              <w:rPr>
+                <w:rFonts w:ascii="Consolas" w:hAnsi="Consolas" w:eastAsia="Consolas"/>
+                <w:b w:val="0"/>
+                <w:sz w:val="16"/>
+              </w:rPr>
+              <w:t xml:space="preserve">    ]</w:t>
+            </w:r>
+          </w:p>
+          <w:p>
+            <w:pPr>
+              <w:spacing w:before="0" w:after="0" w:line="240" w:lineRule="auto"/>
+              <w:ind w:left="567" w:hanging="567"/>
+            </w:pPr>
+            <w:r>
+              <w:rPr>
+                <w:rFonts w:ascii="Consolas" w:hAnsi="Consolas" w:eastAsia="Consolas"/>
+                <w:b w:val="0"/>
+                <w:color w:val="5B6875"/>
+                <w:sz w:val="16"/>
+              </w:rPr>
+              <w:t xml:space="preserve">  26  </w:t>
+            </w:r>
+            <w:r>
+              <w:rPr>
+                <w:rFonts w:ascii="Consolas" w:hAnsi="Consolas" w:eastAsia="Consolas"/>
+                <w:b w:val="0"/>
+                <w:sz w:val="16"/>
+              </w:rPr>
+              <w:t xml:space="preserve">    return df.agg(*failures).collect()[0].asDict()</w:t>
+            </w:r>
+          </w:p>
+        </w:tc>
+      </w:tr>
+    </w:tbl>
+    <w:p>
+      <w:pPr>
+        <w:pStyle w:val="ListNumber"/>
+      </w:pPr>
+      <w:r>
+        <w:rPr>
+          <w:b/>
+        </w:rPr>
+        <w:t xml:space="preserve">Line 5. </w:t>
+      </w:r>
+      <w:r>
+        <w:rPr>
+          <w:b w:val="0"/>
+          <w:i w:val="0"/>
+        </w:rPr>
+        <w:t>One error that names every missing column.</w:t>
       </w:r>
     </w:p>
     <w:p>
@@ -4058,6 +4159,42 @@
         <w:rPr>
           <w:b/>
         </w:rPr>
+        <w:t xml:space="preserve">Line 11. </w:t>
+      </w:r>
+      <w:r>
+        <w:rPr>
+          <w:b w:val="0"/>
+          <w:i w:val="0"/>
+        </w:rPr>
+        <w:t>Safe to call now: every source column exists.</w:t>
+      </w:r>
+    </w:p>
+    <w:p>
+      <w:pPr>
+        <w:pStyle w:val="ListNumber"/>
+      </w:pPr>
+      <w:r>
+        <w:rPr>
+          <w:b/>
+        </w:rPr>
+        <w:t xml:space="preserve">Line 17. </w:t>
+      </w:r>
+      <w:r>
+        <w:rPr>
+          <w:b w:val="0"/>
+          <w:i w:val="0"/>
+        </w:rPr>
+        <w:t>Column.try_cast (PySpark 4.0) returns NULL for a bad value.</w:t>
+      </w:r>
+    </w:p>
+    <w:p>
+      <w:pPr>
+        <w:pStyle w:val="ListNumber"/>
+      </w:pPr>
+      <w:r>
+        <w:rPr>
+          <w:b/>
+        </w:rPr>
         <w:t xml:space="preserve">Line 23. </w:t>
       </w:r>
       <w:r>
@@ -4186,6 +4323,114 @@
         <w:t>What does this print on PySpark 4.0?</w:t>
       </w:r>
     </w:p>
+    <w:p>
+      <w:r>
+        <w:rPr>
+          <w:b/>
+          <w:i w:val="0"/>
+        </w:rPr>
+        <w:t>What you need to know.</w:t>
+      </w:r>
+    </w:p>
+    <w:p>
+      <w:r>
+        <w:rPr>
+          <w:rFonts w:ascii="Consolas" w:hAnsi="Consolas" w:eastAsia="Consolas"/>
+          <w:b w:val="0"/>
+          <w:sz w:val="19"/>
+        </w:rPr>
+        <w:t>spark.createDataFrame(rows, schema)</w:t>
+      </w:r>
+      <w:r>
+        <w:rPr>
+          <w:b w:val="0"/>
+          <w:i w:val="0"/>
+        </w:rPr>
+        <w:t xml:space="preserve"> builds a small DataFrame from Python tuples, one tuple per row. The schema string names each column and gives its type. Tests and examples use it to make data without a table.</w:t>
+      </w:r>
+    </w:p>
+    <w:p>
+      <w:r>
+        <w:rPr>
+          <w:rFonts w:ascii="Consolas" w:hAnsi="Consolas" w:eastAsia="Consolas"/>
+          <w:b w:val="0"/>
+          <w:sz w:val="19"/>
+        </w:rPr>
+        <w:t>df.columns</w:t>
+      </w:r>
+      <w:r>
+        <w:rPr>
+          <w:b w:val="0"/>
+          <w:i w:val="0"/>
+        </w:rPr>
+        <w:t xml:space="preserve"> returns the column names as a Python list, in order.</w:t>
+      </w:r>
+    </w:p>
+    <w:tbl>
+      <w:tblPr>
+        <w:tblW w:type="auto" w:w="0"/>
+        <w:jc w:val="left"/>
+        <w:tblLook w:firstColumn="1" w:firstRow="1" w:lastColumn="0" w:lastRow="0" w:noHBand="0" w:noVBand="1" w:val="04A0"/>
+      </w:tblPr>
+      <w:tblGrid>
+        <w:gridCol w:w="8221"/>
+      </w:tblGrid>
+      <w:tr>
+        <w:tc>
+          <w:tcPr>
+            <w:tcW w:type="dxa" w:w="8221"/>
+            <w:shd w:val="clear" w:color="auto" w:fill="F2F4F7"/>
+          </w:tcPr>
+          <w:p>
+            <w:pPr>
+              <w:spacing w:before="0" w:after="0" w:line="240" w:lineRule="auto"/>
+              <w:ind w:left="567" w:hanging="567"/>
+            </w:pPr>
+            <w:r>
+              <w:rPr>
+                <w:rFonts w:ascii="Consolas" w:hAnsi="Consolas" w:eastAsia="Consolas"/>
+                <w:b w:val="0"/>
+                <w:color w:val="5B6875"/>
+                <w:sz w:val="16"/>
+              </w:rPr>
+              <w:t xml:space="preserve">   1  </w:t>
+            </w:r>
+            <w:r>
+              <w:rPr>
+                <w:rFonts w:ascii="Consolas" w:hAnsi="Consolas" w:eastAsia="Consolas"/>
+                <w:b w:val="0"/>
+                <w:sz w:val="16"/>
+              </w:rPr>
+              <w:t>df = spark.createDataFrame([("R1", 3)], "id STRING, n INT")</w:t>
+            </w:r>
+          </w:p>
+          <w:p>
+            <w:pPr>
+              <w:spacing w:before="0" w:after="0" w:line="240" w:lineRule="auto"/>
+              <w:ind w:left="567" w:hanging="567"/>
+            </w:pPr>
+            <w:r>
+              <w:rPr>
+                <w:rFonts w:ascii="Consolas" w:hAnsi="Consolas" w:eastAsia="Consolas"/>
+                <w:b w:val="0"/>
+                <w:color w:val="5B6875"/>
+                <w:sz w:val="16"/>
+              </w:rPr>
+              <w:t xml:space="preserve">   2  </w:t>
+            </w:r>
+            <w:r>
+              <w:rPr>
+                <w:rFonts w:ascii="Consolas" w:hAnsi="Consolas" w:eastAsia="Consolas"/>
+                <w:b w:val="0"/>
+                <w:sz w:val="16"/>
+              </w:rPr>
+              <w:t>df.columns   # ['id', 'n']</w:t>
+            </w:r>
+          </w:p>
+        </w:tc>
+      </w:tr>
+    </w:tbl>
+    <w:p/>
     <w:tbl>
       <w:tblPr>
         <w:tblW w:type="auto" w:w="0"/>
